--- a/China/CT/MIR 光学透镜设计.docx
+++ b/China/CT/MIR 光学透镜设计.docx
@@ -1,6 +1,6 @@
 
 <file path=word/document.xml><?xml version="1.0" encoding="utf-8"?>
-<w:document xmlns:wpc="http://schemas.microsoft.com/office/word/2010/wordprocessingCanvas" xmlns:cx="http://schemas.microsoft.com/office/drawing/2014/chartex" xmlns:cx1="http://schemas.microsoft.com/office/drawing/2015/9/8/chartex" xmlns:cx2="http://schemas.microsoft.com/office/drawing/2015/10/21/chartex" xmlns:cx3="http://schemas.microsoft.com/office/drawing/2016/5/9/chartex" xmlns:cx4="http://schemas.microsoft.com/office/drawing/2016/5/10/chartex" xmlns:cx5="http://schemas.microsoft.com/office/drawing/2016/5/11/chartex" xmlns:cx6="http://schemas.microsoft.com/office/drawing/2016/5/12/chartex" xmlns:cx7="http://schemas.microsoft.com/office/drawing/2016/5/13/chartex" xmlns:cx8="http://schemas.microsoft.com/office/drawing/2016/5/14/chartex" xmlns:mc="http://schemas.openxmlformats.org/markup-compatibility/2006" xmlns:aink="http://schemas.microsoft.com/office/drawing/2016/ink" xmlns:am3d="http://schemas.microsoft.com/office/drawing/2017/model3d" xmlns:o="urn:schemas-microsoft-com:office:office" xmlns:r="http://schemas.openxmlformats.org/officeDocument/2006/relationships" xmlns:m="http://schemas.openxmlformats.org/officeDocument/2006/math" xmlns:v="urn:schemas-microsoft-com:vml" xmlns:wp14="http://schemas.microsoft.com/office/word/2010/wordprocessingDrawing" xmlns:wp="http://schemas.openxmlformats.org/drawingml/2006/wordprocessingDrawing" xmlns:w10="urn:schemas-microsoft-com:office:word" xmlns:w="http://schemas.openxmlformats.org/wordprocessingml/2006/main" xmlns:w14="http://schemas.microsoft.com/office/word/2010/wordml" xmlns:w15="http://schemas.microsoft.com/office/word/2012/wordml" xmlns:w16cid="http://schemas.microsoft.com/office/word/2016/wordml/cid" xmlns:w16se="http://schemas.microsoft.com/office/word/2015/wordml/symex" xmlns:wpg="http://schemas.microsoft.com/office/word/2010/wordprocessingGroup" xmlns:wpi="http://schemas.microsoft.com/office/word/2010/wordprocessingInk" xmlns:wne="http://schemas.microsoft.com/office/word/2006/wordml" xmlns:wps="http://schemas.microsoft.com/office/word/2010/wordprocessingShape" mc:Ignorable="w14 w15 w16se w16cid wp14">
+<w:document xmlns:wpc="http://schemas.microsoft.com/office/word/2010/wordprocessingCanvas" xmlns:cx="http://schemas.microsoft.com/office/drawing/2014/chartex" xmlns:cx1="http://schemas.microsoft.com/office/drawing/2015/9/8/chartex" xmlns:cx2="http://schemas.microsoft.com/office/drawing/2015/10/21/chartex" xmlns:cx3="http://schemas.microsoft.com/office/drawing/2016/5/9/chartex" xmlns:cx4="http://schemas.microsoft.com/office/drawing/2016/5/10/chartex" xmlns:cx5="http://schemas.microsoft.com/office/drawing/2016/5/11/chartex" xmlns:cx6="http://schemas.microsoft.com/office/drawing/2016/5/12/chartex" xmlns:cx7="http://schemas.microsoft.com/office/drawing/2016/5/13/chartex" xmlns:cx8="http://schemas.microsoft.com/office/drawing/2016/5/14/chartex" xmlns:mc="http://schemas.openxmlformats.org/markup-compatibility/2006" xmlns:aink="http://schemas.microsoft.com/office/drawing/2016/ink" xmlns:am3d="http://schemas.microsoft.com/office/drawing/2017/model3d" xmlns:o="urn:schemas-microsoft-com:office:office" xmlns:oel="http://schemas.microsoft.com/office/2019/extlst" xmlns:r="http://schemas.openxmlformats.org/officeDocument/2006/relationships" xmlns:m="http://schemas.openxmlformats.org/officeDocument/2006/math" xmlns:v="urn:schemas-microsoft-com:vml" xmlns:wp14="http://schemas.microsoft.com/office/word/2010/wordprocessingDrawing" xmlns:wp="http://schemas.openxmlformats.org/drawingml/2006/wordprocessingDrawing" xmlns:w10="urn:schemas-microsoft-com:office:word" xmlns:w="http://schemas.openxmlformats.org/wordprocessingml/2006/main" xmlns:w14="http://schemas.microsoft.com/office/word/2010/wordml" xmlns:w15="http://schemas.microsoft.com/office/word/2012/wordml" xmlns:w16cex="http://schemas.microsoft.com/office/word/2018/wordml/cex" xmlns:w16cid="http://schemas.microsoft.com/office/word/2016/wordml/cid" xmlns:w16="http://schemas.microsoft.com/office/word/2018/wordml" xmlns:w16du="http://schemas.microsoft.com/office/word/2023/wordml/word16du" xmlns:w16sdtdh="http://schemas.microsoft.com/office/word/2020/wordml/sdtdatahash" xmlns:w16sdtfl="http://schemas.microsoft.com/office/word/2024/wordml/sdtformatlock" xmlns:w16se="http://schemas.microsoft.com/office/word/2015/wordml/symex" xmlns:wpg="http://schemas.microsoft.com/office/word/2010/wordprocessingGroup" xmlns:wpi="http://schemas.microsoft.com/office/word/2010/wordprocessingInk" xmlns:wne="http://schemas.microsoft.com/office/word/2006/wordml" xmlns:wps="http://schemas.microsoft.com/office/word/2010/wordprocessingShape" mc:Ignorable="w14 w15 w16se w16cid w16 w16cex w16sdtdh w16sdtfl w16du wp14">
   <w:body>
     <w:p>
       <w:r>
@@ -91,7 +91,13 @@
         <w:rPr>
           <w:rFonts w:hint="eastAsia"/>
         </w:rPr>
-        <w:t>一．计算</w:t>
+        <w:t>I</w:t>
+      </w:r>
+      <w:r>
+        <w:rPr>
+          <w:rFonts w:hint="eastAsia"/>
+        </w:rPr>
+        <w:t>．计算</w:t>
       </w:r>
       <w:r>
         <w:rPr>
@@ -471,27 +477,14 @@
       <w:r>
         <w:t xml:space="preserve">Figure </w:t>
       </w:r>
-      <w:r>
-        <w:fldChar w:fldCharType="begin"/>
-      </w:r>
-      <w:r>
-        <w:instrText xml:space="preserve"> SEQ Figure \* ARABIC </w:instrText>
-      </w:r>
-      <w:r>
-        <w:fldChar w:fldCharType="separate"/>
-      </w:r>
-      <w:r>
-        <w:rPr>
-          <w:noProof/>
-        </w:rPr>
-        <w:t>1</w:t>
-      </w:r>
-      <w:r>
-        <w:rPr>
-          <w:noProof/>
-        </w:rPr>
-        <w:fldChar w:fldCharType="end"/>
-      </w:r>
+      <w:fldSimple w:instr=" SEQ Figure \* ARABIC ">
+        <w:r>
+          <w:rPr>
+            <w:noProof/>
+          </w:rPr>
+          <w:t>1</w:t>
+        </w:r>
+      </w:fldSimple>
       <w:bookmarkEnd w:id="0"/>
       <w:r>
         <w:rPr>
@@ -565,27 +558,14 @@
       <w:r>
         <w:t xml:space="preserve">Figure </w:t>
       </w:r>
-      <w:r>
-        <w:fldChar w:fldCharType="begin"/>
-      </w:r>
-      <w:r>
-        <w:instrText xml:space="preserve"> SEQ Figure \* ARABIC </w:instrText>
-      </w:r>
-      <w:r>
-        <w:fldChar w:fldCharType="separate"/>
-      </w:r>
-      <w:r>
-        <w:rPr>
-          <w:noProof/>
-        </w:rPr>
-        <w:t>2</w:t>
-      </w:r>
-      <w:r>
-        <w:rPr>
-          <w:noProof/>
-        </w:rPr>
-        <w:fldChar w:fldCharType="end"/>
-      </w:r>
+      <w:fldSimple w:instr=" SEQ Figure \* ARABIC ">
+        <w:r>
+          <w:rPr>
+            <w:noProof/>
+          </w:rPr>
+          <w:t>2</w:t>
+        </w:r>
+      </w:fldSimple>
       <w:bookmarkEnd w:id="1"/>
       <w:r>
         <w:t xml:space="preserve">. </w:t>
@@ -693,7 +673,19 @@
         <w:rPr>
           <w:rFonts w:hint="eastAsia"/>
         </w:rPr>
-        <w:t>极像磁面分布</w:t>
+        <w:t>极</w:t>
+      </w:r>
+      <w:r>
+        <w:rPr>
+          <w:rFonts w:hint="eastAsia"/>
+        </w:rPr>
+        <w:t>向</w:t>
+      </w:r>
+      <w:r>
+        <w:rPr>
+          <w:rFonts w:hint="eastAsia"/>
+        </w:rPr>
+        <w:t>磁面分布</w:t>
       </w:r>
     </w:p>
     <w:p/>
@@ -702,8 +694,6 @@
       <w:pPr>
         <w:ind w:firstLine="432"/>
       </w:pPr>
-      <w:bookmarkStart w:id="3" w:name="_GoBack"/>
-      <w:bookmarkEnd w:id="3"/>
       <w:r>
         <w:rPr>
           <w:rFonts w:hint="eastAsia"/>
@@ -794,7 +784,6 @@
       <w:r>
         <w:t xml:space="preserve">~1.78 </w:t>
       </w:r>
-      <w:proofErr w:type="gramStart"/>
       <w:r>
         <w:rPr>
           <w:rFonts w:hint="eastAsia"/>
@@ -804,7 +793,6 @@
       <w:r>
         <w:t>[</w:t>
       </w:r>
-      <w:proofErr w:type="gramEnd"/>
       <w:r>
         <w:t>Recent advance progress of HL-3 experiments</w:t>
       </w:r>
@@ -820,6 +808,31 @@
     </w:p>
     <w:p>
       <w:pPr>
+        <w:rPr>
+          <w:rFonts w:hint="eastAsia"/>
+        </w:rPr>
+      </w:pPr>
+      <w:r>
+        <w:rPr>
+          <w:rFonts w:hint="eastAsia"/>
+        </w:rPr>
+        <w:t>II</w:t>
+      </w:r>
+      <w:r>
+        <w:rPr>
+          <w:rFonts w:hint="eastAsia"/>
+        </w:rPr>
+        <w:t>：</w:t>
+      </w:r>
+      <w:r>
+        <w:rPr>
+          <w:rFonts w:hint="eastAsia"/>
+        </w:rPr>
+        <w:t>截止层形状</w:t>
+      </w:r>
+    </w:p>
+    <w:p>
+      <w:pPr>
         <w:ind w:firstLine="432"/>
       </w:pPr>
       <w:r>
@@ -907,7 +920,19 @@
         <w:rPr>
           <w:rFonts w:hint="eastAsia"/>
         </w:rPr>
-        <w:t>极像磁面分布，通过将一维密度剖面延拓至二维可得</w:t>
+        <w:t>极</w:t>
+      </w:r>
+      <w:r>
+        <w:rPr>
+          <w:rFonts w:hint="eastAsia"/>
+        </w:rPr>
+        <w:t>向</w:t>
+      </w:r>
+      <w:r>
+        <w:rPr>
+          <w:rFonts w:hint="eastAsia"/>
+        </w:rPr>
+        <w:t>磁面分布，通过将一维密度剖面延拓至二维可得</w:t>
       </w:r>
       <w:r>
         <w:fldChar w:fldCharType="begin"/>
@@ -1141,7 +1166,6 @@
         <w:t>对应的右旋截止层形状。</w:t>
       </w:r>
     </w:p>
-    <w:p/>
     <w:p>
       <w:pPr>
         <w:keepNext/>
@@ -1207,200 +1231,206 @@
         <w:pStyle w:val="Caption"/>
         <w:jc w:val="center"/>
       </w:pPr>
-      <w:bookmarkStart w:id="4" w:name="_Ref220589824"/>
+      <w:bookmarkStart w:id="3" w:name="_Ref220589824"/>
       <w:r>
         <w:t xml:space="preserve">Figure </w:t>
       </w:r>
+      <w:fldSimple w:instr=" SEQ Figure \* ARABIC ">
+        <w:r>
+          <w:rPr>
+            <w:noProof/>
+          </w:rPr>
+          <w:t>4</w:t>
+        </w:r>
+      </w:fldSimple>
+      <w:bookmarkEnd w:id="3"/>
+      <w:r>
+        <w:rPr>
+          <w:rFonts w:hint="eastAsia"/>
+        </w:rPr>
+        <w:t>.</w:t>
+      </w:r>
+      <w:r>
+        <w:t xml:space="preserve"> Shot#6606</w:t>
+      </w:r>
+      <w:r>
+        <w:rPr>
+          <w:rFonts w:hint="eastAsia"/>
+        </w:rPr>
+        <w:t>等离子体参数分布</w:t>
+      </w:r>
+      <w:r>
+        <w:rPr>
+          <w:rFonts w:hint="eastAsia"/>
+        </w:rPr>
+        <w:t>:</w:t>
+      </w:r>
+      <w:r>
+        <w:t>(a)</w:t>
+      </w:r>
+      <w:r>
+        <w:rPr>
+          <w:rFonts w:hint="eastAsia"/>
+        </w:rPr>
+        <w:t>磁场分布</w:t>
+      </w:r>
+      <w:r>
+        <w:rPr>
+          <w:rFonts w:hint="eastAsia"/>
+        </w:rPr>
+        <w:t>，</w:t>
+      </w:r>
+      <w:r>
+        <w:t>(b)</w:t>
+      </w:r>
+      <w:r>
+        <w:rPr>
+          <w:rFonts w:hint="eastAsia"/>
+        </w:rPr>
+        <w:t>密度分布</w:t>
+      </w:r>
+      <w:r>
+        <w:rPr>
+          <w:rFonts w:hint="eastAsia"/>
+        </w:rPr>
+        <w:t>，</w:t>
+      </w:r>
+      <w:r>
+        <w:rPr>
+          <w:rFonts w:hint="eastAsia"/>
+        </w:rPr>
+        <w:t>(</w:t>
+      </w:r>
+      <w:r>
+        <w:t>c)</w:t>
+      </w:r>
+      <w:r>
+        <w:rPr>
+          <w:rFonts w:hint="eastAsia"/>
+        </w:rPr>
+        <w:t>右旋截止频率分布，</w:t>
+      </w:r>
+      <w:r>
+        <w:rPr>
+          <w:rFonts w:hint="eastAsia"/>
+        </w:rPr>
+        <w:t>(</w:t>
+      </w:r>
+      <w:r>
+        <w:t xml:space="preserve">d)60GHz </w:t>
+      </w:r>
+      <w:r>
+        <w:rPr>
+          <w:rFonts w:hint="eastAsia"/>
+        </w:rPr>
+        <w:t>与</w:t>
+      </w:r>
+      <w:r>
+        <w:rPr>
+          <w:rFonts w:hint="eastAsia"/>
+        </w:rPr>
+        <w:t>3</w:t>
+      </w:r>
+      <w:r>
+        <w:t>0 GH</w:t>
+      </w:r>
+      <w:r>
+        <w:rPr>
+          <w:rFonts w:hint="eastAsia"/>
+        </w:rPr>
+        <w:t>z</w:t>
+      </w:r>
+      <w:r>
+        <w:rPr>
+          <w:rFonts w:hint="eastAsia"/>
+        </w:rPr>
+        <w:t>频率的右旋截止层。</w:t>
+      </w:r>
+    </w:p>
+    <w:p>
+      <w:pPr>
+        <w:ind w:firstLine="204"/>
+      </w:pPr>
+      <w:r>
+        <w:rPr>
+          <w:rFonts w:hint="eastAsia"/>
+        </w:rPr>
+        <w:t xml:space="preserve"> </w:t>
+      </w:r>
+      <w:r>
+        <w:rPr>
+          <w:rFonts w:hint="eastAsia"/>
+        </w:rPr>
+        <w:t>对</w:t>
+      </w:r>
+      <w:r>
+        <w:rPr>
+          <w:rFonts w:hint="eastAsia"/>
+        </w:rPr>
+        <w:t>z</w:t>
+      </w:r>
+      <w:r>
+        <w:t xml:space="preserve"> = [-0.4m 0.4m] </w:t>
+      </w:r>
+      <w:r>
+        <w:rPr>
+          <w:rFonts w:hint="eastAsia"/>
+        </w:rPr>
+        <w:t>区间截止层曲率拟合，得到截止层曲率沿约化半径的分布，如</w:t>
+      </w:r>
       <w:r>
         <w:fldChar w:fldCharType="begin"/>
       </w:r>
       <w:r>
-        <w:instrText xml:space="preserve"> SEQ Figure \* ARABIC </w:instrText>
+        <w:instrText xml:space="preserve"> </w:instrText>
+      </w:r>
+      <w:r>
+        <w:rPr>
+          <w:rFonts w:hint="eastAsia"/>
+        </w:rPr>
+        <w:instrText>REF _Ref220606795 \h</w:instrText>
+      </w:r>
+      <w:r>
+        <w:instrText xml:space="preserve"> </w:instrText>
       </w:r>
       <w:r>
         <w:fldChar w:fldCharType="separate"/>
       </w:r>
       <w:r>
+        <w:t xml:space="preserve">Figure </w:t>
+      </w:r>
+      <w:r>
         <w:rPr>
           <w:noProof/>
         </w:rPr>
-        <w:t>4</w:t>
-      </w:r>
-      <w:r>
-        <w:rPr>
-          <w:noProof/>
-        </w:rPr>
+        <w:t>5</w:t>
+      </w:r>
+      <w:r>
         <w:fldChar w:fldCharType="end"/>
       </w:r>
-      <w:bookmarkEnd w:id="4"/>
-      <w:r>
-        <w:rPr>
-          <w:rFonts w:hint="eastAsia"/>
-        </w:rPr>
-        <w:t>.</w:t>
-      </w:r>
-      <w:r>
-        <w:t xml:space="preserve"> Shot#6606</w:t>
-      </w:r>
-      <w:r>
-        <w:rPr>
-          <w:rFonts w:hint="eastAsia"/>
-        </w:rPr>
-        <w:t>等离子体参数分布</w:t>
-      </w:r>
-      <w:r>
-        <w:rPr>
-          <w:rFonts w:hint="eastAsia"/>
-        </w:rPr>
-        <w:t>:</w:t>
-      </w:r>
-      <w:r>
-        <w:t>(</w:t>
-      </w:r>
-      <w:proofErr w:type="gramStart"/>
-      <w:r>
-        <w:t>a)</w:t>
-      </w:r>
-      <w:r>
-        <w:rPr>
-          <w:rFonts w:hint="eastAsia"/>
-        </w:rPr>
-        <w:t>磁场分布</w:t>
-      </w:r>
-      <w:proofErr w:type="gramEnd"/>
-      <w:r>
-        <w:rPr>
-          <w:rFonts w:hint="eastAsia"/>
-        </w:rPr>
-        <w:t>，</w:t>
-      </w:r>
-      <w:r>
-        <w:t>(b)</w:t>
-      </w:r>
-      <w:r>
-        <w:rPr>
-          <w:rFonts w:hint="eastAsia"/>
-        </w:rPr>
-        <w:t>密度分布</w:t>
-      </w:r>
-      <w:r>
-        <w:rPr>
-          <w:rFonts w:hint="eastAsia"/>
-        </w:rPr>
-        <w:t>，</w:t>
-      </w:r>
-      <w:r>
-        <w:rPr>
-          <w:rFonts w:hint="eastAsia"/>
-        </w:rPr>
-        <w:t>(</w:t>
-      </w:r>
-      <w:r>
-        <w:t>c)</w:t>
-      </w:r>
-      <w:r>
-        <w:rPr>
-          <w:rFonts w:hint="eastAsia"/>
-        </w:rPr>
-        <w:t>右旋截止频率分布，</w:t>
-      </w:r>
-      <w:r>
-        <w:rPr>
-          <w:rFonts w:hint="eastAsia"/>
-        </w:rPr>
-        <w:t>(</w:t>
-      </w:r>
-      <w:r>
-        <w:t xml:space="preserve">d)60GHz </w:t>
-      </w:r>
-      <w:r>
-        <w:rPr>
-          <w:rFonts w:hint="eastAsia"/>
-        </w:rPr>
-        <w:t>与</w:t>
-      </w:r>
-      <w:r>
-        <w:rPr>
-          <w:rFonts w:hint="eastAsia"/>
-        </w:rPr>
-        <w:t>3</w:t>
-      </w:r>
-      <w:r>
-        <w:t>0 GH</w:t>
-      </w:r>
-      <w:r>
-        <w:rPr>
-          <w:rFonts w:hint="eastAsia"/>
-        </w:rPr>
-        <w:t>z</w:t>
-      </w:r>
-      <w:r>
-        <w:rPr>
-          <w:rFonts w:hint="eastAsia"/>
-        </w:rPr>
-        <w:t>频率的右旋截止层。</w:t>
-      </w:r>
-    </w:p>
-    <w:p>
-      <w:pPr>
-        <w:ind w:firstLine="204"/>
-      </w:pPr>
-      <w:r>
-        <w:rPr>
-          <w:rFonts w:hint="eastAsia"/>
-        </w:rPr>
+      <w:r>
         <w:t xml:space="preserve"> </w:t>
       </w:r>
       <w:r>
         <w:rPr>
           <w:rFonts w:hint="eastAsia"/>
         </w:rPr>
-        <w:t>对</w:t>
-      </w:r>
-      <w:r>
-        <w:rPr>
-          <w:rFonts w:hint="eastAsia"/>
-        </w:rPr>
-        <w:t>z</w:t>
-      </w:r>
-      <w:r>
-        <w:t xml:space="preserve"> = [-0.4m 0.4m] </w:t>
-      </w:r>
-      <w:r>
-        <w:rPr>
-          <w:rFonts w:hint="eastAsia"/>
-        </w:rPr>
-        <w:t>区间截止层曲率拟合，得到截止层曲率沿约化半径的分布，如</w:t>
-      </w:r>
-      <w:r>
-        <w:fldChar w:fldCharType="begin"/>
-      </w:r>
-      <w:r>
-        <w:instrText xml:space="preserve"> </w:instrText>
-      </w:r>
-      <w:r>
-        <w:rPr>
-          <w:rFonts w:hint="eastAsia"/>
-        </w:rPr>
-        <w:instrText>REF _Ref220606795 \h</w:instrText>
-      </w:r>
-      <w:r>
-        <w:instrText xml:space="preserve"> </w:instrText>
-      </w:r>
-      <w:r>
-        <w:fldChar w:fldCharType="separate"/>
-      </w:r>
-      <w:r>
-        <w:t xml:space="preserve">Figure </w:t>
-      </w:r>
-      <w:r>
-        <w:rPr>
-          <w:noProof/>
-        </w:rPr>
-        <w:t>5</w:t>
-      </w:r>
-      <w:r>
-        <w:fldChar w:fldCharType="end"/>
+        <w:t>所示。因此，需要设计透镜，使其光学在边界具备</w:t>
+      </w:r>
+      <w:r>
+        <w:rPr>
+          <w:rFonts w:hint="eastAsia"/>
+        </w:rPr>
+        <w:t>R</w:t>
+      </w:r>
+      <w:r>
+        <w:t xml:space="preserve">=0.55 </w:t>
+      </w:r>
+      <w:r>
+        <w:rPr>
+          <w:rFonts w:hint="eastAsia"/>
+        </w:rPr>
+        <w:t>m</w:t>
       </w:r>
       <w:r>
         <w:t xml:space="preserve"> </w:t>
@@ -1409,32 +1439,16 @@
         <w:rPr>
           <w:rFonts w:hint="eastAsia"/>
         </w:rPr>
-        <w:t>所示。因此，需要设计透镜，使其光学在边界具备</w:t>
-      </w:r>
-      <w:r>
-        <w:rPr>
-          <w:rFonts w:hint="eastAsia"/>
-        </w:rPr>
-        <w:t>R</w:t>
-      </w:r>
-      <w:r>
-        <w:t xml:space="preserve">=0.55 </w:t>
-      </w:r>
-      <w:r>
-        <w:rPr>
-          <w:rFonts w:hint="eastAsia"/>
-        </w:rPr>
-        <w:t>m</w:t>
-      </w:r>
-      <w:r>
-        <w:t xml:space="preserve"> </w:t>
-      </w:r>
-      <w:r>
-        <w:rPr>
-          <w:rFonts w:hint="eastAsia"/>
-        </w:rPr>
         <w:t>的匹配条件。</w:t>
       </w:r>
+    </w:p>
+    <w:p/>
+    <w:p>
+      <w:pPr>
+        <w:rPr>
+          <w:rFonts w:hint="eastAsia"/>
+        </w:rPr>
+      </w:pPr>
     </w:p>
     <w:p>
       <w:pPr>
@@ -1448,9 +1462,9 @@
         </w:rPr>
         <w:lastRenderedPageBreak/>
         <w:drawing>
-          <wp:inline distT="0" distB="0" distL="0" distR="0" wp14:anchorId="61A4AFD3" wp14:editId="221F53D4">
-            <wp:extent cx="4727275" cy="2336870"/>
-            <wp:effectExtent l="0" t="0" r="0" b="6350"/>
+          <wp:inline distT="0" distB="0" distL="0" distR="0" wp14:anchorId="61A4AFD3" wp14:editId="0EB66CBE">
+            <wp:extent cx="4334991" cy="2142950"/>
+            <wp:effectExtent l="0" t="0" r="8890" b="0"/>
             <wp:docPr id="1" name="Picture 6">
               <a:extLst xmlns:a="http://schemas.openxmlformats.org/drawingml/2006/main">
                 <a:ext uri="{FF2B5EF4-FFF2-40B4-BE49-F238E27FC236}">
@@ -1485,7 +1499,7 @@
                   <pic:spPr>
                     <a:xfrm>
                       <a:off x="0" y="0"/>
-                      <a:ext cx="4736596" cy="2341478"/>
+                      <a:ext cx="4344348" cy="2147575"/>
                     </a:xfrm>
                     <a:prstGeom prst="rect">
                       <a:avLst/>
@@ -1503,72 +1517,270 @@
         <w:pStyle w:val="Caption"/>
         <w:jc w:val="center"/>
       </w:pPr>
-      <w:bookmarkStart w:id="5" w:name="_Ref220606795"/>
-      <w:bookmarkStart w:id="6" w:name="_Ref220606770"/>
+      <w:bookmarkStart w:id="4" w:name="_Ref220606795"/>
+      <w:bookmarkStart w:id="5" w:name="_Ref220606770"/>
       <w:r>
         <w:t xml:space="preserve">Figure </w:t>
       </w:r>
-      <w:r>
-        <w:fldChar w:fldCharType="begin"/>
-      </w:r>
-      <w:r>
-        <w:instrText xml:space="preserve"> SEQ Figure \* ARABIC </w:instrText>
-      </w:r>
-      <w:r>
-        <w:fldChar w:fldCharType="separate"/>
-      </w:r>
-      <w:r>
-        <w:rPr>
-          <w:noProof/>
-        </w:rPr>
-        <w:t>5</w:t>
-      </w:r>
-      <w:r>
-        <w:rPr>
-          <w:noProof/>
-        </w:rPr>
-        <w:fldChar w:fldCharType="end"/>
+      <w:fldSimple w:instr=" SEQ Figure \* ARABIC ">
+        <w:r>
+          <w:rPr>
+            <w:noProof/>
+          </w:rPr>
+          <w:t>5</w:t>
+        </w:r>
+      </w:fldSimple>
+      <w:bookmarkEnd w:id="4"/>
+      <w:r>
+        <w:rPr>
+          <w:rFonts w:hint="eastAsia"/>
+        </w:rPr>
+        <w:t>.</w:t>
+      </w:r>
+      <w:r>
+        <w:t xml:space="preserve"> (a)z=[-0.4 0.4]m </w:t>
+      </w:r>
+      <w:r>
+        <w:rPr>
+          <w:rFonts w:hint="eastAsia"/>
+        </w:rPr>
+        <w:t>区间截止层，</w:t>
+      </w:r>
+      <w:r>
+        <w:rPr>
+          <w:rFonts w:hint="eastAsia"/>
+        </w:rPr>
+        <w:t>(</w:t>
+      </w:r>
+      <w:r>
+        <w:t>b)</w:t>
+      </w:r>
+      <w:r>
+        <w:rPr>
+          <w:rFonts w:hint="eastAsia"/>
+        </w:rPr>
+        <w:t>截止曲率沿约化半径分布</w:t>
       </w:r>
       <w:bookmarkEnd w:id="5"/>
-      <w:r>
-        <w:rPr>
-          <w:rFonts w:hint="eastAsia"/>
-        </w:rPr>
-        <w:t>.</w:t>
-      </w:r>
-      <w:r>
-        <w:t xml:space="preserve"> (a)z</w:t>
-      </w:r>
-      <w:proofErr w:type="gramStart"/>
-      <w:r>
-        <w:t>=[</w:t>
-      </w:r>
-      <w:proofErr w:type="gramEnd"/>
-      <w:r>
-        <w:t xml:space="preserve">-0.4 0.4]m </w:t>
-      </w:r>
-      <w:r>
-        <w:rPr>
-          <w:rFonts w:hint="eastAsia"/>
-        </w:rPr>
-        <w:t>区间截止层，</w:t>
-      </w:r>
-      <w:r>
-        <w:rPr>
-          <w:rFonts w:hint="eastAsia"/>
-        </w:rPr>
-        <w:t>(</w:t>
-      </w:r>
-      <w:r>
-        <w:t>b)</w:t>
-      </w:r>
-      <w:r>
-        <w:rPr>
-          <w:rFonts w:hint="eastAsia"/>
-        </w:rPr>
-        <w:t>截止曲率沿约化半径分布</w:t>
-      </w:r>
-      <w:bookmarkEnd w:id="6"/>
+    </w:p>
+    <w:p/>
+    <w:p>
+      <w:r>
+        <w:rPr>
+          <w:rFonts w:hint="eastAsia"/>
+        </w:rPr>
+        <w:t>III</w:t>
+      </w:r>
+      <w:r>
+        <w:rPr>
+          <w:rFonts w:hint="eastAsia"/>
+        </w:rPr>
+        <w:t>．</w:t>
+      </w:r>
+      <w:r>
+        <w:rPr>
+          <w:rFonts w:hint="eastAsia"/>
+        </w:rPr>
+        <w:t xml:space="preserve"> </w:t>
+      </w:r>
+      <w:r>
+        <w:rPr>
+          <w:rFonts w:hint="eastAsia"/>
+        </w:rPr>
+        <w:t>接收透镜设计</w:t>
+      </w:r>
+    </w:p>
+    <w:p>
+      <w:r>
+        <w:rPr>
+          <w:rFonts w:hint="eastAsia"/>
+        </w:rPr>
+        <w:t>天线分布：</w:t>
+      </w:r>
+      <w:r>
+        <w:rPr>
+          <w:rFonts w:hint="eastAsia"/>
+        </w:rPr>
+        <w:t xml:space="preserve"> y =</w:t>
+      </w:r>
+      <w:proofErr w:type="spellStart"/>
+      <w:r>
+        <w:rPr>
+          <w:rFonts w:hint="eastAsia"/>
+        </w:rPr>
+        <w:t>linspace</w:t>
+      </w:r>
+      <w:proofErr w:type="spellEnd"/>
+      <w:r>
+        <w:rPr>
+          <w:rFonts w:hint="eastAsia"/>
+        </w:rPr>
+        <w:t>(-146,146,12) mm</w:t>
+      </w:r>
+    </w:p>
+    <w:p>
+      <w:pPr>
+        <w:rPr>
+          <w:rFonts w:hint="eastAsia"/>
+        </w:rPr>
+      </w:pPr>
+      <w:r>
+        <w:rPr>
+          <w:rFonts w:hint="eastAsia"/>
+        </w:rPr>
+        <w:t>根据光学互易原理，天线接收光路可等效为各天线发射的</w:t>
+      </w:r>
+      <w:r>
+        <w:rPr>
+          <w:rFonts w:hint="eastAsia"/>
+        </w:rPr>
+        <w:t>光经过光学透镜所构成的光路。</w:t>
+      </w:r>
+    </w:p>
+    <w:p>
+      <w:pPr>
+        <w:rPr>
+          <w:rFonts w:hint="eastAsia"/>
+        </w:rPr>
+      </w:pPr>
+      <w:r>
+        <w:rPr>
+          <w:rFonts w:hint="eastAsia"/>
+        </w:rPr>
+        <w:t>各天线接收方向相互平行，可视为无限远处的物</w:t>
+      </w:r>
+      <w:r>
+        <w:rPr>
+          <w:rFonts w:hint="eastAsia"/>
+        </w:rPr>
+        <w:t>面</w:t>
+      </w:r>
+      <w:r>
+        <w:rPr>
+          <w:rFonts w:hint="eastAsia"/>
+        </w:rPr>
+        <w:t>发出的光。该物</w:t>
+      </w:r>
+      <w:r>
+        <w:rPr>
+          <w:rFonts w:hint="eastAsia"/>
+        </w:rPr>
+        <w:t>面</w:t>
+      </w:r>
+      <w:r>
+        <w:rPr>
+          <w:rFonts w:hint="eastAsia"/>
+        </w:rPr>
+        <w:t>经过一组光学透镜后在等离子体中的光学特征</w:t>
+      </w:r>
+      <w:r>
+        <w:rPr>
+          <w:rFonts w:hint="eastAsia"/>
+        </w:rPr>
+        <w:t>可简化为一束平行光照射在凸透镜后所聚焦的光学路径。而光学透镜组所实现的功能可用一个聚焦凸透镜等效。光学入射方向由聚焦位置决定，凸透镜的焦距由透镜组决定。</w:t>
+      </w:r>
+    </w:p>
+    <w:p>
+      <w:pPr>
+        <w:keepNext/>
+      </w:pPr>
+      <w:r>
+        <w:drawing>
+          <wp:inline distT="0" distB="0" distL="0" distR="0" wp14:anchorId="663CC018" wp14:editId="5C401410">
+            <wp:extent cx="5943600" cy="2831465"/>
+            <wp:effectExtent l="0" t="0" r="0" b="6985"/>
+            <wp:docPr id="37" name="Picture 36">
+              <a:extLst xmlns:a="http://schemas.openxmlformats.org/drawingml/2006/main">
+                <a:ext uri="{FF2B5EF4-FFF2-40B4-BE49-F238E27FC236}">
+                  <a16:creationId xmlns:a16="http://schemas.microsoft.com/office/drawing/2014/main" id="{9D5FF109-0F1E-39FF-EF43-20A9872D7CB9}"/>
+                </a:ext>
+              </a:extLst>
+            </wp:docPr>
+            <wp:cNvGraphicFramePr>
+              <a:graphicFrameLocks xmlns:a="http://schemas.openxmlformats.org/drawingml/2006/main" noChangeAspect="1"/>
+            </wp:cNvGraphicFramePr>
+            <a:graphic xmlns:a="http://schemas.openxmlformats.org/drawingml/2006/main">
+              <a:graphicData uri="http://schemas.openxmlformats.org/drawingml/2006/picture">
+                <pic:pic xmlns:pic="http://schemas.openxmlformats.org/drawingml/2006/picture">
+                  <pic:nvPicPr>
+                    <pic:cNvPr id="37" name="Picture 36">
+                      <a:extLst>
+                        <a:ext uri="{FF2B5EF4-FFF2-40B4-BE49-F238E27FC236}">
+                          <a16:creationId xmlns:a16="http://schemas.microsoft.com/office/drawing/2014/main" id="{9D5FF109-0F1E-39FF-EF43-20A9872D7CB9}"/>
+                        </a:ext>
+                      </a:extLst>
+                    </pic:cNvPr>
+                    <pic:cNvPicPr>
+                      <a:picLocks noChangeAspect="1"/>
+                    </pic:cNvPicPr>
+                  </pic:nvPicPr>
+                  <pic:blipFill>
+                    <a:blip r:embed="rId12"/>
+                    <a:stretch>
+                      <a:fillRect/>
+                    </a:stretch>
+                  </pic:blipFill>
+                  <pic:spPr>
+                    <a:xfrm>
+                      <a:off x="0" y="0"/>
+                      <a:ext cx="5943600" cy="2831465"/>
+                    </a:xfrm>
+                    <a:prstGeom prst="rect">
+                      <a:avLst/>
+                    </a:prstGeom>
+                  </pic:spPr>
+                </pic:pic>
+              </a:graphicData>
+            </a:graphic>
+          </wp:inline>
+        </w:drawing>
+      </w:r>
+    </w:p>
+    <w:p>
+      <w:pPr>
+        <w:pStyle w:val="Caption"/>
+        <w:rPr>
+          <w:rFonts w:hint="eastAsia"/>
+        </w:rPr>
+      </w:pPr>
+      <w:r>
+        <w:t xml:space="preserve">Figure </w:t>
+      </w:r>
+      <w:fldSimple w:instr=" SEQ Figure \* ARABIC ">
+        <w:r>
+          <w:rPr>
+            <w:noProof/>
+          </w:rPr>
+          <w:t>6</w:t>
+        </w:r>
+      </w:fldSimple>
+      <w:r>
+        <w:rPr>
+          <w:rFonts w:hint="eastAsia"/>
+        </w:rPr>
+        <w:t xml:space="preserve"> </w:t>
+      </w:r>
+      <w:r>
+        <w:rPr>
+          <w:rFonts w:hint="eastAsia"/>
+        </w:rPr>
+        <w:t>等效透镜图</w:t>
+      </w:r>
+    </w:p>
+    <w:p>
+      <w:pPr>
+        <w:rPr>
+          <w:rFonts w:hint="eastAsia"/>
+        </w:rPr>
+      </w:pPr>
+    </w:p>
+    <w:p/>
+    <w:p>
+      <w:pPr>
+        <w:rPr>
+          <w:rFonts w:hint="eastAsia"/>
+        </w:rPr>
+      </w:pPr>
     </w:p>
     <w:sectPr>
       <w:pgSz w:w="12240" w:h="15840"/>
@@ -1581,7 +1793,7 @@
 </file>
 
 <file path=word/endnotes.xml><?xml version="1.0" encoding="utf-8"?>
-<w:endnotes xmlns:wpc="http://schemas.microsoft.com/office/word/2010/wordprocessingCanvas" xmlns:cx="http://schemas.microsoft.com/office/drawing/2014/chartex" xmlns:cx1="http://schemas.microsoft.com/office/drawing/2015/9/8/chartex" xmlns:cx2="http://schemas.microsoft.com/office/drawing/2015/10/21/chartex" xmlns:cx3="http://schemas.microsoft.com/office/drawing/2016/5/9/chartex" xmlns:cx4="http://schemas.microsoft.com/office/drawing/2016/5/10/chartex" xmlns:cx5="http://schemas.microsoft.com/office/drawing/2016/5/11/chartex" xmlns:cx6="http://schemas.microsoft.com/office/drawing/2016/5/12/chartex" xmlns:cx7="http://schemas.microsoft.com/office/drawing/2016/5/13/chartex" xmlns:cx8="http://schemas.microsoft.com/office/drawing/2016/5/14/chartex" xmlns:mc="http://schemas.openxmlformats.org/markup-compatibility/2006" xmlns:aink="http://schemas.microsoft.com/office/drawing/2016/ink" xmlns:am3d="http://schemas.microsoft.com/office/drawing/2017/model3d" xmlns:o="urn:schemas-microsoft-com:office:office" xmlns:r="http://schemas.openxmlformats.org/officeDocument/2006/relationships" xmlns:m="http://schemas.openxmlformats.org/officeDocument/2006/math" xmlns:v="urn:schemas-microsoft-com:vml" xmlns:wp14="http://schemas.microsoft.com/office/word/2010/wordprocessingDrawing" xmlns:wp="http://schemas.openxmlformats.org/drawingml/2006/wordprocessingDrawing" xmlns:w10="urn:schemas-microsoft-com:office:word" xmlns:w="http://schemas.openxmlformats.org/wordprocessingml/2006/main" xmlns:w14="http://schemas.microsoft.com/office/word/2010/wordml" xmlns:w15="http://schemas.microsoft.com/office/word/2012/wordml" xmlns:w16cid="http://schemas.microsoft.com/office/word/2016/wordml/cid" xmlns:w16se="http://schemas.microsoft.com/office/word/2015/wordml/symex" xmlns:wpg="http://schemas.microsoft.com/office/word/2010/wordprocessingGroup" xmlns:wpi="http://schemas.microsoft.com/office/word/2010/wordprocessingInk" xmlns:wne="http://schemas.microsoft.com/office/word/2006/wordml" xmlns:wps="http://schemas.microsoft.com/office/word/2010/wordprocessingShape" mc:Ignorable="w14 w15 w16se w16cid wp14">
+<w:endnotes xmlns:wpc="http://schemas.microsoft.com/office/word/2010/wordprocessingCanvas" xmlns:cx="http://schemas.microsoft.com/office/drawing/2014/chartex" xmlns:cx1="http://schemas.microsoft.com/office/drawing/2015/9/8/chartex" xmlns:cx2="http://schemas.microsoft.com/office/drawing/2015/10/21/chartex" xmlns:cx3="http://schemas.microsoft.com/office/drawing/2016/5/9/chartex" xmlns:cx4="http://schemas.microsoft.com/office/drawing/2016/5/10/chartex" xmlns:cx5="http://schemas.microsoft.com/office/drawing/2016/5/11/chartex" xmlns:cx6="http://schemas.microsoft.com/office/drawing/2016/5/12/chartex" xmlns:cx7="http://schemas.microsoft.com/office/drawing/2016/5/13/chartex" xmlns:cx8="http://schemas.microsoft.com/office/drawing/2016/5/14/chartex" xmlns:mc="http://schemas.openxmlformats.org/markup-compatibility/2006" xmlns:aink="http://schemas.microsoft.com/office/drawing/2016/ink" xmlns:am3d="http://schemas.microsoft.com/office/drawing/2017/model3d" xmlns:o="urn:schemas-microsoft-com:office:office" xmlns:oel="http://schemas.microsoft.com/office/2019/extlst" xmlns:r="http://schemas.openxmlformats.org/officeDocument/2006/relationships" xmlns:m="http://schemas.openxmlformats.org/officeDocument/2006/math" xmlns:v="urn:schemas-microsoft-com:vml" xmlns:wp14="http://schemas.microsoft.com/office/word/2010/wordprocessingDrawing" xmlns:wp="http://schemas.openxmlformats.org/drawingml/2006/wordprocessingDrawing" xmlns:w10="urn:schemas-microsoft-com:office:word" xmlns:w="http://schemas.openxmlformats.org/wordprocessingml/2006/main" xmlns:w14="http://schemas.microsoft.com/office/word/2010/wordml" xmlns:w15="http://schemas.microsoft.com/office/word/2012/wordml" xmlns:w16cex="http://schemas.microsoft.com/office/word/2018/wordml/cex" xmlns:w16cid="http://schemas.microsoft.com/office/word/2016/wordml/cid" xmlns:w16="http://schemas.microsoft.com/office/word/2018/wordml" xmlns:w16du="http://schemas.microsoft.com/office/word/2023/wordml/word16du" xmlns:w16sdtdh="http://schemas.microsoft.com/office/word/2020/wordml/sdtdatahash" xmlns:w16sdtfl="http://schemas.microsoft.com/office/word/2024/wordml/sdtformatlock" xmlns:w16se="http://schemas.microsoft.com/office/word/2015/wordml/symex" xmlns:wpg="http://schemas.microsoft.com/office/word/2010/wordprocessingGroup" xmlns:wpi="http://schemas.microsoft.com/office/word/2010/wordprocessingInk" xmlns:wne="http://schemas.microsoft.com/office/word/2006/wordml" xmlns:wps="http://schemas.microsoft.com/office/word/2010/wordprocessingShape" mc:Ignorable="w14 w15 w16se w16cid w16 w16cex w16sdtdh w16sdtfl w16du wp14">
   <w:endnote w:type="separator" w:id="-1">
     <w:p>
       <w:pPr>
@@ -1606,7 +1818,7 @@
 </file>
 
 <file path=word/footnotes.xml><?xml version="1.0" encoding="utf-8"?>
-<w:footnotes xmlns:wpc="http://schemas.microsoft.com/office/word/2010/wordprocessingCanvas" xmlns:cx="http://schemas.microsoft.com/office/drawing/2014/chartex" xmlns:cx1="http://schemas.microsoft.com/office/drawing/2015/9/8/chartex" xmlns:cx2="http://schemas.microsoft.com/office/drawing/2015/10/21/chartex" xmlns:cx3="http://schemas.microsoft.com/office/drawing/2016/5/9/chartex" xmlns:cx4="http://schemas.microsoft.com/office/drawing/2016/5/10/chartex" xmlns:cx5="http://schemas.microsoft.com/office/drawing/2016/5/11/chartex" xmlns:cx6="http://schemas.microsoft.com/office/drawing/2016/5/12/chartex" xmlns:cx7="http://schemas.microsoft.com/office/drawing/2016/5/13/chartex" xmlns:cx8="http://schemas.microsoft.com/office/drawing/2016/5/14/chartex" xmlns:mc="http://schemas.openxmlformats.org/markup-compatibility/2006" xmlns:aink="http://schemas.microsoft.com/office/drawing/2016/ink" xmlns:am3d="http://schemas.microsoft.com/office/drawing/2017/model3d" xmlns:o="urn:schemas-microsoft-com:office:office" xmlns:r="http://schemas.openxmlformats.org/officeDocument/2006/relationships" xmlns:m="http://schemas.openxmlformats.org/officeDocument/2006/math" xmlns:v="urn:schemas-microsoft-com:vml" xmlns:wp14="http://schemas.microsoft.com/office/word/2010/wordprocessingDrawing" xmlns:wp="http://schemas.openxmlformats.org/drawingml/2006/wordprocessingDrawing" xmlns:w10="urn:schemas-microsoft-com:office:word" xmlns:w="http://schemas.openxmlformats.org/wordprocessingml/2006/main" xmlns:w14="http://schemas.microsoft.com/office/word/2010/wordml" xmlns:w15="http://schemas.microsoft.com/office/word/2012/wordml" xmlns:w16cid="http://schemas.microsoft.com/office/word/2016/wordml/cid" xmlns:w16se="http://schemas.microsoft.com/office/word/2015/wordml/symex" xmlns:wpg="http://schemas.microsoft.com/office/word/2010/wordprocessingGroup" xmlns:wpi="http://schemas.microsoft.com/office/word/2010/wordprocessingInk" xmlns:wne="http://schemas.microsoft.com/office/word/2006/wordml" xmlns:wps="http://schemas.microsoft.com/office/word/2010/wordprocessingShape" mc:Ignorable="w14 w15 w16se w16cid wp14">
+<w:footnotes xmlns:wpc="http://schemas.microsoft.com/office/word/2010/wordprocessingCanvas" xmlns:cx="http://schemas.microsoft.com/office/drawing/2014/chartex" xmlns:cx1="http://schemas.microsoft.com/office/drawing/2015/9/8/chartex" xmlns:cx2="http://schemas.microsoft.com/office/drawing/2015/10/21/chartex" xmlns:cx3="http://schemas.microsoft.com/office/drawing/2016/5/9/chartex" xmlns:cx4="http://schemas.microsoft.com/office/drawing/2016/5/10/chartex" xmlns:cx5="http://schemas.microsoft.com/office/drawing/2016/5/11/chartex" xmlns:cx6="http://schemas.microsoft.com/office/drawing/2016/5/12/chartex" xmlns:cx7="http://schemas.microsoft.com/office/drawing/2016/5/13/chartex" xmlns:cx8="http://schemas.microsoft.com/office/drawing/2016/5/14/chartex" xmlns:mc="http://schemas.openxmlformats.org/markup-compatibility/2006" xmlns:aink="http://schemas.microsoft.com/office/drawing/2016/ink" xmlns:am3d="http://schemas.microsoft.com/office/drawing/2017/model3d" xmlns:o="urn:schemas-microsoft-com:office:office" xmlns:oel="http://schemas.microsoft.com/office/2019/extlst" xmlns:r="http://schemas.openxmlformats.org/officeDocument/2006/relationships" xmlns:m="http://schemas.openxmlformats.org/officeDocument/2006/math" xmlns:v="urn:schemas-microsoft-com:vml" xmlns:wp14="http://schemas.microsoft.com/office/word/2010/wordprocessingDrawing" xmlns:wp="http://schemas.openxmlformats.org/drawingml/2006/wordprocessingDrawing" xmlns:w10="urn:schemas-microsoft-com:office:word" xmlns:w="http://schemas.openxmlformats.org/wordprocessingml/2006/main" xmlns:w14="http://schemas.microsoft.com/office/word/2010/wordml" xmlns:w15="http://schemas.microsoft.com/office/word/2012/wordml" xmlns:w16cex="http://schemas.microsoft.com/office/word/2018/wordml/cex" xmlns:w16cid="http://schemas.microsoft.com/office/word/2016/wordml/cid" xmlns:w16="http://schemas.microsoft.com/office/word/2018/wordml" xmlns:w16du="http://schemas.microsoft.com/office/word/2023/wordml/word16du" xmlns:w16sdtdh="http://schemas.microsoft.com/office/word/2020/wordml/sdtdatahash" xmlns:w16sdtfl="http://schemas.microsoft.com/office/word/2024/wordml/sdtformatlock" xmlns:w16se="http://schemas.microsoft.com/office/word/2015/wordml/symex" xmlns:wpg="http://schemas.microsoft.com/office/word/2010/wordprocessingGroup" xmlns:wpi="http://schemas.microsoft.com/office/word/2010/wordprocessingInk" xmlns:wne="http://schemas.microsoft.com/office/word/2006/wordml" xmlns:wps="http://schemas.microsoft.com/office/word/2010/wordprocessingShape" mc:Ignorable="w14 w15 w16se w16cid w16 w16cex w16sdtdh w16sdtfl w16du wp14">
   <w:footnote w:type="separator" w:id="-1">
     <w:p>
       <w:pPr>
@@ -1631,7 +1843,7 @@
 </file>
 
 <file path=word/numbering.xml><?xml version="1.0" encoding="utf-8"?>
-<w:numbering xmlns:wpc="http://schemas.microsoft.com/office/word/2010/wordprocessingCanvas" xmlns:cx="http://schemas.microsoft.com/office/drawing/2014/chartex" xmlns:cx1="http://schemas.microsoft.com/office/drawing/2015/9/8/chartex" xmlns:cx2="http://schemas.microsoft.com/office/drawing/2015/10/21/chartex" xmlns:cx3="http://schemas.microsoft.com/office/drawing/2016/5/9/chartex" xmlns:cx4="http://schemas.microsoft.com/office/drawing/2016/5/10/chartex" xmlns:cx5="http://schemas.microsoft.com/office/drawing/2016/5/11/chartex" xmlns:cx6="http://schemas.microsoft.com/office/drawing/2016/5/12/chartex" xmlns:cx7="http://schemas.microsoft.com/office/drawing/2016/5/13/chartex" xmlns:cx8="http://schemas.microsoft.com/office/drawing/2016/5/14/chartex" xmlns:mc="http://schemas.openxmlformats.org/markup-compatibility/2006" xmlns:aink="http://schemas.microsoft.com/office/drawing/2016/ink" xmlns:am3d="http://schemas.microsoft.com/office/drawing/2017/model3d" xmlns:o="urn:schemas-microsoft-com:office:office" xmlns:r="http://schemas.openxmlformats.org/officeDocument/2006/relationships" xmlns:m="http://schemas.openxmlformats.org/officeDocument/2006/math" xmlns:v="urn:schemas-microsoft-com:vml" xmlns:wp14="http://schemas.microsoft.com/office/word/2010/wordprocessingDrawing" xmlns:wp="http://schemas.openxmlformats.org/drawingml/2006/wordprocessingDrawing" xmlns:w10="urn:schemas-microsoft-com:office:word" xmlns:w="http://schemas.openxmlformats.org/wordprocessingml/2006/main" xmlns:w14="http://schemas.microsoft.com/office/word/2010/wordml" xmlns:w15="http://schemas.microsoft.com/office/word/2012/wordml" xmlns:w16cid="http://schemas.microsoft.com/office/word/2016/wordml/cid" xmlns:w16se="http://schemas.microsoft.com/office/word/2015/wordml/symex" xmlns:wpg="http://schemas.microsoft.com/office/word/2010/wordprocessingGroup" xmlns:wpi="http://schemas.microsoft.com/office/word/2010/wordprocessingInk" xmlns:wne="http://schemas.microsoft.com/office/word/2006/wordml" xmlns:wps="http://schemas.microsoft.com/office/word/2010/wordprocessingShape" mc:Ignorable="w14 w15 w16se w16cid wp14">
+<w:numbering xmlns:wpc="http://schemas.microsoft.com/office/word/2010/wordprocessingCanvas" xmlns:cx="http://schemas.microsoft.com/office/drawing/2014/chartex" xmlns:cx1="http://schemas.microsoft.com/office/drawing/2015/9/8/chartex" xmlns:cx2="http://schemas.microsoft.com/office/drawing/2015/10/21/chartex" xmlns:cx3="http://schemas.microsoft.com/office/drawing/2016/5/9/chartex" xmlns:cx4="http://schemas.microsoft.com/office/drawing/2016/5/10/chartex" xmlns:cx5="http://schemas.microsoft.com/office/drawing/2016/5/11/chartex" xmlns:cx6="http://schemas.microsoft.com/office/drawing/2016/5/12/chartex" xmlns:cx7="http://schemas.microsoft.com/office/drawing/2016/5/13/chartex" xmlns:cx8="http://schemas.microsoft.com/office/drawing/2016/5/14/chartex" xmlns:mc="http://schemas.openxmlformats.org/markup-compatibility/2006" xmlns:aink="http://schemas.microsoft.com/office/drawing/2016/ink" xmlns:am3d="http://schemas.microsoft.com/office/drawing/2017/model3d" xmlns:o="urn:schemas-microsoft-com:office:office" xmlns:oel="http://schemas.microsoft.com/office/2019/extlst" xmlns:r="http://schemas.openxmlformats.org/officeDocument/2006/relationships" xmlns:m="http://schemas.openxmlformats.org/officeDocument/2006/math" xmlns:v="urn:schemas-microsoft-com:vml" xmlns:wp14="http://schemas.microsoft.com/office/word/2010/wordprocessingDrawing" xmlns:wp="http://schemas.openxmlformats.org/drawingml/2006/wordprocessingDrawing" xmlns:w10="urn:schemas-microsoft-com:office:word" xmlns:w="http://schemas.openxmlformats.org/wordprocessingml/2006/main" xmlns:w14="http://schemas.microsoft.com/office/word/2010/wordml" xmlns:w15="http://schemas.microsoft.com/office/word/2012/wordml" xmlns:w16cex="http://schemas.microsoft.com/office/word/2018/wordml/cex" xmlns:w16cid="http://schemas.microsoft.com/office/word/2016/wordml/cid" xmlns:w16="http://schemas.microsoft.com/office/word/2018/wordml" xmlns:w16du="http://schemas.microsoft.com/office/word/2023/wordml/word16du" xmlns:w16sdtdh="http://schemas.microsoft.com/office/word/2020/wordml/sdtdatahash" xmlns:w16sdtfl="http://schemas.microsoft.com/office/word/2024/wordml/sdtformatlock" xmlns:w16se="http://schemas.microsoft.com/office/word/2015/wordml/symex" xmlns:wpg="http://schemas.microsoft.com/office/word/2010/wordprocessingGroup" xmlns:wpi="http://schemas.microsoft.com/office/word/2010/wordprocessingInk" xmlns:wne="http://schemas.microsoft.com/office/word/2006/wordml" xmlns:wps="http://schemas.microsoft.com/office/word/2010/wordprocessingShape" mc:Ignorable="w14 w15 w16se w16cid w16 w16cex w16sdtdh w16sdtfl w16du wp14">
   <w:abstractNum w:abstractNumId="0" w15:restartNumberingAfterBreak="0">
     <w:nsid w:val="32AC40B0"/>
     <w:multiLevelType w:val="hybridMultilevel"/>
@@ -1721,14 +1933,14 @@
       </w:pPr>
     </w:lvl>
   </w:abstractNum>
-  <w:num w:numId="1">
+  <w:num w:numId="1" w16cid:durableId="602880555">
     <w:abstractNumId w:val="0"/>
   </w:num>
 </w:numbering>
 </file>
 
 <file path=word/styles.xml><?xml version="1.0" encoding="utf-8"?>
-<w:styles xmlns:mc="http://schemas.openxmlformats.org/markup-compatibility/2006" xmlns:r="http://schemas.openxmlformats.org/officeDocument/2006/relationships" xmlns:w="http://schemas.openxmlformats.org/wordprocessingml/2006/main" xmlns:w14="http://schemas.microsoft.com/office/word/2010/wordml" xmlns:w15="http://schemas.microsoft.com/office/word/2012/wordml" xmlns:w16cid="http://schemas.microsoft.com/office/word/2016/wordml/cid" xmlns:w16se="http://schemas.microsoft.com/office/word/2015/wordml/symex" mc:Ignorable="w14 w15 w16se w16cid">
+<w:styles xmlns:mc="http://schemas.openxmlformats.org/markup-compatibility/2006" xmlns:r="http://schemas.openxmlformats.org/officeDocument/2006/relationships" xmlns:w="http://schemas.openxmlformats.org/wordprocessingml/2006/main" xmlns:w14="http://schemas.microsoft.com/office/word/2010/wordml" xmlns:w15="http://schemas.microsoft.com/office/word/2012/wordml" xmlns:w16cex="http://schemas.microsoft.com/office/word/2018/wordml/cex" xmlns:w16cid="http://schemas.microsoft.com/office/word/2016/wordml/cid" xmlns:w16="http://schemas.microsoft.com/office/word/2018/wordml" xmlns:w16du="http://schemas.microsoft.com/office/word/2023/wordml/word16du" xmlns:w16sdtdh="http://schemas.microsoft.com/office/word/2020/wordml/sdtdatahash" xmlns:w16sdtfl="http://schemas.microsoft.com/office/word/2024/wordml/sdtformatlock" xmlns:w16se="http://schemas.microsoft.com/office/word/2015/wordml/symex" mc:Ignorable="w14 w15 w16se w16cid w16 w16cex w16sdtdh w16sdtfl w16du">
   <w:docDefaults>
     <w:rPrDefault>
       <w:rPr>
@@ -1744,7 +1956,7 @@
       </w:pPr>
     </w:pPrDefault>
   </w:docDefaults>
-  <w:latentStyles w:defLockedState="0" w:defUIPriority="99" w:defSemiHidden="0" w:defUnhideWhenUsed="0" w:defQFormat="0" w:count="375">
+  <w:latentStyles w:defLockedState="0" w:defUIPriority="99" w:defSemiHidden="0" w:defUnhideWhenUsed="0" w:defQFormat="0" w:count="376">
     <w:lsdException w:name="Normal" w:uiPriority="0" w:qFormat="1"/>
     <w:lsdException w:name="heading 1" w:uiPriority="9" w:qFormat="1"/>
     <w:lsdException w:name="heading 2" w:semiHidden="1" w:uiPriority="9" w:unhideWhenUsed="1" w:qFormat="1"/>
@@ -2120,6 +2332,7 @@
     <w:lsdException w:name="Smart Hyperlink" w:semiHidden="1" w:unhideWhenUsed="1"/>
     <w:lsdException w:name="Hashtag" w:semiHidden="1" w:unhideWhenUsed="1"/>
     <w:lsdException w:name="Unresolved Mention" w:semiHidden="1" w:unhideWhenUsed="1"/>
+    <w:lsdException w:name="Smart Link" w:semiHidden="1" w:unhideWhenUsed="1"/>
   </w:latentStyles>
   <w:style w:type="paragraph" w:default="1" w:styleId="Normal">
     <w:name w:val="Normal"/>
@@ -2128,7 +2341,6 @@
   <w:style w:type="character" w:default="1" w:styleId="DefaultParagraphFont">
     <w:name w:val="Default Paragraph Font"/>
     <w:uiPriority w:val="1"/>
-    <w:semiHidden/>
     <w:unhideWhenUsed/>
   </w:style>
   <w:style w:type="table" w:default="1" w:styleId="TableNormal">

--- a/China/CT/MIR 光学透镜设计.docx
+++ b/China/CT/MIR 光学透镜设计.docx
@@ -123,7 +123,21 @@
         <w:rPr>
           <w:rFonts w:hint="eastAsia"/>
         </w:rPr>
-        <w:t>放电参数，等离子体芯部弦平均密度约为</w:t>
+        <w:t>放电参数，等离子体芯</w:t>
+      </w:r>
+      <w:proofErr w:type="gramStart"/>
+      <w:r>
+        <w:rPr>
+          <w:rFonts w:hint="eastAsia"/>
+        </w:rPr>
+        <w:t>部弦平均</w:t>
+      </w:r>
+      <w:proofErr w:type="gramEnd"/>
+      <w:r>
+        <w:rPr>
+          <w:rFonts w:hint="eastAsia"/>
+        </w:rPr>
+        <w:t>密度约为</w:t>
       </w:r>
       <m:oMath>
         <m:r>
@@ -220,6 +234,7 @@
         </w:rPr>
         <w:t>与</w:t>
       </w:r>
+      <w:proofErr w:type="gramStart"/>
       <w:r>
         <w:rPr>
           <w:rFonts w:hint="eastAsia"/>
@@ -230,7 +245,14 @@
         <w:rPr>
           <w:rFonts w:hint="eastAsia"/>
         </w:rPr>
-        <w:t>半径满足二次函数关系，芯部密度</w:t>
+        <w:t>半径</w:t>
+      </w:r>
+      <w:proofErr w:type="gramEnd"/>
+      <w:r>
+        <w:rPr>
+          <w:rFonts w:hint="eastAsia"/>
+        </w:rPr>
+        <w:t>满足二次函数关系，芯部密度</w:t>
       </w:r>
       <m:oMath>
         <m:sSub>
@@ -807,11 +829,6 @@
       </w:r>
     </w:p>
     <w:p>
-      <w:pPr>
-        <w:rPr>
-          <w:rFonts w:hint="eastAsia"/>
-        </w:rPr>
-      </w:pPr>
       <w:r>
         <w:rPr>
           <w:rFonts w:hint="eastAsia"/>
@@ -822,13 +839,7 @@
         <w:rPr>
           <w:rFonts w:hint="eastAsia"/>
         </w:rPr>
-        <w:t>：</w:t>
-      </w:r>
-      <w:r>
-        <w:rPr>
-          <w:rFonts w:hint="eastAsia"/>
-        </w:rPr>
-        <w:t>截止层形状</w:t>
+        <w:t>：截止层形状</w:t>
       </w:r>
     </w:p>
     <w:p>
@@ -839,7 +850,21 @@
         <w:rPr>
           <w:rFonts w:hint="eastAsia"/>
         </w:rPr>
-        <w:t>为了将密度延拓至二维平面以获取截止层曲率半径，根据同磁面密度相同的条件，将密度沿极像磁面分布二维延拓即可得到密度二维分布图。</w:t>
+        <w:t>为了将密度延拓至二维平面以获取截止层曲率半径，</w:t>
+      </w:r>
+      <w:proofErr w:type="gramStart"/>
+      <w:r>
+        <w:rPr>
+          <w:rFonts w:hint="eastAsia"/>
+        </w:rPr>
+        <w:t>根据同磁面密度</w:t>
+      </w:r>
+      <w:proofErr w:type="gramEnd"/>
+      <w:r>
+        <w:rPr>
+          <w:rFonts w:hint="eastAsia"/>
+        </w:rPr>
+        <w:t>相同的条件，将密度沿极像磁面分布二维延拓即可得到密度二维分布图。</w:t>
       </w:r>
       <w:r>
         <w:fldChar w:fldCharType="begin"/>
@@ -1266,7 +1291,11 @@
         <w:t>:</w:t>
       </w:r>
       <w:r>
-        <w:t>(a)</w:t>
+        <w:t>(</w:t>
+      </w:r>
+      <w:proofErr w:type="gramStart"/>
+      <w:r>
+        <w:t>a)</w:t>
       </w:r>
       <w:r>
         <w:rPr>
@@ -1274,6 +1303,7 @@
         </w:rPr>
         <w:t>磁场分布</w:t>
       </w:r>
+      <w:proofErr w:type="gramEnd"/>
       <w:r>
         <w:rPr>
           <w:rFonts w:hint="eastAsia"/>
@@ -1376,7 +1406,21 @@
         <w:rPr>
           <w:rFonts w:hint="eastAsia"/>
         </w:rPr>
-        <w:t>区间截止层曲率拟合，得到截止层曲率沿约化半径的分布，如</w:t>
+        <w:t>区间截止层曲率拟合，得到截止层曲率</w:t>
+      </w:r>
+      <w:proofErr w:type="gramStart"/>
+      <w:r>
+        <w:rPr>
+          <w:rFonts w:hint="eastAsia"/>
+        </w:rPr>
+        <w:t>沿约化半径</w:t>
+      </w:r>
+      <w:proofErr w:type="gramEnd"/>
+      <w:r>
+        <w:rPr>
+          <w:rFonts w:hint="eastAsia"/>
+        </w:rPr>
+        <w:t>的分布，如</w:t>
       </w:r>
       <w:r>
         <w:fldChar w:fldCharType="begin"/>
@@ -1443,13 +1487,7 @@
       </w:r>
     </w:p>
     <w:p/>
-    <w:p>
-      <w:pPr>
-        <w:rPr>
-          <w:rFonts w:hint="eastAsia"/>
-        </w:rPr>
-      </w:pPr>
-    </w:p>
+    <w:p/>
     <w:p>
       <w:pPr>
         <w:keepNext/>
@@ -1538,7 +1576,15 @@
         <w:t>.</w:t>
       </w:r>
       <w:r>
-        <w:t xml:space="preserve"> (a)z=[-0.4 0.4]m </w:t>
+        <w:t xml:space="preserve"> (a)z</w:t>
+      </w:r>
+      <w:proofErr w:type="gramStart"/>
+      <w:r>
+        <w:t>=[</w:t>
+      </w:r>
+      <w:proofErr w:type="gramEnd"/>
+      <w:r>
+        <w:t xml:space="preserve">-0.4 0.4]m </w:t>
       </w:r>
       <w:r>
         <w:rPr>
@@ -1604,6 +1650,7 @@
         <w:t xml:space="preserve"> y =</w:t>
       </w:r>
       <w:proofErr w:type="spellStart"/>
+      <w:proofErr w:type="gramStart"/>
       <w:r>
         <w:rPr>
           <w:rFonts w:hint="eastAsia"/>
@@ -1615,15 +1662,17 @@
         <w:rPr>
           <w:rFonts w:hint="eastAsia"/>
         </w:rPr>
-        <w:t>(-146,146,12) mm</w:t>
-      </w:r>
-    </w:p>
-    <w:p>
-      <w:pPr>
-        <w:rPr>
-          <w:rFonts w:hint="eastAsia"/>
-        </w:rPr>
-      </w:pPr>
+        <w:t>(</w:t>
+      </w:r>
+      <w:proofErr w:type="gramEnd"/>
+      <w:r>
+        <w:rPr>
+          <w:rFonts w:hint="eastAsia"/>
+        </w:rPr>
+        <w:t>-146,146,12) mm</w:t>
+      </w:r>
+    </w:p>
+    <w:p>
       <w:r>
         <w:rPr>
           <w:rFonts w:hint="eastAsia"/>
@@ -1638,11 +1687,6 @@
       </w:r>
     </w:p>
     <w:p>
-      <w:pPr>
-        <w:rPr>
-          <w:rFonts w:hint="eastAsia"/>
-        </w:rPr>
-      </w:pPr>
       <w:r>
         <w:rPr>
           <w:rFonts w:hint="eastAsia"/>
@@ -1685,6 +1729,9 @@
         <w:keepNext/>
       </w:pPr>
       <w:r>
+        <w:rPr>
+          <w:noProof/>
+        </w:rPr>
         <w:drawing>
           <wp:inline distT="0" distB="0" distL="0" distR="0" wp14:anchorId="663CC018" wp14:editId="5C401410">
             <wp:extent cx="5943600" cy="2831465"/>
@@ -1739,9 +1786,7 @@
     <w:p>
       <w:pPr>
         <w:pStyle w:val="Caption"/>
-        <w:rPr>
-          <w:rFonts w:hint="eastAsia"/>
-        </w:rPr>
+        <w:jc w:val="center"/>
       </w:pPr>
       <w:r>
         <w:t xml:space="preserve">Figure </w:t>
@@ -1769,19 +1814,57 @@
     </w:p>
     <w:p>
       <w:pPr>
-        <w:rPr>
-          <w:rFonts w:hint="eastAsia"/>
-        </w:rPr>
-      </w:pPr>
+        <w:pStyle w:val="ListParagraph"/>
+        <w:numPr>
+          <w:ilvl w:val="0"/>
+          <w:numId w:val="2"/>
+        </w:numPr>
+      </w:pPr>
+      <w:r>
+        <w:rPr>
+          <w:rFonts w:hint="eastAsia"/>
+        </w:rPr>
+        <w:t>曲率取决于</w:t>
+      </w:r>
+      <w:r>
+        <w:rPr>
+          <w:rFonts w:hint="eastAsia"/>
+        </w:rPr>
+        <w:t xml:space="preserve">x1 </w:t>
+      </w:r>
+      <w:r>
+        <w:rPr>
+          <w:rFonts w:hint="eastAsia"/>
+        </w:rPr>
+        <w:t>与</w:t>
+      </w:r>
+      <w:r>
+        <w:rPr>
+          <w:rFonts w:hint="eastAsia"/>
+        </w:rPr>
+        <w:t>xc</w:t>
+      </w:r>
+    </w:p>
+    <w:p>
+      <w:pPr>
+        <w:pStyle w:val="ListParagraph"/>
+        <w:numPr>
+          <w:ilvl w:val="0"/>
+          <w:numId w:val="2"/>
+        </w:numPr>
+        <w:rPr>
+          <w:rFonts w:hint="eastAsia"/>
+        </w:rPr>
+      </w:pPr>
+      <w:r>
+        <w:rPr>
+          <w:rFonts w:hint="eastAsia"/>
+        </w:rPr>
+        <w:t>极向覆盖范围取决于张角</w:t>
+      </w:r>
     </w:p>
     <w:p/>
-    <w:p>
-      <w:pPr>
-        <w:rPr>
-          <w:rFonts w:hint="eastAsia"/>
-        </w:rPr>
-      </w:pPr>
-    </w:p>
+    <w:p/>
     <w:sectPr>
       <w:pgSz w:w="12240" w:h="15840"/>
       <w:pgMar w:top="1440" w:right="1440" w:bottom="1440" w:left="1440" w:header="720" w:footer="720" w:gutter="0"/>
@@ -1933,8 +2016,100 @@
       </w:pPr>
     </w:lvl>
   </w:abstractNum>
+  <w:abstractNum w:abstractNumId="1" w15:restartNumberingAfterBreak="0">
+    <w:nsid w:val="4D9C0FEF"/>
+    <w:multiLevelType w:val="hybridMultilevel"/>
+    <w:tmpl w:val="BF361626"/>
+    <w:lvl w:ilvl="0" w:tplc="0409000F">
+      <w:start w:val="1"/>
+      <w:numFmt w:val="decimal"/>
+      <w:lvlText w:val="%1."/>
+      <w:lvlJc w:val="left"/>
+      <w:pPr>
+        <w:ind w:left="720" w:hanging="360"/>
+      </w:pPr>
+      <w:rPr>
+        <w:rFonts w:hint="default"/>
+      </w:rPr>
+    </w:lvl>
+    <w:lvl w:ilvl="1" w:tplc="04090019" w:tentative="1">
+      <w:start w:val="1"/>
+      <w:numFmt w:val="lowerLetter"/>
+      <w:lvlText w:val="%2."/>
+      <w:lvlJc w:val="left"/>
+      <w:pPr>
+        <w:ind w:left="1440" w:hanging="360"/>
+      </w:pPr>
+    </w:lvl>
+    <w:lvl w:ilvl="2" w:tplc="0409001B" w:tentative="1">
+      <w:start w:val="1"/>
+      <w:numFmt w:val="lowerRoman"/>
+      <w:lvlText w:val="%3."/>
+      <w:lvlJc w:val="right"/>
+      <w:pPr>
+        <w:ind w:left="2160" w:hanging="180"/>
+      </w:pPr>
+    </w:lvl>
+    <w:lvl w:ilvl="3" w:tplc="0409000F" w:tentative="1">
+      <w:start w:val="1"/>
+      <w:numFmt w:val="decimal"/>
+      <w:lvlText w:val="%4."/>
+      <w:lvlJc w:val="left"/>
+      <w:pPr>
+        <w:ind w:left="2880" w:hanging="360"/>
+      </w:pPr>
+    </w:lvl>
+    <w:lvl w:ilvl="4" w:tplc="04090019" w:tentative="1">
+      <w:start w:val="1"/>
+      <w:numFmt w:val="lowerLetter"/>
+      <w:lvlText w:val="%5."/>
+      <w:lvlJc w:val="left"/>
+      <w:pPr>
+        <w:ind w:left="3600" w:hanging="360"/>
+      </w:pPr>
+    </w:lvl>
+    <w:lvl w:ilvl="5" w:tplc="0409001B" w:tentative="1">
+      <w:start w:val="1"/>
+      <w:numFmt w:val="lowerRoman"/>
+      <w:lvlText w:val="%6."/>
+      <w:lvlJc w:val="right"/>
+      <w:pPr>
+        <w:ind w:left="4320" w:hanging="180"/>
+      </w:pPr>
+    </w:lvl>
+    <w:lvl w:ilvl="6" w:tplc="0409000F" w:tentative="1">
+      <w:start w:val="1"/>
+      <w:numFmt w:val="decimal"/>
+      <w:lvlText w:val="%7."/>
+      <w:lvlJc w:val="left"/>
+      <w:pPr>
+        <w:ind w:left="5040" w:hanging="360"/>
+      </w:pPr>
+    </w:lvl>
+    <w:lvl w:ilvl="7" w:tplc="04090019" w:tentative="1">
+      <w:start w:val="1"/>
+      <w:numFmt w:val="lowerLetter"/>
+      <w:lvlText w:val="%8."/>
+      <w:lvlJc w:val="left"/>
+      <w:pPr>
+        <w:ind w:left="5760" w:hanging="360"/>
+      </w:pPr>
+    </w:lvl>
+    <w:lvl w:ilvl="8" w:tplc="0409001B" w:tentative="1">
+      <w:start w:val="1"/>
+      <w:numFmt w:val="lowerRoman"/>
+      <w:lvlText w:val="%9."/>
+      <w:lvlJc w:val="right"/>
+      <w:pPr>
+        <w:ind w:left="6480" w:hanging="180"/>
+      </w:pPr>
+    </w:lvl>
+  </w:abstractNum>
   <w:num w:numId="1" w16cid:durableId="602880555">
     <w:abstractNumId w:val="0"/>
+  </w:num>
+  <w:num w:numId="2" w16cid:durableId="300428339">
+    <w:abstractNumId w:val="1"/>
   </w:num>
 </w:numbering>
 </file>
@@ -2341,6 +2516,7 @@
   <w:style w:type="character" w:default="1" w:styleId="DefaultParagraphFont">
     <w:name w:val="Default Paragraph Font"/>
     <w:uiPriority w:val="1"/>
+    <w:semiHidden/>
     <w:unhideWhenUsed/>
   </w:style>
   <w:style w:type="table" w:default="1" w:styleId="TableNormal">

--- a/China/CT/MIR 光学透镜设计.docx
+++ b/China/CT/MIR 光学透镜设计.docx
@@ -15,7 +15,7 @@
     </w:p>
     <w:p>
       <w:pPr>
-        <w:pStyle w:val="ListParagraph"/>
+        <w:pStyle w:val="a7"/>
         <w:numPr>
           <w:ilvl w:val="0"/>
           <w:numId w:val="1"/>
@@ -30,7 +30,7 @@
     </w:p>
     <w:p>
       <w:pPr>
-        <w:pStyle w:val="ListParagraph"/>
+        <w:pStyle w:val="a7"/>
         <w:numPr>
           <w:ilvl w:val="0"/>
           <w:numId w:val="1"/>
@@ -45,7 +45,7 @@
     </w:p>
     <w:p>
       <w:pPr>
-        <w:pStyle w:val="ListParagraph"/>
+        <w:pStyle w:val="a7"/>
         <w:numPr>
           <w:ilvl w:val="0"/>
           <w:numId w:val="1"/>
@@ -72,7 +72,7 @@
     </w:p>
     <w:p>
       <w:pPr>
-        <w:pStyle w:val="ListParagraph"/>
+        <w:pStyle w:val="a7"/>
         <w:numPr>
           <w:ilvl w:val="0"/>
           <w:numId w:val="1"/>
@@ -123,21 +123,7 @@
         <w:rPr>
           <w:rFonts w:hint="eastAsia"/>
         </w:rPr>
-        <w:t>放电参数，等离子体芯</w:t>
-      </w:r>
-      <w:proofErr w:type="gramStart"/>
-      <w:r>
-        <w:rPr>
-          <w:rFonts w:hint="eastAsia"/>
-        </w:rPr>
-        <w:t>部弦平均</w:t>
-      </w:r>
-      <w:proofErr w:type="gramEnd"/>
-      <w:r>
-        <w:rPr>
-          <w:rFonts w:hint="eastAsia"/>
-        </w:rPr>
-        <w:t>密度约为</w:t>
+        <w:t>放电参数，等离子体芯部弦平均密度约为</w:t>
       </w:r>
       <m:oMath>
         <m:r>
@@ -234,7 +220,6 @@
         </w:rPr>
         <w:t>与</w:t>
       </w:r>
-      <w:proofErr w:type="gramStart"/>
       <w:r>
         <w:rPr>
           <w:rFonts w:hint="eastAsia"/>
@@ -245,14 +230,7 @@
         <w:rPr>
           <w:rFonts w:hint="eastAsia"/>
         </w:rPr>
-        <w:t>半径</w:t>
-      </w:r>
-      <w:proofErr w:type="gramEnd"/>
-      <w:r>
-        <w:rPr>
-          <w:rFonts w:hint="eastAsia"/>
-        </w:rPr>
-        <w:t>满足二次函数关系，芯部密度</w:t>
+        <w:t>半径满足二次函数关系，芯部密度</w:t>
       </w:r>
       <m:oMath>
         <m:sSub>
@@ -492,7 +470,7 @@
     </w:p>
     <w:p>
       <w:pPr>
-        <w:pStyle w:val="Caption"/>
+        <w:pStyle w:val="a9"/>
         <w:jc w:val="center"/>
       </w:pPr>
       <w:bookmarkStart w:id="0" w:name="_Ref220601333"/>
@@ -573,7 +551,7 @@
     </w:p>
     <w:p>
       <w:pPr>
-        <w:pStyle w:val="Caption"/>
+        <w:pStyle w:val="a9"/>
         <w:jc w:val="center"/>
       </w:pPr>
       <w:bookmarkStart w:id="1" w:name="_Ref220602337"/>
@@ -657,7 +635,7 @@
     </w:p>
     <w:p>
       <w:pPr>
-        <w:pStyle w:val="Caption"/>
+        <w:pStyle w:val="a9"/>
         <w:jc w:val="center"/>
       </w:pPr>
       <w:bookmarkStart w:id="2" w:name="_Ref220601908"/>
@@ -850,21 +828,7 @@
         <w:rPr>
           <w:rFonts w:hint="eastAsia"/>
         </w:rPr>
-        <w:t>为了将密度延拓至二维平面以获取截止层曲率半径，</w:t>
-      </w:r>
-      <w:proofErr w:type="gramStart"/>
-      <w:r>
-        <w:rPr>
-          <w:rFonts w:hint="eastAsia"/>
-        </w:rPr>
-        <w:t>根据同磁面密度</w:t>
-      </w:r>
-      <w:proofErr w:type="gramEnd"/>
-      <w:r>
-        <w:rPr>
-          <w:rFonts w:hint="eastAsia"/>
-        </w:rPr>
-        <w:t>相同的条件，将密度沿极像磁面分布二维延拓即可得到密度二维分布图。</w:t>
+        <w:t>为了将密度延拓至二维平面以获取截止层曲率半径，根据同磁面密度相同的条件，将密度沿极像磁面分布二维延拓即可得到密度二维分布图。</w:t>
       </w:r>
       <w:r>
         <w:fldChar w:fldCharType="begin"/>
@@ -1253,7 +1217,7 @@
     </w:p>
     <w:p>
       <w:pPr>
-        <w:pStyle w:val="Caption"/>
+        <w:pStyle w:val="a9"/>
         <w:jc w:val="center"/>
       </w:pPr>
       <w:bookmarkStart w:id="3" w:name="_Ref220589824"/>
@@ -1291,39 +1255,49 @@
         <w:t>:</w:t>
       </w:r>
       <w:r>
+        <w:t>(a)</w:t>
+      </w:r>
+      <w:r>
+        <w:rPr>
+          <w:rFonts w:hint="eastAsia"/>
+        </w:rPr>
+        <w:t>磁场分布</w:t>
+      </w:r>
+      <w:r>
+        <w:rPr>
+          <w:rFonts w:hint="eastAsia"/>
+        </w:rPr>
+        <w:t>，</w:t>
+      </w:r>
+      <w:r>
+        <w:t>(b)</w:t>
+      </w:r>
+      <w:r>
+        <w:rPr>
+          <w:rFonts w:hint="eastAsia"/>
+        </w:rPr>
+        <w:t>密度分布</w:t>
+      </w:r>
+      <w:r>
+        <w:rPr>
+          <w:rFonts w:hint="eastAsia"/>
+        </w:rPr>
+        <w:t>，</w:t>
+      </w:r>
+      <w:r>
+        <w:rPr>
+          <w:rFonts w:hint="eastAsia"/>
+        </w:rPr>
         <w:t>(</w:t>
       </w:r>
-      <w:proofErr w:type="gramStart"/>
-      <w:r>
-        <w:t>a)</w:t>
-      </w:r>
-      <w:r>
-        <w:rPr>
-          <w:rFonts w:hint="eastAsia"/>
-        </w:rPr>
-        <w:t>磁场分布</w:t>
-      </w:r>
-      <w:proofErr w:type="gramEnd"/>
-      <w:r>
-        <w:rPr>
-          <w:rFonts w:hint="eastAsia"/>
-        </w:rPr>
-        <w:t>，</w:t>
-      </w:r>
-      <w:r>
-        <w:t>(b)</w:t>
-      </w:r>
-      <w:r>
-        <w:rPr>
-          <w:rFonts w:hint="eastAsia"/>
-        </w:rPr>
-        <w:t>密度分布</w:t>
-      </w:r>
-      <w:r>
-        <w:rPr>
-          <w:rFonts w:hint="eastAsia"/>
-        </w:rPr>
-        <w:t>，</w:t>
+      <w:r>
+        <w:t>c)</w:t>
+      </w:r>
+      <w:r>
+        <w:rPr>
+          <w:rFonts w:hint="eastAsia"/>
+        </w:rPr>
+        <w:t>右旋截止频率分布，</w:t>
       </w:r>
       <w:r>
         <w:rPr>
@@ -1332,21 +1306,6 @@
         <w:t>(</w:t>
       </w:r>
       <w:r>
-        <w:t>c)</w:t>
-      </w:r>
-      <w:r>
-        <w:rPr>
-          <w:rFonts w:hint="eastAsia"/>
-        </w:rPr>
-        <w:t>右旋截止频率分布，</w:t>
-      </w:r>
-      <w:r>
-        <w:rPr>
-          <w:rFonts w:hint="eastAsia"/>
-        </w:rPr>
-        <w:t>(</w:t>
-      </w:r>
-      <w:r>
         <w:t xml:space="preserve">d)60GHz </w:t>
       </w:r>
       <w:r>
@@ -1406,21 +1365,7 @@
         <w:rPr>
           <w:rFonts w:hint="eastAsia"/>
         </w:rPr>
-        <w:t>区间截止层曲率拟合，得到截止层曲率</w:t>
-      </w:r>
-      <w:proofErr w:type="gramStart"/>
-      <w:r>
-        <w:rPr>
-          <w:rFonts w:hint="eastAsia"/>
-        </w:rPr>
-        <w:t>沿约化半径</w:t>
-      </w:r>
-      <w:proofErr w:type="gramEnd"/>
-      <w:r>
-        <w:rPr>
-          <w:rFonts w:hint="eastAsia"/>
-        </w:rPr>
-        <w:t>的分布，如</w:t>
+        <w:t>区间截止层曲率拟合，得到截止层曲率沿约化半径的分布，如</w:t>
       </w:r>
       <w:r>
         <w:fldChar w:fldCharType="begin"/>
@@ -1552,7 +1497,7 @@
     </w:p>
     <w:p>
       <w:pPr>
-        <w:pStyle w:val="Caption"/>
+        <w:pStyle w:val="a9"/>
         <w:jc w:val="center"/>
       </w:pPr>
       <w:bookmarkStart w:id="4" w:name="_Ref220606795"/>
@@ -1576,15 +1521,7 @@
         <w:t>.</w:t>
       </w:r>
       <w:r>
-        <w:t xml:space="preserve"> (a)z</w:t>
-      </w:r>
-      <w:proofErr w:type="gramStart"/>
-      <w:r>
-        <w:t>=[</w:t>
-      </w:r>
-      <w:proofErr w:type="gramEnd"/>
-      <w:r>
-        <w:t xml:space="preserve">-0.4 0.4]m </w:t>
+        <w:t xml:space="preserve"> (a)z=[-0.4 0.4]m </w:t>
       </w:r>
       <w:r>
         <w:rPr>
@@ -1650,7 +1587,6 @@
         <w:t xml:space="preserve"> y =</w:t>
       </w:r>
       <w:proofErr w:type="spellStart"/>
-      <w:proofErr w:type="gramStart"/>
       <w:r>
         <w:rPr>
           <w:rFonts w:hint="eastAsia"/>
@@ -1662,14 +1598,7 @@
         <w:rPr>
           <w:rFonts w:hint="eastAsia"/>
         </w:rPr>
-        <w:t>(</w:t>
-      </w:r>
-      <w:proofErr w:type="gramEnd"/>
-      <w:r>
-        <w:rPr>
-          <w:rFonts w:hint="eastAsia"/>
-        </w:rPr>
-        <w:t>-146,146,12) mm</w:t>
+        <w:t>(-146,146,12) mm</w:t>
       </w:r>
     </w:p>
     <w:p>
@@ -1785,7 +1714,7 @@
     </w:p>
     <w:p>
       <w:pPr>
-        <w:pStyle w:val="Caption"/>
+        <w:pStyle w:val="a9"/>
         <w:jc w:val="center"/>
       </w:pPr>
       <w:r>
@@ -1814,7 +1743,7 @@
     </w:p>
     <w:p>
       <w:pPr>
-        <w:pStyle w:val="ListParagraph"/>
+        <w:pStyle w:val="a7"/>
         <w:numPr>
           <w:ilvl w:val="0"/>
           <w:numId w:val="2"/>
@@ -1847,14 +1776,11 @@
     </w:p>
     <w:p>
       <w:pPr>
-        <w:pStyle w:val="ListParagraph"/>
+        <w:pStyle w:val="a7"/>
         <w:numPr>
           <w:ilvl w:val="0"/>
           <w:numId w:val="2"/>
         </w:numPr>
-        <w:rPr>
-          <w:rFonts w:hint="eastAsia"/>
-        </w:rPr>
       </w:pPr>
       <w:r>
         <w:rPr>
@@ -1863,6 +1789,639 @@
         <w:t>极向覆盖范围取决于张角</w:t>
       </w:r>
     </w:p>
+    <w:p>
+      <w:pPr>
+        <w:ind w:left="360"/>
+      </w:pPr>
+    </w:p>
+    <w:p>
+      <w:pPr>
+        <w:ind w:left="360"/>
+        <w:rPr>
+          <w:rFonts w:ascii="Cambria Math" w:hAnsi="Cambria Math"/>
+          <w:iCs/>
+        </w:rPr>
+      </w:pPr>
+      <w:r>
+        <w:rPr>
+          <w:rFonts w:hint="eastAsia"/>
+        </w:rPr>
+        <w:t>假设截止层</w:t>
+      </w:r>
+      <w:r>
+        <w:rPr>
+          <w:rFonts w:hint="eastAsia"/>
+        </w:rPr>
+        <w:t xml:space="preserve">x </w:t>
+      </w:r>
+      <w:r>
+        <w:rPr>
+          <w:rFonts w:hint="eastAsia"/>
+        </w:rPr>
+        <w:t>距离最后一块透镜距离为</w:t>
+      </w:r>
+      <w:r>
+        <w:rPr>
+          <w:rFonts w:hint="eastAsia"/>
+        </w:rPr>
+        <w:t xml:space="preserve"> 1.85 m, </w:t>
+      </w:r>
+      <w:r>
+        <w:rPr>
+          <w:rFonts w:hint="eastAsia"/>
+        </w:rPr>
+        <w:t>截止层曲率半径为</w:t>
+      </w:r>
+      <w:r>
+        <w:rPr>
+          <w:rFonts w:hint="eastAsia"/>
+        </w:rPr>
+        <w:t>0.55 m</w:t>
+      </w:r>
+      <w:r>
+        <w:rPr>
+          <w:rFonts w:hint="eastAsia"/>
+        </w:rPr>
+        <w:t>，观测区域为</w:t>
+      </w:r>
+      <w:r>
+        <w:rPr>
+          <w:rFonts w:hint="eastAsia"/>
+        </w:rPr>
+        <w:t xml:space="preserve">y=[-0.15 0.15]m . </w:t>
+      </w:r>
+      <w:r>
+        <w:rPr>
+          <w:rFonts w:hint="eastAsia"/>
+        </w:rPr>
+        <w:t>取最后一块</w:t>
+      </w:r>
+      <w:r>
+        <w:rPr>
+          <w:rFonts w:hint="eastAsia"/>
+        </w:rPr>
+        <w:t>凸</w:t>
+      </w:r>
+      <w:r>
+        <w:rPr>
+          <w:rFonts w:hint="eastAsia"/>
+        </w:rPr>
+        <w:t>透镜的</w:t>
+      </w:r>
+      <w:r>
+        <w:rPr>
+          <w:rFonts w:hint="eastAsia"/>
+        </w:rPr>
+        <w:t>前后</w:t>
+      </w:r>
+      <w:r>
+        <w:rPr>
+          <w:rFonts w:hint="eastAsia"/>
+        </w:rPr>
+        <w:t>曲率半径为</w:t>
+      </w:r>
+      <w:r>
+        <w:rPr>
+          <w:rFonts w:hint="eastAsia"/>
+        </w:rPr>
+        <w:t xml:space="preserve">R = 1.65 m, </w:t>
+      </w:r>
+      <w:r>
+        <w:rPr>
+          <w:rFonts w:hint="eastAsia"/>
+        </w:rPr>
+        <w:t>高密度聚乙烯材料，</w:t>
+      </w:r>
+      <w:r>
+        <w:rPr>
+          <w:rFonts w:hint="eastAsia"/>
+        </w:rPr>
+        <w:t>n =  1.623449</w:t>
+      </w:r>
+      <w:r>
+        <w:rPr>
+          <w:rFonts w:hint="eastAsia"/>
+        </w:rPr>
+        <w:t>，透镜厚度为</w:t>
+      </w:r>
+      <w:r>
+        <w:rPr>
+          <w:rFonts w:hint="eastAsia"/>
+        </w:rPr>
+        <w:t>t = 200 mm</w:t>
+      </w:r>
+      <w:r>
+        <w:rPr>
+          <w:rFonts w:hint="eastAsia"/>
+        </w:rPr>
+        <w:t xml:space="preserve">. </w:t>
+      </w:r>
+      <w:r>
+        <w:rPr>
+          <w:rFonts w:hint="eastAsia"/>
+        </w:rPr>
+        <w:t>以几何光学为研究对象，其像点所对应的</w:t>
+      </w:r>
+      <w:r>
+        <w:rPr>
+          <w:rFonts w:hint="eastAsia"/>
+        </w:rPr>
+        <w:t xml:space="preserve">xc = 1.85 + 0.65 = 2.5 m. </w:t>
+      </w:r>
+      <w:r>
+        <w:rPr>
+          <w:rFonts w:hint="eastAsia"/>
+        </w:rPr>
+        <w:t>根据</w:t>
+      </w:r>
+      <w:r>
+        <w:rPr>
+          <w:rFonts w:hint="eastAsia"/>
+        </w:rPr>
+        <w:t>厚</w:t>
+      </w:r>
+      <w:r>
+        <w:rPr>
+          <w:rFonts w:hint="eastAsia"/>
+        </w:rPr>
+        <w:t>透镜几何形状和</w:t>
+      </w:r>
+      <w:r>
+        <w:rPr>
+          <w:rFonts w:hint="eastAsia"/>
+        </w:rPr>
+        <w:t>焦距的关系有</w:t>
+      </w:r>
+      <w:r>
+        <w:rPr>
+          <w:rFonts w:ascii="Cambria Math" w:hAnsi="Cambria Math" w:hint="eastAsia"/>
+          <w:iCs/>
+        </w:rPr>
+        <w:t>f = 1.323</w:t>
+      </w:r>
+      <w:r>
+        <w:rPr>
+          <w:rFonts w:ascii="Cambria Math" w:hAnsi="Cambria Math" w:hint="eastAsia"/>
+          <w:iCs/>
+        </w:rPr>
+        <w:t>(</w:t>
+      </w:r>
+      <w:r>
+        <w:rPr>
+          <w:rFonts w:ascii="Cambria Math" w:hAnsi="Cambria Math" w:hint="eastAsia"/>
+          <w:iCs/>
+        </w:rPr>
+        <w:t>厚透镜</w:t>
+      </w:r>
+      <w:r>
+        <w:rPr>
+          <w:rFonts w:ascii="Cambria Math" w:hAnsi="Cambria Math" w:hint="eastAsia"/>
+          <w:iCs/>
+        </w:rPr>
+        <w:t>公式</w:t>
+      </w:r>
+      <w:r>
+        <w:rPr>
+          <w:rFonts w:ascii="Cambria Math" w:hAnsi="Cambria Math" w:hint="eastAsia"/>
+          <w:iCs/>
+        </w:rPr>
+        <w:t>结果为</w:t>
+      </w:r>
+      <w:r>
+        <w:rPr>
+          <w:rFonts w:ascii="Cambria Math" w:hAnsi="Cambria Math" w:hint="eastAsia"/>
+          <w:iCs/>
+        </w:rPr>
+        <w:t>f = 1.355)</w:t>
+      </w:r>
+      <w:r>
+        <w:rPr>
+          <w:rFonts w:ascii="Cambria Math" w:hAnsi="Cambria Math" w:hint="eastAsia"/>
+          <w:iCs/>
+        </w:rPr>
+        <w:t xml:space="preserve"> ; </w:t>
+      </w:r>
+      <w:r>
+        <w:rPr>
+          <w:rFonts w:ascii="Cambria Math" w:hAnsi="Cambria Math" w:hint="eastAsia"/>
+          <w:iCs/>
+        </w:rPr>
+        <w:t>根据</w:t>
+      </w:r>
+      <w:r>
+        <w:rPr>
+          <w:rFonts w:ascii="Cambria Math" w:hAnsi="Cambria Math" w:hint="eastAsia"/>
+          <w:iCs/>
+        </w:rPr>
+        <w:t xml:space="preserve"> </w:t>
+      </w:r>
+      <w:r>
+        <w:rPr>
+          <w:rFonts w:ascii="Cambria Math" w:hAnsi="Cambria Math" w:hint="eastAsia"/>
+          <w:iCs/>
+        </w:rPr>
+        <w:t>物像方程</w:t>
+      </w:r>
+    </w:p>
+    <w:p>
+      <w:pPr>
+        <w:ind w:left="360"/>
+        <w:rPr>
+          <w:rFonts w:ascii="Cambria Math" w:hAnsi="Cambria Math"/>
+          <w:iCs/>
+        </w:rPr>
+      </w:pPr>
+      <m:oMathPara>
+        <m:oMath>
+          <m:r>
+            <w:rPr>
+              <w:rFonts w:ascii="Cambria Math" w:hAnsi="Cambria Math"/>
+            </w:rPr>
+            <m:t>-</m:t>
+          </m:r>
+          <m:f>
+            <m:fPr>
+              <m:ctrlPr>
+                <w:rPr>
+                  <w:rFonts w:ascii="Cambria Math" w:hAnsi="Cambria Math"/>
+                  <w:i/>
+                  <w:iCs/>
+                </w:rPr>
+              </m:ctrlPr>
+            </m:fPr>
+            <m:num>
+              <m:r>
+                <w:rPr>
+                  <w:rFonts w:ascii="Cambria Math" w:hAnsi="Cambria Math"/>
+                </w:rPr>
+                <m:t>1</m:t>
+              </m:r>
+            </m:num>
+            <m:den>
+              <m:sSub>
+                <m:sSubPr>
+                  <m:ctrlPr>
+                    <w:rPr>
+                      <w:rFonts w:ascii="Cambria Math" w:hAnsi="Cambria Math"/>
+                      <w:i/>
+                      <w:iCs/>
+                    </w:rPr>
+                  </m:ctrlPr>
+                </m:sSubPr>
+                <m:e>
+                  <m:r>
+                    <w:rPr>
+                      <w:rFonts w:ascii="Cambria Math" w:hAnsi="Cambria Math"/>
+                    </w:rPr>
+                    <m:t>x</m:t>
+                  </m:r>
+                </m:e>
+                <m:sub>
+                  <m:r>
+                    <w:rPr>
+                      <w:rFonts w:ascii="Cambria Math" w:hAnsi="Cambria Math"/>
+                    </w:rPr>
+                    <m:t>0</m:t>
+                  </m:r>
+                </m:sub>
+              </m:sSub>
+            </m:den>
+          </m:f>
+          <m:r>
+            <w:rPr>
+              <w:rFonts w:ascii="Cambria Math" w:hAnsi="Cambria Math"/>
+            </w:rPr>
+            <m:t>+</m:t>
+          </m:r>
+          <m:f>
+            <m:fPr>
+              <m:ctrlPr>
+                <w:rPr>
+                  <w:rFonts w:ascii="Cambria Math" w:hAnsi="Cambria Math"/>
+                  <w:i/>
+                  <w:iCs/>
+                </w:rPr>
+              </m:ctrlPr>
+            </m:fPr>
+            <m:num>
+              <m:r>
+                <w:rPr>
+                  <w:rFonts w:ascii="Cambria Math" w:hAnsi="Cambria Math"/>
+                </w:rPr>
+                <m:t>1</m:t>
+              </m:r>
+            </m:num>
+            <m:den>
+              <m:sSub>
+                <m:sSubPr>
+                  <m:ctrlPr>
+                    <w:rPr>
+                      <w:rFonts w:ascii="Cambria Math" w:hAnsi="Cambria Math"/>
+                      <w:i/>
+                      <w:iCs/>
+                    </w:rPr>
+                  </m:ctrlPr>
+                </m:sSubPr>
+                <m:e>
+                  <m:r>
+                    <w:rPr>
+                      <w:rFonts w:ascii="Cambria Math" w:hAnsi="Cambria Math"/>
+                    </w:rPr>
+                    <m:t>x</m:t>
+                  </m:r>
+                </m:e>
+                <m:sub>
+                  <m:r>
+                    <w:rPr>
+                      <w:rFonts w:ascii="Cambria Math" w:hAnsi="Cambria Math"/>
+                    </w:rPr>
+                    <m:t>c</m:t>
+                  </m:r>
+                </m:sub>
+              </m:sSub>
+            </m:den>
+          </m:f>
+          <m:r>
+            <w:rPr>
+              <w:rFonts w:ascii="Cambria Math" w:hAnsi="Cambria Math"/>
+            </w:rPr>
+            <m:t>=</m:t>
+          </m:r>
+          <m:f>
+            <m:fPr>
+              <m:ctrlPr>
+                <w:rPr>
+                  <w:rFonts w:ascii="Cambria Math" w:hAnsi="Cambria Math"/>
+                  <w:i/>
+                  <w:iCs/>
+                </w:rPr>
+              </m:ctrlPr>
+            </m:fPr>
+            <m:num>
+              <m:r>
+                <w:rPr>
+                  <w:rFonts w:ascii="Cambria Math" w:hAnsi="Cambria Math"/>
+                </w:rPr>
+                <m:t>1</m:t>
+              </m:r>
+            </m:num>
+            <m:den>
+              <m:r>
+                <w:rPr>
+                  <w:rFonts w:ascii="Cambria Math" w:hAnsi="Cambria Math"/>
+                </w:rPr>
+                <m:t>f</m:t>
+              </m:r>
+            </m:den>
+          </m:f>
+        </m:oMath>
+      </m:oMathPara>
+    </w:p>
+    <w:p>
+      <w:pPr>
+        <w:ind w:left="360"/>
+        <w:rPr>
+          <w:rFonts w:ascii="Cambria Math" w:hAnsi="Cambria Math" w:hint="eastAsia"/>
+          <w:iCs/>
+        </w:rPr>
+      </w:pPr>
+      <w:r>
+        <w:rPr>
+          <w:rFonts w:ascii="Cambria Math" w:hAnsi="Cambria Math" w:hint="eastAsia"/>
+          <w:iCs/>
+        </w:rPr>
+        <w:t>得到对应物点位置为</w:t>
+      </w:r>
+      <w:r>
+        <w:rPr>
+          <w:rFonts w:ascii="Cambria Math" w:hAnsi="Cambria Math" w:hint="eastAsia"/>
+          <w:iCs/>
+        </w:rPr>
+        <w:t>x0 =</w:t>
+      </w:r>
+      <w:r>
+        <w:rPr>
+          <w:rFonts w:ascii="Cambria Math" w:hAnsi="Cambria Math" w:hint="eastAsia"/>
+          <w:iCs/>
+        </w:rPr>
+        <w:t xml:space="preserve"> -2.9576 m </w:t>
+      </w:r>
+      <w:r>
+        <w:rPr>
+          <w:rFonts w:ascii="Cambria Math" w:hAnsi="Cambria Math" w:hint="eastAsia"/>
+          <w:iCs/>
+        </w:rPr>
+        <w:t>。</w:t>
+      </w:r>
+      <w:r>
+        <w:rPr>
+          <w:rFonts w:ascii="Cambria Math" w:hAnsi="Cambria Math" w:hint="eastAsia"/>
+          <w:iCs/>
+        </w:rPr>
+        <w:t xml:space="preserve"> </w:t>
+      </w:r>
+      <w:r>
+        <w:rPr>
+          <w:rFonts w:ascii="Cambria Math" w:hAnsi="Cambria Math" w:hint="eastAsia"/>
+          <w:iCs/>
+        </w:rPr>
+        <w:t>负号表示物点在透镜的左边。</w:t>
+      </w:r>
+    </w:p>
+    <w:p>
+      <w:pPr>
+        <w:ind w:left="360"/>
+        <w:rPr>
+          <w:rFonts w:ascii="Cambria Math" w:hAnsi="Cambria Math"/>
+          <w:iCs/>
+        </w:rPr>
+      </w:pPr>
+      <w:r>
+        <w:rPr>
+          <w:rFonts w:ascii="Cambria Math" w:hAnsi="Cambria Math" w:hint="eastAsia"/>
+          <w:iCs/>
+        </w:rPr>
+        <w:t>考虑</w:t>
+      </w:r>
+      <w:r>
+        <w:rPr>
+          <w:rFonts w:ascii="Cambria Math" w:hAnsi="Cambria Math" w:hint="eastAsia"/>
+          <w:iCs/>
+        </w:rPr>
+        <w:t>观测覆盖范围，其对应的张角正切约为</w:t>
+      </w:r>
+      <w:r>
+        <w:rPr>
+          <w:rFonts w:ascii="Cambria Math" w:hAnsi="Cambria Math" w:hint="eastAsia"/>
+          <w:iCs/>
+        </w:rPr>
+        <w:t>tan(</w:t>
+      </w:r>
+      <m:oMath>
+        <m:r>
+          <w:rPr>
+            <w:rFonts w:ascii="Cambria Math" w:hAnsi="Cambria Math"/>
+          </w:rPr>
+          <m:t>θ)</m:t>
+        </m:r>
+      </m:oMath>
+      <w:r>
+        <w:rPr>
+          <w:rFonts w:ascii="Cambria Math" w:hAnsi="Cambria Math" w:hint="eastAsia"/>
+          <w:iCs/>
+        </w:rPr>
+        <w:t>=y/(xc-x)=0.231</w:t>
+      </w:r>
+      <w:r>
+        <w:rPr>
+          <w:rFonts w:ascii="Cambria Math" w:hAnsi="Cambria Math" w:hint="eastAsia"/>
+          <w:iCs/>
+        </w:rPr>
+        <w:t>。其在最后透镜的覆盖范围为</w:t>
+      </w:r>
+      <w:proofErr w:type="spellStart"/>
+      <w:r>
+        <w:rPr>
+          <w:rFonts w:ascii="Cambria Math" w:hAnsi="Cambria Math" w:hint="eastAsia"/>
+          <w:iCs/>
+        </w:rPr>
+        <w:t>y_last</w:t>
+      </w:r>
+      <w:proofErr w:type="spellEnd"/>
+      <w:r>
+        <w:rPr>
+          <w:rFonts w:ascii="Cambria Math" w:hAnsi="Cambria Math" w:hint="eastAsia"/>
+          <w:iCs/>
+        </w:rPr>
+        <w:t xml:space="preserve"> = [-0.577 0.577]m</w:t>
+      </w:r>
+      <w:r>
+        <w:rPr>
+          <w:rFonts w:ascii="Cambria Math" w:hAnsi="Cambria Math" w:hint="eastAsia"/>
+          <w:iCs/>
+        </w:rPr>
+        <w:t>。</w:t>
+      </w:r>
+    </w:p>
+    <w:p>
+      <w:pPr>
+        <w:ind w:left="360"/>
+        <w:rPr>
+          <w:rFonts w:ascii="Cambria Math" w:hAnsi="Cambria Math"/>
+          <w:iCs/>
+        </w:rPr>
+      </w:pPr>
+      <w:r>
+        <w:rPr>
+          <w:rFonts w:ascii="Cambria Math" w:hAnsi="Cambria Math" w:hint="eastAsia"/>
+          <w:iCs/>
+        </w:rPr>
+        <w:t>简化起见，在最后一块透镜之前放置一块凹透镜</w:t>
+      </w:r>
+      <w:r>
+        <w:rPr>
+          <w:rFonts w:ascii="Cambria Math" w:hAnsi="Cambria Math" w:hint="eastAsia"/>
+          <w:iCs/>
+        </w:rPr>
+        <w:t>,</w:t>
+      </w:r>
+      <w:r>
+        <w:rPr>
+          <w:rFonts w:ascii="Cambria Math" w:hAnsi="Cambria Math" w:hint="eastAsia"/>
+          <w:iCs/>
+        </w:rPr>
+        <w:t>使其之前的平行光线经过凹透镜后变换</w:t>
+      </w:r>
+      <w:r>
+        <w:rPr>
+          <w:rFonts w:ascii="Cambria Math" w:hAnsi="Cambria Math" w:hint="eastAsia"/>
+          <w:iCs/>
+        </w:rPr>
+        <w:t>为目标光线。</w:t>
+      </w:r>
+      <w:r>
+        <w:rPr>
+          <w:rFonts w:ascii="Cambria Math" w:hAnsi="Cambria Math" w:hint="eastAsia"/>
+          <w:iCs/>
+        </w:rPr>
+        <w:t>假设凹透镜的焦距为</w:t>
+      </w:r>
+      <w:r>
+        <w:rPr>
+          <w:rFonts w:ascii="Cambria Math" w:hAnsi="Cambria Math" w:hint="eastAsia"/>
+          <w:iCs/>
+        </w:rPr>
+        <w:t>fc</w:t>
+      </w:r>
+      <w:r>
+        <w:rPr>
+          <w:rFonts w:ascii="Cambria Math" w:hAnsi="Cambria Math" w:hint="eastAsia"/>
+          <w:iCs/>
+        </w:rPr>
+        <w:t>，将其放置于</w:t>
+      </w:r>
+      <w:r>
+        <w:rPr>
+          <w:rFonts w:ascii="Cambria Math" w:hAnsi="Cambria Math" w:hint="eastAsia"/>
+          <w:iCs/>
+        </w:rPr>
+        <w:t>x0+fc</w:t>
+      </w:r>
+      <w:r>
+        <w:rPr>
+          <w:rFonts w:ascii="Cambria Math" w:hAnsi="Cambria Math" w:hint="eastAsia"/>
+          <w:iCs/>
+        </w:rPr>
+        <w:t>处即可实现目标光线。</w:t>
+      </w:r>
+    </w:p>
+    <w:p>
+      <w:pPr>
+        <w:ind w:left="360"/>
+        <w:rPr>
+          <w:rFonts w:ascii="Cambria Math" w:hAnsi="Cambria Math" w:hint="eastAsia"/>
+          <w:i/>
+          <w:iCs/>
+        </w:rPr>
+      </w:pPr>
+    </w:p>
+    <w:p>
+      <w:pPr>
+        <w:ind w:left="360"/>
+        <w:rPr>
+          <w:rFonts w:ascii="Cambria Math" w:hAnsi="Cambria Math" w:hint="eastAsia"/>
+          <w:iCs/>
+        </w:rPr>
+      </w:pPr>
+    </w:p>
+    <w:p>
+      <w:pPr>
+        <w:ind w:left="360"/>
+      </w:pPr>
+    </w:p>
+    <w:p>
+      <w:pPr>
+        <w:ind w:left="360"/>
+      </w:pPr>
+    </w:p>
+    <w:p>
+      <w:pPr>
+        <w:ind w:left="360"/>
+        <w:rPr>
+          <w:rFonts w:hint="eastAsia"/>
+        </w:rPr>
+      </w:pPr>
+    </w:p>
+    <w:p>
+      <w:pPr>
+        <w:ind w:left="360"/>
+        <w:rPr>
+          <w:rFonts w:hint="eastAsia"/>
+        </w:rPr>
+      </w:pPr>
+    </w:p>
+    <w:p/>
+    <w:p/>
     <w:p/>
     <w:p/>
     <w:sectPr>
@@ -2509,17 +3068,17 @@
     <w:lsdException w:name="Unresolved Mention" w:semiHidden="1" w:unhideWhenUsed="1"/>
     <w:lsdException w:name="Smart Link" w:semiHidden="1" w:unhideWhenUsed="1"/>
   </w:latentStyles>
-  <w:style w:type="paragraph" w:default="1" w:styleId="Normal">
+  <w:style w:type="paragraph" w:default="1" w:styleId="a">
     <w:name w:val="Normal"/>
     <w:qFormat/>
   </w:style>
-  <w:style w:type="character" w:default="1" w:styleId="DefaultParagraphFont">
+  <w:style w:type="character" w:default="1" w:styleId="a0">
     <w:name w:val="Default Paragraph Font"/>
     <w:uiPriority w:val="1"/>
     <w:semiHidden/>
     <w:unhideWhenUsed/>
   </w:style>
-  <w:style w:type="table" w:default="1" w:styleId="TableNormal">
+  <w:style w:type="table" w:default="1" w:styleId="a1">
     <w:name w:val="Normal Table"/>
     <w:uiPriority w:val="99"/>
     <w:semiHidden/>
@@ -2534,16 +3093,16 @@
       </w:tblCellMar>
     </w:tblPr>
   </w:style>
-  <w:style w:type="numbering" w:default="1" w:styleId="NoList">
+  <w:style w:type="numbering" w:default="1" w:styleId="a2">
     <w:name w:val="No List"/>
     <w:uiPriority w:val="99"/>
     <w:semiHidden/>
     <w:unhideWhenUsed/>
   </w:style>
-  <w:style w:type="paragraph" w:styleId="Header">
+  <w:style w:type="paragraph" w:styleId="a3">
     <w:name w:val="header"/>
-    <w:basedOn w:val="Normal"/>
-    <w:link w:val="HeaderChar"/>
+    <w:basedOn w:val="a"/>
+    <w:link w:val="a4"/>
     <w:uiPriority w:val="99"/>
     <w:unhideWhenUsed/>
     <w:rsid w:val="00C16B35"/>
@@ -2555,17 +3114,17 @@
       <w:spacing w:after="0" w:line="240" w:lineRule="auto"/>
     </w:pPr>
   </w:style>
-  <w:style w:type="character" w:customStyle="1" w:styleId="HeaderChar">
-    <w:name w:val="Header Char"/>
-    <w:basedOn w:val="DefaultParagraphFont"/>
-    <w:link w:val="Header"/>
+  <w:style w:type="character" w:customStyle="1" w:styleId="a4">
+    <w:name w:val="页眉 字符"/>
+    <w:basedOn w:val="a0"/>
+    <w:link w:val="a3"/>
     <w:uiPriority w:val="99"/>
     <w:rsid w:val="00C16B35"/>
   </w:style>
-  <w:style w:type="paragraph" w:styleId="Footer">
+  <w:style w:type="paragraph" w:styleId="a5">
     <w:name w:val="footer"/>
-    <w:basedOn w:val="Normal"/>
-    <w:link w:val="FooterChar"/>
+    <w:basedOn w:val="a"/>
+    <w:link w:val="a6"/>
     <w:uiPriority w:val="99"/>
     <w:unhideWhenUsed/>
     <w:rsid w:val="00C16B35"/>
@@ -2577,16 +3136,16 @@
       <w:spacing w:after="0" w:line="240" w:lineRule="auto"/>
     </w:pPr>
   </w:style>
-  <w:style w:type="character" w:customStyle="1" w:styleId="FooterChar">
-    <w:name w:val="Footer Char"/>
-    <w:basedOn w:val="DefaultParagraphFont"/>
-    <w:link w:val="Footer"/>
+  <w:style w:type="character" w:customStyle="1" w:styleId="a6">
+    <w:name w:val="页脚 字符"/>
+    <w:basedOn w:val="a0"/>
+    <w:link w:val="a5"/>
     <w:uiPriority w:val="99"/>
     <w:rsid w:val="00C16B35"/>
   </w:style>
-  <w:style w:type="paragraph" w:styleId="ListParagraph">
+  <w:style w:type="paragraph" w:styleId="a7">
     <w:name w:val="List Paragraph"/>
-    <w:basedOn w:val="Normal"/>
+    <w:basedOn w:val="a"/>
     <w:uiPriority w:val="34"/>
     <w:qFormat/>
     <w:rsid w:val="00961ADD"/>
@@ -2595,9 +3154,9 @@
       <w:contextualSpacing/>
     </w:pPr>
   </w:style>
-  <w:style w:type="character" w:styleId="PlaceholderText">
+  <w:style w:type="character" w:styleId="a8">
     <w:name w:val="Placeholder Text"/>
-    <w:basedOn w:val="DefaultParagraphFont"/>
+    <w:basedOn w:val="a0"/>
     <w:uiPriority w:val="99"/>
     <w:semiHidden/>
     <w:rsid w:val="00961ADD"/>
@@ -2605,10 +3164,10 @@
       <w:color w:val="808080"/>
     </w:rPr>
   </w:style>
-  <w:style w:type="paragraph" w:styleId="Caption">
+  <w:style w:type="paragraph" w:styleId="a9">
     <w:name w:val="caption"/>
-    <w:basedOn w:val="Normal"/>
-    <w:next w:val="Normal"/>
+    <w:basedOn w:val="a"/>
+    <w:next w:val="a"/>
     <w:uiPriority w:val="35"/>
     <w:unhideWhenUsed/>
     <w:qFormat/>

--- a/China/CT/MIR 光学透镜设计.docx
+++ b/China/CT/MIR 光学透镜设计.docx
@@ -123,7 +123,21 @@
         <w:rPr>
           <w:rFonts w:hint="eastAsia"/>
         </w:rPr>
-        <w:t>放电参数，等离子体芯部弦平均密度约为</w:t>
+        <w:t>放电参数，等离子体芯</w:t>
+      </w:r>
+      <w:proofErr w:type="gramStart"/>
+      <w:r>
+        <w:rPr>
+          <w:rFonts w:hint="eastAsia"/>
+        </w:rPr>
+        <w:t>部弦平均</w:t>
+      </w:r>
+      <w:proofErr w:type="gramEnd"/>
+      <w:r>
+        <w:rPr>
+          <w:rFonts w:hint="eastAsia"/>
+        </w:rPr>
+        <w:t>密度约为</w:t>
       </w:r>
       <m:oMath>
         <m:r>
@@ -220,6 +234,7 @@
         </w:rPr>
         <w:t>与</w:t>
       </w:r>
+      <w:proofErr w:type="gramStart"/>
       <w:r>
         <w:rPr>
           <w:rFonts w:hint="eastAsia"/>
@@ -230,7 +245,14 @@
         <w:rPr>
           <w:rFonts w:hint="eastAsia"/>
         </w:rPr>
-        <w:t>半径满足二次函数关系，芯部密度</w:t>
+        <w:t>半径</w:t>
+      </w:r>
+      <w:proofErr w:type="gramEnd"/>
+      <w:r>
+        <w:rPr>
+          <w:rFonts w:hint="eastAsia"/>
+        </w:rPr>
+        <w:t>满足二次函数关系，芯部密度</w:t>
       </w:r>
       <m:oMath>
         <m:sSub>
@@ -447,7 +469,7 @@
                     <pic:cNvPicPr/>
                   </pic:nvPicPr>
                   <pic:blipFill>
-                    <a:blip r:embed="rId7"/>
+                    <a:blip r:embed="rId8"/>
                     <a:stretch>
                       <a:fillRect/>
                     </a:stretch>
@@ -528,7 +550,7 @@
                     <pic:cNvPicPr/>
                   </pic:nvPicPr>
                   <pic:blipFill>
-                    <a:blip r:embed="rId8"/>
+                    <a:blip r:embed="rId9"/>
                     <a:stretch>
                       <a:fillRect/>
                     </a:stretch>
@@ -605,7 +627,7 @@
                     <pic:cNvPicPr/>
                   </pic:nvPicPr>
                   <pic:blipFill rotWithShape="1">
-                    <a:blip r:embed="rId9"/>
+                    <a:blip r:embed="rId10"/>
                     <a:srcRect l="23948" r="24670"/>
                     <a:stretch/>
                   </pic:blipFill>
@@ -828,7 +850,21 @@
         <w:rPr>
           <w:rFonts w:hint="eastAsia"/>
         </w:rPr>
-        <w:t>为了将密度延拓至二维平面以获取截止层曲率半径，根据同磁面密度相同的条件，将密度沿极像磁面分布二维延拓即可得到密度二维分布图。</w:t>
+        <w:t>为了将密度延拓至二维平面以获取截止层曲率半径，</w:t>
+      </w:r>
+      <w:proofErr w:type="gramStart"/>
+      <w:r>
+        <w:rPr>
+          <w:rFonts w:hint="eastAsia"/>
+        </w:rPr>
+        <w:t>根据同磁面密度</w:t>
+      </w:r>
+      <w:proofErr w:type="gramEnd"/>
+      <w:r>
+        <w:rPr>
+          <w:rFonts w:hint="eastAsia"/>
+        </w:rPr>
+        <w:t>相同的条件，将密度沿极像磁面分布二维延拓即可得到密度二维分布图。</w:t>
       </w:r>
       <w:r>
         <w:fldChar w:fldCharType="begin"/>
@@ -1194,7 +1230,7 @@
                     </pic:cNvPicPr>
                   </pic:nvPicPr>
                   <pic:blipFill>
-                    <a:blip r:embed="rId10"/>
+                    <a:blip r:embed="rId11"/>
                     <a:stretch>
                       <a:fillRect/>
                     </a:stretch>
@@ -1365,7 +1401,21 @@
         <w:rPr>
           <w:rFonts w:hint="eastAsia"/>
         </w:rPr>
-        <w:t>区间截止层曲率拟合，得到截止层曲率沿约化半径的分布，如</w:t>
+        <w:t>区间截止层曲率拟合，得到截止层曲率</w:t>
+      </w:r>
+      <w:proofErr w:type="gramStart"/>
+      <w:r>
+        <w:rPr>
+          <w:rFonts w:hint="eastAsia"/>
+        </w:rPr>
+        <w:t>沿约化半径</w:t>
+      </w:r>
+      <w:proofErr w:type="gramEnd"/>
+      <w:r>
+        <w:rPr>
+          <w:rFonts w:hint="eastAsia"/>
+        </w:rPr>
+        <w:t>的分布，如</w:t>
       </w:r>
       <w:r>
         <w:fldChar w:fldCharType="begin"/>
@@ -1474,7 +1524,7 @@
                     </pic:cNvPicPr>
                   </pic:nvPicPr>
                   <pic:blipFill>
-                    <a:blip r:embed="rId11"/>
+                    <a:blip r:embed="rId12"/>
                     <a:stretch>
                       <a:fillRect/>
                     </a:stretch>
@@ -1542,7 +1592,21 @@
         <w:rPr>
           <w:rFonts w:hint="eastAsia"/>
         </w:rPr>
-        <w:t>截止曲率沿约化半径分布</w:t>
+        <w:t>截止曲率</w:t>
+      </w:r>
+      <w:proofErr w:type="gramStart"/>
+      <w:r>
+        <w:rPr>
+          <w:rFonts w:hint="eastAsia"/>
+        </w:rPr>
+        <w:t>沿约化半径</w:t>
+      </w:r>
+      <w:proofErr w:type="gramEnd"/>
+      <w:r>
+        <w:rPr>
+          <w:rFonts w:hint="eastAsia"/>
+        </w:rPr>
+        <w:t>分布</w:t>
       </w:r>
       <w:bookmarkEnd w:id="5"/>
     </w:p>
@@ -1587,6 +1651,7 @@
         <w:t xml:space="preserve"> y =</w:t>
       </w:r>
       <w:proofErr w:type="spellStart"/>
+      <w:proofErr w:type="gramStart"/>
       <w:r>
         <w:rPr>
           <w:rFonts w:hint="eastAsia"/>
@@ -1598,7 +1663,14 @@
         <w:rPr>
           <w:rFonts w:hint="eastAsia"/>
         </w:rPr>
-        <w:t>(-146,146,12) mm</w:t>
+        <w:t>(</w:t>
+      </w:r>
+      <w:proofErr w:type="gramEnd"/>
+      <w:r>
+        <w:rPr>
+          <w:rFonts w:hint="eastAsia"/>
+        </w:rPr>
+        <w:t>-146,146,12) mm</w:t>
       </w:r>
     </w:p>
     <w:p>
@@ -1691,7 +1763,7 @@
                     </pic:cNvPicPr>
                   </pic:nvPicPr>
                   <pic:blipFill>
-                    <a:blip r:embed="rId12"/>
+                    <a:blip r:embed="rId13"/>
                     <a:stretch>
                       <a:fillRect/>
                     </a:stretch>
@@ -1850,11 +1922,19 @@
         </w:rPr>
         <w:t xml:space="preserve">y=[-0.15 0.15]m . </w:t>
       </w:r>
-      <w:r>
-        <w:rPr>
-          <w:rFonts w:hint="eastAsia"/>
-        </w:rPr>
-        <w:t>取最后一块</w:t>
+      <w:proofErr w:type="gramStart"/>
+      <w:r>
+        <w:rPr>
+          <w:rFonts w:hint="eastAsia"/>
+        </w:rPr>
+        <w:t>取最后</w:t>
+      </w:r>
+      <w:proofErr w:type="gramEnd"/>
+      <w:r>
+        <w:rPr>
+          <w:rFonts w:hint="eastAsia"/>
+        </w:rPr>
+        <w:t>一块</w:t>
       </w:r>
       <w:r>
         <w:rPr>
@@ -2181,7 +2261,7 @@
       <w:pPr>
         <w:ind w:left="360"/>
         <w:rPr>
-          <w:rFonts w:ascii="Cambria Math" w:hAnsi="Cambria Math" w:hint="eastAsia"/>
+          <w:rFonts w:ascii="Cambria Math" w:hAnsi="Cambria Math"/>
           <w:iCs/>
         </w:rPr>
       </w:pPr>
@@ -2285,7 +2365,7 @@
           <w:rFonts w:ascii="Cambria Math" w:hAnsi="Cambria Math" w:hint="eastAsia"/>
           <w:iCs/>
         </w:rPr>
-        <w:t>y_last</w:t>
+        <w:t>ylast</w:t>
       </w:r>
       <w:proofErr w:type="spellEnd"/>
       <w:r>
@@ -2293,7 +2373,49 @@
           <w:rFonts w:ascii="Cambria Math" w:hAnsi="Cambria Math" w:hint="eastAsia"/>
           <w:iCs/>
         </w:rPr>
-        <w:t xml:space="preserve"> = [-0.577 0.577]m</w:t>
+        <w:t xml:space="preserve"> = </w:t>
+      </w:r>
+      <w:r>
+        <w:rPr>
+          <w:rFonts w:ascii="Cambria Math" w:hAnsi="Cambria Math" w:hint="eastAsia"/>
+          <w:iCs/>
+        </w:rPr>
+        <w:t>(</w:t>
+      </w:r>
+      <w:r>
+        <w:rPr>
+          <w:rFonts w:ascii="Cambria Math" w:hAnsi="Cambria Math" w:hint="eastAsia"/>
+          <w:iCs/>
+        </w:rPr>
+        <w:t>-0.577</w:t>
+      </w:r>
+      <w:r>
+        <w:rPr>
+          <w:rFonts w:ascii="Cambria Math" w:hAnsi="Cambria Math" w:hint="eastAsia"/>
+          <w:iCs/>
+        </w:rPr>
+        <w:t>,</w:t>
+      </w:r>
+      <w:r>
+        <w:rPr>
+          <w:rFonts w:ascii="Cambria Math" w:hAnsi="Cambria Math" w:hint="eastAsia"/>
+          <w:iCs/>
+        </w:rPr>
+        <w:t xml:space="preserve"> 0.577</w:t>
+      </w:r>
+      <w:r>
+        <w:rPr>
+          <w:rFonts w:ascii="Cambria Math" w:hAnsi="Cambria Math" w:hint="eastAsia"/>
+          <w:iCs/>
+        </w:rPr>
+        <w:t>)</w:t>
+      </w:r>
+      <w:r>
+        <w:rPr>
+          <w:rFonts w:ascii="Cambria Math" w:hAnsi="Cambria Math" w:hint="eastAsia"/>
+          <w:iCs/>
+        </w:rPr>
+        <w:t>m</w:t>
       </w:r>
       <w:r>
         <w:rPr>
@@ -2374,12 +2496,524 @@
         </w:rPr>
         <w:t>处即可实现目标光线。</w:t>
       </w:r>
-    </w:p>
-    <w:p>
-      <w:pPr>
+      <w:r>
+        <w:rPr>
+          <w:rFonts w:ascii="Cambria Math" w:hAnsi="Cambria Math" w:hint="eastAsia"/>
+          <w:iCs/>
+        </w:rPr>
+        <w:t>取凹透镜参数为</w:t>
+      </w:r>
+      <w:r>
+        <w:rPr>
+          <w:rFonts w:ascii="Cambria Math" w:hAnsi="Cambria Math" w:hint="eastAsia"/>
+          <w:iCs/>
+        </w:rPr>
+        <w:t xml:space="preserve">R1= -900mm </w:t>
+      </w:r>
+      <w:r>
+        <w:rPr>
+          <w:rFonts w:ascii="Cambria Math" w:hAnsi="Cambria Math" w:hint="eastAsia"/>
+          <w:iCs/>
+        </w:rPr>
+        <w:t>，</w:t>
+      </w:r>
+      <w:r>
+        <w:rPr>
+          <w:rFonts w:ascii="Cambria Math" w:hAnsi="Cambria Math" w:hint="eastAsia"/>
+          <w:iCs/>
+        </w:rPr>
+        <w:t xml:space="preserve">R2= infinity </w:t>
+      </w:r>
+      <w:r>
+        <w:rPr>
+          <w:rFonts w:ascii="Cambria Math" w:hAnsi="Cambria Math" w:hint="eastAsia"/>
+          <w:iCs/>
+        </w:rPr>
+        <w:t xml:space="preserve">,HDPE </w:t>
+      </w:r>
+      <w:r>
+        <w:rPr>
+          <w:rFonts w:ascii="Cambria Math" w:hAnsi="Cambria Math" w:hint="eastAsia"/>
+          <w:iCs/>
+        </w:rPr>
+        <w:t>材料</w:t>
+      </w:r>
+      <w:r>
+        <w:rPr>
+          <w:rFonts w:ascii="Cambria Math" w:hAnsi="Cambria Math" w:hint="eastAsia"/>
+          <w:iCs/>
+        </w:rPr>
+        <w:t xml:space="preserve">,t = 100 mm. </w:t>
+      </w:r>
+      <w:r>
+        <w:rPr>
+          <w:rFonts w:ascii="Cambria Math" w:hAnsi="Cambria Math" w:hint="eastAsia"/>
+          <w:iCs/>
+        </w:rPr>
+        <w:t>则其</w:t>
+      </w:r>
+      <w:r>
+        <w:rPr>
+          <w:rFonts w:ascii="Cambria Math" w:hAnsi="Cambria Math" w:hint="eastAsia"/>
+          <w:iCs/>
+        </w:rPr>
+        <w:t xml:space="preserve">fc = -1.444 m . </w:t>
+      </w:r>
+      <w:r>
+        <w:rPr>
+          <w:rFonts w:ascii="Cambria Math" w:hAnsi="Cambria Math" w:hint="eastAsia"/>
+          <w:iCs/>
+        </w:rPr>
+        <w:t>将</w:t>
+      </w:r>
+      <w:r>
+        <w:rPr>
+          <w:rFonts w:ascii="Cambria Math" w:hAnsi="Cambria Math" w:hint="eastAsia"/>
+          <w:iCs/>
+        </w:rPr>
+        <w:t xml:space="preserve"> </w:t>
+      </w:r>
+      <w:r>
+        <w:rPr>
+          <w:rFonts w:ascii="Cambria Math" w:hAnsi="Cambria Math" w:hint="eastAsia"/>
+          <w:iCs/>
+        </w:rPr>
+        <w:t>其放置于最后凸透镜前</w:t>
+      </w:r>
+      <w:r>
+        <w:rPr>
+          <w:rFonts w:ascii="Cambria Math" w:hAnsi="Cambria Math" w:hint="eastAsia"/>
+          <w:iCs/>
+        </w:rPr>
+        <w:t>-(x0+fc</w:t>
+      </w:r>
+      <w:r>
+        <w:rPr>
+          <w:rFonts w:ascii="Cambria Math" w:hAnsi="Cambria Math" w:hint="eastAsia"/>
+          <w:iCs/>
+        </w:rPr>
+        <w:t>）</w:t>
+      </w:r>
+      <w:r>
+        <w:rPr>
+          <w:rFonts w:ascii="Cambria Math" w:hAnsi="Cambria Math" w:hint="eastAsia"/>
+          <w:iCs/>
+        </w:rPr>
+        <w:t>= 1.51</w:t>
+      </w:r>
+      <w:r>
+        <w:rPr>
+          <w:rFonts w:ascii="Cambria Math" w:hAnsi="Cambria Math" w:hint="eastAsia"/>
+          <w:iCs/>
+        </w:rPr>
+        <w:t>3</w:t>
+      </w:r>
+      <w:r>
+        <w:rPr>
+          <w:rFonts w:ascii="Cambria Math" w:hAnsi="Cambria Math" w:hint="eastAsia"/>
+          <w:iCs/>
+        </w:rPr>
+        <w:t xml:space="preserve">6 m </w:t>
+      </w:r>
+      <w:r>
+        <w:rPr>
+          <w:rFonts w:ascii="Cambria Math" w:hAnsi="Cambria Math" w:hint="eastAsia"/>
+          <w:iCs/>
+        </w:rPr>
+        <w:t>处，得到的结果如图所示</w:t>
+      </w:r>
+    </w:p>
+    <w:p>
+      <w:pPr>
+        <w:keepNext/>
         <w:ind w:left="360"/>
-        <w:rPr>
-          <w:rFonts w:ascii="Cambria Math" w:hAnsi="Cambria Math" w:hint="eastAsia"/>
+      </w:pPr>
+      <w:r>
+        <w:drawing>
+          <wp:inline distT="0" distB="0" distL="0" distR="0" wp14:anchorId="1D61C223" wp14:editId="7AB0D910">
+            <wp:extent cx="5943600" cy="2721610"/>
+            <wp:effectExtent l="0" t="0" r="0" b="2540"/>
+            <wp:docPr id="1502559818" name="图片 1"/>
+            <wp:cNvGraphicFramePr>
+              <a:graphicFrameLocks xmlns:a="http://schemas.openxmlformats.org/drawingml/2006/main" noChangeAspect="1"/>
+            </wp:cNvGraphicFramePr>
+            <a:graphic xmlns:a="http://schemas.openxmlformats.org/drawingml/2006/main">
+              <a:graphicData uri="http://schemas.openxmlformats.org/drawingml/2006/picture">
+                <pic:pic xmlns:pic="http://schemas.openxmlformats.org/drawingml/2006/picture">
+                  <pic:nvPicPr>
+                    <pic:cNvPr id="1502559818" name=""/>
+                    <pic:cNvPicPr/>
+                  </pic:nvPicPr>
+                  <pic:blipFill>
+                    <a:blip r:embed="rId14"/>
+                    <a:stretch>
+                      <a:fillRect/>
+                    </a:stretch>
+                  </pic:blipFill>
+                  <pic:spPr>
+                    <a:xfrm>
+                      <a:off x="0" y="0"/>
+                      <a:ext cx="5943600" cy="2721610"/>
+                    </a:xfrm>
+                    <a:prstGeom prst="rect">
+                      <a:avLst/>
+                    </a:prstGeom>
+                  </pic:spPr>
+                </pic:pic>
+              </a:graphicData>
+            </a:graphic>
+          </wp:inline>
+        </w:drawing>
+      </w:r>
+    </w:p>
+    <w:p>
+      <w:pPr>
+        <w:pStyle w:val="a9"/>
+        <w:jc w:val="center"/>
+      </w:pPr>
+      <w:r>
+        <w:t xml:space="preserve">Figure </w:t>
+      </w:r>
+      <w:fldSimple w:instr=" SEQ Figure \* ARABIC ">
+        <w:r>
+          <w:rPr>
+            <w:noProof/>
+          </w:rPr>
+          <w:t>7</w:t>
+        </w:r>
+      </w:fldSimple>
+      <w:r>
+        <w:rPr>
+          <w:rFonts w:hint="eastAsia"/>
+        </w:rPr>
+        <w:t>.CODE V MIR</w:t>
+      </w:r>
+      <w:r>
+        <w:rPr>
+          <w:rFonts w:hint="eastAsia"/>
+        </w:rPr>
+        <w:t>接收透镜参数设置</w:t>
+      </w:r>
+    </w:p>
+    <w:p>
+      <w:pPr>
+        <w:ind w:firstLineChars="200" w:firstLine="440"/>
+        <w:rPr>
+          <w:rFonts w:hint="eastAsia"/>
+        </w:rPr>
+      </w:pPr>
+      <w:r>
+        <w:rPr>
+          <w:rFonts w:hint="eastAsia"/>
+        </w:rPr>
+        <w:t>该配置所对应的真实射线追迹如图</w:t>
+      </w:r>
+      <w:r>
+        <w:rPr>
+          <w:rFonts w:hint="eastAsia"/>
+        </w:rPr>
+        <w:t>8</w:t>
+      </w:r>
+      <w:r>
+        <w:rPr>
+          <w:rFonts w:hint="eastAsia"/>
+        </w:rPr>
+        <w:t>所示。其中</w:t>
+      </w:r>
+      <w:r>
+        <w:rPr>
+          <w:rFonts w:hint="eastAsia"/>
+        </w:rPr>
+        <w:t xml:space="preserve">Ang Inc </w:t>
+      </w:r>
+      <w:r>
+        <w:rPr>
+          <w:rFonts w:hint="eastAsia"/>
+        </w:rPr>
+        <w:t>表示入射光线和</w:t>
+      </w:r>
+      <w:r>
+        <w:rPr>
+          <w:rFonts w:hint="eastAsia"/>
+        </w:rPr>
+        <w:t>曲面法线的夹角。根据设计要求，天线</w:t>
+      </w:r>
+      <w:proofErr w:type="gramStart"/>
+      <w:r>
+        <w:rPr>
+          <w:rFonts w:hint="eastAsia"/>
+        </w:rPr>
+        <w:t>最</w:t>
+      </w:r>
+      <w:proofErr w:type="gramEnd"/>
+      <w:r>
+        <w:rPr>
+          <w:rFonts w:hint="eastAsia"/>
+        </w:rPr>
+        <w:t>边缘光线在距离</w:t>
+      </w:r>
+      <w:r>
+        <w:rPr>
+          <w:rFonts w:hint="eastAsia"/>
+        </w:rPr>
+        <w:t xml:space="preserve">1st lens 1.85m </w:t>
+      </w:r>
+      <w:r>
+        <w:rPr>
+          <w:rFonts w:hint="eastAsia"/>
+        </w:rPr>
+        <w:t>处的</w:t>
+      </w:r>
+      <w:r>
+        <w:rPr>
+          <w:rFonts w:hint="eastAsia"/>
+        </w:rPr>
+        <w:t xml:space="preserve">cutoff1 </w:t>
+      </w:r>
+      <w:r>
+        <w:rPr>
+          <w:rFonts w:hint="eastAsia"/>
+        </w:rPr>
+        <w:t>面与截止层曲面的夹角仅为</w:t>
+      </w:r>
+      <w:r>
+        <w:rPr>
+          <w:rFonts w:hint="eastAsia"/>
+        </w:rPr>
+        <w:t xml:space="preserve">0.78 </w:t>
+      </w:r>
+      <w:r>
+        <w:rPr>
+          <w:rFonts w:hint="eastAsia"/>
+        </w:rPr>
+        <w:t>度。这里截止层曲率为</w:t>
+      </w:r>
+      <w:r>
+        <w:rPr>
+          <w:rFonts w:hint="eastAsia"/>
+        </w:rPr>
+        <w:t xml:space="preserve">550 mm , </w:t>
+      </w:r>
+      <w:r>
+        <w:rPr>
+          <w:rFonts w:hint="eastAsia"/>
+        </w:rPr>
+        <w:t>天线</w:t>
+      </w:r>
+      <w:proofErr w:type="gramStart"/>
+      <w:r>
+        <w:rPr>
+          <w:rFonts w:hint="eastAsia"/>
+        </w:rPr>
+        <w:t>最</w:t>
+      </w:r>
+      <w:proofErr w:type="gramEnd"/>
+      <w:r>
+        <w:rPr>
+          <w:rFonts w:hint="eastAsia"/>
+        </w:rPr>
+        <w:t>边缘高度为</w:t>
+      </w:r>
+      <w:r>
+        <w:rPr>
+          <w:rFonts w:hint="eastAsia"/>
+        </w:rPr>
+        <w:t>146.68mm (</w:t>
+      </w:r>
+      <w:r>
+        <w:rPr>
+          <w:rFonts w:hint="eastAsia"/>
+        </w:rPr>
+        <w:t>参考</w:t>
+      </w:r>
+      <w:r>
+        <w:rPr>
+          <w:rFonts w:hint="eastAsia"/>
+        </w:rPr>
+        <w:t xml:space="preserve">USTC MIR </w:t>
+      </w:r>
+      <w:r>
+        <w:rPr>
+          <w:rFonts w:hint="eastAsia"/>
+        </w:rPr>
+        <w:t>天线尺寸</w:t>
+      </w:r>
+      <w:r>
+        <w:rPr>
+          <w:rFonts w:hint="eastAsia"/>
+        </w:rPr>
+        <w:t>)</w:t>
+      </w:r>
+      <w:r>
+        <w:rPr>
+          <w:rFonts w:hint="eastAsia"/>
+        </w:rPr>
+        <w:t>。</w:t>
+      </w:r>
+    </w:p>
+    <w:p>
+      <w:pPr>
+        <w:tabs>
+          <w:tab w:val="left" w:pos="3480"/>
+        </w:tabs>
+        <w:rPr>
+          <w:rFonts w:hint="eastAsia"/>
+        </w:rPr>
+      </w:pPr>
+    </w:p>
+    <w:p>
+      <w:pPr>
+        <w:keepNext/>
+        <w:jc w:val="center"/>
+      </w:pPr>
+      <w:r>
+        <w:lastRenderedPageBreak/>
+        <w:drawing>
+          <wp:inline distT="0" distB="0" distL="0" distR="0" wp14:anchorId="4464379A" wp14:editId="24D5249B">
+            <wp:extent cx="4523509" cy="4002533"/>
+            <wp:effectExtent l="0" t="0" r="0" b="0"/>
+            <wp:docPr id="670373818" name="图片 1"/>
+            <wp:cNvGraphicFramePr>
+              <a:graphicFrameLocks xmlns:a="http://schemas.openxmlformats.org/drawingml/2006/main" noChangeAspect="1"/>
+            </wp:cNvGraphicFramePr>
+            <a:graphic xmlns:a="http://schemas.openxmlformats.org/drawingml/2006/main">
+              <a:graphicData uri="http://schemas.openxmlformats.org/drawingml/2006/picture">
+                <pic:pic xmlns:pic="http://schemas.openxmlformats.org/drawingml/2006/picture">
+                  <pic:nvPicPr>
+                    <pic:cNvPr id="670373818" name=""/>
+                    <pic:cNvPicPr/>
+                  </pic:nvPicPr>
+                  <pic:blipFill>
+                    <a:blip r:embed="rId15"/>
+                    <a:stretch>
+                      <a:fillRect/>
+                    </a:stretch>
+                  </pic:blipFill>
+                  <pic:spPr>
+                    <a:xfrm>
+                      <a:off x="0" y="0"/>
+                      <a:ext cx="4534315" cy="4012094"/>
+                    </a:xfrm>
+                    <a:prstGeom prst="rect">
+                      <a:avLst/>
+                    </a:prstGeom>
+                  </pic:spPr>
+                </pic:pic>
+              </a:graphicData>
+            </a:graphic>
+          </wp:inline>
+        </w:drawing>
+      </w:r>
+    </w:p>
+    <w:p>
+      <w:pPr>
+        <w:pStyle w:val="a9"/>
+        <w:jc w:val="center"/>
+      </w:pPr>
+      <w:r>
+        <w:t xml:space="preserve">Figure </w:t>
+      </w:r>
+      <w:r>
+        <w:rPr>
+          <w:rFonts w:hint="eastAsia"/>
+        </w:rPr>
+        <w:t xml:space="preserve">8. </w:t>
+      </w:r>
+      <w:r>
+        <w:rPr>
+          <w:rFonts w:hint="eastAsia"/>
+        </w:rPr>
+        <w:t>真实光线追迹</w:t>
+      </w:r>
+    </w:p>
+    <w:p>
+      <w:pPr>
+        <w:keepNext/>
+      </w:pPr>
+      <w:r>
+        <w:drawing>
+          <wp:inline distT="0" distB="0" distL="0" distR="0" wp14:anchorId="4A125EF0" wp14:editId="3974FA05">
+            <wp:extent cx="5943600" cy="1581150"/>
+            <wp:effectExtent l="0" t="0" r="0" b="0"/>
+            <wp:docPr id="794834623" name="图片 1"/>
+            <wp:cNvGraphicFramePr>
+              <a:graphicFrameLocks xmlns:a="http://schemas.openxmlformats.org/drawingml/2006/main" noChangeAspect="1"/>
+            </wp:cNvGraphicFramePr>
+            <a:graphic xmlns:a="http://schemas.openxmlformats.org/drawingml/2006/main">
+              <a:graphicData uri="http://schemas.openxmlformats.org/drawingml/2006/picture">
+                <pic:pic xmlns:pic="http://schemas.openxmlformats.org/drawingml/2006/picture">
+                  <pic:nvPicPr>
+                    <pic:cNvPr id="794834623" name=""/>
+                    <pic:cNvPicPr/>
+                  </pic:nvPicPr>
+                  <pic:blipFill>
+                    <a:blip r:embed="rId16"/>
+                    <a:stretch>
+                      <a:fillRect/>
+                    </a:stretch>
+                  </pic:blipFill>
+                  <pic:spPr>
+                    <a:xfrm>
+                      <a:off x="0" y="0"/>
+                      <a:ext cx="5943600" cy="1581150"/>
+                    </a:xfrm>
+                    <a:prstGeom prst="rect">
+                      <a:avLst/>
+                    </a:prstGeom>
+                  </pic:spPr>
+                </pic:pic>
+              </a:graphicData>
+            </a:graphic>
+          </wp:inline>
+        </w:drawing>
+      </w:r>
+    </w:p>
+    <w:p>
+      <w:pPr>
+        <w:pStyle w:val="a9"/>
+        <w:jc w:val="center"/>
+        <w:rPr>
+          <w:rFonts w:hint="eastAsia"/>
+        </w:rPr>
+      </w:pPr>
+      <w:r>
+        <w:t xml:space="preserve">Figure </w:t>
+      </w:r>
+      <w:fldSimple w:instr=" SEQ Figure \* ARABIC ">
+        <w:r>
+          <w:rPr>
+            <w:noProof/>
+          </w:rPr>
+          <w:t>8</w:t>
+        </w:r>
+      </w:fldSimple>
+      <w:r>
+        <w:rPr>
+          <w:rFonts w:hint="eastAsia"/>
+        </w:rPr>
+        <w:t xml:space="preserve">. </w:t>
+      </w:r>
+      <w:r>
+        <w:rPr>
+          <w:rFonts w:hint="eastAsia"/>
+        </w:rPr>
+        <w:t>三维射线查看</w:t>
+      </w:r>
+    </w:p>
+    <w:p>
+      <w:pPr>
+        <w:ind w:left="360"/>
+        <w:rPr>
+          <w:rFonts w:ascii="Cambria Math" w:hAnsi="Cambria Math" w:hint="eastAsia"/>
+          <w:iCs/>
+        </w:rPr>
+      </w:pPr>
+    </w:p>
+    <w:p>
+      <w:pPr>
+        <w:ind w:left="360"/>
+        <w:rPr>
+          <w:rFonts w:ascii="Cambria Math" w:hAnsi="Cambria Math"/>
           <w:i/>
           <w:iCs/>
         </w:rPr>
@@ -2389,7 +3023,7 @@
       <w:pPr>
         <w:ind w:left="360"/>
         <w:rPr>
-          <w:rFonts w:ascii="Cambria Math" w:hAnsi="Cambria Math" w:hint="eastAsia"/>
+          <w:rFonts w:ascii="Cambria Math" w:hAnsi="Cambria Math"/>
           <w:iCs/>
         </w:rPr>
       </w:pPr>
@@ -2407,20 +3041,159 @@
     <w:p>
       <w:pPr>
         <w:ind w:left="360"/>
-        <w:rPr>
-          <w:rFonts w:hint="eastAsia"/>
-        </w:rPr>
       </w:pPr>
     </w:p>
     <w:p>
       <w:pPr>
         <w:ind w:left="360"/>
-        <w:rPr>
-          <w:rFonts w:hint="eastAsia"/>
-        </w:rPr>
-      </w:pPr>
-    </w:p>
-    <w:p/>
+      </w:pPr>
+    </w:p>
+    <w:p>
+      <w:r>
+        <w:rPr>
+          <w:rFonts w:hint="eastAsia"/>
+        </w:rPr>
+        <w:t>光学性能分析：</w:t>
+      </w:r>
+    </w:p>
+    <w:p>
+      <w:pPr>
+        <w:pStyle w:val="a7"/>
+        <w:numPr>
+          <w:ilvl w:val="0"/>
+          <w:numId w:val="3"/>
+        </w:numPr>
+      </w:pPr>
+      <w:r>
+        <w:rPr>
+          <w:rFonts w:hint="eastAsia"/>
+        </w:rPr>
+        <w:t>天线相对于</w:t>
+      </w:r>
+      <w:r>
+        <w:rPr>
+          <w:rFonts w:hint="eastAsia"/>
+        </w:rPr>
+        <w:t xml:space="preserve">FCA </w:t>
+      </w:r>
+      <w:r>
+        <w:rPr>
+          <w:rFonts w:hint="eastAsia"/>
+        </w:rPr>
+        <w:t>的距离与入射角无关，与聚焦位置有关。因此可以天线和</w:t>
+      </w:r>
+      <w:r>
+        <w:rPr>
+          <w:rFonts w:hint="eastAsia"/>
+        </w:rPr>
+        <w:t>FCA</w:t>
+      </w:r>
+      <w:r>
+        <w:rPr>
+          <w:rFonts w:hint="eastAsia"/>
+        </w:rPr>
+        <w:t>的距离影响了接收光路在等离子体中高斯束腰位置和截止层的距离。</w:t>
+      </w:r>
+    </w:p>
+    <w:p>
+      <w:pPr>
+        <w:pStyle w:val="a7"/>
+        <w:numPr>
+          <w:ilvl w:val="0"/>
+          <w:numId w:val="3"/>
+        </w:numPr>
+      </w:pPr>
+      <w:r>
+        <w:rPr>
+          <w:rFonts w:hint="eastAsia"/>
+        </w:rPr>
+        <w:t>前后移动</w:t>
+      </w:r>
+      <w:r>
+        <w:rPr>
+          <w:rFonts w:hint="eastAsia"/>
+        </w:rPr>
+        <w:t xml:space="preserve">FCA </w:t>
+      </w:r>
+      <w:r>
+        <w:rPr>
+          <w:rFonts w:hint="eastAsia"/>
+        </w:rPr>
+        <w:t>的位置会</w:t>
+      </w:r>
+      <w:r>
+        <w:rPr>
+          <w:rFonts w:hint="eastAsia"/>
+        </w:rPr>
+        <w:t>对入射光线的角度产生影响，束腰位置关系未知；</w:t>
+      </w:r>
+    </w:p>
+    <w:p>
+      <w:pPr>
+        <w:pStyle w:val="a7"/>
+        <w:numPr>
+          <w:ilvl w:val="0"/>
+          <w:numId w:val="3"/>
+        </w:numPr>
+      </w:pPr>
+      <w:r>
+        <w:rPr>
+          <w:rFonts w:hint="eastAsia"/>
+        </w:rPr>
+        <w:t>平行光线在</w:t>
+      </w:r>
+      <w:r>
+        <w:rPr>
+          <w:rFonts w:hint="eastAsia"/>
+        </w:rPr>
+        <w:t>FCA</w:t>
+      </w:r>
+      <w:r>
+        <w:rPr>
+          <w:rFonts w:hint="eastAsia"/>
+        </w:rPr>
+        <w:t>透镜的高度会对观测范围产生影响，束腰位置关系未知；</w:t>
+      </w:r>
+    </w:p>
+    <w:p>
+      <w:r>
+        <w:rPr>
+          <w:rFonts w:hint="eastAsia"/>
+        </w:rPr>
+        <w:t>升级</w:t>
+      </w:r>
+      <w:r>
+        <w:rPr>
+          <w:rFonts w:hint="eastAsia"/>
+        </w:rPr>
+        <w:t xml:space="preserve">. </w:t>
+      </w:r>
+      <w:r>
+        <w:rPr>
+          <w:rFonts w:hint="eastAsia"/>
+        </w:rPr>
+        <w:t>添加</w:t>
+      </w:r>
+      <w:r>
+        <w:rPr>
+          <w:rFonts w:hint="eastAsia"/>
+        </w:rPr>
+        <w:t xml:space="preserve">Zoom </w:t>
+      </w:r>
+      <w:r>
+        <w:rPr>
+          <w:rFonts w:hint="eastAsia"/>
+        </w:rPr>
+        <w:t>透镜，实现极向覆盖范围调节</w:t>
+      </w:r>
+    </w:p>
+    <w:p>
+      <w:pPr>
+        <w:rPr>
+          <w:rFonts w:hint="eastAsia"/>
+        </w:rPr>
+      </w:pPr>
+    </w:p>
     <w:p/>
     <w:p/>
     <w:p/>
@@ -2664,11 +3437,103 @@
       </w:pPr>
     </w:lvl>
   </w:abstractNum>
+  <w:abstractNum w:abstractNumId="2" w15:restartNumberingAfterBreak="0">
+    <w:nsid w:val="5314743F"/>
+    <w:multiLevelType w:val="hybridMultilevel"/>
+    <w:tmpl w:val="9386FC36"/>
+    <w:lvl w:ilvl="0" w:tplc="53704710">
+      <w:start w:val="1"/>
+      <w:numFmt w:val="decimal"/>
+      <w:lvlText w:val="%1."/>
+      <w:lvlJc w:val="left"/>
+      <w:pPr>
+        <w:ind w:left="360" w:hanging="360"/>
+      </w:pPr>
+      <w:rPr>
+        <w:rFonts w:hint="default"/>
+      </w:rPr>
+    </w:lvl>
+    <w:lvl w:ilvl="1" w:tplc="04090019" w:tentative="1">
+      <w:start w:val="1"/>
+      <w:numFmt w:val="lowerLetter"/>
+      <w:lvlText w:val="%2)"/>
+      <w:lvlJc w:val="left"/>
+      <w:pPr>
+        <w:ind w:left="880" w:hanging="440"/>
+      </w:pPr>
+    </w:lvl>
+    <w:lvl w:ilvl="2" w:tplc="0409001B" w:tentative="1">
+      <w:start w:val="1"/>
+      <w:numFmt w:val="lowerRoman"/>
+      <w:lvlText w:val="%3."/>
+      <w:lvlJc w:val="right"/>
+      <w:pPr>
+        <w:ind w:left="1320" w:hanging="440"/>
+      </w:pPr>
+    </w:lvl>
+    <w:lvl w:ilvl="3" w:tplc="0409000F" w:tentative="1">
+      <w:start w:val="1"/>
+      <w:numFmt w:val="decimal"/>
+      <w:lvlText w:val="%4."/>
+      <w:lvlJc w:val="left"/>
+      <w:pPr>
+        <w:ind w:left="1760" w:hanging="440"/>
+      </w:pPr>
+    </w:lvl>
+    <w:lvl w:ilvl="4" w:tplc="04090019" w:tentative="1">
+      <w:start w:val="1"/>
+      <w:numFmt w:val="lowerLetter"/>
+      <w:lvlText w:val="%5)"/>
+      <w:lvlJc w:val="left"/>
+      <w:pPr>
+        <w:ind w:left="2200" w:hanging="440"/>
+      </w:pPr>
+    </w:lvl>
+    <w:lvl w:ilvl="5" w:tplc="0409001B" w:tentative="1">
+      <w:start w:val="1"/>
+      <w:numFmt w:val="lowerRoman"/>
+      <w:lvlText w:val="%6."/>
+      <w:lvlJc w:val="right"/>
+      <w:pPr>
+        <w:ind w:left="2640" w:hanging="440"/>
+      </w:pPr>
+    </w:lvl>
+    <w:lvl w:ilvl="6" w:tplc="0409000F" w:tentative="1">
+      <w:start w:val="1"/>
+      <w:numFmt w:val="decimal"/>
+      <w:lvlText w:val="%7."/>
+      <w:lvlJc w:val="left"/>
+      <w:pPr>
+        <w:ind w:left="3080" w:hanging="440"/>
+      </w:pPr>
+    </w:lvl>
+    <w:lvl w:ilvl="7" w:tplc="04090019" w:tentative="1">
+      <w:start w:val="1"/>
+      <w:numFmt w:val="lowerLetter"/>
+      <w:lvlText w:val="%8)"/>
+      <w:lvlJc w:val="left"/>
+      <w:pPr>
+        <w:ind w:left="3520" w:hanging="440"/>
+      </w:pPr>
+    </w:lvl>
+    <w:lvl w:ilvl="8" w:tplc="0409001B" w:tentative="1">
+      <w:start w:val="1"/>
+      <w:numFmt w:val="lowerRoman"/>
+      <w:lvlText w:val="%9."/>
+      <w:lvlJc w:val="right"/>
+      <w:pPr>
+        <w:ind w:left="3960" w:hanging="440"/>
+      </w:pPr>
+    </w:lvl>
+  </w:abstractNum>
   <w:num w:numId="1" w16cid:durableId="602880555">
     <w:abstractNumId w:val="0"/>
   </w:num>
   <w:num w:numId="2" w16cid:durableId="300428339">
     <w:abstractNumId w:val="1"/>
+  </w:num>
+  <w:num w:numId="3" w16cid:durableId="457115925">
+    <w:abstractNumId w:val="2"/>
   </w:num>
 </w:numbering>
 </file>
@@ -3479,4 +4344,16 @@
     </a:ext>
   </a:extLst>
 </a:theme>
+</file>
+
+<file path=customXml/item1.xml><?xml version="1.0" encoding="utf-8"?>
+<b:Sources xmlns:b="http://schemas.openxmlformats.org/officeDocument/2006/bibliography" xmlns="http://schemas.openxmlformats.org/officeDocument/2006/bibliography" SelectedStyle="\APASixthEditionOfficeOnline.xsl" StyleName="APA" Version="6"/>
+</file>
+
+<file path=customXml/itemProps1.xml><?xml version="1.0" encoding="utf-8"?>
+<ds:datastoreItem xmlns:ds="http://schemas.openxmlformats.org/officeDocument/2006/customXml" ds:itemID="{72E93833-CD49-4A0C-91E2-3B3F5E3CB8C5}">
+  <ds:schemaRefs>
+    <ds:schemaRef ds:uri="http://schemas.openxmlformats.org/officeDocument/2006/bibliography"/>
+  </ds:schemaRefs>
+</ds:datastoreItem>
 </file>
--- a/China/CT/MIR 光学透镜设计.docx
+++ b/China/CT/MIR 光学透镜设计.docx
@@ -15,7 +15,7 @@
     </w:p>
     <w:p>
       <w:pPr>
-        <w:pStyle w:val="a7"/>
+        <w:pStyle w:val="ListParagraph"/>
         <w:numPr>
           <w:ilvl w:val="0"/>
           <w:numId w:val="1"/>
@@ -30,7 +30,7 @@
     </w:p>
     <w:p>
       <w:pPr>
-        <w:pStyle w:val="a7"/>
+        <w:pStyle w:val="ListParagraph"/>
         <w:numPr>
           <w:ilvl w:val="0"/>
           <w:numId w:val="1"/>
@@ -45,7 +45,7 @@
     </w:p>
     <w:p>
       <w:pPr>
-        <w:pStyle w:val="a7"/>
+        <w:pStyle w:val="ListParagraph"/>
         <w:numPr>
           <w:ilvl w:val="0"/>
           <w:numId w:val="1"/>
@@ -72,7 +72,7 @@
     </w:p>
     <w:p>
       <w:pPr>
-        <w:pStyle w:val="a7"/>
+        <w:pStyle w:val="ListParagraph"/>
         <w:numPr>
           <w:ilvl w:val="0"/>
           <w:numId w:val="1"/>
@@ -492,7 +492,7 @@
     </w:p>
     <w:p>
       <w:pPr>
-        <w:pStyle w:val="a9"/>
+        <w:pStyle w:val="Caption"/>
         <w:jc w:val="center"/>
       </w:pPr>
       <w:bookmarkStart w:id="0" w:name="_Ref220601333"/>
@@ -573,7 +573,7 @@
     </w:p>
     <w:p>
       <w:pPr>
-        <w:pStyle w:val="a9"/>
+        <w:pStyle w:val="Caption"/>
         <w:jc w:val="center"/>
       </w:pPr>
       <w:bookmarkStart w:id="1" w:name="_Ref220602337"/>
@@ -657,7 +657,7 @@
     </w:p>
     <w:p>
       <w:pPr>
-        <w:pStyle w:val="a9"/>
+        <w:pStyle w:val="Caption"/>
         <w:jc w:val="center"/>
       </w:pPr>
       <w:bookmarkStart w:id="2" w:name="_Ref220601908"/>
@@ -1253,7 +1253,7 @@
     </w:p>
     <w:p>
       <w:pPr>
-        <w:pStyle w:val="a9"/>
+        <w:pStyle w:val="Caption"/>
         <w:jc w:val="center"/>
       </w:pPr>
       <w:bookmarkStart w:id="3" w:name="_Ref220589824"/>
@@ -1547,7 +1547,7 @@
     </w:p>
     <w:p>
       <w:pPr>
-        <w:pStyle w:val="a9"/>
+        <w:pStyle w:val="Caption"/>
         <w:jc w:val="center"/>
       </w:pPr>
       <w:bookmarkStart w:id="4" w:name="_Ref220606795"/>
@@ -1571,7 +1571,15 @@
         <w:t>.</w:t>
       </w:r>
       <w:r>
-        <w:t xml:space="preserve"> (a)z=[-0.4 0.4]m </w:t>
+        <w:t xml:space="preserve"> (a)z</w:t>
+      </w:r>
+      <w:proofErr w:type="gramStart"/>
+      <w:r>
+        <w:t>=[</w:t>
+      </w:r>
+      <w:proofErr w:type="gramEnd"/>
+      <w:r>
+        <w:t xml:space="preserve">-0.4 0.4]m </w:t>
       </w:r>
       <w:r>
         <w:rPr>
@@ -1592,21 +1600,7 @@
         <w:rPr>
           <w:rFonts w:hint="eastAsia"/>
         </w:rPr>
-        <w:t>截止曲率</w:t>
-      </w:r>
-      <w:proofErr w:type="gramStart"/>
-      <w:r>
-        <w:rPr>
-          <w:rFonts w:hint="eastAsia"/>
-        </w:rPr>
-        <w:t>沿约化半径</w:t>
-      </w:r>
-      <w:proofErr w:type="gramEnd"/>
-      <w:r>
-        <w:rPr>
-          <w:rFonts w:hint="eastAsia"/>
-        </w:rPr>
-        <w:t>分布</w:t>
+        <w:t>截止曲率沿约化半径分布</w:t>
       </w:r>
       <w:bookmarkEnd w:id="5"/>
     </w:p>
@@ -1638,39 +1632,19 @@
       </w:r>
     </w:p>
     <w:p>
-      <w:r>
-        <w:rPr>
-          <w:rFonts w:hint="eastAsia"/>
-        </w:rPr>
-        <w:t>天线分布：</w:t>
-      </w:r>
-      <w:r>
-        <w:rPr>
-          <w:rFonts w:hint="eastAsia"/>
-        </w:rPr>
-        <w:t xml:space="preserve"> y =</w:t>
-      </w:r>
-      <w:proofErr w:type="spellStart"/>
-      <w:proofErr w:type="gramStart"/>
-      <w:r>
-        <w:rPr>
-          <w:rFonts w:hint="eastAsia"/>
-        </w:rPr>
-        <w:t>linspace</w:t>
-      </w:r>
-      <w:proofErr w:type="spellEnd"/>
-      <w:r>
-        <w:rPr>
-          <w:rFonts w:hint="eastAsia"/>
-        </w:rPr>
-        <w:t>(</w:t>
-      </w:r>
-      <w:proofErr w:type="gramEnd"/>
-      <w:r>
-        <w:rPr>
-          <w:rFonts w:hint="eastAsia"/>
-        </w:rPr>
-        <w:t>-146,146,12) mm</w:t>
+      <w:pPr>
+        <w:rPr>
+          <w:rFonts w:hint="eastAsia"/>
+        </w:rPr>
+      </w:pPr>
+      <w:r>
+        <w:t xml:space="preserve">3.1 </w:t>
+      </w:r>
+      <w:r>
+        <w:rPr>
+          <w:rFonts w:hint="eastAsia"/>
+        </w:rPr>
+        <w:t>初步调试</w:t>
       </w:r>
     </w:p>
     <w:p>
@@ -1728,15 +1702,16 @@
     <w:p>
       <w:pPr>
         <w:keepNext/>
+        <w:jc w:val="center"/>
       </w:pPr>
       <w:r>
         <w:rPr>
           <w:noProof/>
         </w:rPr>
         <w:drawing>
-          <wp:inline distT="0" distB="0" distL="0" distR="0" wp14:anchorId="663CC018" wp14:editId="5C401410">
-            <wp:extent cx="5943600" cy="2831465"/>
-            <wp:effectExtent l="0" t="0" r="0" b="6985"/>
+          <wp:inline distT="0" distB="0" distL="0" distR="0" wp14:anchorId="663CC018" wp14:editId="4F00EADB">
+            <wp:extent cx="4772025" cy="1697990"/>
+            <wp:effectExtent l="0" t="0" r="0" b="0"/>
             <wp:docPr id="37" name="Picture 36">
               <a:extLst xmlns:a="http://schemas.openxmlformats.org/drawingml/2006/main">
                 <a:ext uri="{FF2B5EF4-FFF2-40B4-BE49-F238E27FC236}">
@@ -1762,8 +1737,152 @@
                       <a:picLocks noChangeAspect="1"/>
                     </pic:cNvPicPr>
                   </pic:nvPicPr>
+                  <pic:blipFill rotWithShape="1">
+                    <a:blip r:embed="rId13"/>
+                    <a:srcRect t="40032" r="19711"/>
+                    <a:stretch>
+                      <a:fillRect/>
+                    </a:stretch>
+                  </pic:blipFill>
+                  <pic:spPr bwMode="auto">
+                    <a:xfrm>
+                      <a:off x="0" y="0"/>
+                      <a:ext cx="4772025" cy="1697990"/>
+                    </a:xfrm>
+                    <a:prstGeom prst="rect">
+                      <a:avLst/>
+                    </a:prstGeom>
+                    <a:ln>
+                      <a:noFill/>
+                    </a:ln>
+                    <a:extLst>
+                      <a:ext uri="{53640926-AAD7-44D8-BBD7-CCE9431645EC}">
+                        <a14:shadowObscured xmlns:a14="http://schemas.microsoft.com/office/drawing/2010/main"/>
+                      </a:ext>
+                    </a:extLst>
+                  </pic:spPr>
+                </pic:pic>
+              </a:graphicData>
+            </a:graphic>
+          </wp:inline>
+        </w:drawing>
+      </w:r>
+    </w:p>
+    <w:p>
+      <w:pPr>
+        <w:pStyle w:val="Caption"/>
+        <w:jc w:val="center"/>
+      </w:pPr>
+      <w:r>
+        <w:t xml:space="preserve">Figure </w:t>
+      </w:r>
+      <w:fldSimple w:instr=" SEQ Figure \* ARABIC ">
+        <w:r>
+          <w:rPr>
+            <w:noProof/>
+          </w:rPr>
+          <w:t>6</w:t>
+        </w:r>
+      </w:fldSimple>
+      <w:r>
+        <w:rPr>
+          <w:rFonts w:hint="eastAsia"/>
+        </w:rPr>
+        <w:t xml:space="preserve"> </w:t>
+      </w:r>
+      <w:r>
+        <w:rPr>
+          <w:rFonts w:hint="eastAsia"/>
+        </w:rPr>
+        <w:t>等效透镜图</w:t>
+      </w:r>
+    </w:p>
+    <w:p>
+      <w:pPr>
+        <w:pStyle w:val="ListParagraph"/>
+        <w:numPr>
+          <w:ilvl w:val="0"/>
+          <w:numId w:val="2"/>
+        </w:numPr>
+      </w:pPr>
+      <w:r>
+        <w:rPr>
+          <w:rFonts w:hint="eastAsia"/>
+        </w:rPr>
+        <w:t>曲率取决于</w:t>
+      </w:r>
+      <w:r>
+        <w:rPr>
+          <w:rFonts w:hint="eastAsia"/>
+        </w:rPr>
+        <w:t xml:space="preserve">x1 </w:t>
+      </w:r>
+      <w:r>
+        <w:rPr>
+          <w:rFonts w:hint="eastAsia"/>
+        </w:rPr>
+        <w:t>与</w:t>
+      </w:r>
+      <w:r>
+        <w:rPr>
+          <w:rFonts w:hint="eastAsia"/>
+        </w:rPr>
+        <w:t>xc</w:t>
+      </w:r>
+    </w:p>
+    <w:p>
+      <w:pPr>
+        <w:pStyle w:val="ListParagraph"/>
+        <w:numPr>
+          <w:ilvl w:val="0"/>
+          <w:numId w:val="2"/>
+        </w:numPr>
+      </w:pPr>
+      <w:r>
+        <w:rPr>
+          <w:rFonts w:hint="eastAsia"/>
+        </w:rPr>
+        <w:t>极向覆盖范围取决于张角</w:t>
+      </w:r>
+    </w:p>
+    <w:p>
+      <w:pPr>
+        <w:keepNext/>
+        <w:ind w:left="360"/>
+      </w:pPr>
+      <w:r>
+        <w:lastRenderedPageBreak/>
+        <w:drawing>
+          <wp:inline distT="0" distB="0" distL="0" distR="0" wp14:anchorId="0DC7A9E1" wp14:editId="6CBADF48">
+            <wp:extent cx="5943600" cy="3987165"/>
+            <wp:effectExtent l="0" t="0" r="0" b="0"/>
+            <wp:docPr id="14" name="Picture 13">
+              <a:extLst xmlns:a="http://schemas.openxmlformats.org/drawingml/2006/main">
+                <a:ext uri="{FF2B5EF4-FFF2-40B4-BE49-F238E27FC236}">
+                  <a16:creationId xmlns:a16="http://schemas.microsoft.com/office/drawing/2014/main" id="{9201924D-D21E-C73A-F67F-131CA5ABBD66}"/>
+                </a:ext>
+              </a:extLst>
+            </wp:docPr>
+            <wp:cNvGraphicFramePr>
+              <a:graphicFrameLocks xmlns:a="http://schemas.openxmlformats.org/drawingml/2006/main" noChangeAspect="1"/>
+            </wp:cNvGraphicFramePr>
+            <a:graphic xmlns:a="http://schemas.openxmlformats.org/drawingml/2006/main">
+              <a:graphicData uri="http://schemas.openxmlformats.org/drawingml/2006/picture">
+                <pic:pic xmlns:pic="http://schemas.openxmlformats.org/drawingml/2006/picture">
+                  <pic:nvPicPr>
+                    <pic:cNvPr id="14" name="Picture 13">
+                      <a:extLst>
+                        <a:ext uri="{FF2B5EF4-FFF2-40B4-BE49-F238E27FC236}">
+                          <a16:creationId xmlns:a16="http://schemas.microsoft.com/office/drawing/2014/main" id="{9201924D-D21E-C73A-F67F-131CA5ABBD66}"/>
+                        </a:ext>
+                      </a:extLst>
+                    </pic:cNvPr>
+                    <pic:cNvPicPr>
+                      <a:picLocks noChangeAspect="1"/>
+                    </pic:cNvPicPr>
+                  </pic:nvPicPr>
                   <pic:blipFill>
-                    <a:blip r:embed="rId13"/>
+                    <a:blip r:embed="rId14"/>
                     <a:stretch>
                       <a:fillRect/>
                     </a:stretch>
@@ -1771,7 +1890,7 @@
                   <pic:spPr>
                     <a:xfrm>
                       <a:off x="0" y="0"/>
-                      <a:ext cx="5943600" cy="2831465"/>
+                      <a:ext cx="5943600" cy="3987165"/>
                     </a:xfrm>
                     <a:prstGeom prst="rect">
                       <a:avLst/>
@@ -1786,8 +1905,10 @@
     </w:p>
     <w:p>
       <w:pPr>
-        <w:pStyle w:val="a9"/>
-        <w:jc w:val="center"/>
+        <w:pStyle w:val="Caption"/>
+        <w:rPr>
+          <w:rFonts w:hint="eastAsia"/>
+        </w:rPr>
       </w:pPr>
       <w:r>
         <w:t xml:space="preserve">Figure </w:t>
@@ -1797,296 +1918,535 @@
           <w:rPr>
             <w:noProof/>
           </w:rPr>
-          <w:t>6</w:t>
+          <w:t>7</w:t>
         </w:r>
       </w:fldSimple>
       <w:r>
         <w:rPr>
           <w:rFonts w:hint="eastAsia"/>
         </w:rPr>
+        <w:t xml:space="preserve">. </w:t>
+      </w:r>
+      <w:r>
+        <w:rPr>
+          <w:rFonts w:hint="eastAsia"/>
+        </w:rPr>
+        <w:t>上图</w:t>
+      </w:r>
+      <w:r>
+        <w:rPr>
+          <w:rFonts w:hint="eastAsia"/>
+        </w:rPr>
+        <w:t>：</w:t>
+      </w:r>
+      <w:proofErr w:type="gramStart"/>
+      <w:r>
+        <w:rPr>
+          <w:rFonts w:hint="eastAsia"/>
+        </w:rPr>
+        <w:t>截止层</w:t>
+      </w:r>
+      <w:r>
+        <w:rPr>
+          <w:rFonts w:hint="eastAsia"/>
+        </w:rPr>
+        <w:t>处</w:t>
+      </w:r>
+      <w:r>
+        <w:rPr>
+          <w:rFonts w:hint="eastAsia"/>
+        </w:rPr>
+        <w:t>聚焦</w:t>
+      </w:r>
+      <w:proofErr w:type="gramEnd"/>
+      <w:r>
+        <w:rPr>
+          <w:rFonts w:hint="eastAsia"/>
+        </w:rPr>
+        <w:t>点</w:t>
+      </w:r>
+      <w:r>
+        <w:rPr>
+          <w:rFonts w:hint="eastAsia"/>
+        </w:rPr>
+        <w:t>xi</w:t>
+      </w:r>
+      <w:r>
+        <w:rPr>
+          <w:rFonts w:hint="eastAsia"/>
+        </w:rPr>
+        <w:t>在</w:t>
+      </w:r>
+      <w:r>
+        <w:rPr>
+          <w:rFonts w:hint="eastAsia"/>
+        </w:rPr>
+        <w:t>透镜左</w:t>
+      </w:r>
+      <w:r>
+        <w:rPr>
+          <w:rFonts w:hint="eastAsia"/>
+        </w:rPr>
+        <w:t>侧</w:t>
+      </w:r>
+      <w:r>
+        <w:rPr>
+          <w:rFonts w:hint="eastAsia"/>
+        </w:rPr>
+        <w:t>对应的</w:t>
+      </w:r>
+      <w:r>
+        <w:rPr>
+          <w:rFonts w:hint="eastAsia"/>
+        </w:rPr>
+        <w:t>物点</w:t>
+      </w:r>
+      <w:r>
+        <w:rPr>
+          <w:rFonts w:hint="eastAsia"/>
+        </w:rPr>
+        <w:t>为</w:t>
+      </w:r>
+      <w:r>
+        <w:rPr>
+          <w:rFonts w:hint="eastAsia"/>
+        </w:rPr>
+        <w:t>x0</w:t>
+      </w:r>
+      <w:r>
+        <w:rPr>
+          <w:rFonts w:hint="eastAsia"/>
+        </w:rPr>
+        <w:t>；下图：添加凹透镜实现等效的聚焦位置</w:t>
+      </w:r>
+      <w:r>
+        <w:rPr>
+          <w:rFonts w:hint="eastAsia"/>
+        </w:rPr>
+        <w:t>xi</w:t>
+      </w:r>
+    </w:p>
+    <w:p>
+      <w:pPr>
+        <w:ind w:left="360"/>
+      </w:pPr>
+    </w:p>
+    <w:p>
+      <w:pPr>
+        <w:ind w:left="360"/>
+        <w:rPr>
+          <w:rFonts w:ascii="Cambria Math" w:hAnsi="Cambria Math"/>
+          <w:iCs/>
+        </w:rPr>
+      </w:pPr>
+      <w:r>
+        <w:rPr>
+          <w:rFonts w:hint="eastAsia"/>
+        </w:rPr>
+        <w:t>假设截止层</w:t>
+      </w:r>
+      <w:r>
+        <w:rPr>
+          <w:rFonts w:hint="eastAsia"/>
+        </w:rPr>
+        <w:t xml:space="preserve">x </w:t>
+      </w:r>
+      <w:r>
+        <w:rPr>
+          <w:rFonts w:hint="eastAsia"/>
+        </w:rPr>
+        <w:t>距离</w:t>
+      </w:r>
+      <w:r>
+        <w:rPr>
+          <w:rFonts w:hint="eastAsia"/>
+        </w:rPr>
+        <w:t>凸透镜</w:t>
+      </w:r>
+      <w:r>
+        <w:rPr>
+          <w:rFonts w:hint="eastAsia"/>
+        </w:rPr>
+        <w:t xml:space="preserve">1st </w:t>
+      </w:r>
+      <w:r>
+        <w:t>Lense</w:t>
+      </w:r>
+      <w:r>
+        <w:rPr>
+          <w:rFonts w:hint="eastAsia"/>
+        </w:rPr>
+        <w:t>为</w:t>
+      </w:r>
+      <w:r>
+        <w:rPr>
+          <w:rFonts w:hint="eastAsia"/>
+        </w:rPr>
+        <w:t xml:space="preserve"> 1.85 m, </w:t>
+      </w:r>
+      <w:r>
+        <w:rPr>
+          <w:rFonts w:hint="eastAsia"/>
+        </w:rPr>
+        <w:t>截止层曲率半径为</w:t>
+      </w:r>
+      <w:r>
+        <w:rPr>
+          <w:rFonts w:hint="eastAsia"/>
+        </w:rPr>
+        <w:t>0.55 m</w:t>
+      </w:r>
+      <w:r>
+        <w:rPr>
+          <w:rFonts w:hint="eastAsia"/>
+        </w:rPr>
+        <w:t>，观测区域为</w:t>
+      </w:r>
+      <w:r>
+        <w:rPr>
+          <w:rFonts w:hint="eastAsia"/>
+        </w:rPr>
+        <w:t xml:space="preserve">y=[-0.15 0.15]m . </w:t>
+      </w:r>
+      <w:r>
+        <w:rPr>
+          <w:rFonts w:hint="eastAsia"/>
+        </w:rPr>
+        <w:t>设</w:t>
+      </w:r>
+      <w:r>
+        <w:rPr>
+          <w:rFonts w:hint="eastAsia"/>
+        </w:rPr>
+        <w:t>最后一块</w:t>
+      </w:r>
+      <w:r>
+        <w:rPr>
+          <w:rFonts w:hint="eastAsia"/>
+        </w:rPr>
+        <w:t>凸</w:t>
+      </w:r>
+      <w:r>
+        <w:rPr>
+          <w:rFonts w:hint="eastAsia"/>
+        </w:rPr>
+        <w:t>透镜的</w:t>
+      </w:r>
+      <w:r>
+        <w:rPr>
+          <w:rFonts w:hint="eastAsia"/>
+        </w:rPr>
+        <w:t>前后</w:t>
+      </w:r>
+      <w:r>
+        <w:rPr>
+          <w:rFonts w:hint="eastAsia"/>
+        </w:rPr>
+        <w:t>曲率半径为</w:t>
+      </w:r>
+      <w:r>
+        <w:rPr>
+          <w:rFonts w:hint="eastAsia"/>
+        </w:rPr>
+        <w:t xml:space="preserve">R = 1.65 m, </w:t>
+      </w:r>
+      <w:r>
+        <w:rPr>
+          <w:rFonts w:hint="eastAsia"/>
+        </w:rPr>
+        <w:t>高密度聚乙烯材料，</w:t>
+      </w:r>
+      <w:r>
+        <w:rPr>
+          <w:rFonts w:hint="eastAsia"/>
+        </w:rPr>
+        <w:t>n =  1.623449</w:t>
+      </w:r>
+      <w:r>
+        <w:rPr>
+          <w:rFonts w:hint="eastAsia"/>
+        </w:rPr>
+        <w:t>，透镜厚度为</w:t>
+      </w:r>
+      <w:r>
+        <w:rPr>
+          <w:rFonts w:hint="eastAsia"/>
+        </w:rPr>
+        <w:t>t = 200 mm</w:t>
+      </w:r>
+      <w:r>
+        <w:rPr>
+          <w:rFonts w:hint="eastAsia"/>
+        </w:rPr>
+        <w:t xml:space="preserve">. </w:t>
+      </w:r>
+      <w:r>
+        <w:rPr>
+          <w:rFonts w:hint="eastAsia"/>
+        </w:rPr>
+        <w:t>以几何光学为研究对象，其像点所对应的</w:t>
+      </w:r>
+      <w:r>
+        <w:rPr>
+          <w:rFonts w:hint="eastAsia"/>
+        </w:rPr>
+        <w:t>x</w:t>
+      </w:r>
+      <w:r>
+        <w:rPr>
+          <w:rFonts w:hint="eastAsia"/>
+        </w:rPr>
+        <w:t>i</w:t>
+      </w:r>
+      <w:r>
+        <w:rPr>
+          <w:rFonts w:hint="eastAsia"/>
+        </w:rPr>
+        <w:t xml:space="preserve"> = 1.85 + 0.</w:t>
+      </w:r>
+      <w:r>
+        <w:rPr>
+          <w:rFonts w:hint="eastAsia"/>
+        </w:rPr>
+        <w:t>5</w:t>
+      </w:r>
+      <w:r>
+        <w:rPr>
+          <w:rFonts w:hint="eastAsia"/>
+        </w:rPr>
+        <w:t>5 = 2.</w:t>
+      </w:r>
+      <w:r>
+        <w:rPr>
+          <w:rFonts w:hint="eastAsia"/>
+        </w:rPr>
+        <w:t>4</w:t>
+      </w:r>
+      <w:r>
+        <w:rPr>
+          <w:rFonts w:hint="eastAsia"/>
+        </w:rPr>
+        <w:t xml:space="preserve"> m. </w:t>
+      </w:r>
+      <w:r>
+        <w:rPr>
+          <w:rFonts w:hint="eastAsia"/>
+        </w:rPr>
+        <w:t>根据</w:t>
+      </w:r>
+      <w:r>
+        <w:rPr>
+          <w:rFonts w:hint="eastAsia"/>
+        </w:rPr>
+        <w:t>厚</w:t>
+      </w:r>
+      <w:r>
+        <w:rPr>
+          <w:rFonts w:hint="eastAsia"/>
+        </w:rPr>
+        <w:t>透镜几何形状和</w:t>
+      </w:r>
+      <w:r>
+        <w:rPr>
+          <w:rFonts w:hint="eastAsia"/>
+        </w:rPr>
+        <w:t>焦距的关系有</w:t>
+      </w:r>
+      <w:r>
+        <w:rPr>
+          <w:rFonts w:ascii="Cambria Math" w:hAnsi="Cambria Math" w:hint="eastAsia"/>
+          <w:iCs/>
+        </w:rPr>
+        <w:t>f = 1.3</w:t>
+      </w:r>
+      <w:r>
+        <w:rPr>
+          <w:rFonts w:ascii="Cambria Math" w:hAnsi="Cambria Math" w:hint="eastAsia"/>
+          <w:iCs/>
+        </w:rPr>
+        <w:t>55</w:t>
+      </w:r>
+      <w:r>
+        <w:rPr>
+          <w:rFonts w:ascii="Cambria Math" w:hAnsi="Cambria Math" w:hint="eastAsia"/>
+          <w:iCs/>
+        </w:rPr>
+        <w:t xml:space="preserve">; </w:t>
+      </w:r>
+      <w:r>
+        <w:rPr>
+          <w:rFonts w:ascii="Cambria Math" w:hAnsi="Cambria Math" w:hint="eastAsia"/>
+          <w:iCs/>
+        </w:rPr>
+        <w:t>根据</w:t>
+      </w:r>
+      <w:r>
+        <w:rPr>
+          <w:rFonts w:ascii="Cambria Math" w:hAnsi="Cambria Math" w:hint="eastAsia"/>
+          <w:iCs/>
+        </w:rPr>
         <w:t xml:space="preserve"> </w:t>
       </w:r>
       <w:r>
         <w:rPr>
-          <w:rFonts w:hint="eastAsia"/>
-        </w:rPr>
-        <w:t>等效透镜图</w:t>
-      </w:r>
-    </w:p>
-    <w:p>
-      <w:pPr>
-        <w:pStyle w:val="a7"/>
-        <w:numPr>
-          <w:ilvl w:val="0"/>
-          <w:numId w:val="2"/>
-        </w:numPr>
-      </w:pPr>
-      <w:r>
-        <w:rPr>
-          <w:rFonts w:hint="eastAsia"/>
-        </w:rPr>
-        <w:t>曲率取决于</w:t>
-      </w:r>
-      <w:r>
-        <w:rPr>
-          <w:rFonts w:hint="eastAsia"/>
-        </w:rPr>
-        <w:t xml:space="preserve">x1 </w:t>
-      </w:r>
-      <w:r>
-        <w:rPr>
-          <w:rFonts w:hint="eastAsia"/>
-        </w:rPr>
-        <w:t>与</w:t>
-      </w:r>
-      <w:r>
-        <w:rPr>
-          <w:rFonts w:hint="eastAsia"/>
-        </w:rPr>
-        <w:t>xc</w:t>
-      </w:r>
-    </w:p>
-    <w:p>
-      <w:pPr>
-        <w:pStyle w:val="a7"/>
-        <w:numPr>
-          <w:ilvl w:val="0"/>
-          <w:numId w:val="2"/>
-        </w:numPr>
-      </w:pPr>
-      <w:r>
-        <w:rPr>
-          <w:rFonts w:hint="eastAsia"/>
-        </w:rPr>
-        <w:t>极向覆盖范围取决于张角</w:t>
-      </w:r>
-    </w:p>
-    <w:p>
-      <w:pPr>
-        <w:ind w:left="360"/>
-      </w:pPr>
-    </w:p>
-    <w:p>
-      <w:pPr>
-        <w:ind w:left="360"/>
-        <w:rPr>
-          <w:rFonts w:ascii="Cambria Math" w:hAnsi="Cambria Math"/>
-          <w:iCs/>
-        </w:rPr>
-      </w:pPr>
-      <w:r>
-        <w:rPr>
-          <w:rFonts w:hint="eastAsia"/>
-        </w:rPr>
-        <w:t>假设截止层</w:t>
-      </w:r>
-      <w:r>
-        <w:rPr>
-          <w:rFonts w:hint="eastAsia"/>
-        </w:rPr>
-        <w:t xml:space="preserve">x </w:t>
-      </w:r>
-      <w:r>
-        <w:rPr>
-          <w:rFonts w:hint="eastAsia"/>
-        </w:rPr>
-        <w:t>距离最后一块透镜距离为</w:t>
-      </w:r>
-      <w:r>
-        <w:rPr>
-          <w:rFonts w:hint="eastAsia"/>
-        </w:rPr>
-        <w:t xml:space="preserve"> 1.85 m, </w:t>
-      </w:r>
-      <w:r>
-        <w:rPr>
-          <w:rFonts w:hint="eastAsia"/>
-        </w:rPr>
-        <w:t>截止层曲率半径为</w:t>
-      </w:r>
-      <w:r>
-        <w:rPr>
-          <w:rFonts w:hint="eastAsia"/>
-        </w:rPr>
-        <w:t>0.55 m</w:t>
-      </w:r>
-      <w:r>
-        <w:rPr>
-          <w:rFonts w:hint="eastAsia"/>
-        </w:rPr>
-        <w:t>，观测区域为</w:t>
-      </w:r>
-      <w:r>
-        <w:rPr>
-          <w:rFonts w:hint="eastAsia"/>
-        </w:rPr>
-        <w:t xml:space="preserve">y=[-0.15 0.15]m . </w:t>
+          <w:rFonts w:ascii="Cambria Math" w:hAnsi="Cambria Math" w:hint="eastAsia"/>
+          <w:iCs/>
+        </w:rPr>
+        <w:t>物像方程</w:t>
+      </w:r>
+      <w:r>
+        <w:rPr>
+          <w:rFonts w:ascii="Cambria Math" w:hAnsi="Cambria Math" w:hint="eastAsia"/>
+          <w:iCs/>
+        </w:rPr>
+        <w:t>和</w:t>
+      </w:r>
+      <w:r>
+        <w:rPr>
+          <w:rFonts w:ascii="Cambria Math" w:hAnsi="Cambria Math" w:hint="eastAsia"/>
+          <w:iCs/>
+        </w:rPr>
+        <w:t>主平面分析</w:t>
+      </w:r>
+      <w:r>
+        <w:rPr>
+          <w:rFonts w:ascii="Cambria Math" w:hAnsi="Cambria Math" w:hint="eastAsia"/>
+          <w:iCs/>
+        </w:rPr>
+        <w:t>得到对应物点位置为</w:t>
+      </w:r>
+      <w:r>
+        <w:rPr>
+          <w:rFonts w:ascii="Cambria Math" w:hAnsi="Cambria Math" w:hint="eastAsia"/>
+          <w:iCs/>
+        </w:rPr>
+        <w:t>x0 =</w:t>
+      </w:r>
+      <w:r>
+        <w:rPr>
+          <w:rFonts w:ascii="Cambria Math" w:hAnsi="Cambria Math" w:hint="eastAsia"/>
+          <w:iCs/>
+        </w:rPr>
+        <w:t xml:space="preserve"> -2.9</w:t>
+      </w:r>
+      <w:r>
+        <w:rPr>
+          <w:rFonts w:ascii="Cambria Math" w:hAnsi="Cambria Math" w:hint="eastAsia"/>
+          <w:iCs/>
+        </w:rPr>
+        <w:t>48</w:t>
+      </w:r>
+      <w:r>
+        <w:rPr>
+          <w:rFonts w:ascii="Cambria Math" w:hAnsi="Cambria Math" w:hint="eastAsia"/>
+          <w:iCs/>
+        </w:rPr>
+        <w:t xml:space="preserve"> m </w:t>
+      </w:r>
+      <w:r>
+        <w:rPr>
+          <w:rFonts w:ascii="Cambria Math" w:hAnsi="Cambria Math" w:hint="eastAsia"/>
+          <w:iCs/>
+        </w:rPr>
+        <w:t>，</w:t>
+      </w:r>
+      <w:r>
+        <w:rPr>
+          <w:rFonts w:ascii="Cambria Math" w:hAnsi="Cambria Math" w:hint="eastAsia"/>
+          <w:iCs/>
+        </w:rPr>
+        <w:t>负号表示物点在透镜的左边。</w:t>
+      </w:r>
+      <w:r>
+        <w:rPr>
+          <w:rFonts w:ascii="Cambria Math" w:hAnsi="Cambria Math" w:hint="eastAsia"/>
+          <w:iCs/>
+        </w:rPr>
+        <w:t>（若</w:t>
+      </w:r>
+      <w:r>
+        <w:rPr>
+          <w:rFonts w:ascii="Cambria Math" w:hAnsi="Cambria Math" w:hint="eastAsia"/>
+          <w:iCs/>
+        </w:rPr>
+        <w:t>考虑</w:t>
+      </w:r>
+      <w:r>
+        <w:rPr>
+          <w:rFonts w:ascii="Cambria Math" w:hAnsi="Cambria Math" w:hint="eastAsia"/>
+          <w:iCs/>
+        </w:rPr>
+        <w:t>观测覆盖范围，其</w:t>
       </w:r>
       <w:proofErr w:type="gramStart"/>
       <w:r>
         <w:rPr>
-          <w:rFonts w:hint="eastAsia"/>
-        </w:rPr>
-        <w:t>取最后</w:t>
+          <w:rFonts w:ascii="Cambria Math" w:hAnsi="Cambria Math" w:hint="eastAsia"/>
+          <w:iCs/>
+        </w:rPr>
+        <w:t>像空间</w:t>
       </w:r>
       <w:proofErr w:type="gramEnd"/>
       <w:r>
         <w:rPr>
-          <w:rFonts w:hint="eastAsia"/>
-        </w:rPr>
-        <w:t>一块</w:t>
-      </w:r>
-      <w:r>
-        <w:rPr>
-          <w:rFonts w:hint="eastAsia"/>
-        </w:rPr>
-        <w:t>凸</w:t>
-      </w:r>
-      <w:r>
-        <w:rPr>
-          <w:rFonts w:hint="eastAsia"/>
-        </w:rPr>
-        <w:t>透镜的</w:t>
-      </w:r>
-      <w:r>
-        <w:rPr>
-          <w:rFonts w:hint="eastAsia"/>
-        </w:rPr>
-        <w:t>前后</w:t>
-      </w:r>
-      <w:r>
-        <w:rPr>
-          <w:rFonts w:hint="eastAsia"/>
-        </w:rPr>
-        <w:t>曲率半径为</w:t>
-      </w:r>
-      <w:r>
-        <w:rPr>
-          <w:rFonts w:hint="eastAsia"/>
-        </w:rPr>
-        <w:t xml:space="preserve">R = 1.65 m, </w:t>
-      </w:r>
-      <w:r>
-        <w:rPr>
-          <w:rFonts w:hint="eastAsia"/>
-        </w:rPr>
-        <w:t>高密度聚乙烯材料，</w:t>
-      </w:r>
-      <w:r>
-        <w:rPr>
-          <w:rFonts w:hint="eastAsia"/>
-        </w:rPr>
-        <w:t>n =  1.623449</w:t>
-      </w:r>
-      <w:r>
-        <w:rPr>
-          <w:rFonts w:hint="eastAsia"/>
-        </w:rPr>
-        <w:t>，透镜厚度为</w:t>
-      </w:r>
-      <w:r>
-        <w:rPr>
-          <w:rFonts w:hint="eastAsia"/>
-        </w:rPr>
-        <w:t>t = 200 mm</w:t>
-      </w:r>
-      <w:r>
-        <w:rPr>
-          <w:rFonts w:hint="eastAsia"/>
-        </w:rPr>
-        <w:t xml:space="preserve">. </w:t>
-      </w:r>
-      <w:r>
-        <w:rPr>
-          <w:rFonts w:hint="eastAsia"/>
-        </w:rPr>
-        <w:t>以几何光学为研究对象，其像点所对应的</w:t>
-      </w:r>
-      <w:r>
-        <w:rPr>
-          <w:rFonts w:hint="eastAsia"/>
-        </w:rPr>
-        <w:t xml:space="preserve">xc = 1.85 + 0.65 = 2.5 m. </w:t>
-      </w:r>
-      <w:r>
-        <w:rPr>
-          <w:rFonts w:hint="eastAsia"/>
-        </w:rPr>
-        <w:t>根据</w:t>
-      </w:r>
-      <w:r>
-        <w:rPr>
-          <w:rFonts w:hint="eastAsia"/>
-        </w:rPr>
-        <w:t>厚</w:t>
-      </w:r>
-      <w:r>
-        <w:rPr>
-          <w:rFonts w:hint="eastAsia"/>
-        </w:rPr>
-        <w:t>透镜几何形状和</w:t>
-      </w:r>
-      <w:r>
-        <w:rPr>
-          <w:rFonts w:hint="eastAsia"/>
-        </w:rPr>
-        <w:t>焦距的关系有</w:t>
-      </w:r>
-      <w:r>
-        <w:rPr>
-          <w:rFonts w:ascii="Cambria Math" w:hAnsi="Cambria Math" w:hint="eastAsia"/>
-          <w:iCs/>
-        </w:rPr>
-        <w:t>f = 1.323</w:t>
-      </w:r>
-      <w:r>
-        <w:rPr>
-          <w:rFonts w:ascii="Cambria Math" w:hAnsi="Cambria Math" w:hint="eastAsia"/>
-          <w:iCs/>
-        </w:rPr>
-        <w:t>(</w:t>
-      </w:r>
-      <w:r>
-        <w:rPr>
-          <w:rFonts w:ascii="Cambria Math" w:hAnsi="Cambria Math" w:hint="eastAsia"/>
-          <w:iCs/>
-        </w:rPr>
-        <w:t>厚透镜</w:t>
-      </w:r>
-      <w:r>
-        <w:rPr>
-          <w:rFonts w:ascii="Cambria Math" w:hAnsi="Cambria Math" w:hint="eastAsia"/>
-          <w:iCs/>
-        </w:rPr>
-        <w:t>公式</w:t>
-      </w:r>
-      <w:r>
-        <w:rPr>
-          <w:rFonts w:ascii="Cambria Math" w:hAnsi="Cambria Math" w:hint="eastAsia"/>
-          <w:iCs/>
-        </w:rPr>
-        <w:t>结果为</w:t>
-      </w:r>
-      <w:r>
-        <w:rPr>
-          <w:rFonts w:ascii="Cambria Math" w:hAnsi="Cambria Math" w:hint="eastAsia"/>
-          <w:iCs/>
-        </w:rPr>
-        <w:t>f = 1.355)</w:t>
-      </w:r>
-      <w:r>
-        <w:rPr>
-          <w:rFonts w:ascii="Cambria Math" w:hAnsi="Cambria Math" w:hint="eastAsia"/>
-          <w:iCs/>
-        </w:rPr>
-        <w:t xml:space="preserve"> ; </w:t>
-      </w:r>
-      <w:r>
-        <w:rPr>
-          <w:rFonts w:ascii="Cambria Math" w:hAnsi="Cambria Math" w:hint="eastAsia"/>
-          <w:iCs/>
-        </w:rPr>
-        <w:t>根据</w:t>
+          <w:rFonts w:ascii="Cambria Math" w:hAnsi="Cambria Math" w:hint="eastAsia"/>
+          <w:iCs/>
+        </w:rPr>
+        <w:t>对应的张角正切约为</w:t>
+      </w:r>
+      <w:r>
+        <w:rPr>
+          <w:rFonts w:ascii="Cambria Math" w:hAnsi="Cambria Math" w:hint="eastAsia"/>
+          <w:iCs/>
+        </w:rPr>
+        <w:t>tan(</w:t>
+      </w:r>
+      <m:oMath>
+        <m:sSub>
+          <m:sSubPr>
+            <m:ctrlPr>
+              <w:rPr>
+                <w:rFonts w:ascii="Cambria Math" w:hAnsi="Cambria Math" w:cs="Cambria Math"/>
+                <w:i/>
+              </w:rPr>
+            </m:ctrlPr>
+          </m:sSubPr>
+          <m:e>
+            <m:r>
+              <w:rPr>
+                <w:rFonts w:ascii="Cambria Math" w:hAnsi="Cambria Math"/>
+              </w:rPr>
+              <m:t>θ</m:t>
+            </m:r>
+            <m:ctrlPr>
+              <w:rPr>
+                <w:rFonts w:ascii="Cambria Math" w:hAnsi="Cambria Math"/>
+                <w:i/>
+              </w:rPr>
+            </m:ctrlPr>
+          </m:e>
+          <m:sub>
+            <m:r>
+              <w:rPr>
+                <w:rFonts w:ascii="Cambria Math" w:hAnsi="Cambria Math" w:cs="Cambria Math"/>
+              </w:rPr>
+              <m:t>i</m:t>
+            </m:r>
+          </m:sub>
+        </m:sSub>
+        <m:r>
+          <w:rPr>
+            <w:rFonts w:ascii="Cambria Math" w:hAnsi="Cambria Math"/>
+          </w:rPr>
+          <m:t>)</m:t>
+        </m:r>
+      </m:oMath>
+      <w:r>
+        <w:rPr>
+          <w:rFonts w:ascii="Cambria Math" w:hAnsi="Cambria Math" w:hint="eastAsia"/>
+          <w:iCs/>
+        </w:rPr>
+        <w:t>=</w:t>
       </w:r>
       <w:r>
         <w:rPr>
@@ -2100,198 +2460,44 @@
           <w:rFonts w:ascii="Cambria Math" w:hAnsi="Cambria Math" w:hint="eastAsia"/>
           <w:iCs/>
         </w:rPr>
-        <w:t>物像方程</w:t>
-      </w:r>
-    </w:p>
-    <w:p>
-      <w:pPr>
-        <w:ind w:left="360"/>
-        <w:rPr>
-          <w:rFonts w:ascii="Cambria Math" w:hAnsi="Cambria Math"/>
-          <w:iCs/>
-        </w:rPr>
-      </w:pPr>
-      <m:oMathPara>
-        <m:oMath>
-          <m:r>
-            <w:rPr>
-              <w:rFonts w:ascii="Cambria Math" w:hAnsi="Cambria Math"/>
-            </w:rPr>
-            <m:t>-</m:t>
-          </m:r>
-          <m:f>
-            <m:fPr>
-              <m:ctrlPr>
-                <w:rPr>
-                  <w:rFonts w:ascii="Cambria Math" w:hAnsi="Cambria Math"/>
-                  <w:i/>
-                  <w:iCs/>
-                </w:rPr>
-              </m:ctrlPr>
-            </m:fPr>
-            <m:num>
-              <m:r>
-                <w:rPr>
-                  <w:rFonts w:ascii="Cambria Math" w:hAnsi="Cambria Math"/>
-                </w:rPr>
-                <m:t>1</m:t>
-              </m:r>
-            </m:num>
-            <m:den>
-              <m:sSub>
-                <m:sSubPr>
-                  <m:ctrlPr>
-                    <w:rPr>
-                      <w:rFonts w:ascii="Cambria Math" w:hAnsi="Cambria Math"/>
-                      <w:i/>
-                      <w:iCs/>
-                    </w:rPr>
-                  </m:ctrlPr>
-                </m:sSubPr>
-                <m:e>
-                  <m:r>
-                    <w:rPr>
-                      <w:rFonts w:ascii="Cambria Math" w:hAnsi="Cambria Math"/>
-                    </w:rPr>
-                    <m:t>x</m:t>
-                  </m:r>
-                </m:e>
-                <m:sub>
-                  <m:r>
-                    <w:rPr>
-                      <w:rFonts w:ascii="Cambria Math" w:hAnsi="Cambria Math"/>
-                    </w:rPr>
-                    <m:t>0</m:t>
-                  </m:r>
-                </m:sub>
-              </m:sSub>
-            </m:den>
-          </m:f>
-          <m:r>
-            <w:rPr>
-              <w:rFonts w:ascii="Cambria Math" w:hAnsi="Cambria Math"/>
-            </w:rPr>
-            <m:t>+</m:t>
-          </m:r>
-          <m:f>
-            <m:fPr>
-              <m:ctrlPr>
-                <w:rPr>
-                  <w:rFonts w:ascii="Cambria Math" w:hAnsi="Cambria Math"/>
-                  <w:i/>
-                  <w:iCs/>
-                </w:rPr>
-              </m:ctrlPr>
-            </m:fPr>
-            <m:num>
-              <m:r>
-                <w:rPr>
-                  <w:rFonts w:ascii="Cambria Math" w:hAnsi="Cambria Math"/>
-                </w:rPr>
-                <m:t>1</m:t>
-              </m:r>
-            </m:num>
-            <m:den>
-              <m:sSub>
-                <m:sSubPr>
-                  <m:ctrlPr>
-                    <w:rPr>
-                      <w:rFonts w:ascii="Cambria Math" w:hAnsi="Cambria Math"/>
-                      <w:i/>
-                      <w:iCs/>
-                    </w:rPr>
-                  </m:ctrlPr>
-                </m:sSubPr>
-                <m:e>
-                  <m:r>
-                    <w:rPr>
-                      <w:rFonts w:ascii="Cambria Math" w:hAnsi="Cambria Math"/>
-                    </w:rPr>
-                    <m:t>x</m:t>
-                  </m:r>
-                </m:e>
-                <m:sub>
-                  <m:r>
-                    <w:rPr>
-                      <w:rFonts w:ascii="Cambria Math" w:hAnsi="Cambria Math"/>
-                    </w:rPr>
-                    <m:t>c</m:t>
-                  </m:r>
-                </m:sub>
-              </m:sSub>
-            </m:den>
-          </m:f>
-          <m:r>
-            <w:rPr>
-              <w:rFonts w:ascii="Cambria Math" w:hAnsi="Cambria Math"/>
-            </w:rPr>
-            <m:t>=</m:t>
-          </m:r>
-          <m:f>
-            <m:fPr>
-              <m:ctrlPr>
-                <w:rPr>
-                  <w:rFonts w:ascii="Cambria Math" w:hAnsi="Cambria Math"/>
-                  <w:i/>
-                  <w:iCs/>
-                </w:rPr>
-              </m:ctrlPr>
-            </m:fPr>
-            <m:num>
-              <m:r>
-                <w:rPr>
-                  <w:rFonts w:ascii="Cambria Math" w:hAnsi="Cambria Math"/>
-                </w:rPr>
-                <m:t>1</m:t>
-              </m:r>
-            </m:num>
-            <m:den>
-              <m:r>
-                <w:rPr>
-                  <w:rFonts w:ascii="Cambria Math" w:hAnsi="Cambria Math"/>
-                </w:rPr>
-                <m:t>f</m:t>
-              </m:r>
-            </m:den>
-          </m:f>
-        </m:oMath>
-      </m:oMathPara>
-    </w:p>
-    <w:p>
-      <w:pPr>
-        <w:ind w:left="360"/>
-        <w:rPr>
-          <w:rFonts w:ascii="Cambria Math" w:hAnsi="Cambria Math"/>
-          <w:iCs/>
-        </w:rPr>
-      </w:pPr>
-      <w:r>
-        <w:rPr>
-          <w:rFonts w:ascii="Cambria Math" w:hAnsi="Cambria Math" w:hint="eastAsia"/>
-          <w:iCs/>
-        </w:rPr>
-        <w:t>得到对应物点位置为</w:t>
-      </w:r>
-      <w:r>
-        <w:rPr>
-          <w:rFonts w:ascii="Cambria Math" w:hAnsi="Cambria Math" w:hint="eastAsia"/>
-          <w:iCs/>
-        </w:rPr>
-        <w:t>x0 =</w:t>
-      </w:r>
-      <w:r>
-        <w:rPr>
-          <w:rFonts w:ascii="Cambria Math" w:hAnsi="Cambria Math" w:hint="eastAsia"/>
-          <w:iCs/>
-        </w:rPr>
-        <w:t xml:space="preserve"> -2.9576 m </w:t>
-      </w:r>
-      <w:r>
-        <w:rPr>
-          <w:rFonts w:ascii="Cambria Math" w:hAnsi="Cambria Math" w:hint="eastAsia"/>
-          <w:iCs/>
-        </w:rPr>
-        <w:t>。</w:t>
+        <w:t>0.2</w:t>
+      </w:r>
+      <w:r>
+        <w:rPr>
+          <w:rFonts w:ascii="Cambria Math" w:hAnsi="Cambria Math" w:hint="eastAsia"/>
+          <w:iCs/>
+        </w:rPr>
+        <w:t>73</w:t>
+      </w:r>
+      <w:r>
+        <w:rPr>
+          <w:rFonts w:ascii="Cambria Math" w:hAnsi="Cambria Math" w:hint="eastAsia"/>
+          <w:iCs/>
+        </w:rPr>
+        <w:t>。其在最后透镜的覆盖范围为</w:t>
+      </w:r>
+      <w:proofErr w:type="spellStart"/>
+      <w:r>
+        <w:rPr>
+          <w:rFonts w:ascii="Cambria Math" w:hAnsi="Cambria Math" w:hint="eastAsia"/>
+          <w:iCs/>
+        </w:rPr>
+        <w:t>ylast</w:t>
+      </w:r>
+      <w:proofErr w:type="spellEnd"/>
+      <w:r>
+        <w:rPr>
+          <w:rFonts w:ascii="Cambria Math" w:hAnsi="Cambria Math" w:hint="eastAsia"/>
+          <w:iCs/>
+        </w:rPr>
+        <w:t xml:space="preserve"> = </w:t>
+      </w:r>
+      <w:r>
+        <w:rPr>
+          <w:rFonts w:ascii="Cambria Math" w:hAnsi="Cambria Math" w:hint="eastAsia"/>
+          <w:iCs/>
+        </w:rPr>
+        <w:t>2.4*</w:t>
       </w:r>
       <w:r>
         <w:rPr>
@@ -2299,36 +2505,6 @@
           <w:iCs/>
         </w:rPr>
         <w:t xml:space="preserve"> </w:t>
-      </w:r>
-      <w:r>
-        <w:rPr>
-          <w:rFonts w:ascii="Cambria Math" w:hAnsi="Cambria Math" w:hint="eastAsia"/>
-          <w:iCs/>
-        </w:rPr>
-        <w:t>负号表示物点在透镜的左边。</w:t>
-      </w:r>
-    </w:p>
-    <w:p>
-      <w:pPr>
-        <w:ind w:left="360"/>
-        <w:rPr>
-          <w:rFonts w:ascii="Cambria Math" w:hAnsi="Cambria Math"/>
-          <w:iCs/>
-        </w:rPr>
-      </w:pPr>
-      <w:r>
-        <w:rPr>
-          <w:rFonts w:ascii="Cambria Math" w:hAnsi="Cambria Math" w:hint="eastAsia"/>
-          <w:iCs/>
-        </w:rPr>
-        <w:t>考虑</w:t>
-      </w:r>
-      <w:r>
-        <w:rPr>
-          <w:rFonts w:ascii="Cambria Math" w:hAnsi="Cambria Math" w:hint="eastAsia"/>
-          <w:iCs/>
-        </w:rPr>
-        <w:t>观测覆盖范围，其对应的张角正切约为</w:t>
       </w:r>
       <w:r>
         <w:rPr>
@@ -2348,46 +2524,106 @@
       <w:r>
         <w:rPr>
           <w:rFonts w:ascii="Cambria Math" w:hAnsi="Cambria Math" w:hint="eastAsia"/>
-          <w:iCs/>
-        </w:rPr>
-        <w:t>=y/(xc-x)=0.231</w:t>
-      </w:r>
-      <w:r>
-        <w:rPr>
-          <w:rFonts w:ascii="Cambria Math" w:hAnsi="Cambria Math" w:hint="eastAsia"/>
-          <w:iCs/>
-        </w:rPr>
-        <w:t>。其在最后透镜的覆盖范围为</w:t>
-      </w:r>
-      <w:proofErr w:type="spellStart"/>
-      <w:r>
-        <w:rPr>
-          <w:rFonts w:ascii="Cambria Math" w:hAnsi="Cambria Math" w:hint="eastAsia"/>
-          <w:iCs/>
-        </w:rPr>
-        <w:t>ylast</w:t>
-      </w:r>
-      <w:proofErr w:type="spellEnd"/>
-      <w:r>
-        <w:rPr>
-          <w:rFonts w:ascii="Cambria Math" w:hAnsi="Cambria Math" w:hint="eastAsia"/>
-          <w:iCs/>
-        </w:rPr>
-        <w:t xml:space="preserve"> = </w:t>
-      </w:r>
-      <w:r>
-        <w:rPr>
-          <w:rFonts w:ascii="Cambria Math" w:hAnsi="Cambria Math" w:hint="eastAsia"/>
-          <w:iCs/>
-        </w:rPr>
-        <w:t>(</w:t>
-      </w:r>
-      <w:r>
-        <w:rPr>
-          <w:rFonts w:ascii="Cambria Math" w:hAnsi="Cambria Math" w:hint="eastAsia"/>
-          <w:iCs/>
-        </w:rPr>
-        <w:t>-0.577</w:t>
+        </w:rPr>
+        <w:t xml:space="preserve">=0.6552 </w:t>
+      </w:r>
+      <w:r>
+        <w:rPr>
+          <w:rFonts w:ascii="Cambria Math" w:hAnsi="Cambria Math" w:hint="eastAsia"/>
+          <w:iCs/>
+        </w:rPr>
+        <w:t>m</w:t>
+      </w:r>
+      <w:r>
+        <w:rPr>
+          <w:rFonts w:ascii="Cambria Math" w:hAnsi="Cambria Math" w:hint="eastAsia"/>
+          <w:iCs/>
+        </w:rPr>
+        <w:t>，物空间对应的夹角为</w:t>
+      </w:r>
+      <w:r>
+        <w:rPr>
+          <w:rFonts w:ascii="Cambria Math" w:hAnsi="Cambria Math" w:hint="eastAsia"/>
+          <w:iCs/>
+        </w:rPr>
+        <w:t>tan(</w:t>
+      </w:r>
+      <m:oMath>
+        <m:sSub>
+          <m:sSubPr>
+            <m:ctrlPr>
+              <w:rPr>
+                <w:rFonts w:ascii="Cambria Math" w:hAnsi="Cambria Math" w:cs="Cambria Math"/>
+                <w:i/>
+              </w:rPr>
+            </m:ctrlPr>
+          </m:sSubPr>
+          <m:e>
+            <m:r>
+              <w:rPr>
+                <w:rFonts w:ascii="Cambria Math" w:hAnsi="Cambria Math"/>
+              </w:rPr>
+              <m:t>θ</m:t>
+            </m:r>
+            <m:ctrlPr>
+              <w:rPr>
+                <w:rFonts w:ascii="Cambria Math" w:hAnsi="Cambria Math"/>
+                <w:i/>
+              </w:rPr>
+            </m:ctrlPr>
+          </m:e>
+          <m:sub>
+            <m:r>
+              <w:rPr>
+                <w:rFonts w:ascii="Cambria Math" w:hAnsi="Cambria Math" w:cs="Cambria Math"/>
+              </w:rPr>
+              <m:t>o</m:t>
+            </m:r>
+          </m:sub>
+        </m:sSub>
+        <m:r>
+          <w:rPr>
+            <w:rFonts w:ascii="Cambria Math" w:hAnsi="Cambria Math"/>
+          </w:rPr>
+          <m:t>)</m:t>
+        </m:r>
+      </m:oMath>
+      <w:r>
+        <w:rPr>
+          <w:rFonts w:ascii="Cambria Math" w:hAnsi="Cambria Math" w:hint="eastAsia"/>
+          <w:iCs/>
+        </w:rPr>
+        <w:t xml:space="preserve">= </w:t>
+      </w:r>
+      <w:r>
+        <w:rPr>
+          <w:rFonts w:ascii="Cambria Math" w:hAnsi="Cambria Math" w:hint="eastAsia"/>
+          <w:iCs/>
+        </w:rPr>
+        <w:t>0.222</w:t>
+      </w:r>
+      <w:r>
+        <w:rPr>
+          <w:rFonts w:ascii="Cambria Math" w:hAnsi="Cambria Math" w:hint="eastAsia"/>
+          <w:iCs/>
+        </w:rPr>
+        <w:t>）</w:t>
+      </w:r>
+    </w:p>
+    <w:p>
+      <w:pPr>
+        <w:ind w:left="360"/>
+        <w:rPr>
+          <w:rFonts w:ascii="Cambria Math" w:hAnsi="Cambria Math"/>
+          <w:iCs/>
+        </w:rPr>
+      </w:pPr>
+      <w:r>
+        <w:rPr>
+          <w:rFonts w:ascii="Cambria Math" w:hAnsi="Cambria Math" w:hint="eastAsia"/>
+          <w:iCs/>
+        </w:rPr>
+        <w:t>简化起见，在最后一块透镜之前放置一块凹透镜</w:t>
       </w:r>
       <w:r>
         <w:rPr>
@@ -2401,72 +2637,182 @@
           <w:rFonts w:ascii="Cambria Math" w:hAnsi="Cambria Math" w:hint="eastAsia"/>
           <w:iCs/>
         </w:rPr>
-        <w:t xml:space="preserve"> 0.577</w:t>
-      </w:r>
-      <w:r>
-        <w:rPr>
-          <w:rFonts w:ascii="Cambria Math" w:hAnsi="Cambria Math" w:hint="eastAsia"/>
-          <w:iCs/>
-        </w:rPr>
-        <w:t>)</w:t>
-      </w:r>
-      <w:r>
-        <w:rPr>
-          <w:rFonts w:ascii="Cambria Math" w:hAnsi="Cambria Math" w:hint="eastAsia"/>
-          <w:iCs/>
-        </w:rPr>
-        <w:t>m</w:t>
-      </w:r>
-      <w:r>
-        <w:rPr>
-          <w:rFonts w:ascii="Cambria Math" w:hAnsi="Cambria Math" w:hint="eastAsia"/>
-          <w:iCs/>
-        </w:rPr>
-        <w:t>。</w:t>
-      </w:r>
-    </w:p>
-    <w:p>
-      <w:pPr>
-        <w:ind w:left="360"/>
+        <w:t>使其之前的平行光线经过凹透镜后变换</w:t>
+      </w:r>
+      <w:r>
+        <w:rPr>
+          <w:rFonts w:ascii="Cambria Math" w:hAnsi="Cambria Math" w:hint="eastAsia"/>
+          <w:iCs/>
+        </w:rPr>
+        <w:t>为目标光线。</w:t>
+      </w:r>
+      <w:r>
+        <w:rPr>
+          <w:rFonts w:ascii="Cambria Math" w:hAnsi="Cambria Math" w:hint="eastAsia"/>
+          <w:iCs/>
+        </w:rPr>
+        <w:t>假设凹透镜的焦距为</w:t>
+      </w:r>
+      <w:r>
+        <w:rPr>
+          <w:rFonts w:ascii="Cambria Math" w:hAnsi="Cambria Math" w:hint="eastAsia"/>
+          <w:iCs/>
+        </w:rPr>
+        <w:t>fc</w:t>
+      </w:r>
+      <w:r>
+        <w:rPr>
+          <w:rFonts w:ascii="Cambria Math" w:hAnsi="Cambria Math" w:hint="eastAsia"/>
+          <w:iCs/>
+        </w:rPr>
+        <w:t>，将其放置于</w:t>
+      </w:r>
+      <w:r>
+        <w:rPr>
+          <w:rFonts w:ascii="Cambria Math" w:hAnsi="Cambria Math" w:hint="eastAsia"/>
+          <w:iCs/>
+        </w:rPr>
+        <w:t>|</w:t>
+      </w:r>
+      <w:r>
+        <w:rPr>
+          <w:rFonts w:ascii="Cambria Math" w:hAnsi="Cambria Math" w:hint="eastAsia"/>
+          <w:iCs/>
+        </w:rPr>
+        <w:t>x0</w:t>
+      </w:r>
+      <w:r>
+        <w:rPr>
+          <w:rFonts w:ascii="Cambria Math" w:hAnsi="Cambria Math" w:hint="eastAsia"/>
+          <w:iCs/>
+        </w:rPr>
+        <w:t>|-|</w:t>
+      </w:r>
+      <w:r>
+        <w:rPr>
+          <w:rFonts w:ascii="Cambria Math" w:hAnsi="Cambria Math" w:hint="eastAsia"/>
+          <w:iCs/>
+        </w:rPr>
+        <w:t>f</w:t>
+      </w:r>
+      <w:r>
+        <w:rPr>
+          <w:rFonts w:ascii="Cambria Math" w:hAnsi="Cambria Math" w:hint="eastAsia"/>
+          <w:iCs/>
+        </w:rPr>
+        <w:t xml:space="preserve">c| </w:t>
+      </w:r>
+      <w:r>
+        <w:rPr>
+          <w:rFonts w:ascii="Cambria Math" w:hAnsi="Cambria Math" w:hint="eastAsia"/>
+          <w:iCs/>
+        </w:rPr>
+        <w:t>处即可实现目标光线。</w:t>
+      </w:r>
+      <w:r>
+        <w:rPr>
+          <w:rFonts w:ascii="Cambria Math" w:hAnsi="Cambria Math" w:hint="eastAsia"/>
+          <w:iCs/>
+        </w:rPr>
+        <w:t>取凹透镜参数为</w:t>
+      </w:r>
+      <w:r>
+        <w:rPr>
+          <w:rFonts w:ascii="Cambria Math" w:hAnsi="Cambria Math" w:hint="eastAsia"/>
+          <w:iCs/>
+        </w:rPr>
+        <w:t xml:space="preserve">R1= -900mm </w:t>
+      </w:r>
+      <w:r>
+        <w:rPr>
+          <w:rFonts w:ascii="Cambria Math" w:hAnsi="Cambria Math" w:hint="eastAsia"/>
+          <w:iCs/>
+        </w:rPr>
+        <w:t>，</w:t>
+      </w:r>
+      <w:r>
+        <w:rPr>
+          <w:rFonts w:ascii="Cambria Math" w:hAnsi="Cambria Math" w:hint="eastAsia"/>
+          <w:iCs/>
+        </w:rPr>
+        <w:t xml:space="preserve">R2= infinity </w:t>
+      </w:r>
+      <w:r>
+        <w:rPr>
+          <w:rFonts w:ascii="Cambria Math" w:hAnsi="Cambria Math" w:hint="eastAsia"/>
+          <w:iCs/>
+        </w:rPr>
+        <w:t xml:space="preserve">,HDPE </w:t>
+      </w:r>
+      <w:r>
+        <w:rPr>
+          <w:rFonts w:ascii="Cambria Math" w:hAnsi="Cambria Math" w:hint="eastAsia"/>
+          <w:iCs/>
+        </w:rPr>
+        <w:t>材料</w:t>
+      </w:r>
+      <w:r>
+        <w:rPr>
+          <w:rFonts w:ascii="Cambria Math" w:hAnsi="Cambria Math" w:hint="eastAsia"/>
+          <w:iCs/>
+        </w:rPr>
+        <w:t xml:space="preserve">,t = 100 mm. </w:t>
+      </w:r>
+      <w:r>
+        <w:rPr>
+          <w:rFonts w:ascii="Cambria Math" w:hAnsi="Cambria Math" w:hint="eastAsia"/>
+          <w:iCs/>
+        </w:rPr>
+        <w:t>则其</w:t>
+      </w:r>
+      <w:r>
+        <w:rPr>
+          <w:rFonts w:ascii="Cambria Math" w:hAnsi="Cambria Math" w:hint="eastAsia"/>
+          <w:iCs/>
+        </w:rPr>
+        <w:t xml:space="preserve">fc = </w:t>
+      </w:r>
+      <w:r>
         <w:rPr>
           <w:rFonts w:ascii="Cambria Math" w:hAnsi="Cambria Math"/>
           <w:iCs/>
         </w:rPr>
-      </w:pPr>
-      <w:r>
-        <w:rPr>
-          <w:rFonts w:ascii="Cambria Math" w:hAnsi="Cambria Math" w:hint="eastAsia"/>
-          <w:iCs/>
-        </w:rPr>
-        <w:t>简化起见，在最后一块透镜之前放置一块凹透镜</w:t>
-      </w:r>
-      <w:r>
-        <w:rPr>
-          <w:rFonts w:ascii="Cambria Math" w:hAnsi="Cambria Math" w:hint="eastAsia"/>
-          <w:iCs/>
-        </w:rPr>
-        <w:t>,</w:t>
-      </w:r>
-      <w:r>
-        <w:rPr>
-          <w:rFonts w:ascii="Cambria Math" w:hAnsi="Cambria Math" w:hint="eastAsia"/>
-          <w:iCs/>
-        </w:rPr>
-        <w:t>使其之前的平行光线经过凹透镜后变换</w:t>
-      </w:r>
-      <w:r>
-        <w:rPr>
-          <w:rFonts w:ascii="Cambria Math" w:hAnsi="Cambria Math" w:hint="eastAsia"/>
-          <w:iCs/>
-        </w:rPr>
-        <w:t>为目标光线。</w:t>
-      </w:r>
-      <w:r>
-        <w:rPr>
-          <w:rFonts w:ascii="Cambria Math" w:hAnsi="Cambria Math" w:hint="eastAsia"/>
-          <w:iCs/>
-        </w:rPr>
-        <w:t>假设凹透镜的焦距为</w:t>
+        <w:t>-1.505</w:t>
+      </w:r>
+      <w:r>
+        <w:rPr>
+          <w:rFonts w:ascii="Cambria Math" w:hAnsi="Cambria Math" w:hint="eastAsia"/>
+          <w:iCs/>
+        </w:rPr>
+        <w:t xml:space="preserve">m . </w:t>
+      </w:r>
+      <w:r>
+        <w:rPr>
+          <w:rFonts w:ascii="Cambria Math" w:hAnsi="Cambria Math" w:hint="eastAsia"/>
+          <w:iCs/>
+        </w:rPr>
+        <w:t>将其放置于最后凸透镜前</w:t>
+      </w:r>
+      <w:r>
+        <w:rPr>
+          <w:rFonts w:ascii="Cambria Math" w:hAnsi="Cambria Math" w:hint="eastAsia"/>
+          <w:iCs/>
+        </w:rPr>
+        <w:t>|</w:t>
+      </w:r>
+      <w:r>
+        <w:rPr>
+          <w:rFonts w:ascii="Cambria Math" w:hAnsi="Cambria Math" w:hint="eastAsia"/>
+          <w:iCs/>
+        </w:rPr>
+        <w:t>x0</w:t>
+      </w:r>
+      <w:r>
+        <w:rPr>
+          <w:rFonts w:ascii="Cambria Math" w:hAnsi="Cambria Math" w:hint="eastAsia"/>
+          <w:iCs/>
+        </w:rPr>
+        <w:t>|-|</w:t>
       </w:r>
       <w:r>
         <w:rPr>
@@ -2480,140 +2826,35 @@
           <w:rFonts w:ascii="Cambria Math" w:hAnsi="Cambria Math" w:hint="eastAsia"/>
           <w:iCs/>
         </w:rPr>
-        <w:t>，将其放置于</w:t>
-      </w:r>
-      <w:r>
-        <w:rPr>
-          <w:rFonts w:ascii="Cambria Math" w:hAnsi="Cambria Math" w:hint="eastAsia"/>
-          <w:iCs/>
-        </w:rPr>
-        <w:t>x0+fc</w:t>
-      </w:r>
-      <w:r>
-        <w:rPr>
-          <w:rFonts w:ascii="Cambria Math" w:hAnsi="Cambria Math" w:hint="eastAsia"/>
-          <w:iCs/>
-        </w:rPr>
-        <w:t>处即可实现目标光线。</w:t>
-      </w:r>
-      <w:r>
-        <w:rPr>
-          <w:rFonts w:ascii="Cambria Math" w:hAnsi="Cambria Math" w:hint="eastAsia"/>
-          <w:iCs/>
-        </w:rPr>
-        <w:t>取凹透镜参数为</w:t>
-      </w:r>
-      <w:r>
-        <w:rPr>
-          <w:rFonts w:ascii="Cambria Math" w:hAnsi="Cambria Math" w:hint="eastAsia"/>
-          <w:iCs/>
-        </w:rPr>
-        <w:t xml:space="preserve">R1= -900mm </w:t>
-      </w:r>
-      <w:r>
-        <w:rPr>
-          <w:rFonts w:ascii="Cambria Math" w:hAnsi="Cambria Math" w:hint="eastAsia"/>
-          <w:iCs/>
-        </w:rPr>
-        <w:t>，</w:t>
-      </w:r>
-      <w:r>
-        <w:rPr>
-          <w:rFonts w:ascii="Cambria Math" w:hAnsi="Cambria Math" w:hint="eastAsia"/>
-          <w:iCs/>
-        </w:rPr>
-        <w:t xml:space="preserve">R2= infinity </w:t>
-      </w:r>
-      <w:r>
-        <w:rPr>
-          <w:rFonts w:ascii="Cambria Math" w:hAnsi="Cambria Math" w:hint="eastAsia"/>
-          <w:iCs/>
-        </w:rPr>
-        <w:t xml:space="preserve">,HDPE </w:t>
-      </w:r>
-      <w:r>
-        <w:rPr>
-          <w:rFonts w:ascii="Cambria Math" w:hAnsi="Cambria Math" w:hint="eastAsia"/>
-          <w:iCs/>
-        </w:rPr>
-        <w:t>材料</w:t>
-      </w:r>
-      <w:r>
-        <w:rPr>
-          <w:rFonts w:ascii="Cambria Math" w:hAnsi="Cambria Math" w:hint="eastAsia"/>
-          <w:iCs/>
-        </w:rPr>
-        <w:t xml:space="preserve">,t = 100 mm. </w:t>
-      </w:r>
-      <w:r>
-        <w:rPr>
-          <w:rFonts w:ascii="Cambria Math" w:hAnsi="Cambria Math" w:hint="eastAsia"/>
-          <w:iCs/>
-        </w:rPr>
-        <w:t>则其</w:t>
-      </w:r>
-      <w:r>
-        <w:rPr>
-          <w:rFonts w:ascii="Cambria Math" w:hAnsi="Cambria Math" w:hint="eastAsia"/>
-          <w:iCs/>
-        </w:rPr>
-        <w:t xml:space="preserve">fc = -1.444 m . </w:t>
-      </w:r>
-      <w:r>
-        <w:rPr>
-          <w:rFonts w:ascii="Cambria Math" w:hAnsi="Cambria Math" w:hint="eastAsia"/>
-          <w:iCs/>
-        </w:rPr>
-        <w:t>将</w:t>
-      </w:r>
-      <w:r>
-        <w:rPr>
-          <w:rFonts w:ascii="Cambria Math" w:hAnsi="Cambria Math" w:hint="eastAsia"/>
-          <w:iCs/>
-        </w:rPr>
-        <w:t xml:space="preserve"> </w:t>
-      </w:r>
-      <w:r>
-        <w:rPr>
-          <w:rFonts w:ascii="Cambria Math" w:hAnsi="Cambria Math" w:hint="eastAsia"/>
-          <w:iCs/>
-        </w:rPr>
-        <w:t>其放置于最后凸透镜前</w:t>
-      </w:r>
-      <w:r>
-        <w:rPr>
-          <w:rFonts w:ascii="Cambria Math" w:hAnsi="Cambria Math" w:hint="eastAsia"/>
-          <w:iCs/>
-        </w:rPr>
-        <w:t>-(x0+fc</w:t>
-      </w:r>
-      <w:r>
-        <w:rPr>
-          <w:rFonts w:ascii="Cambria Math" w:hAnsi="Cambria Math" w:hint="eastAsia"/>
-          <w:iCs/>
-        </w:rPr>
-        <w:t>）</w:t>
-      </w:r>
-      <w:r>
-        <w:rPr>
-          <w:rFonts w:ascii="Cambria Math" w:hAnsi="Cambria Math" w:hint="eastAsia"/>
-          <w:iCs/>
-        </w:rPr>
-        <w:t>= 1.51</w:t>
-      </w:r>
-      <w:r>
-        <w:rPr>
-          <w:rFonts w:ascii="Cambria Math" w:hAnsi="Cambria Math" w:hint="eastAsia"/>
-          <w:iCs/>
-        </w:rPr>
-        <w:t>3</w:t>
-      </w:r>
-      <w:r>
-        <w:rPr>
-          <w:rFonts w:ascii="Cambria Math" w:hAnsi="Cambria Math" w:hint="eastAsia"/>
-          <w:iCs/>
-        </w:rPr>
-        <w:t xml:space="preserve">6 m </w:t>
+        <w:t>|</w:t>
+      </w:r>
+      <w:r>
+        <w:rPr>
+          <w:rFonts w:ascii="Cambria Math" w:hAnsi="Cambria Math" w:hint="eastAsia"/>
+          <w:iCs/>
+        </w:rPr>
+        <w:t xml:space="preserve">= </w:t>
+      </w:r>
+      <w:r>
+        <w:rPr>
+          <w:rFonts w:ascii="Cambria Math" w:hAnsi="Cambria Math"/>
+          <w:iCs/>
+        </w:rPr>
+        <w:t>1.442</w:t>
+      </w:r>
+      <w:r>
+        <w:rPr>
+          <w:rFonts w:ascii="Cambria Math" w:hAnsi="Cambria Math" w:hint="eastAsia"/>
+          <w:iCs/>
+        </w:rPr>
+        <w:t>8</w:t>
+      </w:r>
+      <w:r>
+        <w:rPr>
+          <w:rFonts w:ascii="Cambria Math" w:hAnsi="Cambria Math" w:hint="eastAsia"/>
+          <w:iCs/>
+        </w:rPr>
+        <w:t xml:space="preserve">m </w:t>
       </w:r>
       <w:r>
         <w:rPr>
@@ -2629,6 +2870,10 @@
         <w:ind w:left="360"/>
       </w:pPr>
       <w:r>
+        <w:rPr>
+          <w:noProof/>
+        </w:rPr>
+        <w:lastRenderedPageBreak/>
         <w:drawing>
           <wp:inline distT="0" distB="0" distL="0" distR="0" wp14:anchorId="1D61C223" wp14:editId="7AB0D910">
             <wp:extent cx="5943600" cy="2721610"/>
@@ -2645,7 +2890,7 @@
                     <pic:cNvPicPr/>
                   </pic:nvPicPr>
                   <pic:blipFill>
-                    <a:blip r:embed="rId14"/>
+                    <a:blip r:embed="rId15"/>
                     <a:stretch>
                       <a:fillRect/>
                     </a:stretch>
@@ -2668,7 +2913,7 @@
     </w:p>
     <w:p>
       <w:pPr>
-        <w:pStyle w:val="a9"/>
+        <w:pStyle w:val="Caption"/>
         <w:jc w:val="center"/>
       </w:pPr>
       <w:r>
@@ -2679,7 +2924,7 @@
           <w:rPr>
             <w:noProof/>
           </w:rPr>
-          <w:t>7</w:t>
+          <w:t>8</w:t>
         </w:r>
       </w:fldSimple>
       <w:r>
@@ -2698,9 +2943,6 @@
     <w:p>
       <w:pPr>
         <w:ind w:firstLineChars="200" w:firstLine="440"/>
-        <w:rPr>
-          <w:rFonts w:hint="eastAsia"/>
-        </w:rPr>
       </w:pPr>
       <w:r>
         <w:rPr>
@@ -2856,9 +3098,6 @@
         <w:tabs>
           <w:tab w:val="left" w:pos="3480"/>
         </w:tabs>
-        <w:rPr>
-          <w:rFonts w:hint="eastAsia"/>
-        </w:rPr>
       </w:pPr>
     </w:p>
     <w:p>
@@ -2867,6 +3106,9 @@
         <w:jc w:val="center"/>
       </w:pPr>
       <w:r>
+        <w:rPr>
+          <w:noProof/>
+        </w:rPr>
         <w:lastRenderedPageBreak/>
         <w:drawing>
           <wp:inline distT="0" distB="0" distL="0" distR="0" wp14:anchorId="4464379A" wp14:editId="24D5249B">
@@ -2884,7 +3126,7 @@
                     <pic:cNvPicPr/>
                   </pic:nvPicPr>
                   <pic:blipFill>
-                    <a:blip r:embed="rId15"/>
+                    <a:blip r:embed="rId16"/>
                     <a:stretch>
                       <a:fillRect/>
                     </a:stretch>
@@ -2907,7 +3149,7 @@
     </w:p>
     <w:p>
       <w:pPr>
-        <w:pStyle w:val="a9"/>
+        <w:pStyle w:val="Caption"/>
         <w:jc w:val="center"/>
       </w:pPr>
       <w:r>
@@ -2931,6 +3173,9 @@
         <w:keepNext/>
       </w:pPr>
       <w:r>
+        <w:rPr>
+          <w:noProof/>
+        </w:rPr>
         <w:drawing>
           <wp:inline distT="0" distB="0" distL="0" distR="0" wp14:anchorId="4A125EF0" wp14:editId="3974FA05">
             <wp:extent cx="5943600" cy="1581150"/>
@@ -2947,7 +3192,7 @@
                     <pic:cNvPicPr/>
                   </pic:nvPicPr>
                   <pic:blipFill>
-                    <a:blip r:embed="rId16"/>
+                    <a:blip r:embed="rId17"/>
                     <a:stretch>
                       <a:fillRect/>
                     </a:stretch>
@@ -2970,11 +3215,8 @@
     </w:p>
     <w:p>
       <w:pPr>
-        <w:pStyle w:val="a9"/>
+        <w:pStyle w:val="Caption"/>
         <w:jc w:val="center"/>
-        <w:rPr>
-          <w:rFonts w:hint="eastAsia"/>
-        </w:rPr>
       </w:pPr>
       <w:r>
         <w:t xml:space="preserve">Figure </w:t>
@@ -2984,7 +3226,7 @@
           <w:rPr>
             <w:noProof/>
           </w:rPr>
-          <w:t>8</w:t>
+          <w:t>9</w:t>
         </w:r>
       </w:fldSimple>
       <w:r>
@@ -3004,17 +3246,130 @@
       <w:pPr>
         <w:ind w:left="360"/>
         <w:rPr>
-          <w:rFonts w:ascii="Cambria Math" w:hAnsi="Cambria Math" w:hint="eastAsia"/>
-          <w:iCs/>
-        </w:rPr>
-      </w:pPr>
+          <w:rFonts w:ascii="Cambria Math" w:hAnsi="Cambria Math"/>
+          <w:iCs/>
+        </w:rPr>
+      </w:pPr>
+    </w:p>
+    <w:p>
+      <w:pPr>
+        <w:rPr>
+          <w:rFonts w:ascii="Cambria Math" w:hAnsi="Cambria Math"/>
+        </w:rPr>
+      </w:pPr>
+      <w:r>
+        <w:rPr>
+          <w:rFonts w:ascii="Cambria Math" w:hAnsi="Cambria Math" w:hint="eastAsia"/>
+        </w:rPr>
+        <w:t xml:space="preserve">3.2 </w:t>
+      </w:r>
+      <w:r>
+        <w:rPr>
+          <w:rFonts w:ascii="Cambria Math" w:hAnsi="Cambria Math" w:hint="eastAsia"/>
+        </w:rPr>
+        <w:t>程序优化</w:t>
+      </w:r>
+    </w:p>
+    <w:p>
+      <w:pPr>
+        <w:rPr>
+          <w:rFonts w:ascii="Cambria Math" w:hAnsi="Cambria Math" w:hint="eastAsia"/>
+        </w:rPr>
+      </w:pPr>
+      <w:r>
+        <w:rPr>
+          <w:rFonts w:ascii="Cambria Math" w:hAnsi="Cambria Math" w:hint="eastAsia"/>
+        </w:rPr>
+        <w:t>考虑透镜厚度，通过光学矩阵</w:t>
+      </w:r>
+      <w:r>
+        <w:rPr>
+          <w:rFonts w:ascii="Cambria Math" w:hAnsi="Cambria Math" w:hint="eastAsia"/>
+        </w:rPr>
+        <w:t>和主平面位置计算</w:t>
+      </w:r>
+      <w:r>
+        <w:rPr>
+          <w:rFonts w:ascii="Cambria Math" w:hAnsi="Cambria Math" w:hint="eastAsia"/>
+        </w:rPr>
+        <w:t>可进一步优化透镜像和</w:t>
+      </w:r>
+      <w:proofErr w:type="gramStart"/>
+      <w:r>
+        <w:rPr>
+          <w:rFonts w:ascii="Cambria Math" w:hAnsi="Cambria Math" w:hint="eastAsia"/>
+        </w:rPr>
+        <w:t>物</w:t>
+      </w:r>
+      <w:r>
+        <w:rPr>
+          <w:rFonts w:ascii="Cambria Math" w:hAnsi="Cambria Math" w:hint="eastAsia"/>
+        </w:rPr>
+        <w:t>的</w:t>
+      </w:r>
+      <w:proofErr w:type="gramEnd"/>
+      <w:r>
+        <w:rPr>
+          <w:rFonts w:ascii="Cambria Math" w:hAnsi="Cambria Math" w:hint="eastAsia"/>
+        </w:rPr>
+        <w:t>位置关系（此处参考的是</w:t>
+      </w:r>
+      <w:r>
+        <w:rPr>
+          <w:rFonts w:ascii="Cambria Math" w:hAnsi="Cambria Math" w:hint="eastAsia"/>
+        </w:rPr>
+        <w:t xml:space="preserve"> </w:t>
+      </w:r>
+      <w:proofErr w:type="spellStart"/>
+      <w:r>
+        <w:rPr>
+          <w:rFonts w:ascii="Cambria Math" w:hAnsi="Cambria Math" w:hint="eastAsia"/>
+        </w:rPr>
+        <w:t>K.D.Moller</w:t>
+      </w:r>
+      <w:proofErr w:type="spellEnd"/>
+      <w:r>
+        <w:rPr>
+          <w:rFonts w:ascii="Cambria Math" w:hAnsi="Cambria Math" w:hint="eastAsia"/>
+        </w:rPr>
+        <w:t xml:space="preserve"> </w:t>
+      </w:r>
+      <w:r>
+        <w:rPr>
+          <w:rFonts w:ascii="Cambria Math" w:hAnsi="Cambria Math" w:hint="eastAsia"/>
+        </w:rPr>
+        <w:t>写的</w:t>
+      </w:r>
+      <w:r>
+        <w:rPr>
+          <w:rFonts w:ascii="Cambria Math" w:hAnsi="Cambria Math" w:hint="eastAsia"/>
+        </w:rPr>
+        <w:t xml:space="preserve">Optics </w:t>
+      </w:r>
+      <w:r>
+        <w:rPr>
+          <w:rFonts w:ascii="Cambria Math" w:hAnsi="Cambria Math" w:hint="eastAsia"/>
+        </w:rPr>
+        <w:t>书</w:t>
+      </w:r>
+      <w:r>
+        <w:rPr>
+          <w:rFonts w:ascii="Cambria Math" w:hAnsi="Cambria Math" w:hint="eastAsia"/>
+        </w:rPr>
+        <w:t>,</w:t>
+      </w:r>
+      <w:r>
+        <w:rPr>
+          <w:rFonts w:ascii="Cambria Math" w:hAnsi="Cambria Math" w:hint="eastAsia"/>
+        </w:rPr>
+        <w:t>将透镜的曲率，厚度和等效主平面的位置通过光学矩阵计算出来，然后结合透镜物像公式计算出对应像或物的空间位置。）</w:t>
+      </w:r>
     </w:p>
     <w:p>
       <w:pPr>
         <w:ind w:left="360"/>
         <w:rPr>
           <w:rFonts w:ascii="Cambria Math" w:hAnsi="Cambria Math"/>
-          <w:i/>
           <w:iCs/>
         </w:rPr>
       </w:pPr>
@@ -3022,10 +3377,6 @@
     <w:p>
       <w:pPr>
         <w:ind w:left="360"/>
-        <w:rPr>
-          <w:rFonts w:ascii="Cambria Math" w:hAnsi="Cambria Math"/>
-          <w:iCs/>
-        </w:rPr>
       </w:pPr>
     </w:p>
     <w:p>
@@ -3044,11 +3395,6 @@
       </w:pPr>
     </w:p>
     <w:p>
-      <w:pPr>
-        <w:ind w:left="360"/>
-      </w:pPr>
-    </w:p>
-    <w:p>
       <w:r>
         <w:rPr>
           <w:rFonts w:hint="eastAsia"/>
@@ -3058,7 +3404,7 @@
     </w:p>
     <w:p>
       <w:pPr>
-        <w:pStyle w:val="a7"/>
+        <w:pStyle w:val="ListParagraph"/>
         <w:numPr>
           <w:ilvl w:val="0"/>
           <w:numId w:val="3"/>
@@ -3097,7 +3443,7 @@
     </w:p>
     <w:p>
       <w:pPr>
-        <w:pStyle w:val="a7"/>
+        <w:pStyle w:val="ListParagraph"/>
         <w:numPr>
           <w:ilvl w:val="0"/>
           <w:numId w:val="3"/>
@@ -3130,7 +3476,7 @@
     </w:p>
     <w:p>
       <w:pPr>
-        <w:pStyle w:val="a7"/>
+        <w:pStyle w:val="ListParagraph"/>
         <w:numPr>
           <w:ilvl w:val="0"/>
           <w:numId w:val="3"/>
@@ -3187,13 +3533,7 @@
         <w:t>透镜，实现极向覆盖范围调节</w:t>
       </w:r>
     </w:p>
-    <w:p>
-      <w:pPr>
-        <w:rPr>
-          <w:rFonts w:hint="eastAsia"/>
-        </w:rPr>
-      </w:pPr>
-    </w:p>
+    <w:p/>
     <w:p/>
     <w:p/>
     <w:p/>
@@ -3933,17 +4273,16 @@
     <w:lsdException w:name="Unresolved Mention" w:semiHidden="1" w:unhideWhenUsed="1"/>
     <w:lsdException w:name="Smart Link" w:semiHidden="1" w:unhideWhenUsed="1"/>
   </w:latentStyles>
-  <w:style w:type="paragraph" w:default="1" w:styleId="a">
+  <w:style w:type="paragraph" w:default="1" w:styleId="Normal">
     <w:name w:val="Normal"/>
     <w:qFormat/>
   </w:style>
-  <w:style w:type="character" w:default="1" w:styleId="a0">
+  <w:style w:type="character" w:default="1" w:styleId="DefaultParagraphFont">
     <w:name w:val="Default Paragraph Font"/>
     <w:uiPriority w:val="1"/>
-    <w:semiHidden/>
     <w:unhideWhenUsed/>
   </w:style>
-  <w:style w:type="table" w:default="1" w:styleId="a1">
+  <w:style w:type="table" w:default="1" w:styleId="TableNormal">
     <w:name w:val="Normal Table"/>
     <w:uiPriority w:val="99"/>
     <w:semiHidden/>
@@ -3958,16 +4297,16 @@
       </w:tblCellMar>
     </w:tblPr>
   </w:style>
-  <w:style w:type="numbering" w:default="1" w:styleId="a2">
+  <w:style w:type="numbering" w:default="1" w:styleId="NoList">
     <w:name w:val="No List"/>
     <w:uiPriority w:val="99"/>
     <w:semiHidden/>
     <w:unhideWhenUsed/>
   </w:style>
-  <w:style w:type="paragraph" w:styleId="a3">
+  <w:style w:type="paragraph" w:styleId="Header">
     <w:name w:val="header"/>
-    <w:basedOn w:val="a"/>
-    <w:link w:val="a4"/>
+    <w:basedOn w:val="Normal"/>
+    <w:link w:val="HeaderChar"/>
     <w:uiPriority w:val="99"/>
     <w:unhideWhenUsed/>
     <w:rsid w:val="00C16B35"/>
@@ -3979,17 +4318,17 @@
       <w:spacing w:after="0" w:line="240" w:lineRule="auto"/>
     </w:pPr>
   </w:style>
-  <w:style w:type="character" w:customStyle="1" w:styleId="a4">
-    <w:name w:val="页眉 字符"/>
-    <w:basedOn w:val="a0"/>
-    <w:link w:val="a3"/>
+  <w:style w:type="character" w:customStyle="1" w:styleId="HeaderChar">
+    <w:name w:val="Header Char"/>
+    <w:basedOn w:val="DefaultParagraphFont"/>
+    <w:link w:val="Header"/>
     <w:uiPriority w:val="99"/>
     <w:rsid w:val="00C16B35"/>
   </w:style>
-  <w:style w:type="paragraph" w:styleId="a5">
+  <w:style w:type="paragraph" w:styleId="Footer">
     <w:name w:val="footer"/>
-    <w:basedOn w:val="a"/>
-    <w:link w:val="a6"/>
+    <w:basedOn w:val="Normal"/>
+    <w:link w:val="FooterChar"/>
     <w:uiPriority w:val="99"/>
     <w:unhideWhenUsed/>
     <w:rsid w:val="00C16B35"/>
@@ -4001,16 +4340,16 @@
       <w:spacing w:after="0" w:line="240" w:lineRule="auto"/>
     </w:pPr>
   </w:style>
-  <w:style w:type="character" w:customStyle="1" w:styleId="a6">
-    <w:name w:val="页脚 字符"/>
-    <w:basedOn w:val="a0"/>
-    <w:link w:val="a5"/>
+  <w:style w:type="character" w:customStyle="1" w:styleId="FooterChar">
+    <w:name w:val="Footer Char"/>
+    <w:basedOn w:val="DefaultParagraphFont"/>
+    <w:link w:val="Footer"/>
     <w:uiPriority w:val="99"/>
     <w:rsid w:val="00C16B35"/>
   </w:style>
-  <w:style w:type="paragraph" w:styleId="a7">
+  <w:style w:type="paragraph" w:styleId="ListParagraph">
     <w:name w:val="List Paragraph"/>
-    <w:basedOn w:val="a"/>
+    <w:basedOn w:val="Normal"/>
     <w:uiPriority w:val="34"/>
     <w:qFormat/>
     <w:rsid w:val="00961ADD"/>
@@ -4019,9 +4358,9 @@
       <w:contextualSpacing/>
     </w:pPr>
   </w:style>
-  <w:style w:type="character" w:styleId="a8">
+  <w:style w:type="character" w:styleId="PlaceholderText">
     <w:name w:val="Placeholder Text"/>
-    <w:basedOn w:val="a0"/>
+    <w:basedOn w:val="DefaultParagraphFont"/>
     <w:uiPriority w:val="99"/>
     <w:semiHidden/>
     <w:rsid w:val="00961ADD"/>
@@ -4029,10 +4368,10 @@
       <w:color w:val="808080"/>
     </w:rPr>
   </w:style>
-  <w:style w:type="paragraph" w:styleId="a9">
+  <w:style w:type="paragraph" w:styleId="Caption">
     <w:name w:val="caption"/>
-    <w:basedOn w:val="a"/>
-    <w:next w:val="a"/>
+    <w:basedOn w:val="Normal"/>
+    <w:next w:val="Normal"/>
     <w:uiPriority w:val="35"/>
     <w:unhideWhenUsed/>
     <w:qFormat/>

--- a/China/CT/MIR 光学透镜设计.docx
+++ b/China/CT/MIR 光学透镜设计.docx
@@ -15,7 +15,7 @@
     </w:p>
     <w:p>
       <w:pPr>
-        <w:pStyle w:val="ListParagraph"/>
+        <w:pStyle w:val="a7"/>
         <w:numPr>
           <w:ilvl w:val="0"/>
           <w:numId w:val="1"/>
@@ -30,7 +30,7 @@
     </w:p>
     <w:p>
       <w:pPr>
-        <w:pStyle w:val="ListParagraph"/>
+        <w:pStyle w:val="a7"/>
         <w:numPr>
           <w:ilvl w:val="0"/>
           <w:numId w:val="1"/>
@@ -45,7 +45,7 @@
     </w:p>
     <w:p>
       <w:pPr>
-        <w:pStyle w:val="ListParagraph"/>
+        <w:pStyle w:val="a7"/>
         <w:numPr>
           <w:ilvl w:val="0"/>
           <w:numId w:val="1"/>
@@ -72,7 +72,7 @@
     </w:p>
     <w:p>
       <w:pPr>
-        <w:pStyle w:val="ListParagraph"/>
+        <w:pStyle w:val="a7"/>
         <w:numPr>
           <w:ilvl w:val="0"/>
           <w:numId w:val="1"/>
@@ -123,21 +123,7 @@
         <w:rPr>
           <w:rFonts w:hint="eastAsia"/>
         </w:rPr>
-        <w:t>放电参数，等离子体芯</w:t>
-      </w:r>
-      <w:proofErr w:type="gramStart"/>
-      <w:r>
-        <w:rPr>
-          <w:rFonts w:hint="eastAsia"/>
-        </w:rPr>
-        <w:t>部弦平均</w:t>
-      </w:r>
-      <w:proofErr w:type="gramEnd"/>
-      <w:r>
-        <w:rPr>
-          <w:rFonts w:hint="eastAsia"/>
-        </w:rPr>
-        <w:t>密度约为</w:t>
+        <w:t>放电参数，等离子体芯部弦平均密度约为</w:t>
       </w:r>
       <m:oMath>
         <m:r>
@@ -234,7 +220,6 @@
         </w:rPr>
         <w:t>与</w:t>
       </w:r>
-      <w:proofErr w:type="gramStart"/>
       <w:r>
         <w:rPr>
           <w:rFonts w:hint="eastAsia"/>
@@ -245,14 +230,7 @@
         <w:rPr>
           <w:rFonts w:hint="eastAsia"/>
         </w:rPr>
-        <w:t>半径</w:t>
-      </w:r>
-      <w:proofErr w:type="gramEnd"/>
-      <w:r>
-        <w:rPr>
-          <w:rFonts w:hint="eastAsia"/>
-        </w:rPr>
-        <w:t>满足二次函数关系，芯部密度</w:t>
+        <w:t>半径满足二次函数关系，芯部密度</w:t>
       </w:r>
       <m:oMath>
         <m:sSub>
@@ -492,7 +470,7 @@
     </w:p>
     <w:p>
       <w:pPr>
-        <w:pStyle w:val="Caption"/>
+        <w:pStyle w:val="a9"/>
         <w:jc w:val="center"/>
       </w:pPr>
       <w:bookmarkStart w:id="0" w:name="_Ref220601333"/>
@@ -573,7 +551,7 @@
     </w:p>
     <w:p>
       <w:pPr>
-        <w:pStyle w:val="Caption"/>
+        <w:pStyle w:val="a9"/>
         <w:jc w:val="center"/>
       </w:pPr>
       <w:bookmarkStart w:id="1" w:name="_Ref220602337"/>
@@ -657,7 +635,7 @@
     </w:p>
     <w:p>
       <w:pPr>
-        <w:pStyle w:val="Caption"/>
+        <w:pStyle w:val="a9"/>
         <w:jc w:val="center"/>
       </w:pPr>
       <w:bookmarkStart w:id="2" w:name="_Ref220601908"/>
@@ -850,21 +828,7 @@
         <w:rPr>
           <w:rFonts w:hint="eastAsia"/>
         </w:rPr>
-        <w:t>为了将密度延拓至二维平面以获取截止层曲率半径，</w:t>
-      </w:r>
-      <w:proofErr w:type="gramStart"/>
-      <w:r>
-        <w:rPr>
-          <w:rFonts w:hint="eastAsia"/>
-        </w:rPr>
-        <w:t>根据同磁面密度</w:t>
-      </w:r>
-      <w:proofErr w:type="gramEnd"/>
-      <w:r>
-        <w:rPr>
-          <w:rFonts w:hint="eastAsia"/>
-        </w:rPr>
-        <w:t>相同的条件，将密度沿极像磁面分布二维延拓即可得到密度二维分布图。</w:t>
+        <w:t>为了将密度延拓至二维平面以获取截止层曲率半径，根据同磁面密度相同的条件，将密度沿极像磁面分布二维延拓即可得到密度二维分布图。</w:t>
       </w:r>
       <w:r>
         <w:fldChar w:fldCharType="begin"/>
@@ -1253,7 +1217,7 @@
     </w:p>
     <w:p>
       <w:pPr>
-        <w:pStyle w:val="Caption"/>
+        <w:pStyle w:val="a9"/>
         <w:jc w:val="center"/>
       </w:pPr>
       <w:bookmarkStart w:id="3" w:name="_Ref220589824"/>
@@ -1401,21 +1365,7 @@
         <w:rPr>
           <w:rFonts w:hint="eastAsia"/>
         </w:rPr>
-        <w:t>区间截止层曲率拟合，得到截止层曲率</w:t>
-      </w:r>
-      <w:proofErr w:type="gramStart"/>
-      <w:r>
-        <w:rPr>
-          <w:rFonts w:hint="eastAsia"/>
-        </w:rPr>
-        <w:t>沿约化半径</w:t>
-      </w:r>
-      <w:proofErr w:type="gramEnd"/>
-      <w:r>
-        <w:rPr>
-          <w:rFonts w:hint="eastAsia"/>
-        </w:rPr>
-        <w:t>的分布，如</w:t>
+        <w:t>区间截止层曲率拟合，得到截止层曲率沿约化半径的分布，如</w:t>
       </w:r>
       <w:r>
         <w:fldChar w:fldCharType="begin"/>
@@ -1547,7 +1497,7 @@
     </w:p>
     <w:p>
       <w:pPr>
-        <w:pStyle w:val="Caption"/>
+        <w:pStyle w:val="a9"/>
         <w:jc w:val="center"/>
       </w:pPr>
       <w:bookmarkStart w:id="4" w:name="_Ref220606795"/>
@@ -1571,15 +1521,7 @@
         <w:t>.</w:t>
       </w:r>
       <w:r>
-        <w:t xml:space="preserve"> (a)z</w:t>
-      </w:r>
-      <w:proofErr w:type="gramStart"/>
-      <w:r>
-        <w:t>=[</w:t>
-      </w:r>
-      <w:proofErr w:type="gramEnd"/>
-      <w:r>
-        <w:t xml:space="preserve">-0.4 0.4]m </w:t>
+        <w:t xml:space="preserve"> (a)z=[-0.4 0.4]m </w:t>
       </w:r>
       <w:r>
         <w:rPr>
@@ -1632,11 +1574,6 @@
       </w:r>
     </w:p>
     <w:p>
-      <w:pPr>
-        <w:rPr>
-          <w:rFonts w:hint="eastAsia"/>
-        </w:rPr>
-      </w:pPr>
       <w:r>
         <w:t xml:space="preserve">3.1 </w:t>
       </w:r>
@@ -1644,7 +1581,7 @@
         <w:rPr>
           <w:rFonts w:hint="eastAsia"/>
         </w:rPr>
-        <w:t>初步调试</w:t>
+        <w:t>匹配光学分析</w:t>
       </w:r>
     </w:p>
     <w:p>
@@ -1770,7 +1707,7 @@
     </w:p>
     <w:p>
       <w:pPr>
-        <w:pStyle w:val="Caption"/>
+        <w:pStyle w:val="a9"/>
         <w:jc w:val="center"/>
       </w:pPr>
       <w:r>
@@ -1799,7 +1736,7 @@
     </w:p>
     <w:p>
       <w:pPr>
-        <w:pStyle w:val="ListParagraph"/>
+        <w:pStyle w:val="a7"/>
         <w:numPr>
           <w:ilvl w:val="0"/>
           <w:numId w:val="2"/>
@@ -1832,7 +1769,7 @@
     </w:p>
     <w:p>
       <w:pPr>
-        <w:pStyle w:val="ListParagraph"/>
+        <w:pStyle w:val="a7"/>
         <w:numPr>
           <w:ilvl w:val="0"/>
           <w:numId w:val="2"/>
@@ -1851,6 +1788,9 @@
         <w:ind w:left="360"/>
       </w:pPr>
       <w:r>
+        <w:rPr>
+          <w:noProof/>
+        </w:rPr>
         <w:lastRenderedPageBreak/>
         <w:drawing>
           <wp:inline distT="0" distB="0" distL="0" distR="0" wp14:anchorId="0DC7A9E1" wp14:editId="6CBADF48">
@@ -1905,10 +1845,7 @@
     </w:p>
     <w:p>
       <w:pPr>
-        <w:pStyle w:val="Caption"/>
-        <w:rPr>
-          <w:rFonts w:hint="eastAsia"/>
-        </w:rPr>
+        <w:pStyle w:val="a9"/>
       </w:pPr>
       <w:r>
         <w:t xml:space="preserve">Figure </w:t>
@@ -1939,7 +1876,6 @@
         </w:rPr>
         <w:t>：</w:t>
       </w:r>
-      <w:proofErr w:type="gramStart"/>
       <w:r>
         <w:rPr>
           <w:rFonts w:hint="eastAsia"/>
@@ -1956,14 +1892,7 @@
         <w:rPr>
           <w:rFonts w:hint="eastAsia"/>
         </w:rPr>
-        <w:t>聚焦</w:t>
-      </w:r>
-      <w:proofErr w:type="gramEnd"/>
-      <w:r>
-        <w:rPr>
-          <w:rFonts w:hint="eastAsia"/>
-        </w:rPr>
-        <w:t>点</w:t>
+        <w:t>聚焦点</w:t>
       </w:r>
       <w:r>
         <w:rPr>
@@ -2178,7 +2107,13 @@
         <w:rPr>
           <w:rFonts w:hint="eastAsia"/>
         </w:rPr>
-        <w:t xml:space="preserve">. </w:t>
+        <w:t>。</w:t>
+      </w:r>
+      <w:r>
+        <w:rPr>
+          <w:rFonts w:hint="eastAsia"/>
+        </w:rPr>
+        <w:t xml:space="preserve"> </w:t>
       </w:r>
       <w:r>
         <w:rPr>
@@ -2271,7 +2206,14 @@
           <w:rFonts w:ascii="Cambria Math" w:hAnsi="Cambria Math" w:hint="eastAsia"/>
           <w:iCs/>
         </w:rPr>
-        <w:t xml:space="preserve">; </w:t>
+        <w:t>。</w:t>
+      </w:r>
+      <w:r>
+        <w:rPr>
+          <w:rFonts w:ascii="Cambria Math" w:hAnsi="Cambria Math" w:hint="eastAsia"/>
+          <w:iCs/>
+        </w:rPr>
+        <w:t xml:space="preserve"> </w:t>
       </w:r>
       <w:r>
         <w:rPr>
@@ -2378,7 +2320,6 @@
         </w:rPr>
         <w:t>观测覆盖范围，其</w:t>
       </w:r>
-      <w:proofErr w:type="gramStart"/>
       <w:r>
         <w:rPr>
           <w:rFonts w:ascii="Cambria Math" w:hAnsi="Cambria Math" w:hint="eastAsia"/>
@@ -2386,7 +2327,6 @@
         </w:rPr>
         <w:t>像空间</w:t>
       </w:r>
-      <w:proofErr w:type="gramEnd"/>
       <w:r>
         <w:rPr>
           <w:rFonts w:ascii="Cambria Math" w:hAnsi="Cambria Math" w:hint="eastAsia"/>
@@ -2474,17 +2414,51 @@
           <w:rFonts w:ascii="Cambria Math" w:hAnsi="Cambria Math" w:hint="eastAsia"/>
           <w:iCs/>
         </w:rPr>
-        <w:t>。其在最后透镜的覆盖范围为</w:t>
-      </w:r>
-      <w:proofErr w:type="spellStart"/>
-      <w:r>
-        <w:rPr>
-          <w:rFonts w:ascii="Cambria Math" w:hAnsi="Cambria Math" w:hint="eastAsia"/>
-          <w:iCs/>
-        </w:rPr>
-        <w:t>ylast</w:t>
-      </w:r>
-      <w:proofErr w:type="spellEnd"/>
+        <w:t>。其在</w:t>
+      </w:r>
+      <w:r>
+        <w:rPr>
+          <w:rFonts w:ascii="Cambria Math" w:hAnsi="Cambria Math" w:hint="eastAsia"/>
+          <w:iCs/>
+        </w:rPr>
+        <w:t>1st lense</w:t>
+      </w:r>
+      <w:r>
+        <w:rPr>
+          <w:rFonts w:ascii="Cambria Math" w:hAnsi="Cambria Math" w:hint="eastAsia"/>
+          <w:iCs/>
+        </w:rPr>
+        <w:t>的覆盖范围为</w:t>
+      </w:r>
+      <m:oMath>
+        <m:sSub>
+          <m:sSubPr>
+            <m:ctrlPr>
+              <w:rPr>
+                <w:rFonts w:ascii="Cambria Math" w:hAnsi="Cambria Math"/>
+                <w:i/>
+                <w:iCs/>
+              </w:rPr>
+            </m:ctrlPr>
+          </m:sSubPr>
+          <m:e>
+            <m:r>
+              <w:rPr>
+                <w:rFonts w:ascii="Cambria Math" w:hAnsi="Cambria Math"/>
+              </w:rPr>
+              <m:t>y</m:t>
+            </m:r>
+          </m:e>
+          <m:sub>
+            <m:r>
+              <w:rPr>
+                <w:rFonts w:ascii="Cambria Math" w:hAnsi="Cambria Math"/>
+              </w:rPr>
+              <m:t>1</m:t>
+            </m:r>
+          </m:sub>
+        </m:sSub>
+      </m:oMath>
       <w:r>
         <w:rPr>
           <w:rFonts w:ascii="Cambria Math" w:hAnsi="Cambria Math" w:hint="eastAsia"/>
@@ -2623,7 +2597,63 @@
           <w:rFonts w:ascii="Cambria Math" w:hAnsi="Cambria Math" w:hint="eastAsia"/>
           <w:iCs/>
         </w:rPr>
-        <w:t>简化起见，在最后一块透镜之前放置一块凹透镜</w:t>
+        <w:t>简化起见，</w:t>
+      </w:r>
+      <w:r>
+        <w:rPr>
+          <w:rFonts w:ascii="Cambria Math" w:hAnsi="Cambria Math" w:hint="eastAsia"/>
+          <w:iCs/>
+        </w:rPr>
+        <w:t>如图</w:t>
+      </w:r>
+      <w:r>
+        <w:rPr>
+          <w:rFonts w:ascii="Cambria Math" w:hAnsi="Cambria Math" w:hint="eastAsia"/>
+          <w:iCs/>
+        </w:rPr>
+        <w:t>7</w:t>
+      </w:r>
+      <w:r>
+        <w:rPr>
+          <w:rFonts w:ascii="Cambria Math" w:hAnsi="Cambria Math" w:hint="eastAsia"/>
+          <w:iCs/>
+        </w:rPr>
+        <w:t>下图所示，</w:t>
+      </w:r>
+      <w:r>
+        <w:rPr>
+          <w:rFonts w:ascii="Cambria Math" w:hAnsi="Cambria Math" w:hint="eastAsia"/>
+          <w:iCs/>
+        </w:rPr>
+        <w:t>在</w:t>
+      </w:r>
+      <w:r>
+        <w:rPr>
+          <w:rFonts w:ascii="Cambria Math" w:hAnsi="Cambria Math" w:hint="eastAsia"/>
+          <w:iCs/>
+        </w:rPr>
+        <w:t>1st lense</w:t>
+      </w:r>
+      <w:r>
+        <w:rPr>
+          <w:rFonts w:ascii="Cambria Math" w:hAnsi="Cambria Math" w:hint="eastAsia"/>
+          <w:iCs/>
+        </w:rPr>
+        <w:t>之前放置一块</w:t>
+      </w:r>
+      <w:r>
+        <w:rPr>
+          <w:rFonts w:ascii="Cambria Math" w:hAnsi="Cambria Math" w:hint="eastAsia"/>
+          <w:iCs/>
+        </w:rPr>
+        <w:t>Field curvature Adjustment(FCA)</w:t>
+      </w:r>
+      <w:r>
+        <w:rPr>
+          <w:rFonts w:ascii="Cambria Math" w:hAnsi="Cambria Math" w:hint="eastAsia"/>
+          <w:iCs/>
+        </w:rPr>
+        <w:t>凹透镜</w:t>
       </w:r>
       <w:r>
         <w:rPr>
@@ -2798,6 +2828,13 @@
           <w:rFonts w:ascii="Cambria Math" w:hAnsi="Cambria Math" w:hint="eastAsia"/>
           <w:iCs/>
         </w:rPr>
+        <w:t>d=</w:t>
+      </w:r>
+      <w:r>
+        <w:rPr>
+          <w:rFonts w:ascii="Cambria Math" w:hAnsi="Cambria Math" w:hint="eastAsia"/>
+          <w:iCs/>
+        </w:rPr>
         <w:t>|</w:t>
       </w:r>
       <w:r>
@@ -2861,7 +2898,193 @@
           <w:rFonts w:ascii="Cambria Math" w:hAnsi="Cambria Math" w:hint="eastAsia"/>
           <w:iCs/>
         </w:rPr>
-        <w:t>处，得到的结果如图所示</w:t>
+        <w:t>处，得到的结果如图</w:t>
+      </w:r>
+      <w:r>
+        <w:rPr>
+          <w:rFonts w:ascii="Cambria Math" w:hAnsi="Cambria Math" w:hint="eastAsia"/>
+          <w:iCs/>
+        </w:rPr>
+        <w:t>9-10</w:t>
+      </w:r>
+      <w:r>
+        <w:rPr>
+          <w:rFonts w:ascii="Cambria Math" w:hAnsi="Cambria Math" w:hint="eastAsia"/>
+          <w:iCs/>
+        </w:rPr>
+        <w:t>所示</w:t>
+      </w:r>
+      <w:r>
+        <w:rPr>
+          <w:rFonts w:ascii="Cambria Math" w:hAnsi="Cambria Math" w:hint="eastAsia"/>
+          <w:iCs/>
+        </w:rPr>
+        <w:t>。光线在凹透镜上的覆盖范围为</w:t>
+      </w:r>
+      <m:oMath>
+        <m:sSub>
+          <m:sSubPr>
+            <m:ctrlPr>
+              <w:rPr>
+                <w:rFonts w:ascii="Cambria Math" w:hAnsi="Cambria Math"/>
+                <w:i/>
+                <w:iCs/>
+              </w:rPr>
+            </m:ctrlPr>
+          </m:sSubPr>
+          <m:e>
+            <m:r>
+              <w:rPr>
+                <w:rFonts w:ascii="Cambria Math" w:hAnsi="Cambria Math"/>
+              </w:rPr>
+              <m:t>y</m:t>
+            </m:r>
+          </m:e>
+          <m:sub>
+            <m:r>
+              <w:rPr>
+                <w:rFonts w:ascii="Cambria Math" w:hAnsi="Cambria Math"/>
+              </w:rPr>
+              <m:t>c</m:t>
+            </m:r>
+          </m:sub>
+        </m:sSub>
+        <m:r>
+          <w:rPr>
+            <w:rFonts w:ascii="Cambria Math" w:hAnsi="Cambria Math"/>
+          </w:rPr>
+          <m:t>=</m:t>
+        </m:r>
+        <m:sSub>
+          <m:sSubPr>
+            <m:ctrlPr>
+              <w:rPr>
+                <w:rFonts w:ascii="Cambria Math" w:hAnsi="Cambria Math"/>
+                <w:i/>
+                <w:iCs/>
+              </w:rPr>
+            </m:ctrlPr>
+          </m:sSubPr>
+          <m:e>
+            <m:r>
+              <w:rPr>
+                <w:rFonts w:ascii="Cambria Math" w:hAnsi="Cambria Math"/>
+              </w:rPr>
+              <m:t>y</m:t>
+            </m:r>
+          </m:e>
+          <m:sub>
+            <m:r>
+              <w:rPr>
+                <w:rFonts w:ascii="Cambria Math" w:hAnsi="Cambria Math"/>
+              </w:rPr>
+              <m:t>1</m:t>
+            </m:r>
+          </m:sub>
+        </m:sSub>
+        <m:r>
+          <w:rPr>
+            <w:rFonts w:ascii="Cambria Math" w:hAnsi="Cambria Math"/>
+          </w:rPr>
+          <m:t>-d*</m:t>
+        </m:r>
+        <m:func>
+          <m:funcPr>
+            <m:ctrlPr>
+              <w:rPr>
+                <w:rFonts w:ascii="Cambria Math" w:hAnsi="Cambria Math"/>
+                <w:iCs/>
+              </w:rPr>
+            </m:ctrlPr>
+          </m:funcPr>
+          <m:fName>
+            <m:r>
+              <m:rPr>
+                <m:sty m:val="p"/>
+              </m:rPr>
+              <w:rPr>
+                <w:rFonts w:ascii="Cambria Math" w:hAnsi="Cambria Math"/>
+              </w:rPr>
+              <m:t>tan</m:t>
+            </m:r>
+            <m:ctrlPr>
+              <w:rPr>
+                <w:rFonts w:ascii="Cambria Math" w:hAnsi="Cambria Math"/>
+                <w:i/>
+                <w:iCs/>
+              </w:rPr>
+            </m:ctrlPr>
+          </m:fName>
+          <m:e>
+            <m:d>
+              <m:dPr>
+                <m:ctrlPr>
+                  <w:rPr>
+                    <w:rFonts w:ascii="Cambria Math" w:hAnsi="Cambria Math"/>
+                    <w:i/>
+                    <w:iCs/>
+                  </w:rPr>
+                </m:ctrlPr>
+              </m:dPr>
+              <m:e>
+                <m:sSub>
+                  <m:sSubPr>
+                    <m:ctrlPr>
+                      <w:rPr>
+                        <w:rFonts w:ascii="Cambria Math" w:hAnsi="Cambria Math"/>
+                        <w:i/>
+                        <w:iCs/>
+                      </w:rPr>
+                    </m:ctrlPr>
+                  </m:sSubPr>
+                  <m:e>
+                    <m:r>
+                      <w:rPr>
+                        <w:rFonts w:ascii="Cambria Math" w:hAnsi="Cambria Math"/>
+                      </w:rPr>
+                      <m:t>θ</m:t>
+                    </m:r>
+                  </m:e>
+                  <m:sub>
+                    <m:r>
+                      <w:rPr>
+                        <w:rFonts w:ascii="Cambria Math" w:hAnsi="Cambria Math"/>
+                      </w:rPr>
+                      <m:t>0</m:t>
+                    </m:r>
+                  </m:sub>
+                </m:sSub>
+              </m:e>
+            </m:d>
+          </m:e>
+        </m:func>
+        <m:r>
+          <w:rPr>
+            <w:rFonts w:ascii="Cambria Math" w:hAnsi="Cambria Math"/>
+          </w:rPr>
+          <m:t>=0.305m</m:t>
+        </m:r>
+      </m:oMath>
+      <w:r>
+        <w:rPr>
+          <w:rFonts w:ascii="Cambria Math" w:hAnsi="Cambria Math" w:hint="eastAsia"/>
+          <w:iCs/>
+        </w:rPr>
+        <w:t>，所以天线高度如果为</w:t>
+      </w:r>
+      <w:r>
+        <w:rPr>
+          <w:rFonts w:ascii="Cambria Math" w:hAnsi="Cambria Math" w:hint="eastAsia"/>
+          <w:iCs/>
+        </w:rPr>
+        <w:t xml:space="preserve">ymax=0.146m, </w:t>
+      </w:r>
+      <w:r>
+        <w:rPr>
+          <w:rFonts w:ascii="Cambria Math" w:hAnsi="Cambria Math" w:hint="eastAsia"/>
+          <w:iCs/>
+        </w:rPr>
+        <w:t>则需要通过放大使其达到设计要求。</w:t>
       </w:r>
     </w:p>
     <w:p>
@@ -2875,10 +3098,10 @@
         </w:rPr>
         <w:lastRenderedPageBreak/>
         <w:drawing>
-          <wp:inline distT="0" distB="0" distL="0" distR="0" wp14:anchorId="1D61C223" wp14:editId="7AB0D910">
-            <wp:extent cx="5943600" cy="2721610"/>
-            <wp:effectExtent l="0" t="0" r="0" b="2540"/>
-            <wp:docPr id="1502559818" name="图片 1"/>
+          <wp:inline distT="0" distB="0" distL="0" distR="0" wp14:anchorId="4E43845C" wp14:editId="3A9E9A00">
+            <wp:extent cx="5943600" cy="1680845"/>
+            <wp:effectExtent l="0" t="0" r="0" b="0"/>
+            <wp:docPr id="1088703894" name="图片 1"/>
             <wp:cNvGraphicFramePr>
               <a:graphicFrameLocks xmlns:a="http://schemas.openxmlformats.org/drawingml/2006/main" noChangeAspect="1"/>
             </wp:cNvGraphicFramePr>
@@ -2886,7 +3109,7 @@
               <a:graphicData uri="http://schemas.openxmlformats.org/drawingml/2006/picture">
                 <pic:pic xmlns:pic="http://schemas.openxmlformats.org/drawingml/2006/picture">
                   <pic:nvPicPr>
-                    <pic:cNvPr id="1502559818" name=""/>
+                    <pic:cNvPr id="1088703894" name=""/>
                     <pic:cNvPicPr/>
                   </pic:nvPicPr>
                   <pic:blipFill>
@@ -2898,7 +3121,7 @@
                   <pic:spPr>
                     <a:xfrm>
                       <a:off x="0" y="0"/>
-                      <a:ext cx="5943600" cy="2721610"/>
+                      <a:ext cx="5943600" cy="1680845"/>
                     </a:xfrm>
                     <a:prstGeom prst="rect">
                       <a:avLst/>
@@ -2913,7 +3136,7 @@
     </w:p>
     <w:p>
       <w:pPr>
-        <w:pStyle w:val="Caption"/>
+        <w:pStyle w:val="a9"/>
         <w:jc w:val="center"/>
       </w:pPr>
       <w:r>
@@ -2954,151 +3177,236 @@
         <w:rPr>
           <w:rFonts w:hint="eastAsia"/>
         </w:rPr>
+        <w:t>9</w:t>
+      </w:r>
+      <w:r>
+        <w:rPr>
+          <w:rFonts w:hint="eastAsia"/>
+        </w:rPr>
+        <w:t>所示。其中</w:t>
+      </w:r>
+      <w:r>
+        <w:rPr>
+          <w:rFonts w:hint="eastAsia"/>
+        </w:rPr>
+        <w:t xml:space="preserve">Ang Inc </w:t>
+      </w:r>
+      <w:r>
+        <w:rPr>
+          <w:rFonts w:hint="eastAsia"/>
+        </w:rPr>
+        <w:t>表示入射光线和</w:t>
+      </w:r>
+      <w:r>
+        <w:rPr>
+          <w:rFonts w:hint="eastAsia"/>
+        </w:rPr>
+        <w:t>曲面法线的夹角。根据设计要求，天线最边缘光线在距离</w:t>
+      </w:r>
+      <w:r>
+        <w:rPr>
+          <w:rFonts w:hint="eastAsia"/>
+        </w:rPr>
+        <w:t xml:space="preserve">1st lens 1.85m </w:t>
+      </w:r>
+      <w:r>
+        <w:rPr>
+          <w:rFonts w:hint="eastAsia"/>
+        </w:rPr>
+        <w:t>处的</w:t>
+      </w:r>
+      <w:r>
+        <w:rPr>
+          <w:rFonts w:hint="eastAsia"/>
+        </w:rPr>
+        <w:t xml:space="preserve">cutoff1 </w:t>
+      </w:r>
+      <w:r>
+        <w:rPr>
+          <w:rFonts w:hint="eastAsia"/>
+        </w:rPr>
+        <w:t>面与截止层曲面的夹角为</w:t>
+      </w:r>
+      <w:r>
+        <w:rPr>
+          <w:rFonts w:hint="eastAsia"/>
+        </w:rPr>
+        <w:t>2.6</w:t>
+      </w:r>
+      <w:r>
+        <w:rPr>
+          <w:rFonts w:hint="eastAsia"/>
+        </w:rPr>
+        <w:t>度，截止层</w:t>
+      </w:r>
+      <w:r>
+        <w:rPr>
+          <w:rFonts w:hint="eastAsia"/>
+        </w:rPr>
+        <w:t>曲率为</w:t>
+      </w:r>
+      <w:r>
+        <w:rPr>
+          <w:rFonts w:hint="eastAsia"/>
+        </w:rPr>
+        <w:t xml:space="preserve">550 mm , </w:t>
+      </w:r>
+      <w:r>
+        <w:rPr>
+          <w:rFonts w:hint="eastAsia"/>
+        </w:rPr>
+        <w:t>天线最边缘高度为</w:t>
+      </w:r>
+      <w:r>
+        <w:rPr>
+          <w:rFonts w:hint="eastAsia"/>
+        </w:rPr>
+        <w:t>146.68mm (</w:t>
+      </w:r>
+      <w:r>
+        <w:rPr>
+          <w:rFonts w:hint="eastAsia"/>
+        </w:rPr>
+        <w:t>参考</w:t>
+      </w:r>
+      <w:r>
+        <w:rPr>
+          <w:rFonts w:hint="eastAsia"/>
+        </w:rPr>
+        <w:t xml:space="preserve">USTC MIR </w:t>
+      </w:r>
+      <w:r>
+        <w:rPr>
+          <w:rFonts w:hint="eastAsia"/>
+        </w:rPr>
+        <w:t>天线尺寸</w:t>
+      </w:r>
+      <w:r>
+        <w:rPr>
+          <w:rFonts w:hint="eastAsia"/>
+        </w:rPr>
+        <w:t>)</w:t>
+      </w:r>
+      <w:r>
+        <w:rPr>
+          <w:rFonts w:hint="eastAsia"/>
+        </w:rPr>
+        <w:t>。</w:t>
+      </w:r>
+      <w:r>
+        <w:rPr>
+          <w:rFonts w:hint="eastAsia"/>
+        </w:rPr>
+        <w:t>原则上此处的入射角应该为</w:t>
+      </w:r>
+      <w:r>
+        <w:rPr>
+          <w:rFonts w:hint="eastAsia"/>
+        </w:rPr>
+        <w:t>0</w:t>
+      </w:r>
+      <w:r>
+        <w:rPr>
+          <w:rFonts w:hint="eastAsia"/>
+        </w:rPr>
+        <w:t>，但是由于球差效应导致</w:t>
+      </w:r>
+      <w:r>
+        <w:rPr>
+          <w:rFonts w:hint="eastAsia"/>
+        </w:rPr>
+        <w:t>该入射角度偏离</w:t>
+      </w:r>
+      <w:r>
+        <w:rPr>
+          <w:rFonts w:hint="eastAsia"/>
+        </w:rPr>
+        <w:t>0</w:t>
+      </w:r>
+      <w:r>
+        <w:rPr>
+          <w:rFonts w:hint="eastAsia"/>
+        </w:rPr>
+        <w:t>度</w:t>
+      </w:r>
+      <w:r>
+        <w:rPr>
+          <w:rFonts w:hint="eastAsia"/>
+        </w:rPr>
+        <w:t>。如图</w:t>
+      </w:r>
+      <w:r>
+        <w:rPr>
+          <w:rFonts w:hint="eastAsia"/>
+        </w:rPr>
         <w:t>8</w:t>
       </w:r>
       <w:r>
         <w:rPr>
           <w:rFonts w:hint="eastAsia"/>
         </w:rPr>
-        <w:t>所示。其中</w:t>
-      </w:r>
-      <w:r>
-        <w:rPr>
-          <w:rFonts w:hint="eastAsia"/>
-        </w:rPr>
-        <w:t xml:space="preserve">Ang Inc </w:t>
-      </w:r>
-      <w:r>
-        <w:rPr>
-          <w:rFonts w:hint="eastAsia"/>
-        </w:rPr>
-        <w:t>表示入射光线和</w:t>
-      </w:r>
-      <w:r>
-        <w:rPr>
-          <w:rFonts w:hint="eastAsia"/>
-        </w:rPr>
-        <w:t>曲面法线的夹角。根据设计要求，天线</w:t>
-      </w:r>
-      <w:proofErr w:type="gramStart"/>
-      <w:r>
-        <w:rPr>
-          <w:rFonts w:hint="eastAsia"/>
-        </w:rPr>
-        <w:t>最</w:t>
-      </w:r>
-      <w:proofErr w:type="gramEnd"/>
-      <w:r>
-        <w:rPr>
-          <w:rFonts w:hint="eastAsia"/>
-        </w:rPr>
-        <w:t>边缘光线在距离</w:t>
-      </w:r>
-      <w:r>
-        <w:rPr>
-          <w:rFonts w:hint="eastAsia"/>
-        </w:rPr>
-        <w:t xml:space="preserve">1st lens 1.85m </w:t>
-      </w:r>
-      <w:r>
-        <w:rPr>
-          <w:rFonts w:hint="eastAsia"/>
-        </w:rPr>
-        <w:t>处的</w:t>
-      </w:r>
-      <w:r>
-        <w:rPr>
-          <w:rFonts w:hint="eastAsia"/>
-        </w:rPr>
-        <w:t xml:space="preserve">cutoff1 </w:t>
-      </w:r>
-      <w:r>
-        <w:rPr>
-          <w:rFonts w:hint="eastAsia"/>
-        </w:rPr>
-        <w:t>面与截止层曲面的夹角仅为</w:t>
-      </w:r>
-      <w:r>
-        <w:rPr>
-          <w:rFonts w:hint="eastAsia"/>
-        </w:rPr>
-        <w:t xml:space="preserve">0.78 </w:t>
-      </w:r>
-      <w:r>
-        <w:rPr>
-          <w:rFonts w:hint="eastAsia"/>
-        </w:rPr>
-        <w:t>度。这里截止层曲率为</w:t>
-      </w:r>
-      <w:r>
-        <w:rPr>
-          <w:rFonts w:hint="eastAsia"/>
-        </w:rPr>
-        <w:t xml:space="preserve">550 mm , </w:t>
-      </w:r>
-      <w:r>
-        <w:rPr>
-          <w:rFonts w:hint="eastAsia"/>
-        </w:rPr>
-        <w:t>天线</w:t>
-      </w:r>
-      <w:proofErr w:type="gramStart"/>
-      <w:r>
-        <w:rPr>
-          <w:rFonts w:hint="eastAsia"/>
-        </w:rPr>
-        <w:t>最</w:t>
-      </w:r>
-      <w:proofErr w:type="gramEnd"/>
-      <w:r>
-        <w:rPr>
-          <w:rFonts w:hint="eastAsia"/>
-        </w:rPr>
-        <w:t>边缘高度为</w:t>
-      </w:r>
-      <w:r>
-        <w:rPr>
-          <w:rFonts w:hint="eastAsia"/>
-        </w:rPr>
-        <w:t>146.68mm (</w:t>
-      </w:r>
-      <w:r>
-        <w:rPr>
-          <w:rFonts w:hint="eastAsia"/>
-        </w:rPr>
-        <w:t>参考</w:t>
-      </w:r>
-      <w:r>
-        <w:rPr>
-          <w:rFonts w:hint="eastAsia"/>
-        </w:rPr>
-        <w:t xml:space="preserve">USTC MIR </w:t>
-      </w:r>
-      <w:r>
-        <w:rPr>
-          <w:rFonts w:hint="eastAsia"/>
-        </w:rPr>
-        <w:t>天线尺寸</w:t>
-      </w:r>
-      <w:r>
-        <w:rPr>
-          <w:rFonts w:hint="eastAsia"/>
-        </w:rPr>
-        <w:t>)</w:t>
-      </w:r>
-      <w:r>
-        <w:rPr>
-          <w:rFonts w:hint="eastAsia"/>
-        </w:rPr>
-        <w:t>。</w:t>
-      </w:r>
-    </w:p>
-    <w:p>
-      <w:pPr>
-        <w:tabs>
-          <w:tab w:val="left" w:pos="3480"/>
-        </w:tabs>
-      </w:pPr>
+        <w:t>所示，通过</w:t>
+      </w:r>
+      <w:r>
+        <w:rPr>
+          <w:rFonts w:hint="eastAsia"/>
+        </w:rPr>
+        <w:t>CODE</w:t>
+      </w:r>
+      <w:r>
+        <w:rPr>
+          <w:rFonts w:hint="eastAsia"/>
+        </w:rPr>
+        <w:t>自动求解器可计算出成像位置在</w:t>
+      </w:r>
+      <w:r>
+        <w:rPr>
+          <w:rFonts w:hint="eastAsia"/>
+        </w:rPr>
+        <w:t>12</w:t>
+      </w:r>
+      <w:r>
+        <w:rPr>
+          <w:rFonts w:hint="eastAsia"/>
+        </w:rPr>
+        <w:t>面</w:t>
+      </w:r>
+      <w:r>
+        <w:rPr>
+          <w:rFonts w:hint="eastAsia"/>
+        </w:rPr>
+        <w:t>cutoff1</w:t>
+      </w:r>
+      <w:r>
+        <w:rPr>
+          <w:rFonts w:hint="eastAsia"/>
+        </w:rPr>
+        <w:t>后的</w:t>
+      </w:r>
+      <w:r>
+        <w:rPr>
+          <w:rFonts w:hint="eastAsia"/>
+        </w:rPr>
+        <w:t>550 mm,</w:t>
+      </w:r>
+      <w:r>
+        <w:rPr>
+          <w:rFonts w:hint="eastAsia"/>
+        </w:rPr>
+        <w:t>与其曲率半径一致</w:t>
+      </w:r>
+      <w:r>
+        <w:rPr>
+          <w:rFonts w:hint="eastAsia"/>
+        </w:rPr>
+        <w:t>，</w:t>
+      </w:r>
+      <w:r>
+        <w:rPr>
+          <w:rFonts w:hint="eastAsia"/>
+        </w:rPr>
+        <w:t>只有进一步修正曲面才可以消除球差。</w:t>
+      </w:r>
     </w:p>
     <w:p>
       <w:pPr>
@@ -3109,12 +3417,11 @@
         <w:rPr>
           <w:noProof/>
         </w:rPr>
-        <w:lastRenderedPageBreak/>
         <w:drawing>
-          <wp:inline distT="0" distB="0" distL="0" distR="0" wp14:anchorId="4464379A" wp14:editId="24D5249B">
-            <wp:extent cx="4523509" cy="4002533"/>
-            <wp:effectExtent l="0" t="0" r="0" b="0"/>
-            <wp:docPr id="670373818" name="图片 1"/>
+          <wp:inline distT="0" distB="0" distL="0" distR="0" wp14:anchorId="35A18BB2" wp14:editId="3A1B4A14">
+            <wp:extent cx="5943600" cy="3940810"/>
+            <wp:effectExtent l="0" t="0" r="0" b="2540"/>
+            <wp:docPr id="648054477" name="图片 1"/>
             <wp:cNvGraphicFramePr>
               <a:graphicFrameLocks xmlns:a="http://schemas.openxmlformats.org/drawingml/2006/main" noChangeAspect="1"/>
             </wp:cNvGraphicFramePr>
@@ -3122,7 +3429,7 @@
               <a:graphicData uri="http://schemas.openxmlformats.org/drawingml/2006/picture">
                 <pic:pic xmlns:pic="http://schemas.openxmlformats.org/drawingml/2006/picture">
                   <pic:nvPicPr>
-                    <pic:cNvPr id="670373818" name=""/>
+                    <pic:cNvPr id="648054477" name=""/>
                     <pic:cNvPicPr/>
                   </pic:nvPicPr>
                   <pic:blipFill>
@@ -3134,7 +3441,7 @@
                   <pic:spPr>
                     <a:xfrm>
                       <a:off x="0" y="0"/>
-                      <a:ext cx="4534315" cy="4012094"/>
+                      <a:ext cx="5943600" cy="3940810"/>
                     </a:xfrm>
                     <a:prstGeom prst="rect">
                       <a:avLst/>
@@ -3149,38 +3456,50 @@
     </w:p>
     <w:p>
       <w:pPr>
-        <w:pStyle w:val="Caption"/>
+        <w:pStyle w:val="a9"/>
         <w:jc w:val="center"/>
       </w:pPr>
       <w:r>
         <w:t xml:space="preserve">Figure </w:t>
       </w:r>
-      <w:r>
-        <w:rPr>
-          <w:rFonts w:hint="eastAsia"/>
-        </w:rPr>
-        <w:t xml:space="preserve">8. </w:t>
-      </w:r>
-      <w:r>
-        <w:rPr>
-          <w:rFonts w:hint="eastAsia"/>
-        </w:rPr>
+      <w:fldSimple w:instr=" SEQ Figure \* ARABIC ">
+        <w:r>
+          <w:rPr>
+            <w:noProof/>
+          </w:rPr>
+          <w:t>9</w:t>
+        </w:r>
+      </w:fldSimple>
+      <w:r>
+        <w:rPr>
+          <w:rFonts w:hint="eastAsia"/>
+        </w:rPr>
+        <w:t>.</w:t>
+      </w:r>
+      <w:r>
         <w:t>真实光线追迹</w:t>
       </w:r>
     </w:p>
     <w:p>
       <w:pPr>
+        <w:pStyle w:val="a9"/>
+        <w:jc w:val="center"/>
+      </w:pPr>
+    </w:p>
+    <w:p>
+      <w:pPr>
         <w:keepNext/>
       </w:pPr>
       <w:r>
         <w:rPr>
           <w:noProof/>
         </w:rPr>
+        <w:lastRenderedPageBreak/>
         <w:drawing>
-          <wp:inline distT="0" distB="0" distL="0" distR="0" wp14:anchorId="4A125EF0" wp14:editId="3974FA05">
-            <wp:extent cx="5943600" cy="1581150"/>
-            <wp:effectExtent l="0" t="0" r="0" b="0"/>
-            <wp:docPr id="794834623" name="图片 1"/>
+          <wp:inline distT="0" distB="0" distL="0" distR="0" wp14:anchorId="706A8B6E" wp14:editId="097F2742">
+            <wp:extent cx="5943600" cy="2018665"/>
+            <wp:effectExtent l="0" t="0" r="0" b="635"/>
+            <wp:docPr id="1501115048" name="图片 1"/>
             <wp:cNvGraphicFramePr>
               <a:graphicFrameLocks xmlns:a="http://schemas.openxmlformats.org/drawingml/2006/main" noChangeAspect="1"/>
             </wp:cNvGraphicFramePr>
@@ -3188,7 +3507,7 @@
               <a:graphicData uri="http://schemas.openxmlformats.org/drawingml/2006/picture">
                 <pic:pic xmlns:pic="http://schemas.openxmlformats.org/drawingml/2006/picture">
                   <pic:nvPicPr>
-                    <pic:cNvPr id="794834623" name=""/>
+                    <pic:cNvPr id="1501115048" name=""/>
                     <pic:cNvPicPr/>
                   </pic:nvPicPr>
                   <pic:blipFill>
@@ -3200,7 +3519,7 @@
                   <pic:spPr>
                     <a:xfrm>
                       <a:off x="0" y="0"/>
-                      <a:ext cx="5943600" cy="1581150"/>
+                      <a:ext cx="5943600" cy="2018665"/>
                     </a:xfrm>
                     <a:prstGeom prst="rect">
                       <a:avLst/>
@@ -3215,7 +3534,7 @@
     </w:p>
     <w:p>
       <w:pPr>
-        <w:pStyle w:val="Caption"/>
+        <w:pStyle w:val="a9"/>
         <w:jc w:val="center"/>
       </w:pPr>
       <w:r>
@@ -3226,7 +3545,7 @@
           <w:rPr>
             <w:noProof/>
           </w:rPr>
-          <w:t>9</w:t>
+          <w:t>10</w:t>
         </w:r>
       </w:fldSimple>
       <w:r>
@@ -3243,141 +3562,214 @@
       </w:r>
     </w:p>
     <w:p>
+      <w:r>
+        <w:rPr>
+          <w:rFonts w:hint="eastAsia"/>
+        </w:rPr>
+        <w:t>添加</w:t>
+      </w:r>
+      <w:r>
+        <w:rPr>
+          <w:rFonts w:hint="eastAsia"/>
+        </w:rPr>
+        <w:t>平板</w:t>
+      </w:r>
+      <w:r>
+        <w:rPr>
+          <w:rFonts w:hint="eastAsia"/>
+        </w:rPr>
+        <w:t>窗口信息</w:t>
+      </w:r>
+      <w:r>
+        <w:rPr>
+          <w:rFonts w:hint="eastAsia"/>
+        </w:rPr>
+        <w:t>，对计算结果几乎没有影响，如图</w:t>
+      </w:r>
+      <w:r>
+        <w:rPr>
+          <w:rFonts w:hint="eastAsia"/>
+        </w:rPr>
+        <w:t>11</w:t>
+      </w:r>
+      <w:r>
+        <w:rPr>
+          <w:rFonts w:hint="eastAsia"/>
+        </w:rPr>
+        <w:t>所示。</w:t>
+      </w:r>
+    </w:p>
+    <w:p>
       <w:pPr>
         <w:ind w:left="360"/>
-        <w:rPr>
-          <w:rFonts w:ascii="Cambria Math" w:hAnsi="Cambria Math"/>
-          <w:iCs/>
-        </w:rPr>
-      </w:pPr>
-    </w:p>
-    <w:p>
-      <w:pPr>
-        <w:rPr>
-          <w:rFonts w:ascii="Cambria Math" w:hAnsi="Cambria Math"/>
-        </w:rPr>
-      </w:pPr>
-      <w:r>
-        <w:rPr>
-          <w:rFonts w:ascii="Cambria Math" w:hAnsi="Cambria Math" w:hint="eastAsia"/>
-        </w:rPr>
-        <w:t xml:space="preserve">3.2 </w:t>
-      </w:r>
-      <w:r>
-        <w:rPr>
-          <w:rFonts w:ascii="Cambria Math" w:hAnsi="Cambria Math" w:hint="eastAsia"/>
-        </w:rPr>
-        <w:t>程序优化</w:t>
-      </w:r>
-    </w:p>
-    <w:p>
-      <w:pPr>
-        <w:rPr>
-          <w:rFonts w:ascii="Cambria Math" w:hAnsi="Cambria Math" w:hint="eastAsia"/>
-        </w:rPr>
-      </w:pPr>
-      <w:r>
-        <w:rPr>
-          <w:rFonts w:ascii="Cambria Math" w:hAnsi="Cambria Math" w:hint="eastAsia"/>
-        </w:rPr>
-        <w:t>考虑透镜厚度，通过光学矩阵</w:t>
-      </w:r>
-      <w:r>
-        <w:rPr>
-          <w:rFonts w:ascii="Cambria Math" w:hAnsi="Cambria Math" w:hint="eastAsia"/>
-        </w:rPr>
-        <w:t>和主平面位置计算</w:t>
-      </w:r>
-      <w:r>
-        <w:rPr>
-          <w:rFonts w:ascii="Cambria Math" w:hAnsi="Cambria Math" w:hint="eastAsia"/>
-        </w:rPr>
-        <w:t>可进一步优化透镜像和</w:t>
-      </w:r>
-      <w:proofErr w:type="gramStart"/>
-      <w:r>
-        <w:rPr>
-          <w:rFonts w:ascii="Cambria Math" w:hAnsi="Cambria Math" w:hint="eastAsia"/>
-        </w:rPr>
-        <w:t>物</w:t>
-      </w:r>
-      <w:r>
-        <w:rPr>
-          <w:rFonts w:ascii="Cambria Math" w:hAnsi="Cambria Math" w:hint="eastAsia"/>
-        </w:rPr>
-        <w:t>的</w:t>
-      </w:r>
-      <w:proofErr w:type="gramEnd"/>
-      <w:r>
-        <w:rPr>
-          <w:rFonts w:ascii="Cambria Math" w:hAnsi="Cambria Math" w:hint="eastAsia"/>
-        </w:rPr>
-        <w:t>位置关系（此处参考的是</w:t>
-      </w:r>
-      <w:r>
-        <w:rPr>
-          <w:rFonts w:ascii="Cambria Math" w:hAnsi="Cambria Math" w:hint="eastAsia"/>
-        </w:rPr>
-        <w:t xml:space="preserve"> </w:t>
-      </w:r>
-      <w:proofErr w:type="spellStart"/>
-      <w:r>
-        <w:rPr>
-          <w:rFonts w:ascii="Cambria Math" w:hAnsi="Cambria Math" w:hint="eastAsia"/>
-        </w:rPr>
-        <w:t>K.D.Moller</w:t>
-      </w:r>
-      <w:proofErr w:type="spellEnd"/>
-      <w:r>
-        <w:rPr>
-          <w:rFonts w:ascii="Cambria Math" w:hAnsi="Cambria Math" w:hint="eastAsia"/>
-        </w:rPr>
-        <w:t xml:space="preserve"> </w:t>
-      </w:r>
-      <w:r>
-        <w:rPr>
-          <w:rFonts w:ascii="Cambria Math" w:hAnsi="Cambria Math" w:hint="eastAsia"/>
-        </w:rPr>
-        <w:t>写的</w:t>
-      </w:r>
-      <w:r>
-        <w:rPr>
-          <w:rFonts w:ascii="Cambria Math" w:hAnsi="Cambria Math" w:hint="eastAsia"/>
-        </w:rPr>
-        <w:t xml:space="preserve">Optics </w:t>
-      </w:r>
-      <w:r>
-        <w:rPr>
-          <w:rFonts w:ascii="Cambria Math" w:hAnsi="Cambria Math" w:hint="eastAsia"/>
-        </w:rPr>
-        <w:t>书</w:t>
-      </w:r>
-      <w:r>
-        <w:rPr>
-          <w:rFonts w:ascii="Cambria Math" w:hAnsi="Cambria Math" w:hint="eastAsia"/>
-        </w:rPr>
-        <w:t>,</w:t>
-      </w:r>
-      <w:r>
-        <w:rPr>
-          <w:rFonts w:ascii="Cambria Math" w:hAnsi="Cambria Math" w:hint="eastAsia"/>
-        </w:rPr>
-        <w:t>将透镜的曲率，厚度和等效主平面的位置通过光学矩阵计算出来，然后结合透镜物像公式计算出对应像或物的空间位置。）</w:t>
+      </w:pPr>
+      <w:r>
+        <w:rPr>
+          <w:noProof/>
+        </w:rPr>
+        <w:drawing>
+          <wp:inline distT="0" distB="0" distL="0" distR="0" wp14:anchorId="157F0BF6" wp14:editId="6CC29848">
+            <wp:extent cx="5943600" cy="2768600"/>
+            <wp:effectExtent l="0" t="0" r="0" b="0"/>
+            <wp:docPr id="658240683" name="图片 1"/>
+            <wp:cNvGraphicFramePr>
+              <a:graphicFrameLocks xmlns:a="http://schemas.openxmlformats.org/drawingml/2006/main" noChangeAspect="1"/>
+            </wp:cNvGraphicFramePr>
+            <a:graphic xmlns:a="http://schemas.openxmlformats.org/drawingml/2006/main">
+              <a:graphicData uri="http://schemas.openxmlformats.org/drawingml/2006/picture">
+                <pic:pic xmlns:pic="http://schemas.openxmlformats.org/drawingml/2006/picture">
+                  <pic:nvPicPr>
+                    <pic:cNvPr id="658240683" name=""/>
+                    <pic:cNvPicPr/>
+                  </pic:nvPicPr>
+                  <pic:blipFill>
+                    <a:blip r:embed="rId18"/>
+                    <a:stretch>
+                      <a:fillRect/>
+                    </a:stretch>
+                  </pic:blipFill>
+                  <pic:spPr>
+                    <a:xfrm>
+                      <a:off x="0" y="0"/>
+                      <a:ext cx="5943600" cy="2768600"/>
+                    </a:xfrm>
+                    <a:prstGeom prst="rect">
+                      <a:avLst/>
+                    </a:prstGeom>
+                  </pic:spPr>
+                </pic:pic>
+              </a:graphicData>
+            </a:graphic>
+          </wp:inline>
+        </w:drawing>
       </w:r>
     </w:p>
     <w:p>
       <w:pPr>
         <w:ind w:left="360"/>
-        <w:rPr>
-          <w:rFonts w:ascii="Cambria Math" w:hAnsi="Cambria Math"/>
-          <w:iCs/>
-        </w:rPr>
-      </w:pPr>
-    </w:p>
-    <w:p>
-      <w:pPr>
+      </w:pPr>
+      <w:r>
+        <w:rPr>
+          <w:noProof/>
+        </w:rPr>
+        <w:drawing>
+          <wp:inline distT="0" distB="0" distL="0" distR="0" wp14:anchorId="77FFC029" wp14:editId="28FC28FB">
+            <wp:extent cx="5943600" cy="1783080"/>
+            <wp:effectExtent l="0" t="0" r="0" b="7620"/>
+            <wp:docPr id="1587372849" name="图片 1"/>
+            <wp:cNvGraphicFramePr>
+              <a:graphicFrameLocks xmlns:a="http://schemas.openxmlformats.org/drawingml/2006/main" noChangeAspect="1"/>
+            </wp:cNvGraphicFramePr>
+            <a:graphic xmlns:a="http://schemas.openxmlformats.org/drawingml/2006/main">
+              <a:graphicData uri="http://schemas.openxmlformats.org/drawingml/2006/picture">
+                <pic:pic xmlns:pic="http://schemas.openxmlformats.org/drawingml/2006/picture">
+                  <pic:nvPicPr>
+                    <pic:cNvPr id="1587372849" name=""/>
+                    <pic:cNvPicPr/>
+                  </pic:nvPicPr>
+                  <pic:blipFill>
+                    <a:blip r:embed="rId19"/>
+                    <a:stretch>
+                      <a:fillRect/>
+                    </a:stretch>
+                  </pic:blipFill>
+                  <pic:spPr>
+                    <a:xfrm>
+                      <a:off x="0" y="0"/>
+                      <a:ext cx="5943600" cy="1783080"/>
+                    </a:xfrm>
+                    <a:prstGeom prst="rect">
+                      <a:avLst/>
+                    </a:prstGeom>
+                  </pic:spPr>
+                </pic:pic>
+              </a:graphicData>
+            </a:graphic>
+          </wp:inline>
+        </w:drawing>
+      </w:r>
+    </w:p>
+    <w:p>
+      <w:pPr>
+        <w:keepNext/>
         <w:ind w:left="360"/>
       </w:pPr>
+      <w:r>
+        <w:rPr>
+          <w:noProof/>
+        </w:rPr>
+        <w:lastRenderedPageBreak/>
+        <w:drawing>
+          <wp:inline distT="0" distB="0" distL="0" distR="0" wp14:anchorId="62EDB30F" wp14:editId="781C6D5E">
+            <wp:extent cx="5943600" cy="4110355"/>
+            <wp:effectExtent l="0" t="0" r="0" b="4445"/>
+            <wp:docPr id="270837352" name="图片 1"/>
+            <wp:cNvGraphicFramePr>
+              <a:graphicFrameLocks xmlns:a="http://schemas.openxmlformats.org/drawingml/2006/main" noChangeAspect="1"/>
+            </wp:cNvGraphicFramePr>
+            <a:graphic xmlns:a="http://schemas.openxmlformats.org/drawingml/2006/main">
+              <a:graphicData uri="http://schemas.openxmlformats.org/drawingml/2006/picture">
+                <pic:pic xmlns:pic="http://schemas.openxmlformats.org/drawingml/2006/picture">
+                  <pic:nvPicPr>
+                    <pic:cNvPr id="270837352" name=""/>
+                    <pic:cNvPicPr/>
+                  </pic:nvPicPr>
+                  <pic:blipFill>
+                    <a:blip r:embed="rId20"/>
+                    <a:stretch>
+                      <a:fillRect/>
+                    </a:stretch>
+                  </pic:blipFill>
+                  <pic:spPr>
+                    <a:xfrm>
+                      <a:off x="0" y="0"/>
+                      <a:ext cx="5943600" cy="4110355"/>
+                    </a:xfrm>
+                    <a:prstGeom prst="rect">
+                      <a:avLst/>
+                    </a:prstGeom>
+                  </pic:spPr>
+                </pic:pic>
+              </a:graphicData>
+            </a:graphic>
+          </wp:inline>
+        </w:drawing>
+      </w:r>
+    </w:p>
+    <w:p>
+      <w:pPr>
+        <w:pStyle w:val="a9"/>
+        <w:jc w:val="center"/>
+      </w:pPr>
+      <w:r>
+        <w:t xml:space="preserve">Figure </w:t>
+      </w:r>
+      <w:fldSimple w:instr=" SEQ Figure \* ARABIC ">
+        <w:r>
+          <w:rPr>
+            <w:noProof/>
+          </w:rPr>
+          <w:t>11</w:t>
+        </w:r>
+      </w:fldSimple>
+      <w:r>
+        <w:rPr>
+          <w:rFonts w:hint="eastAsia"/>
+        </w:rPr>
+        <w:t xml:space="preserve">. </w:t>
+      </w:r>
+      <w:r>
+        <w:rPr>
+          <w:rFonts w:hint="eastAsia"/>
+        </w:rPr>
+        <w:t>考虑</w:t>
+      </w:r>
+      <w:r>
+        <w:rPr>
+          <w:rFonts w:hint="eastAsia"/>
+        </w:rPr>
+        <w:t>窗口下的光学参数计算</w:t>
+      </w:r>
     </w:p>
     <w:p>
       <w:pPr>
@@ -3385,158 +3777,1087 @@
       </w:pPr>
     </w:p>
     <w:p>
-      <w:pPr>
-        <w:ind w:left="360"/>
-      </w:pPr>
-    </w:p>
-    <w:p>
-      <w:pPr>
-        <w:ind w:left="360"/>
-      </w:pPr>
-    </w:p>
-    <w:p>
-      <w:r>
-        <w:rPr>
-          <w:rFonts w:hint="eastAsia"/>
-        </w:rPr>
-        <w:t>光学性能分析：</w:t>
-      </w:r>
-    </w:p>
-    <w:p>
-      <w:pPr>
-        <w:pStyle w:val="ListParagraph"/>
+      <w:r>
+        <w:rPr>
+          <w:rFonts w:hint="eastAsia"/>
+        </w:rPr>
+        <w:t>光学分析</w:t>
+      </w:r>
+      <w:r>
+        <w:rPr>
+          <w:rFonts w:hint="eastAsia"/>
+        </w:rPr>
+        <w:t>：</w:t>
+      </w:r>
+    </w:p>
+    <w:p>
+      <w:pPr>
+        <w:pStyle w:val="a7"/>
         <w:numPr>
           <w:ilvl w:val="0"/>
-          <w:numId w:val="3"/>
+          <w:numId w:val="4"/>
         </w:numPr>
       </w:pPr>
       <w:r>
         <w:rPr>
           <w:rFonts w:hint="eastAsia"/>
         </w:rPr>
-        <w:t>天线相对于</w:t>
-      </w:r>
-      <w:r>
-        <w:rPr>
-          <w:rFonts w:hint="eastAsia"/>
-        </w:rPr>
-        <w:t xml:space="preserve">FCA </w:t>
-      </w:r>
-      <w:r>
-        <w:rPr>
-          <w:rFonts w:hint="eastAsia"/>
-        </w:rPr>
-        <w:t>的距离与入射角无关，与聚焦位置有关。因此可以天线和</w:t>
-      </w:r>
-      <w:r>
-        <w:rPr>
-          <w:rFonts w:hint="eastAsia"/>
-        </w:rPr>
-        <w:t>FCA</w:t>
-      </w:r>
-      <w:r>
-        <w:rPr>
-          <w:rFonts w:hint="eastAsia"/>
-        </w:rPr>
-        <w:t>的距离影响了接收光路在等离子体中高斯束腰位置和截止层的距离。</w:t>
-      </w:r>
-    </w:p>
-    <w:p>
-      <w:pPr>
-        <w:pStyle w:val="ListParagraph"/>
+        <w:t>平行光束在凹透镜上覆盖的范围决定极向观测区间范围，与截止层入射角解耦。</w:t>
+      </w:r>
+    </w:p>
+    <w:p>
+      <w:pPr>
+        <w:pStyle w:val="a7"/>
         <w:numPr>
           <w:ilvl w:val="0"/>
-          <w:numId w:val="3"/>
+          <w:numId w:val="4"/>
         </w:numPr>
       </w:pPr>
       <w:r>
         <w:rPr>
           <w:rFonts w:hint="eastAsia"/>
         </w:rPr>
-        <w:t>前后移动</w:t>
-      </w:r>
-      <w:r>
-        <w:rPr>
-          <w:rFonts w:hint="eastAsia"/>
-        </w:rPr>
-        <w:t xml:space="preserve">FCA </w:t>
-      </w:r>
-      <w:r>
-        <w:rPr>
-          <w:rFonts w:hint="eastAsia"/>
-        </w:rPr>
-        <w:t>的位置会</w:t>
-      </w:r>
-      <w:r>
-        <w:rPr>
-          <w:rFonts w:hint="eastAsia"/>
-        </w:rPr>
-        <w:t>对入射光线的角度产生影响，束腰位置关系未知；</w:t>
-      </w:r>
-    </w:p>
-    <w:p>
-      <w:pPr>
-        <w:pStyle w:val="ListParagraph"/>
+        <w:t>凹透镜的前后移动决定了入射角方向，不同的截止层曲率对应不同的凹透镜相对</w:t>
+      </w:r>
+      <w:r>
+        <w:rPr>
+          <w:rFonts w:hint="eastAsia"/>
+        </w:rPr>
+        <w:t xml:space="preserve">1st lense </w:t>
+      </w:r>
+      <w:r>
+        <w:rPr>
+          <w:rFonts w:hint="eastAsia"/>
+        </w:rPr>
+        <w:t>的位置。改变凹透镜的位置同时也会改变极向观测区间范围。</w:t>
+      </w:r>
+    </w:p>
+    <w:p>
+      <w:pPr>
+        <w:pStyle w:val="a7"/>
         <w:numPr>
           <w:ilvl w:val="0"/>
-          <w:numId w:val="3"/>
+          <w:numId w:val="4"/>
         </w:numPr>
       </w:pPr>
       <w:r>
         <w:rPr>
           <w:rFonts w:hint="eastAsia"/>
         </w:rPr>
-        <w:t>平行光线在</w:t>
-      </w:r>
-      <w:r>
-        <w:rPr>
-          <w:rFonts w:hint="eastAsia"/>
-        </w:rPr>
-        <w:t>FCA</w:t>
-      </w:r>
-      <w:r>
-        <w:rPr>
-          <w:rFonts w:hint="eastAsia"/>
-        </w:rPr>
-        <w:t>透镜的高度会对观测范围产生影响，束腰位置关系未知；</w:t>
-      </w:r>
-    </w:p>
-    <w:p>
-      <w:r>
-        <w:rPr>
-          <w:rFonts w:hint="eastAsia"/>
-        </w:rPr>
-        <w:t>升级</w:t>
-      </w:r>
-      <w:r>
-        <w:rPr>
-          <w:rFonts w:hint="eastAsia"/>
-        </w:rPr>
-        <w:t xml:space="preserve">. </w:t>
-      </w:r>
-      <w:r>
-        <w:rPr>
-          <w:rFonts w:hint="eastAsia"/>
-        </w:rPr>
-        <w:t>添加</w:t>
-      </w:r>
-      <w:r>
-        <w:rPr>
-          <w:rFonts w:hint="eastAsia"/>
-        </w:rPr>
-        <w:t xml:space="preserve">Zoom </w:t>
-      </w:r>
-      <w:r>
-        <w:rPr>
-          <w:rFonts w:hint="eastAsia"/>
-        </w:rPr>
-        <w:t>透镜，实现极向覆盖范围调节</w:t>
+        <w:t>结合</w:t>
+      </w:r>
+      <w:r>
+        <w:rPr>
+          <w:rFonts w:hint="eastAsia"/>
+        </w:rPr>
+        <w:t>2</w:t>
+      </w:r>
+      <w:r>
+        <w:rPr>
+          <w:rFonts w:hint="eastAsia"/>
+        </w:rPr>
+        <w:t>和</w:t>
+      </w:r>
+      <w:r>
+        <w:rPr>
+          <w:rFonts w:hint="eastAsia"/>
+        </w:rPr>
+        <w:t xml:space="preserve">1 </w:t>
+      </w:r>
+      <w:r>
+        <w:rPr>
+          <w:rFonts w:hint="eastAsia"/>
+        </w:rPr>
+        <w:t>可以在一定范围内实现对曲率和极向观测区间的独立调节。</w:t>
+      </w:r>
+    </w:p>
+    <w:p>
+      <w:pPr>
+        <w:pStyle w:val="a7"/>
+        <w:numPr>
+          <w:ilvl w:val="0"/>
+          <w:numId w:val="4"/>
+        </w:numPr>
+      </w:pPr>
+      <w:r>
+        <w:rPr>
+          <w:rFonts w:hint="eastAsia"/>
+        </w:rPr>
+        <w:t>添加变焦透镜组，实现对平行光束展宽的调节</w:t>
       </w:r>
     </w:p>
     <w:p/>
-    <w:p/>
-    <w:p/>
-    <w:p/>
+    <w:p>
+      <w:pPr>
+        <w:rPr>
+          <w:rFonts w:hint="eastAsia"/>
+        </w:rPr>
+      </w:pPr>
+      <w:r>
+        <w:rPr>
+          <w:rFonts w:hint="eastAsia"/>
+        </w:rPr>
+        <w:t xml:space="preserve">3.2 </w:t>
+      </w:r>
+      <w:r>
+        <w:rPr>
+          <w:rFonts w:hint="eastAsia"/>
+        </w:rPr>
+        <w:t>zoom</w:t>
+      </w:r>
+      <w:r>
+        <w:rPr>
+          <w:rFonts w:hint="eastAsia"/>
+        </w:rPr>
+        <w:t>调节</w:t>
+      </w:r>
+      <w:r>
+        <w:rPr>
+          <w:rFonts w:hint="eastAsia"/>
+        </w:rPr>
+        <w:t>透镜组</w:t>
+      </w:r>
+    </w:p>
+    <w:p>
+      <w:pPr>
+        <w:rPr>
+          <w:rFonts w:hint="eastAsia"/>
+        </w:rPr>
+      </w:pPr>
+    </w:p>
+    <w:p>
+      <w:pPr>
+        <w:rPr>
+          <w:rFonts w:hint="eastAsia"/>
+        </w:rPr>
+      </w:pPr>
+      <w:r>
+        <w:rPr>
+          <w:rFonts w:hint="eastAsia"/>
+        </w:rPr>
+        <w:t>通过一组凹透镜和凸透镜的组合可以实现不同的</w:t>
+      </w:r>
+      <w:r>
+        <w:rPr>
+          <w:rFonts w:hint="eastAsia"/>
+        </w:rPr>
+        <w:t xml:space="preserve">zoom </w:t>
+      </w:r>
+      <w:r>
+        <w:rPr>
+          <w:rFonts w:hint="eastAsia"/>
+        </w:rPr>
+        <w:t>选择，</w:t>
+      </w:r>
+      <w:r>
+        <w:rPr>
+          <w:rFonts w:hint="eastAsia"/>
+        </w:rPr>
+        <w:t>如图</w:t>
+      </w:r>
+      <w:r>
+        <w:rPr>
+          <w:rFonts w:hint="eastAsia"/>
+        </w:rPr>
+        <w:t xml:space="preserve">12 </w:t>
+      </w:r>
+      <w:r>
+        <w:rPr>
+          <w:rFonts w:hint="eastAsia"/>
+        </w:rPr>
+        <w:t>所示，通过两组凹透镜的组合可以实现等效的变焦凹透镜，焦距由</w:t>
+      </w:r>
+      <w:r>
+        <w:rPr>
+          <w:rFonts w:hint="eastAsia"/>
+        </w:rPr>
+        <w:t xml:space="preserve">zoom1 </w:t>
+      </w:r>
+      <w:r>
+        <w:rPr>
+          <w:rFonts w:hint="eastAsia"/>
+        </w:rPr>
+        <w:t>和</w:t>
+      </w:r>
+      <w:r>
+        <w:rPr>
+          <w:rFonts w:hint="eastAsia"/>
+        </w:rPr>
+        <w:t xml:space="preserve"> zoom2</w:t>
+      </w:r>
+      <w:r>
+        <w:rPr>
+          <w:rFonts w:hint="eastAsia"/>
+        </w:rPr>
+        <w:t>之间的距离</w:t>
+      </w:r>
+      <w:r>
+        <w:rPr>
+          <w:rFonts w:hint="eastAsia"/>
+        </w:rPr>
+        <w:t>space</w:t>
+      </w:r>
+      <w:r>
+        <w:rPr>
+          <w:rFonts w:hint="eastAsia"/>
+        </w:rPr>
+        <w:t>决定，通过第三块凸透镜可以实现当发散光线聚焦为平行光线。假设初始天线区间为</w:t>
+      </w:r>
+      <w:r>
+        <w:rPr>
+          <w:rFonts w:hint="eastAsia"/>
+        </w:rPr>
+        <w:t>h1</w:t>
+      </w:r>
+      <w:r>
+        <w:rPr>
+          <w:rFonts w:hint="eastAsia"/>
+        </w:rPr>
+        <w:t>，接收光路延平行光轴方向通过透镜组，其</w:t>
+      </w:r>
+      <w:r>
+        <w:rPr>
+          <w:rFonts w:hint="eastAsia"/>
+        </w:rPr>
+        <w:t>focus</w:t>
+      </w:r>
+      <w:r>
+        <w:rPr>
+          <w:rFonts w:hint="eastAsia"/>
+        </w:rPr>
+        <w:t>透镜后对于的区间为</w:t>
+      </w:r>
+      <w:r>
+        <w:rPr>
+          <w:rFonts w:hint="eastAsia"/>
+        </w:rPr>
+        <w:t>h2,</w:t>
+      </w:r>
+      <w:r>
+        <w:rPr>
+          <w:rFonts w:hint="eastAsia"/>
+        </w:rPr>
+        <w:t>则</w:t>
+      </w:r>
+      <w:r>
+        <w:rPr>
+          <w:rFonts w:hint="eastAsia"/>
+        </w:rPr>
+        <w:t>zoom</w:t>
+      </w:r>
+      <w:r>
+        <w:rPr>
+          <w:rFonts w:hint="eastAsia"/>
+        </w:rPr>
+        <w:t>透镜组的放大率为</w:t>
+      </w:r>
+      <w:r>
+        <w:rPr>
+          <w:rFonts w:hint="eastAsia"/>
+        </w:rPr>
+        <w:t>Amp=h2/h1.</w:t>
+      </w:r>
+    </w:p>
+    <w:p>
+      <w:pPr>
+        <w:keepNext/>
+      </w:pPr>
+      <w:r>
+        <w:lastRenderedPageBreak/>
+        <w:drawing>
+          <wp:inline distT="0" distB="0" distL="0" distR="0" wp14:anchorId="28428E7F" wp14:editId="71CB28B8">
+            <wp:extent cx="5943600" cy="3763010"/>
+            <wp:effectExtent l="0" t="0" r="0" b="8890"/>
+            <wp:docPr id="3" name="图片 2">
+              <a:extLst xmlns:a="http://schemas.openxmlformats.org/drawingml/2006/main">
+                <a:ext uri="{FF2B5EF4-FFF2-40B4-BE49-F238E27FC236}">
+                  <a16:creationId xmlns:a16="http://schemas.microsoft.com/office/drawing/2014/main" id="{50C8ECA3-F65E-B42A-515A-45B36C07664E}"/>
+                </a:ext>
+              </a:extLst>
+            </wp:docPr>
+            <wp:cNvGraphicFramePr>
+              <a:graphicFrameLocks xmlns:a="http://schemas.openxmlformats.org/drawingml/2006/main" noChangeAspect="1"/>
+            </wp:cNvGraphicFramePr>
+            <a:graphic xmlns:a="http://schemas.openxmlformats.org/drawingml/2006/main">
+              <a:graphicData uri="http://schemas.openxmlformats.org/drawingml/2006/picture">
+                <pic:pic xmlns:pic="http://schemas.openxmlformats.org/drawingml/2006/picture">
+                  <pic:nvPicPr>
+                    <pic:cNvPr id="3" name="图片 2">
+                      <a:extLst>
+                        <a:ext uri="{FF2B5EF4-FFF2-40B4-BE49-F238E27FC236}">
+                          <a16:creationId xmlns:a16="http://schemas.microsoft.com/office/drawing/2014/main" id="{50C8ECA3-F65E-B42A-515A-45B36C07664E}"/>
+                        </a:ext>
+                      </a:extLst>
+                    </pic:cNvPr>
+                    <pic:cNvPicPr>
+                      <a:picLocks noChangeAspect="1"/>
+                    </pic:cNvPicPr>
+                  </pic:nvPicPr>
+                  <pic:blipFill>
+                    <a:blip r:embed="rId21"/>
+                    <a:stretch>
+                      <a:fillRect/>
+                    </a:stretch>
+                  </pic:blipFill>
+                  <pic:spPr>
+                    <a:xfrm>
+                      <a:off x="0" y="0"/>
+                      <a:ext cx="5943600" cy="3763010"/>
+                    </a:xfrm>
+                    <a:prstGeom prst="rect">
+                      <a:avLst/>
+                    </a:prstGeom>
+                  </pic:spPr>
+                </pic:pic>
+              </a:graphicData>
+            </a:graphic>
+          </wp:inline>
+        </w:drawing>
+      </w:r>
+    </w:p>
+    <w:p>
+      <w:pPr>
+        <w:pStyle w:val="a9"/>
+        <w:jc w:val="center"/>
+        <w:rPr>
+          <w:rFonts w:hint="eastAsia"/>
+        </w:rPr>
+      </w:pPr>
+      <w:r>
+        <w:t xml:space="preserve">Figure </w:t>
+      </w:r>
+      <w:fldSimple w:instr=" SEQ Figure \* ARABIC ">
+        <w:r>
+          <w:rPr>
+            <w:noProof/>
+          </w:rPr>
+          <w:t>12</w:t>
+        </w:r>
+      </w:fldSimple>
+      <w:r>
+        <w:rPr>
+          <w:rFonts w:hint="eastAsia"/>
+        </w:rPr>
+        <w:t>.</w:t>
+      </w:r>
+      <w:r>
+        <w:rPr>
+          <w:rFonts w:hint="eastAsia"/>
+        </w:rPr>
+        <w:t>可变</w:t>
+      </w:r>
+      <w:r>
+        <w:rPr>
+          <w:rFonts w:hint="eastAsia"/>
+        </w:rPr>
+        <w:t>zoom</w:t>
+      </w:r>
+      <w:r>
+        <w:rPr>
+          <w:rFonts w:hint="eastAsia"/>
+        </w:rPr>
+        <w:t>透镜组</w:t>
+      </w:r>
+    </w:p>
+    <w:p>
+      <w:pPr>
+        <w:keepNext/>
+        <w:jc w:val="center"/>
+      </w:pPr>
+      <w:r>
+        <w:rPr>
+          <w:noProof/>
+        </w:rPr>
+        <w:drawing>
+          <wp:inline distT="0" distB="0" distL="0" distR="0" wp14:anchorId="79BEB7BE" wp14:editId="51F2FAAC">
+            <wp:extent cx="5516880" cy="3375660"/>
+            <wp:effectExtent l="0" t="0" r="7620" b="0"/>
+            <wp:docPr id="50090550" name="图片 1"/>
+            <wp:cNvGraphicFramePr>
+              <a:graphicFrameLocks xmlns:a="http://schemas.openxmlformats.org/drawingml/2006/main" noChangeAspect="1"/>
+            </wp:cNvGraphicFramePr>
+            <a:graphic xmlns:a="http://schemas.openxmlformats.org/drawingml/2006/main">
+              <a:graphicData uri="http://schemas.openxmlformats.org/drawingml/2006/picture">
+                <pic:pic xmlns:pic="http://schemas.openxmlformats.org/drawingml/2006/picture">
+                  <pic:nvPicPr>
+                    <pic:cNvPr id="0" name="Picture 1"/>
+                    <pic:cNvPicPr>
+                      <a:picLocks noChangeAspect="1" noChangeArrowheads="1"/>
+                    </pic:cNvPicPr>
+                  </pic:nvPicPr>
+                  <pic:blipFill>
+                    <a:blip r:embed="rId22">
+                      <a:extLst>
+                        <a:ext uri="{28A0092B-C50C-407E-A947-70E740481C1C}">
+                          <a14:useLocalDpi xmlns:a14="http://schemas.microsoft.com/office/drawing/2010/main" val="0"/>
+                        </a:ext>
+                      </a:extLst>
+                    </a:blip>
+                    <a:srcRect/>
+                    <a:stretch>
+                      <a:fillRect/>
+                    </a:stretch>
+                  </pic:blipFill>
+                  <pic:spPr bwMode="auto">
+                    <a:xfrm>
+                      <a:off x="0" y="0"/>
+                      <a:ext cx="5516880" cy="3375660"/>
+                    </a:xfrm>
+                    <a:prstGeom prst="rect">
+                      <a:avLst/>
+                    </a:prstGeom>
+                    <a:noFill/>
+                    <a:ln>
+                      <a:noFill/>
+                    </a:ln>
+                  </pic:spPr>
+                </pic:pic>
+              </a:graphicData>
+            </a:graphic>
+          </wp:inline>
+        </w:drawing>
+      </w:r>
+    </w:p>
+    <w:p>
+      <w:pPr>
+        <w:pStyle w:val="a9"/>
+        <w:jc w:val="center"/>
+      </w:pPr>
+      <w:r>
+        <w:t xml:space="preserve">Figure </w:t>
+      </w:r>
+      <w:fldSimple w:instr=" SEQ Figure \* ARABIC ">
+        <w:r>
+          <w:rPr>
+            <w:noProof/>
+          </w:rPr>
+          <w:t>13</w:t>
+        </w:r>
+      </w:fldSimple>
+      <w:r>
+        <w:rPr>
+          <w:rFonts w:hint="eastAsia"/>
+        </w:rPr>
+        <w:t>. zoom</w:t>
+      </w:r>
+      <w:r>
+        <w:rPr>
+          <w:rFonts w:hint="eastAsia"/>
+        </w:rPr>
+        <w:t>透镜组光学距离参数和放大率之间的关系</w:t>
+      </w:r>
+    </w:p>
+    <w:p>
+      <w:r>
+        <w:rPr>
+          <w:rFonts w:hint="eastAsia"/>
+        </w:rPr>
+        <w:lastRenderedPageBreak/>
+        <w:t>为了保证入射平行光在出射时也满足平行传播，对于每一个不同的</w:t>
+      </w:r>
+      <w:r>
+        <w:rPr>
+          <w:rFonts w:hint="eastAsia"/>
+        </w:rPr>
+        <w:t>space</w:t>
+      </w:r>
+      <w:r>
+        <w:rPr>
+          <w:rFonts w:hint="eastAsia"/>
+        </w:rPr>
+        <w:t>参数，都与要匹配的距离</w:t>
+      </w:r>
+      <w:r>
+        <w:rPr>
+          <w:rFonts w:hint="eastAsia"/>
+        </w:rPr>
+        <w:t xml:space="preserve">distance </w:t>
+      </w:r>
+      <w:r>
+        <w:rPr>
+          <w:rFonts w:hint="eastAsia"/>
+        </w:rPr>
+        <w:t>参数来保证平行。通过光学矩阵和近轴光学条件可以计算出</w:t>
+      </w:r>
+      <w:r>
+        <w:rPr>
+          <w:rFonts w:hint="eastAsia"/>
+        </w:rPr>
+        <w:t xml:space="preserve">distance </w:t>
+      </w:r>
+      <w:r>
+        <w:rPr>
+          <w:rFonts w:hint="eastAsia"/>
+        </w:rPr>
+        <w:t>和</w:t>
+      </w:r>
+      <w:r>
+        <w:rPr>
+          <w:rFonts w:hint="eastAsia"/>
+        </w:rPr>
+        <w:t xml:space="preserve"> Amp </w:t>
+      </w:r>
+      <w:r>
+        <w:rPr>
+          <w:rFonts w:hint="eastAsia"/>
+        </w:rPr>
+        <w:t>与</w:t>
+      </w:r>
+      <w:r>
+        <w:rPr>
+          <w:rFonts w:hint="eastAsia"/>
+        </w:rPr>
+        <w:t xml:space="preserve">space </w:t>
+      </w:r>
+      <w:r>
+        <w:rPr>
+          <w:rFonts w:hint="eastAsia"/>
+        </w:rPr>
+        <w:t>之间的依赖关系。这里取透镜参数如图</w:t>
+      </w:r>
+      <w:r>
+        <w:rPr>
+          <w:rFonts w:hint="eastAsia"/>
+        </w:rPr>
+        <w:t>14</w:t>
+      </w:r>
+      <w:r>
+        <w:rPr>
+          <w:rFonts w:hint="eastAsia"/>
+        </w:rPr>
+        <w:t>所示。</w:t>
+      </w:r>
+    </w:p>
+    <w:p>
+      <w:pPr>
+        <w:keepNext/>
+      </w:pPr>
+      <w:r>
+        <w:drawing>
+          <wp:inline distT="0" distB="0" distL="0" distR="0" wp14:anchorId="5B87B057" wp14:editId="7D1F1601">
+            <wp:extent cx="5943600" cy="2430780"/>
+            <wp:effectExtent l="0" t="0" r="0" b="7620"/>
+            <wp:docPr id="477235838" name="图片 1"/>
+            <wp:cNvGraphicFramePr>
+              <a:graphicFrameLocks xmlns:a="http://schemas.openxmlformats.org/drawingml/2006/main" noChangeAspect="1"/>
+            </wp:cNvGraphicFramePr>
+            <a:graphic xmlns:a="http://schemas.openxmlformats.org/drawingml/2006/main">
+              <a:graphicData uri="http://schemas.openxmlformats.org/drawingml/2006/picture">
+                <pic:pic xmlns:pic="http://schemas.openxmlformats.org/drawingml/2006/picture">
+                  <pic:nvPicPr>
+                    <pic:cNvPr id="477235838" name=""/>
+                    <pic:cNvPicPr/>
+                  </pic:nvPicPr>
+                  <pic:blipFill>
+                    <a:blip r:embed="rId23"/>
+                    <a:stretch>
+                      <a:fillRect/>
+                    </a:stretch>
+                  </pic:blipFill>
+                  <pic:spPr>
+                    <a:xfrm>
+                      <a:off x="0" y="0"/>
+                      <a:ext cx="5943600" cy="2430780"/>
+                    </a:xfrm>
+                    <a:prstGeom prst="rect">
+                      <a:avLst/>
+                    </a:prstGeom>
+                  </pic:spPr>
+                </pic:pic>
+              </a:graphicData>
+            </a:graphic>
+          </wp:inline>
+        </w:drawing>
+      </w:r>
+    </w:p>
+    <w:p>
+      <w:pPr>
+        <w:pStyle w:val="a9"/>
+      </w:pPr>
+      <w:r>
+        <w:t xml:space="preserve">Figure </w:t>
+      </w:r>
+      <w:fldSimple w:instr=" SEQ Figure \* ARABIC ">
+        <w:r>
+          <w:rPr>
+            <w:noProof/>
+          </w:rPr>
+          <w:t>14</w:t>
+        </w:r>
+      </w:fldSimple>
+      <w:r>
+        <w:rPr>
+          <w:rFonts w:hint="eastAsia"/>
+        </w:rPr>
+        <w:t>.</w:t>
+      </w:r>
+      <w:r>
+        <w:rPr>
+          <w:rFonts w:hint="eastAsia"/>
+        </w:rPr>
+        <w:t>光学透镜参数</w:t>
+      </w:r>
+    </w:p>
+    <w:p>
+      <w:pPr>
+        <w:rPr>
+          <w:rFonts w:hint="eastAsia"/>
+        </w:rPr>
+      </w:pPr>
+      <w:r>
+        <w:rPr>
+          <w:rFonts w:hint="eastAsia"/>
+        </w:rPr>
+        <w:t>这里取</w:t>
+      </w:r>
+      <w:r>
+        <w:rPr>
+          <w:rFonts w:hint="eastAsia"/>
+        </w:rPr>
+        <w:t>space = 300 mm</w:t>
+      </w:r>
+      <w:r>
+        <w:rPr>
+          <w:rFonts w:hint="eastAsia"/>
+        </w:rPr>
+        <w:t>，则对应的</w:t>
+      </w:r>
+      <w:r>
+        <w:rPr>
+          <w:rFonts w:hint="eastAsia"/>
+        </w:rPr>
+        <w:t>distance = 185.36mm,Amp =1.555</w:t>
+      </w:r>
+      <w:r>
+        <w:rPr>
+          <w:rFonts w:hint="eastAsia"/>
+        </w:rPr>
+        <w:t>。通过</w:t>
+      </w:r>
+      <w:r>
+        <w:rPr>
+          <w:rFonts w:hint="eastAsia"/>
+        </w:rPr>
+        <w:t>CODE-V</w:t>
+      </w:r>
+      <w:r>
+        <w:rPr>
+          <w:rFonts w:hint="eastAsia"/>
+        </w:rPr>
+        <w:t>真实光线追迹，可以看出在</w:t>
+      </w:r>
+      <w:r>
+        <w:rPr>
+          <w:rFonts w:hint="eastAsia"/>
+        </w:rPr>
+        <w:t>9</w:t>
+      </w:r>
+      <w:r>
+        <w:rPr>
+          <w:rFonts w:hint="eastAsia"/>
+        </w:rPr>
+        <w:t>，</w:t>
+      </w:r>
+      <w:r>
+        <w:rPr>
+          <w:rFonts w:hint="eastAsia"/>
+        </w:rPr>
+        <w:t>10</w:t>
+      </w:r>
+      <w:r>
+        <w:rPr>
+          <w:rFonts w:hint="eastAsia"/>
+        </w:rPr>
+        <w:t>，</w:t>
+      </w:r>
+      <w:r>
+        <w:rPr>
+          <w:rFonts w:hint="eastAsia"/>
+        </w:rPr>
+        <w:t>11</w:t>
+      </w:r>
+      <w:r>
+        <w:rPr>
+          <w:rFonts w:hint="eastAsia"/>
+        </w:rPr>
+        <w:t>面对应的</w:t>
+      </w:r>
+      <w:r>
+        <w:rPr>
+          <w:rFonts w:hint="eastAsia"/>
+        </w:rPr>
+        <w:t>Y</w:t>
+      </w:r>
+      <w:r>
+        <w:rPr>
+          <w:rFonts w:hint="eastAsia"/>
+        </w:rPr>
+        <w:t>高度几乎一致，说明出射光线是平行光线，同时如何</w:t>
+      </w:r>
+      <w:r>
+        <w:rPr>
+          <w:rFonts w:hint="eastAsia"/>
+        </w:rPr>
+        <w:t xml:space="preserve">Y1=40 mm </w:t>
+      </w:r>
+      <w:r>
+        <w:rPr>
+          <w:rFonts w:hint="eastAsia"/>
+        </w:rPr>
+        <w:t>出射</w:t>
+      </w:r>
+      <w:r>
+        <w:rPr>
+          <w:rFonts w:hint="eastAsia"/>
+        </w:rPr>
+        <w:t>Y</w:t>
+      </w:r>
+      <w:r>
+        <w:rPr>
+          <w:rFonts w:hint="eastAsia"/>
+        </w:rPr>
+        <w:t>10</w:t>
+      </w:r>
+      <w:r>
+        <w:rPr>
+          <w:rFonts w:hint="eastAsia"/>
+        </w:rPr>
+        <w:t xml:space="preserve"> = 6</w:t>
+      </w:r>
+      <w:r>
+        <w:rPr>
+          <w:rFonts w:hint="eastAsia"/>
+        </w:rPr>
+        <w:t>1</w:t>
+      </w:r>
+      <w:r>
+        <w:rPr>
+          <w:rFonts w:hint="eastAsia"/>
+        </w:rPr>
+        <w:t>.</w:t>
+      </w:r>
+      <w:r>
+        <w:rPr>
+          <w:rFonts w:hint="eastAsia"/>
+        </w:rPr>
+        <w:t>94</w:t>
+      </w:r>
+      <w:r>
+        <w:rPr>
+          <w:rFonts w:hint="eastAsia"/>
+        </w:rPr>
+        <w:t>mm,</w:t>
+      </w:r>
+      <w:r>
+        <w:rPr>
+          <w:rFonts w:hint="eastAsia"/>
+        </w:rPr>
+        <w:t>对应的放大率为</w:t>
+      </w:r>
+      <w:r>
+        <w:rPr>
+          <w:rFonts w:hint="eastAsia"/>
+        </w:rPr>
+        <w:t>Amp_codeV = 1.5</w:t>
+      </w:r>
+      <w:r>
+        <w:rPr>
+          <w:rFonts w:hint="eastAsia"/>
+        </w:rPr>
+        <w:t>485</w:t>
+      </w:r>
+      <w:r>
+        <w:rPr>
+          <w:rFonts w:hint="eastAsia"/>
+        </w:rPr>
+        <w:t>,</w:t>
+      </w:r>
+      <w:r>
+        <w:rPr>
+          <w:rFonts w:hint="eastAsia"/>
+        </w:rPr>
+        <w:t>与理论结果一致。</w:t>
+      </w:r>
+    </w:p>
+    <w:p>
+      <w:pPr>
+        <w:rPr>
+          <w:rFonts w:hint="eastAsia"/>
+        </w:rPr>
+      </w:pPr>
+      <w:r>
+        <w:drawing>
+          <wp:inline distT="0" distB="0" distL="0" distR="0" wp14:anchorId="11ABCE23" wp14:editId="0DA44CF8">
+            <wp:extent cx="5943600" cy="3919855"/>
+            <wp:effectExtent l="0" t="0" r="0" b="4445"/>
+            <wp:docPr id="1646700317" name="图片 1"/>
+            <wp:cNvGraphicFramePr>
+              <a:graphicFrameLocks xmlns:a="http://schemas.openxmlformats.org/drawingml/2006/main" noChangeAspect="1"/>
+            </wp:cNvGraphicFramePr>
+            <a:graphic xmlns:a="http://schemas.openxmlformats.org/drawingml/2006/main">
+              <a:graphicData uri="http://schemas.openxmlformats.org/drawingml/2006/picture">
+                <pic:pic xmlns:pic="http://schemas.openxmlformats.org/drawingml/2006/picture">
+                  <pic:nvPicPr>
+                    <pic:cNvPr id="1646700317" name=""/>
+                    <pic:cNvPicPr/>
+                  </pic:nvPicPr>
+                  <pic:blipFill>
+                    <a:blip r:embed="rId24"/>
+                    <a:stretch>
+                      <a:fillRect/>
+                    </a:stretch>
+                  </pic:blipFill>
+                  <pic:spPr>
+                    <a:xfrm>
+                      <a:off x="0" y="0"/>
+                      <a:ext cx="5943600" cy="3919855"/>
+                    </a:xfrm>
+                    <a:prstGeom prst="rect">
+                      <a:avLst/>
+                    </a:prstGeom>
+                  </pic:spPr>
+                </pic:pic>
+              </a:graphicData>
+            </a:graphic>
+          </wp:inline>
+        </w:drawing>
+      </w:r>
+    </w:p>
+    <w:p>
+      <w:r>
+        <w:rPr>
+          <w:rFonts w:hint="eastAsia"/>
+        </w:rPr>
+        <w:lastRenderedPageBreak/>
+        <w:t xml:space="preserve"> </w:t>
+      </w:r>
+      <w:r>
+        <w:rPr>
+          <w:rFonts w:hint="eastAsia"/>
+        </w:rPr>
+        <w:t>注意到这里</w:t>
+      </w:r>
+      <w:r>
+        <w:rPr>
+          <w:rFonts w:hint="eastAsia"/>
+        </w:rPr>
+        <w:t xml:space="preserve">Y </w:t>
+      </w:r>
+      <w:r>
+        <w:rPr>
+          <w:rFonts w:hint="eastAsia"/>
+        </w:rPr>
+        <w:t>初始取值为</w:t>
+      </w:r>
+      <w:r>
+        <w:rPr>
+          <w:rFonts w:hint="eastAsia"/>
+        </w:rPr>
+        <w:t>40 mm,</w:t>
+      </w:r>
+      <w:r>
+        <w:rPr>
+          <w:rFonts w:hint="eastAsia"/>
+        </w:rPr>
+        <w:t>相对于实际天线是一个相对较小的参数，以</w:t>
+      </w:r>
+      <w:r>
+        <w:rPr>
+          <w:rFonts w:hint="eastAsia"/>
+        </w:rPr>
+        <w:t xml:space="preserve">EAST MIR </w:t>
+      </w:r>
+      <w:r>
+        <w:rPr>
+          <w:rFonts w:hint="eastAsia"/>
+        </w:rPr>
+        <w:t>天线参数为例，</w:t>
+      </w:r>
+      <w:r>
+        <w:rPr>
+          <w:rFonts w:hint="eastAsia"/>
+        </w:rPr>
+        <w:t>实现天线半高宽约为</w:t>
+      </w:r>
+      <w:r>
+        <w:rPr>
+          <w:rFonts w:hint="eastAsia"/>
+        </w:rPr>
+        <w:t>146 mm</w:t>
+      </w:r>
+      <w:r>
+        <w:rPr>
+          <w:rFonts w:hint="eastAsia"/>
+        </w:rPr>
+        <w:t>，这是因为一旦</w:t>
+      </w:r>
+      <w:r>
+        <w:rPr>
+          <w:rFonts w:hint="eastAsia"/>
+        </w:rPr>
+        <w:t>Y</w:t>
+      </w:r>
+      <w:r>
+        <w:rPr>
+          <w:rFonts w:hint="eastAsia"/>
+        </w:rPr>
+        <w:t>取值较大，球差效应将会非常明显，这会导致后端的光线无法保持平行，如图</w:t>
+      </w:r>
+      <w:r>
+        <w:rPr>
+          <w:rFonts w:hint="eastAsia"/>
+        </w:rPr>
+        <w:t xml:space="preserve">15 </w:t>
+      </w:r>
+      <w:r>
+        <w:rPr>
+          <w:rFonts w:hint="eastAsia"/>
+        </w:rPr>
+        <w:t>所示，这里</w:t>
+      </w:r>
+      <w:r>
+        <w:rPr>
+          <w:rFonts w:hint="eastAsia"/>
+        </w:rPr>
+        <w:t xml:space="preserve">Y10 </w:t>
+      </w:r>
+      <w:r>
+        <w:rPr>
+          <w:rFonts w:hint="eastAsia"/>
+        </w:rPr>
+        <w:t>和</w:t>
+      </w:r>
+      <w:r>
+        <w:rPr>
+          <w:rFonts w:hint="eastAsia"/>
+        </w:rPr>
+        <w:t>Y11</w:t>
+      </w:r>
+      <w:r>
+        <w:rPr>
+          <w:rFonts w:hint="eastAsia"/>
+        </w:rPr>
+        <w:t>高度有较大的落差，</w:t>
+      </w:r>
+      <w:r>
+        <w:rPr>
+          <w:rFonts w:hint="eastAsia"/>
+        </w:rPr>
+        <w:t>需要通过特殊表面如非球面来修正球差。</w:t>
+      </w:r>
+    </w:p>
+    <w:p>
+      <w:pPr>
+        <w:keepNext/>
+      </w:pPr>
+      <w:r>
+        <w:drawing>
+          <wp:inline distT="0" distB="0" distL="0" distR="0" wp14:anchorId="2E7B674A" wp14:editId="0A3DCEDE">
+            <wp:extent cx="5943600" cy="4235450"/>
+            <wp:effectExtent l="0" t="0" r="0" b="0"/>
+            <wp:docPr id="842090899" name="图片 1"/>
+            <wp:cNvGraphicFramePr>
+              <a:graphicFrameLocks xmlns:a="http://schemas.openxmlformats.org/drawingml/2006/main" noChangeAspect="1"/>
+            </wp:cNvGraphicFramePr>
+            <a:graphic xmlns:a="http://schemas.openxmlformats.org/drawingml/2006/main">
+              <a:graphicData uri="http://schemas.openxmlformats.org/drawingml/2006/picture">
+                <pic:pic xmlns:pic="http://schemas.openxmlformats.org/drawingml/2006/picture">
+                  <pic:nvPicPr>
+                    <pic:cNvPr id="842090899" name=""/>
+                    <pic:cNvPicPr/>
+                  </pic:nvPicPr>
+                  <pic:blipFill>
+                    <a:blip r:embed="rId25"/>
+                    <a:stretch>
+                      <a:fillRect/>
+                    </a:stretch>
+                  </pic:blipFill>
+                  <pic:spPr>
+                    <a:xfrm>
+                      <a:off x="0" y="0"/>
+                      <a:ext cx="5943600" cy="4235450"/>
+                    </a:xfrm>
+                    <a:prstGeom prst="rect">
+                      <a:avLst/>
+                    </a:prstGeom>
+                  </pic:spPr>
+                </pic:pic>
+              </a:graphicData>
+            </a:graphic>
+          </wp:inline>
+        </w:drawing>
+      </w:r>
+    </w:p>
+    <w:p>
+      <w:pPr>
+        <w:pStyle w:val="a9"/>
+        <w:jc w:val="center"/>
+        <w:rPr>
+          <w:rFonts w:hint="eastAsia"/>
+        </w:rPr>
+      </w:pPr>
+      <w:r>
+        <w:t xml:space="preserve">Figure </w:t>
+      </w:r>
+      <w:fldSimple w:instr=" SEQ Figure \* ARABIC ">
+        <w:r>
+          <w:rPr>
+            <w:noProof/>
+          </w:rPr>
+          <w:t>15</w:t>
+        </w:r>
+      </w:fldSimple>
+      <w:r>
+        <w:rPr>
+          <w:rFonts w:hint="eastAsia"/>
+        </w:rPr>
+        <w:t>. Y1 =146mm</w:t>
+      </w:r>
+      <w:r>
+        <w:rPr>
+          <w:rFonts w:hint="eastAsia"/>
+        </w:rPr>
+        <w:t>时真实光线追迹</w:t>
+      </w:r>
+    </w:p>
+    <w:p>
+      <w:pPr>
+        <w:rPr>
+          <w:rFonts w:hint="eastAsia"/>
+        </w:rPr>
+      </w:pPr>
+      <w:r>
+        <w:rPr>
+          <w:rFonts w:hint="eastAsia"/>
+        </w:rPr>
+        <w:t>3.</w:t>
+      </w:r>
+      <w:r>
+        <w:rPr>
+          <w:rFonts w:hint="eastAsia"/>
+        </w:rPr>
+        <w:t>3</w:t>
+      </w:r>
+      <w:r>
+        <w:rPr>
+          <w:rFonts w:hint="eastAsia"/>
+        </w:rPr>
+        <w:t xml:space="preserve"> </w:t>
+      </w:r>
+      <w:r>
+        <w:rPr>
+          <w:rFonts w:hint="eastAsia"/>
+        </w:rPr>
+        <w:t>非球面光学优化</w:t>
+      </w:r>
+    </w:p>
+    <w:p>
+      <w:pPr>
+        <w:rPr>
+          <w:rFonts w:hint="eastAsia"/>
+        </w:rPr>
+      </w:pPr>
+    </w:p>
     <w:sectPr>
       <w:pgSz w:w="12240" w:h="15840"/>
       <w:pgMar w:top="1440" w:right="1440" w:bottom="1440" w:left="1440" w:header="720" w:footer="720" w:gutter="0"/>
@@ -3600,6 +4921,95 @@
 <file path=word/numbering.xml><?xml version="1.0" encoding="utf-8"?>
 <w:numbering xmlns:wpc="http://schemas.microsoft.com/office/word/2010/wordprocessingCanvas" xmlns:cx="http://schemas.microsoft.com/office/drawing/2014/chartex" xmlns:cx1="http://schemas.microsoft.com/office/drawing/2015/9/8/chartex" xmlns:cx2="http://schemas.microsoft.com/office/drawing/2015/10/21/chartex" xmlns:cx3="http://schemas.microsoft.com/office/drawing/2016/5/9/chartex" xmlns:cx4="http://schemas.microsoft.com/office/drawing/2016/5/10/chartex" xmlns:cx5="http://schemas.microsoft.com/office/drawing/2016/5/11/chartex" xmlns:cx6="http://schemas.microsoft.com/office/drawing/2016/5/12/chartex" xmlns:cx7="http://schemas.microsoft.com/office/drawing/2016/5/13/chartex" xmlns:cx8="http://schemas.microsoft.com/office/drawing/2016/5/14/chartex" xmlns:mc="http://schemas.openxmlformats.org/markup-compatibility/2006" xmlns:aink="http://schemas.microsoft.com/office/drawing/2016/ink" xmlns:am3d="http://schemas.microsoft.com/office/drawing/2017/model3d" xmlns:o="urn:schemas-microsoft-com:office:office" xmlns:oel="http://schemas.microsoft.com/office/2019/extlst" xmlns:r="http://schemas.openxmlformats.org/officeDocument/2006/relationships" xmlns:m="http://schemas.openxmlformats.org/officeDocument/2006/math" xmlns:v="urn:schemas-microsoft-com:vml" xmlns:wp14="http://schemas.microsoft.com/office/word/2010/wordprocessingDrawing" xmlns:wp="http://schemas.openxmlformats.org/drawingml/2006/wordprocessingDrawing" xmlns:w10="urn:schemas-microsoft-com:office:word" xmlns:w="http://schemas.openxmlformats.org/wordprocessingml/2006/main" xmlns:w14="http://schemas.microsoft.com/office/word/2010/wordml" xmlns:w15="http://schemas.microsoft.com/office/word/2012/wordml" xmlns:w16cex="http://schemas.microsoft.com/office/word/2018/wordml/cex" xmlns:w16cid="http://schemas.microsoft.com/office/word/2016/wordml/cid" xmlns:w16="http://schemas.microsoft.com/office/word/2018/wordml" xmlns:w16du="http://schemas.microsoft.com/office/word/2023/wordml/word16du" xmlns:w16sdtdh="http://schemas.microsoft.com/office/word/2020/wordml/sdtdatahash" xmlns:w16sdtfl="http://schemas.microsoft.com/office/word/2024/wordml/sdtformatlock" xmlns:w16se="http://schemas.microsoft.com/office/word/2015/wordml/symex" xmlns:wpg="http://schemas.microsoft.com/office/word/2010/wordprocessingGroup" xmlns:wpi="http://schemas.microsoft.com/office/word/2010/wordprocessingInk" xmlns:wne="http://schemas.microsoft.com/office/word/2006/wordml" xmlns:wps="http://schemas.microsoft.com/office/word/2010/wordprocessingShape" mc:Ignorable="w14 w15 w16se w16cid w16 w16cex w16sdtdh w16sdtfl w16du wp14">
   <w:abstractNum w:abstractNumId="0" w15:restartNumberingAfterBreak="0">
+    <w:nsid w:val="1E8745FC"/>
+    <w:multiLevelType w:val="hybridMultilevel"/>
+    <w:tmpl w:val="40C41A66"/>
+    <w:lvl w:ilvl="0" w:tplc="51385C38">
+      <w:start w:val="1"/>
+      <w:numFmt w:val="decimal"/>
+      <w:lvlText w:val="%1."/>
+      <w:lvlJc w:val="left"/>
+      <w:pPr>
+        <w:ind w:left="360" w:hanging="360"/>
+      </w:pPr>
+      <w:rPr>
+        <w:rFonts w:hint="default"/>
+      </w:rPr>
+    </w:lvl>
+    <w:lvl w:ilvl="1" w:tplc="04090019" w:tentative="1">
+      <w:start w:val="1"/>
+      <w:numFmt w:val="lowerLetter"/>
+      <w:lvlText w:val="%2)"/>
+      <w:lvlJc w:val="left"/>
+      <w:pPr>
+        <w:ind w:left="880" w:hanging="440"/>
+      </w:pPr>
+    </w:lvl>
+    <w:lvl w:ilvl="2" w:tplc="0409001B" w:tentative="1">
+      <w:start w:val="1"/>
+      <w:numFmt w:val="lowerRoman"/>
+      <w:lvlText w:val="%3."/>
+      <w:lvlJc w:val="right"/>
+      <w:pPr>
+        <w:ind w:left="1320" w:hanging="440"/>
+      </w:pPr>
+    </w:lvl>
+    <w:lvl w:ilvl="3" w:tplc="0409000F" w:tentative="1">
+      <w:start w:val="1"/>
+      <w:numFmt w:val="decimal"/>
+      <w:lvlText w:val="%4."/>
+      <w:lvlJc w:val="left"/>
+      <w:pPr>
+        <w:ind w:left="1760" w:hanging="440"/>
+      </w:pPr>
+    </w:lvl>
+    <w:lvl w:ilvl="4" w:tplc="04090019" w:tentative="1">
+      <w:start w:val="1"/>
+      <w:numFmt w:val="lowerLetter"/>
+      <w:lvlText w:val="%5)"/>
+      <w:lvlJc w:val="left"/>
+      <w:pPr>
+        <w:ind w:left="2200" w:hanging="440"/>
+      </w:pPr>
+    </w:lvl>
+    <w:lvl w:ilvl="5" w:tplc="0409001B" w:tentative="1">
+      <w:start w:val="1"/>
+      <w:numFmt w:val="lowerRoman"/>
+      <w:lvlText w:val="%6."/>
+      <w:lvlJc w:val="right"/>
+      <w:pPr>
+        <w:ind w:left="2640" w:hanging="440"/>
+      </w:pPr>
+    </w:lvl>
+    <w:lvl w:ilvl="6" w:tplc="0409000F" w:tentative="1">
+      <w:start w:val="1"/>
+      <w:numFmt w:val="decimal"/>
+      <w:lvlText w:val="%7."/>
+      <w:lvlJc w:val="left"/>
+      <w:pPr>
+        <w:ind w:left="3080" w:hanging="440"/>
+      </w:pPr>
+    </w:lvl>
+    <w:lvl w:ilvl="7" w:tplc="04090019" w:tentative="1">
+      <w:start w:val="1"/>
+      <w:numFmt w:val="lowerLetter"/>
+      <w:lvlText w:val="%8)"/>
+      <w:lvlJc w:val="left"/>
+      <w:pPr>
+        <w:ind w:left="3520" w:hanging="440"/>
+      </w:pPr>
+    </w:lvl>
+    <w:lvl w:ilvl="8" w:tplc="0409001B" w:tentative="1">
+      <w:start w:val="1"/>
+      <w:numFmt w:val="lowerRoman"/>
+      <w:lvlText w:val="%9."/>
+      <w:lvlJc w:val="right"/>
+      <w:pPr>
+        <w:ind w:left="3960" w:hanging="440"/>
+      </w:pPr>
+    </w:lvl>
+  </w:abstractNum>
+  <w:abstractNum w:abstractNumId="1" w15:restartNumberingAfterBreak="0">
     <w:nsid w:val="32AC40B0"/>
     <w:multiLevelType w:val="hybridMultilevel"/>
     <w:tmpl w:val="B43ABD5E"/>
@@ -3688,7 +5098,7 @@
       </w:pPr>
     </w:lvl>
   </w:abstractNum>
-  <w:abstractNum w:abstractNumId="1" w15:restartNumberingAfterBreak="0">
+  <w:abstractNum w:abstractNumId="2" w15:restartNumberingAfterBreak="0">
     <w:nsid w:val="4D9C0FEF"/>
     <w:multiLevelType w:val="hybridMultilevel"/>
     <w:tmpl w:val="BF361626"/>
@@ -3777,7 +5187,7 @@
       </w:pPr>
     </w:lvl>
   </w:abstractNum>
-  <w:abstractNum w:abstractNumId="2" w15:restartNumberingAfterBreak="0">
+  <w:abstractNum w:abstractNumId="3" w15:restartNumberingAfterBreak="0">
     <w:nsid w:val="5314743F"/>
     <w:multiLevelType w:val="hybridMultilevel"/>
     <w:tmpl w:val="9386FC36"/>
@@ -3867,13 +5277,16 @@
     </w:lvl>
   </w:abstractNum>
   <w:num w:numId="1" w16cid:durableId="602880555">
-    <w:abstractNumId w:val="0"/>
+    <w:abstractNumId w:val="1"/>
   </w:num>
   <w:num w:numId="2" w16cid:durableId="300428339">
-    <w:abstractNumId w:val="1"/>
+    <w:abstractNumId w:val="2"/>
   </w:num>
   <w:num w:numId="3" w16cid:durableId="457115925">
-    <w:abstractNumId w:val="2"/>
+    <w:abstractNumId w:val="3"/>
+  </w:num>
+  <w:num w:numId="4" w16cid:durableId="1642810573">
+    <w:abstractNumId w:val="0"/>
   </w:num>
 </w:numbering>
 </file>
@@ -4273,16 +5686,16 @@
     <w:lsdException w:name="Unresolved Mention" w:semiHidden="1" w:unhideWhenUsed="1"/>
     <w:lsdException w:name="Smart Link" w:semiHidden="1" w:unhideWhenUsed="1"/>
   </w:latentStyles>
-  <w:style w:type="paragraph" w:default="1" w:styleId="Normal">
+  <w:style w:type="paragraph" w:default="1" w:styleId="a">
     <w:name w:val="Normal"/>
     <w:qFormat/>
   </w:style>
-  <w:style w:type="character" w:default="1" w:styleId="DefaultParagraphFont">
+  <w:style w:type="character" w:default="1" w:styleId="a0">
     <w:name w:val="Default Paragraph Font"/>
     <w:uiPriority w:val="1"/>
     <w:unhideWhenUsed/>
   </w:style>
-  <w:style w:type="table" w:default="1" w:styleId="TableNormal">
+  <w:style w:type="table" w:default="1" w:styleId="a1">
     <w:name w:val="Normal Table"/>
     <w:uiPriority w:val="99"/>
     <w:semiHidden/>
@@ -4297,16 +5710,16 @@
       </w:tblCellMar>
     </w:tblPr>
   </w:style>
-  <w:style w:type="numbering" w:default="1" w:styleId="NoList">
+  <w:style w:type="numbering" w:default="1" w:styleId="a2">
     <w:name w:val="No List"/>
     <w:uiPriority w:val="99"/>
     <w:semiHidden/>
     <w:unhideWhenUsed/>
   </w:style>
-  <w:style w:type="paragraph" w:styleId="Header">
+  <w:style w:type="paragraph" w:styleId="a3">
     <w:name w:val="header"/>
-    <w:basedOn w:val="Normal"/>
-    <w:link w:val="HeaderChar"/>
+    <w:basedOn w:val="a"/>
+    <w:link w:val="a4"/>
     <w:uiPriority w:val="99"/>
     <w:unhideWhenUsed/>
     <w:rsid w:val="00C16B35"/>
@@ -4318,17 +5731,17 @@
       <w:spacing w:after="0" w:line="240" w:lineRule="auto"/>
     </w:pPr>
   </w:style>
-  <w:style w:type="character" w:customStyle="1" w:styleId="HeaderChar">
-    <w:name w:val="Header Char"/>
-    <w:basedOn w:val="DefaultParagraphFont"/>
-    <w:link w:val="Header"/>
+  <w:style w:type="character" w:customStyle="1" w:styleId="a4">
+    <w:name w:val="页眉 字符"/>
+    <w:basedOn w:val="a0"/>
+    <w:link w:val="a3"/>
     <w:uiPriority w:val="99"/>
     <w:rsid w:val="00C16B35"/>
   </w:style>
-  <w:style w:type="paragraph" w:styleId="Footer">
+  <w:style w:type="paragraph" w:styleId="a5">
     <w:name w:val="footer"/>
-    <w:basedOn w:val="Normal"/>
-    <w:link w:val="FooterChar"/>
+    <w:basedOn w:val="a"/>
+    <w:link w:val="a6"/>
     <w:uiPriority w:val="99"/>
     <w:unhideWhenUsed/>
     <w:rsid w:val="00C16B35"/>
@@ -4340,16 +5753,16 @@
       <w:spacing w:after="0" w:line="240" w:lineRule="auto"/>
     </w:pPr>
   </w:style>
-  <w:style w:type="character" w:customStyle="1" w:styleId="FooterChar">
-    <w:name w:val="Footer Char"/>
-    <w:basedOn w:val="DefaultParagraphFont"/>
-    <w:link w:val="Footer"/>
+  <w:style w:type="character" w:customStyle="1" w:styleId="a6">
+    <w:name w:val="页脚 字符"/>
+    <w:basedOn w:val="a0"/>
+    <w:link w:val="a5"/>
     <w:uiPriority w:val="99"/>
     <w:rsid w:val="00C16B35"/>
   </w:style>
-  <w:style w:type="paragraph" w:styleId="ListParagraph">
+  <w:style w:type="paragraph" w:styleId="a7">
     <w:name w:val="List Paragraph"/>
-    <w:basedOn w:val="Normal"/>
+    <w:basedOn w:val="a"/>
     <w:uiPriority w:val="34"/>
     <w:qFormat/>
     <w:rsid w:val="00961ADD"/>
@@ -4358,9 +5771,9 @@
       <w:contextualSpacing/>
     </w:pPr>
   </w:style>
-  <w:style w:type="character" w:styleId="PlaceholderText">
+  <w:style w:type="character" w:styleId="a8">
     <w:name w:val="Placeholder Text"/>
-    <w:basedOn w:val="DefaultParagraphFont"/>
+    <w:basedOn w:val="a0"/>
     <w:uiPriority w:val="99"/>
     <w:semiHidden/>
     <w:rsid w:val="00961ADD"/>
@@ -4368,10 +5781,10 @@
       <w:color w:val="808080"/>
     </w:rPr>
   </w:style>
-  <w:style w:type="paragraph" w:styleId="Caption">
+  <w:style w:type="paragraph" w:styleId="a9">
     <w:name w:val="caption"/>
-    <w:basedOn w:val="Normal"/>
-    <w:next w:val="Normal"/>
+    <w:basedOn w:val="a"/>
+    <w:next w:val="a"/>
     <w:uiPriority w:val="35"/>
     <w:unhideWhenUsed/>
     <w:qFormat/>

--- a/China/CT/MIR 光学透镜设计.docx
+++ b/China/CT/MIR 光学透镜设计.docx
@@ -2421,8 +2421,17 @@
           <w:rFonts w:ascii="Cambria Math" w:hAnsi="Cambria Math" w:hint="eastAsia"/>
           <w:iCs/>
         </w:rPr>
-        <w:t>1st lense</w:t>
-      </w:r>
+        <w:t xml:space="preserve">1st </w:t>
+      </w:r>
+      <w:proofErr w:type="spellStart"/>
+      <w:r>
+        <w:rPr>
+          <w:rFonts w:ascii="Cambria Math" w:hAnsi="Cambria Math" w:hint="eastAsia"/>
+          <w:iCs/>
+        </w:rPr>
+        <w:t>lense</w:t>
+      </w:r>
+      <w:proofErr w:type="spellEnd"/>
       <w:r>
         <w:rPr>
           <w:rFonts w:ascii="Cambria Math" w:hAnsi="Cambria Math" w:hint="eastAsia"/>
@@ -2632,8 +2641,17 @@
           <w:rFonts w:ascii="Cambria Math" w:hAnsi="Cambria Math" w:hint="eastAsia"/>
           <w:iCs/>
         </w:rPr>
-        <w:t>1st lense</w:t>
-      </w:r>
+        <w:t xml:space="preserve">1st </w:t>
+      </w:r>
+      <w:proofErr w:type="spellStart"/>
+      <w:r>
+        <w:rPr>
+          <w:rFonts w:ascii="Cambria Math" w:hAnsi="Cambria Math" w:hint="eastAsia"/>
+          <w:iCs/>
+        </w:rPr>
+        <w:t>lense</w:t>
+      </w:r>
+      <w:proofErr w:type="spellEnd"/>
       <w:r>
         <w:rPr>
           <w:rFonts w:ascii="Cambria Math" w:hAnsi="Cambria Math" w:hint="eastAsia"/>
@@ -3072,12 +3090,21 @@
         </w:rPr>
         <w:t>，所以天线高度如果为</w:t>
       </w:r>
-      <w:r>
-        <w:rPr>
-          <w:rFonts w:ascii="Cambria Math" w:hAnsi="Cambria Math" w:hint="eastAsia"/>
-          <w:iCs/>
-        </w:rPr>
-        <w:t xml:space="preserve">ymax=0.146m, </w:t>
+      <w:proofErr w:type="spellStart"/>
+      <w:r>
+        <w:rPr>
+          <w:rFonts w:ascii="Cambria Math" w:hAnsi="Cambria Math" w:hint="eastAsia"/>
+          <w:iCs/>
+        </w:rPr>
+        <w:t>ymax</w:t>
+      </w:r>
+      <w:proofErr w:type="spellEnd"/>
+      <w:r>
+        <w:rPr>
+          <w:rFonts w:ascii="Cambria Math" w:hAnsi="Cambria Math" w:hint="eastAsia"/>
+          <w:iCs/>
+        </w:rPr>
+        <w:t xml:space="preserve">=0.146m, </w:t>
       </w:r>
       <w:r>
         <w:rPr>
@@ -3823,7 +3850,21 @@
         <w:rPr>
           <w:rFonts w:hint="eastAsia"/>
         </w:rPr>
-        <w:t xml:space="preserve">1st lense </w:t>
+        <w:t xml:space="preserve">1st </w:t>
+      </w:r>
+      <w:proofErr w:type="spellStart"/>
+      <w:r>
+        <w:rPr>
+          <w:rFonts w:hint="eastAsia"/>
+        </w:rPr>
+        <w:t>lense</w:t>
+      </w:r>
+      <w:proofErr w:type="spellEnd"/>
+      <w:r>
+        <w:rPr>
+          <w:rFonts w:hint="eastAsia"/>
+        </w:rPr>
+        <w:t xml:space="preserve"> </w:t>
       </w:r>
       <w:r>
         <w:rPr>
@@ -3888,11 +3929,6 @@
     </w:p>
     <w:p/>
     <w:p>
-      <w:pPr>
-        <w:rPr>
-          <w:rFonts w:hint="eastAsia"/>
-        </w:rPr>
-      </w:pPr>
       <w:r>
         <w:rPr>
           <w:rFonts w:hint="eastAsia"/>
@@ -3918,19 +3954,8 @@
         <w:t>透镜组</w:t>
       </w:r>
     </w:p>
-    <w:p>
-      <w:pPr>
-        <w:rPr>
-          <w:rFonts w:hint="eastAsia"/>
-        </w:rPr>
-      </w:pPr>
-    </w:p>
-    <w:p>
-      <w:pPr>
-        <w:rPr>
-          <w:rFonts w:hint="eastAsia"/>
-        </w:rPr>
-      </w:pPr>
+    <w:p/>
+    <w:p>
       <w:r>
         <w:rPr>
           <w:rFonts w:hint="eastAsia"/>
@@ -3947,13 +3972,7 @@
         <w:rPr>
           <w:rFonts w:hint="eastAsia"/>
         </w:rPr>
-        <w:t>选择，</w:t>
-      </w:r>
-      <w:r>
-        <w:rPr>
-          <w:rFonts w:hint="eastAsia"/>
-        </w:rPr>
-        <w:t>如图</w:t>
+        <w:t>选择，如图</w:t>
       </w:r>
       <w:r>
         <w:rPr>
@@ -4063,6 +4082,9 @@
         <w:keepNext/>
       </w:pPr>
       <w:r>
+        <w:rPr>
+          <w:noProof/>
+        </w:rPr>
         <w:lastRenderedPageBreak/>
         <w:drawing>
           <wp:inline distT="0" distB="0" distL="0" distR="0" wp14:anchorId="28428E7F" wp14:editId="71CB28B8">
@@ -4119,9 +4141,6 @@
       <w:pPr>
         <w:pStyle w:val="a9"/>
         <w:jc w:val="center"/>
-        <w:rPr>
-          <w:rFonts w:hint="eastAsia"/>
-        </w:rPr>
       </w:pPr>
       <w:r>
         <w:t xml:space="preserve">Figure </w:t>
@@ -4333,6 +4352,9 @@
         <w:keepNext/>
       </w:pPr>
       <w:r>
+        <w:rPr>
+          <w:noProof/>
+        </w:rPr>
         <w:drawing>
           <wp:inline distT="0" distB="0" distL="0" distR="0" wp14:anchorId="5B87B057" wp14:editId="7D1F1601">
             <wp:extent cx="5943600" cy="2430780"/>
@@ -4399,11 +4421,6 @@
       </w:r>
     </w:p>
     <w:p>
-      <w:pPr>
-        <w:rPr>
-          <w:rFonts w:hint="eastAsia"/>
-        </w:rPr>
-      </w:pPr>
       <w:r>
         <w:rPr>
           <w:rFonts w:hint="eastAsia"/>
@@ -4554,11 +4571,19 @@
         </w:rPr>
         <w:t>对应的放大率为</w:t>
       </w:r>
-      <w:r>
-        <w:rPr>
-          <w:rFonts w:hint="eastAsia"/>
-        </w:rPr>
-        <w:t>Amp_codeV = 1.5</w:t>
+      <w:proofErr w:type="spellStart"/>
+      <w:r>
+        <w:rPr>
+          <w:rFonts w:hint="eastAsia"/>
+        </w:rPr>
+        <w:t>Amp_codeV</w:t>
+      </w:r>
+      <w:proofErr w:type="spellEnd"/>
+      <w:r>
+        <w:rPr>
+          <w:rFonts w:hint="eastAsia"/>
+        </w:rPr>
+        <w:t xml:space="preserve"> = 1.5</w:t>
       </w:r>
       <w:r>
         <w:rPr>
@@ -4580,12 +4605,10 @@
       </w:r>
     </w:p>
     <w:p>
-      <w:pPr>
-        <w:rPr>
-          <w:rFonts w:hint="eastAsia"/>
-        </w:rPr>
-      </w:pPr>
-      <w:r>
+      <w:r>
+        <w:rPr>
+          <w:noProof/>
+        </w:rPr>
         <w:drawing>
           <wp:inline distT="0" distB="0" distL="0" distR="0" wp14:anchorId="11ABCE23" wp14:editId="0DA44CF8">
             <wp:extent cx="5943600" cy="3919855"/>
@@ -4751,6 +4774,9 @@
         <w:keepNext/>
       </w:pPr>
       <w:r>
+        <w:rPr>
+          <w:noProof/>
+        </w:rPr>
         <w:drawing>
           <wp:inline distT="0" distB="0" distL="0" distR="0" wp14:anchorId="2E7B674A" wp14:editId="0A3DCEDE">
             <wp:extent cx="5943600" cy="4235450"/>
@@ -4792,9 +4818,6 @@
       <w:pPr>
         <w:pStyle w:val="a9"/>
         <w:jc w:val="center"/>
-        <w:rPr>
-          <w:rFonts w:hint="eastAsia"/>
-        </w:rPr>
       </w:pPr>
       <w:r>
         <w:t xml:space="preserve">Figure </w:t>
@@ -4822,27 +4845,81 @@
     </w:p>
     <w:p>
       <w:pPr>
-        <w:rPr>
-          <w:rFonts w:hint="eastAsia"/>
-        </w:rPr>
-      </w:pPr>
-      <w:r>
-        <w:rPr>
-          <w:rFonts w:hint="eastAsia"/>
-        </w:rPr>
-        <w:t>3.</w:t>
-      </w:r>
-      <w:r>
-        <w:rPr>
-          <w:rFonts w:hint="eastAsia"/>
-        </w:rPr>
-        <w:t>3</w:t>
-      </w:r>
-      <w:r>
-        <w:rPr>
-          <w:rFonts w:hint="eastAsia"/>
-        </w:rPr>
-        <w:t xml:space="preserve"> </w:t>
+        <w:keepNext/>
+      </w:pPr>
+      <w:r>
+        <w:drawing>
+          <wp:inline distT="0" distB="0" distL="0" distR="0" wp14:anchorId="5B7C2FC7" wp14:editId="3D81D42B">
+            <wp:extent cx="5943600" cy="1565910"/>
+            <wp:effectExtent l="0" t="0" r="0" b="0"/>
+            <wp:docPr id="1611901543" name="图片 1"/>
+            <wp:cNvGraphicFramePr>
+              <a:graphicFrameLocks xmlns:a="http://schemas.openxmlformats.org/drawingml/2006/main" noChangeAspect="1"/>
+            </wp:cNvGraphicFramePr>
+            <a:graphic xmlns:a="http://schemas.openxmlformats.org/drawingml/2006/main">
+              <a:graphicData uri="http://schemas.openxmlformats.org/drawingml/2006/picture">
+                <pic:pic xmlns:pic="http://schemas.openxmlformats.org/drawingml/2006/picture">
+                  <pic:nvPicPr>
+                    <pic:cNvPr id="1611901543" name=""/>
+                    <pic:cNvPicPr/>
+                  </pic:nvPicPr>
+                  <pic:blipFill>
+                    <a:blip r:embed="rId26"/>
+                    <a:stretch>
+                      <a:fillRect/>
+                    </a:stretch>
+                  </pic:blipFill>
+                  <pic:spPr>
+                    <a:xfrm>
+                      <a:off x="0" y="0"/>
+                      <a:ext cx="5943600" cy="1565910"/>
+                    </a:xfrm>
+                    <a:prstGeom prst="rect">
+                      <a:avLst/>
+                    </a:prstGeom>
+                  </pic:spPr>
+                </pic:pic>
+              </a:graphicData>
+            </a:graphic>
+          </wp:inline>
+        </w:drawing>
+      </w:r>
+    </w:p>
+    <w:p>
+      <w:pPr>
+        <w:pStyle w:val="a9"/>
+      </w:pPr>
+      <w:r>
+        <w:t xml:space="preserve">Figure </w:t>
+      </w:r>
+      <w:fldSimple w:instr=" SEQ Figure \* ARABIC ">
+        <w:r>
+          <w:rPr>
+            <w:noProof/>
+          </w:rPr>
+          <w:t>16</w:t>
+        </w:r>
+      </w:fldSimple>
+      <w:r>
+        <w:rPr>
+          <w:rFonts w:hint="eastAsia"/>
+        </w:rPr>
+        <w:t xml:space="preserve">. MIR </w:t>
+      </w:r>
+      <w:r>
+        <w:rPr>
+          <w:rFonts w:hint="eastAsia"/>
+        </w:rPr>
+        <w:t>接收光路三维图</w:t>
+      </w:r>
+    </w:p>
+    <w:p/>
+    <w:p>
+      <w:r>
+        <w:rPr>
+          <w:rFonts w:hint="eastAsia"/>
+        </w:rPr>
+        <w:t xml:space="preserve">3.3 </w:t>
       </w:r>
       <w:r>
         <w:rPr>
@@ -4851,13 +4928,7 @@
         <w:t>非球面光学优化</w:t>
       </w:r>
     </w:p>
-    <w:p>
-      <w:pPr>
-        <w:rPr>
-          <w:rFonts w:hint="eastAsia"/>
-        </w:rPr>
-      </w:pPr>
-    </w:p>
+    <w:p/>
     <w:sectPr>
       <w:pgSz w:w="12240" w:h="15840"/>
       <w:pgMar w:top="1440" w:right="1440" w:bottom="1440" w:left="1440" w:header="720" w:footer="720" w:gutter="0"/>
@@ -5693,6 +5764,7 @@
   <w:style w:type="character" w:default="1" w:styleId="a0">
     <w:name w:val="Default Paragraph Font"/>
     <w:uiPriority w:val="1"/>
+    <w:semiHidden/>
     <w:unhideWhenUsed/>
   </w:style>
   <w:style w:type="table" w:default="1" w:styleId="a1">

--- a/China/CT/MIR 光学透镜设计.docx
+++ b/China/CT/MIR 光学透镜设计.docx
@@ -1,9 +1,12 @@
 
 <file path=word/document.xml><?xml version="1.0" encoding="utf-8"?>
-<w:document xmlns:wpc="http://schemas.microsoft.com/office/word/2010/wordprocessingCanvas" xmlns:cx="http://schemas.microsoft.com/office/drawing/2014/chartex" xmlns:cx1="http://schemas.microsoft.com/office/drawing/2015/9/8/chartex" xmlns:cx2="http://schemas.microsoft.com/office/drawing/2015/10/21/chartex" xmlns:cx3="http://schemas.microsoft.com/office/drawing/2016/5/9/chartex" xmlns:cx4="http://schemas.microsoft.com/office/drawing/2016/5/10/chartex" xmlns:cx5="http://schemas.microsoft.com/office/drawing/2016/5/11/chartex" xmlns:cx6="http://schemas.microsoft.com/office/drawing/2016/5/12/chartex" xmlns:cx7="http://schemas.microsoft.com/office/drawing/2016/5/13/chartex" xmlns:cx8="http://schemas.microsoft.com/office/drawing/2016/5/14/chartex" xmlns:mc="http://schemas.openxmlformats.org/markup-compatibility/2006" xmlns:aink="http://schemas.microsoft.com/office/drawing/2016/ink" xmlns:am3d="http://schemas.microsoft.com/office/drawing/2017/model3d" xmlns:o="urn:schemas-microsoft-com:office:office" xmlns:oel="http://schemas.microsoft.com/office/2019/extlst" xmlns:r="http://schemas.openxmlformats.org/officeDocument/2006/relationships" xmlns:m="http://schemas.openxmlformats.org/officeDocument/2006/math" xmlns:v="urn:schemas-microsoft-com:vml" xmlns:wp14="http://schemas.microsoft.com/office/word/2010/wordprocessingDrawing" xmlns:wp="http://schemas.openxmlformats.org/drawingml/2006/wordprocessingDrawing" xmlns:w10="urn:schemas-microsoft-com:office:word" xmlns:w="http://schemas.openxmlformats.org/wordprocessingml/2006/main" xmlns:w14="http://schemas.microsoft.com/office/word/2010/wordml" xmlns:w15="http://schemas.microsoft.com/office/word/2012/wordml" xmlns:w16cex="http://schemas.microsoft.com/office/word/2018/wordml/cex" xmlns:w16cid="http://schemas.microsoft.com/office/word/2016/wordml/cid" xmlns:w16="http://schemas.microsoft.com/office/word/2018/wordml" xmlns:w16du="http://schemas.microsoft.com/office/word/2023/wordml/word16du" xmlns:w16sdtdh="http://schemas.microsoft.com/office/word/2020/wordml/sdtdatahash" xmlns:w16sdtfl="http://schemas.microsoft.com/office/word/2024/wordml/sdtformatlock" xmlns:w16se="http://schemas.microsoft.com/office/word/2015/wordml/symex" xmlns:wpg="http://schemas.microsoft.com/office/word/2010/wordprocessingGroup" xmlns:wpi="http://schemas.microsoft.com/office/word/2010/wordprocessingInk" xmlns:wne="http://schemas.microsoft.com/office/word/2006/wordml" xmlns:wps="http://schemas.microsoft.com/office/word/2010/wordprocessingShape" mc:Ignorable="w14 w15 w16se w16cid w16 w16cex w16sdtdh w16sdtfl w16du wp14">
+<w:document xmlns:wpc="http://schemas.microsoft.com/office/word/2010/wordprocessingCanvas" xmlns:cx="http://schemas.microsoft.com/office/drawing/2014/chartex" xmlns:cx1="http://schemas.microsoft.com/office/drawing/2015/9/8/chartex" xmlns:cx2="http://schemas.microsoft.com/office/drawing/2015/10/21/chartex" xmlns:cx3="http://schemas.microsoft.com/office/drawing/2016/5/9/chartex" xmlns:cx4="http://schemas.microsoft.com/office/drawing/2016/5/10/chartex" xmlns:cx5="http://schemas.microsoft.com/office/drawing/2016/5/11/chartex" xmlns:cx6="http://schemas.microsoft.com/office/drawing/2016/5/12/chartex" xmlns:cx7="http://schemas.microsoft.com/office/drawing/2016/5/13/chartex" xmlns:cx8="http://schemas.microsoft.com/office/drawing/2016/5/14/chartex" xmlns:mc="http://schemas.openxmlformats.org/markup-compatibility/2006" xmlns:aink="http://schemas.microsoft.com/office/drawing/2016/ink" xmlns:am3d="http://schemas.microsoft.com/office/drawing/2017/model3d" xmlns:o="urn:schemas-microsoft-com:office:office" xmlns:r="http://schemas.openxmlformats.org/officeDocument/2006/relationships" xmlns:m="http://schemas.openxmlformats.org/officeDocument/2006/math" xmlns:v="urn:schemas-microsoft-com:vml" xmlns:wp14="http://schemas.microsoft.com/office/word/2010/wordprocessingDrawing" xmlns:wp="http://schemas.openxmlformats.org/drawingml/2006/wordprocessingDrawing" xmlns:w10="urn:schemas-microsoft-com:office:word" xmlns:w="http://schemas.openxmlformats.org/wordprocessingml/2006/main" xmlns:w14="http://schemas.microsoft.com/office/word/2010/wordml" xmlns:w15="http://schemas.microsoft.com/office/word/2012/wordml" xmlns:w16cid="http://schemas.microsoft.com/office/word/2016/wordml/cid" xmlns:w16se="http://schemas.microsoft.com/office/word/2015/wordml/symex" xmlns:wpg="http://schemas.microsoft.com/office/word/2010/wordprocessingGroup" xmlns:wpi="http://schemas.microsoft.com/office/word/2010/wordprocessingInk" xmlns:wne="http://schemas.microsoft.com/office/word/2006/wordml" xmlns:wps="http://schemas.microsoft.com/office/word/2010/wordprocessingShape" mc:Ignorable="w14 w15 w16se w16cid wp14">
   <w:body>
     <w:p>
       <w:r>
+        <w:t xml:space="preserve">         </w:t>
+      </w:r>
+      <w:r>
         <w:t xml:space="preserve">MIR </w:t>
       </w:r>
       <w:r>
@@ -15,7 +18,7 @@
     </w:p>
     <w:p>
       <w:pPr>
-        <w:pStyle w:val="a7"/>
+        <w:pStyle w:val="ListParagraph"/>
         <w:numPr>
           <w:ilvl w:val="0"/>
           <w:numId w:val="1"/>
@@ -30,7 +33,7 @@
     </w:p>
     <w:p>
       <w:pPr>
-        <w:pStyle w:val="a7"/>
+        <w:pStyle w:val="ListParagraph"/>
         <w:numPr>
           <w:ilvl w:val="0"/>
           <w:numId w:val="1"/>
@@ -45,7 +48,7 @@
     </w:p>
     <w:p>
       <w:pPr>
-        <w:pStyle w:val="a7"/>
+        <w:pStyle w:val="ListParagraph"/>
         <w:numPr>
           <w:ilvl w:val="0"/>
           <w:numId w:val="1"/>
@@ -72,7 +75,7 @@
     </w:p>
     <w:p>
       <w:pPr>
-        <w:pStyle w:val="a7"/>
+        <w:pStyle w:val="ListParagraph"/>
         <w:numPr>
           <w:ilvl w:val="0"/>
           <w:numId w:val="1"/>
@@ -123,21 +126,7 @@
         <w:rPr>
           <w:rFonts w:hint="eastAsia"/>
         </w:rPr>
-        <w:t>放电参数，等离子体芯</w:t>
-      </w:r>
-      <w:proofErr w:type="gramStart"/>
-      <w:r>
-        <w:rPr>
-          <w:rFonts w:hint="eastAsia"/>
-        </w:rPr>
-        <w:t>部弦平均</w:t>
-      </w:r>
-      <w:proofErr w:type="gramEnd"/>
-      <w:r>
-        <w:rPr>
-          <w:rFonts w:hint="eastAsia"/>
-        </w:rPr>
-        <w:t>密度约为</w:t>
+        <w:t>放电参数，等离子体芯部弦平均密度约为</w:t>
       </w:r>
       <m:oMath>
         <m:r>
@@ -234,7 +223,6 @@
         </w:rPr>
         <w:t>与</w:t>
       </w:r>
-      <w:proofErr w:type="gramStart"/>
       <w:r>
         <w:rPr>
           <w:rFonts w:hint="eastAsia"/>
@@ -245,14 +233,7 @@
         <w:rPr>
           <w:rFonts w:hint="eastAsia"/>
         </w:rPr>
-        <w:t>半径</w:t>
-      </w:r>
-      <w:proofErr w:type="gramEnd"/>
-      <w:r>
-        <w:rPr>
-          <w:rFonts w:hint="eastAsia"/>
-        </w:rPr>
-        <w:t>满足二次函数关系，芯部密度</w:t>
+        <w:t>半径满足二次函数关系，芯部密度</w:t>
       </w:r>
       <m:oMath>
         <m:sSub>
@@ -492,21 +473,34 @@
     </w:p>
     <w:p>
       <w:pPr>
-        <w:pStyle w:val="a9"/>
+        <w:pStyle w:val="Caption"/>
         <w:jc w:val="center"/>
       </w:pPr>
       <w:bookmarkStart w:id="0" w:name="_Ref220601333"/>
       <w:r>
         <w:t xml:space="preserve">Figure </w:t>
       </w:r>
-      <w:fldSimple w:instr=" SEQ Figure \* ARABIC ">
-        <w:r>
-          <w:rPr>
-            <w:noProof/>
-          </w:rPr>
-          <w:t>1</w:t>
-        </w:r>
-      </w:fldSimple>
+      <w:r>
+        <w:fldChar w:fldCharType="begin"/>
+      </w:r>
+      <w:r>
+        <w:instrText xml:space="preserve"> SEQ Figure \* ARABIC </w:instrText>
+      </w:r>
+      <w:r>
+        <w:fldChar w:fldCharType="separate"/>
+      </w:r>
+      <w:r>
+        <w:rPr>
+          <w:noProof/>
+        </w:rPr>
+        <w:t>1</w:t>
+      </w:r>
+      <w:r>
+        <w:rPr>
+          <w:noProof/>
+        </w:rPr>
+        <w:fldChar w:fldCharType="end"/>
+      </w:r>
       <w:bookmarkEnd w:id="0"/>
       <w:r>
         <w:rPr>
@@ -573,21 +567,34 @@
     </w:p>
     <w:p>
       <w:pPr>
-        <w:pStyle w:val="a9"/>
+        <w:pStyle w:val="Caption"/>
         <w:jc w:val="center"/>
       </w:pPr>
       <w:bookmarkStart w:id="1" w:name="_Ref220602337"/>
       <w:r>
         <w:t xml:space="preserve">Figure </w:t>
       </w:r>
-      <w:fldSimple w:instr=" SEQ Figure \* ARABIC ">
-        <w:r>
-          <w:rPr>
-            <w:noProof/>
-          </w:rPr>
-          <w:t>2</w:t>
-        </w:r>
-      </w:fldSimple>
+      <w:r>
+        <w:fldChar w:fldCharType="begin"/>
+      </w:r>
+      <w:r>
+        <w:instrText xml:space="preserve"> SEQ Figure \* ARABIC </w:instrText>
+      </w:r>
+      <w:r>
+        <w:fldChar w:fldCharType="separate"/>
+      </w:r>
+      <w:r>
+        <w:rPr>
+          <w:noProof/>
+        </w:rPr>
+        <w:t>2</w:t>
+      </w:r>
+      <w:r>
+        <w:rPr>
+          <w:noProof/>
+        </w:rPr>
+        <w:fldChar w:fldCharType="end"/>
+      </w:r>
       <w:bookmarkEnd w:id="1"/>
       <w:r>
         <w:t xml:space="preserve">. </w:t>
@@ -657,21 +664,34 @@
     </w:p>
     <w:p>
       <w:pPr>
-        <w:pStyle w:val="a9"/>
+        <w:pStyle w:val="Caption"/>
         <w:jc w:val="center"/>
       </w:pPr>
       <w:bookmarkStart w:id="2" w:name="_Ref220601908"/>
       <w:r>
         <w:t xml:space="preserve">Figure </w:t>
       </w:r>
-      <w:fldSimple w:instr=" SEQ Figure \* ARABIC ">
-        <w:r>
-          <w:rPr>
-            <w:noProof/>
-          </w:rPr>
-          <w:t>3</w:t>
-        </w:r>
-      </w:fldSimple>
+      <w:r>
+        <w:fldChar w:fldCharType="begin"/>
+      </w:r>
+      <w:r>
+        <w:instrText xml:space="preserve"> SEQ Figure \* ARABIC </w:instrText>
+      </w:r>
+      <w:r>
+        <w:fldChar w:fldCharType="separate"/>
+      </w:r>
+      <w:r>
+        <w:rPr>
+          <w:noProof/>
+        </w:rPr>
+        <w:t>3</w:t>
+      </w:r>
+      <w:r>
+        <w:rPr>
+          <w:noProof/>
+        </w:rPr>
+        <w:fldChar w:fldCharType="end"/>
+      </w:r>
       <w:bookmarkEnd w:id="2"/>
       <w:r>
         <w:rPr>
@@ -850,21 +870,7 @@
         <w:rPr>
           <w:rFonts w:hint="eastAsia"/>
         </w:rPr>
-        <w:t>为了将密度延拓至二维平面以获取截止层曲率半径，</w:t>
-      </w:r>
-      <w:proofErr w:type="gramStart"/>
-      <w:r>
-        <w:rPr>
-          <w:rFonts w:hint="eastAsia"/>
-        </w:rPr>
-        <w:t>根据同磁面密度</w:t>
-      </w:r>
-      <w:proofErr w:type="gramEnd"/>
-      <w:r>
-        <w:rPr>
-          <w:rFonts w:hint="eastAsia"/>
-        </w:rPr>
-        <w:t>相同的条件，将密度沿极像磁面分布二维延拓即可得到密度二维分布图。</w:t>
+        <w:t>为了将密度延拓至二维平面以获取截止层曲率半径，根据同磁面密度相同的条件，将密度沿极像磁面分布二维延拓即可得到密度二维分布图。</w:t>
       </w:r>
       <w:r>
         <w:fldChar w:fldCharType="begin"/>
@@ -1253,21 +1259,34 @@
     </w:p>
     <w:p>
       <w:pPr>
-        <w:pStyle w:val="a9"/>
+        <w:pStyle w:val="Caption"/>
         <w:jc w:val="center"/>
       </w:pPr>
       <w:bookmarkStart w:id="3" w:name="_Ref220589824"/>
       <w:r>
         <w:t xml:space="preserve">Figure </w:t>
       </w:r>
-      <w:fldSimple w:instr=" SEQ Figure \* ARABIC ">
-        <w:r>
-          <w:rPr>
-            <w:noProof/>
-          </w:rPr>
-          <w:t>4</w:t>
-        </w:r>
-      </w:fldSimple>
+      <w:r>
+        <w:fldChar w:fldCharType="begin"/>
+      </w:r>
+      <w:r>
+        <w:instrText xml:space="preserve"> SEQ Figure \* ARABIC </w:instrText>
+      </w:r>
+      <w:r>
+        <w:fldChar w:fldCharType="separate"/>
+      </w:r>
+      <w:r>
+        <w:rPr>
+          <w:noProof/>
+        </w:rPr>
+        <w:t>4</w:t>
+      </w:r>
+      <w:r>
+        <w:rPr>
+          <w:noProof/>
+        </w:rPr>
+        <w:fldChar w:fldCharType="end"/>
+      </w:r>
       <w:bookmarkEnd w:id="3"/>
       <w:r>
         <w:rPr>
@@ -1401,21 +1420,7 @@
         <w:rPr>
           <w:rFonts w:hint="eastAsia"/>
         </w:rPr>
-        <w:t>区间截止层曲率拟合，得到截止层曲率</w:t>
-      </w:r>
-      <w:proofErr w:type="gramStart"/>
-      <w:r>
-        <w:rPr>
-          <w:rFonts w:hint="eastAsia"/>
-        </w:rPr>
-        <w:t>沿约化半径</w:t>
-      </w:r>
-      <w:proofErr w:type="gramEnd"/>
-      <w:r>
-        <w:rPr>
-          <w:rFonts w:hint="eastAsia"/>
-        </w:rPr>
-        <w:t>的分布，如</w:t>
+        <w:t>区间截止层曲率拟合，得到截止层曲率沿约化半径的分布，如</w:t>
       </w:r>
       <w:r>
         <w:fldChar w:fldCharType="begin"/>
@@ -1547,7 +1552,7 @@
     </w:p>
     <w:p>
       <w:pPr>
-        <w:pStyle w:val="a9"/>
+        <w:pStyle w:val="Caption"/>
         <w:jc w:val="center"/>
       </w:pPr>
       <w:bookmarkStart w:id="4" w:name="_Ref220606795"/>
@@ -1555,14 +1560,27 @@
       <w:r>
         <w:t xml:space="preserve">Figure </w:t>
       </w:r>
-      <w:fldSimple w:instr=" SEQ Figure \* ARABIC ">
-        <w:r>
-          <w:rPr>
-            <w:noProof/>
-          </w:rPr>
-          <w:t>5</w:t>
-        </w:r>
-      </w:fldSimple>
+      <w:r>
+        <w:fldChar w:fldCharType="begin"/>
+      </w:r>
+      <w:r>
+        <w:instrText xml:space="preserve"> SEQ Figure \* ARABIC </w:instrText>
+      </w:r>
+      <w:r>
+        <w:fldChar w:fldCharType="separate"/>
+      </w:r>
+      <w:r>
+        <w:rPr>
+          <w:noProof/>
+        </w:rPr>
+        <w:t>5</w:t>
+      </w:r>
+      <w:r>
+        <w:rPr>
+          <w:noProof/>
+        </w:rPr>
+        <w:fldChar w:fldCharType="end"/>
+      </w:r>
       <w:bookmarkEnd w:id="4"/>
       <w:r>
         <w:rPr>
@@ -1571,7 +1589,15 @@
         <w:t>.</w:t>
       </w:r>
       <w:r>
-        <w:t xml:space="preserve"> (a)z=[-0.4 0.4]m </w:t>
+        <w:t xml:space="preserve"> (a)z</w:t>
+      </w:r>
+      <w:proofErr w:type="gramStart"/>
+      <w:r>
+        <w:t>=[</w:t>
+      </w:r>
+      <w:proofErr w:type="gramEnd"/>
+      <w:r>
+        <w:t xml:space="preserve">-0.4 0.4]m </w:t>
       </w:r>
       <w:r>
         <w:rPr>
@@ -1592,21 +1618,7 @@
         <w:rPr>
           <w:rFonts w:hint="eastAsia"/>
         </w:rPr>
-        <w:t>截止曲率</w:t>
-      </w:r>
-      <w:proofErr w:type="gramStart"/>
-      <w:r>
-        <w:rPr>
-          <w:rFonts w:hint="eastAsia"/>
-        </w:rPr>
-        <w:t>沿约化半径</w:t>
-      </w:r>
-      <w:proofErr w:type="gramEnd"/>
-      <w:r>
-        <w:rPr>
-          <w:rFonts w:hint="eastAsia"/>
-        </w:rPr>
-        <w:t>分布</w:t>
+        <w:t>截止曲率沿约化半径分布</w:t>
       </w:r>
       <w:bookmarkEnd w:id="5"/>
     </w:p>
@@ -1651,7 +1663,6 @@
         <w:t xml:space="preserve"> y =</w:t>
       </w:r>
       <w:proofErr w:type="spellStart"/>
-      <w:proofErr w:type="gramStart"/>
       <w:r>
         <w:rPr>
           <w:rFonts w:hint="eastAsia"/>
@@ -1663,14 +1674,7 @@
         <w:rPr>
           <w:rFonts w:hint="eastAsia"/>
         </w:rPr>
-        <w:t>(</w:t>
-      </w:r>
-      <w:proofErr w:type="gramEnd"/>
-      <w:r>
-        <w:rPr>
-          <w:rFonts w:hint="eastAsia"/>
-        </w:rPr>
-        <w:t>-146,146,12) mm</w:t>
+        <w:t>(-146,146,12) mm</w:t>
       </w:r>
     </w:p>
     <w:p>
@@ -1786,20 +1790,33 @@
     </w:p>
     <w:p>
       <w:pPr>
-        <w:pStyle w:val="a9"/>
+        <w:pStyle w:val="Caption"/>
         <w:jc w:val="center"/>
       </w:pPr>
       <w:r>
         <w:t xml:space="preserve">Figure </w:t>
       </w:r>
-      <w:fldSimple w:instr=" SEQ Figure \* ARABIC ">
-        <w:r>
-          <w:rPr>
-            <w:noProof/>
-          </w:rPr>
-          <w:t>6</w:t>
-        </w:r>
-      </w:fldSimple>
+      <w:r>
+        <w:fldChar w:fldCharType="begin"/>
+      </w:r>
+      <w:r>
+        <w:instrText xml:space="preserve"> SEQ Figure \* ARABIC </w:instrText>
+      </w:r>
+      <w:r>
+        <w:fldChar w:fldCharType="separate"/>
+      </w:r>
+      <w:r>
+        <w:rPr>
+          <w:noProof/>
+        </w:rPr>
+        <w:t>6</w:t>
+      </w:r>
+      <w:r>
+        <w:rPr>
+          <w:noProof/>
+        </w:rPr>
+        <w:fldChar w:fldCharType="end"/>
+      </w:r>
       <w:r>
         <w:rPr>
           <w:rFonts w:hint="eastAsia"/>
@@ -1815,7 +1832,7 @@
     </w:p>
     <w:p>
       <w:pPr>
-        <w:pStyle w:val="a7"/>
+        <w:pStyle w:val="ListParagraph"/>
         <w:numPr>
           <w:ilvl w:val="0"/>
           <w:numId w:val="2"/>
@@ -1848,7 +1865,7 @@
     </w:p>
     <w:p>
       <w:pPr>
-        <w:pStyle w:val="a7"/>
+        <w:pStyle w:val="ListParagraph"/>
         <w:numPr>
           <w:ilvl w:val="0"/>
           <w:numId w:val="2"/>
@@ -1922,19 +1939,11 @@
         </w:rPr>
         <w:t xml:space="preserve">y=[-0.15 0.15]m . </w:t>
       </w:r>
-      <w:proofErr w:type="gramStart"/>
-      <w:r>
-        <w:rPr>
-          <w:rFonts w:hint="eastAsia"/>
-        </w:rPr>
-        <w:t>取最后</w:t>
-      </w:r>
-      <w:proofErr w:type="gramEnd"/>
-      <w:r>
-        <w:rPr>
-          <w:rFonts w:hint="eastAsia"/>
-        </w:rPr>
-        <w:t>一块</w:t>
+      <w:r>
+        <w:rPr>
+          <w:rFonts w:hint="eastAsia"/>
+        </w:rPr>
+        <w:t>取最后一块</w:t>
       </w:r>
       <w:r>
         <w:rPr>
@@ -2620,7 +2629,16 @@
           <w:rFonts w:ascii="Cambria Math" w:hAnsi="Cambria Math" w:hint="eastAsia"/>
           <w:iCs/>
         </w:rPr>
-        <w:t>处，得到的结果如图所示</w:t>
+        <w:t>处，得到的结果如图所</w:t>
+      </w:r>
+      <w:bookmarkStart w:id="6" w:name="_GoBack"/>
+      <w:bookmarkEnd w:id="6"/>
+      <w:r>
+        <w:rPr>
+          <w:rFonts w:ascii="Cambria Math" w:hAnsi="Cambria Math" w:hint="eastAsia"/>
+          <w:iCs/>
+        </w:rPr>
+        <w:t>示</w:t>
       </w:r>
     </w:p>
     <w:p>
@@ -2629,6 +2647,9 @@
         <w:ind w:left="360"/>
       </w:pPr>
       <w:r>
+        <w:rPr>
+          <w:noProof/>
+        </w:rPr>
         <w:drawing>
           <wp:inline distT="0" distB="0" distL="0" distR="0" wp14:anchorId="1D61C223" wp14:editId="7AB0D910">
             <wp:extent cx="5943600" cy="2721610"/>
@@ -2668,20 +2689,33 @@
     </w:p>
     <w:p>
       <w:pPr>
-        <w:pStyle w:val="a9"/>
+        <w:pStyle w:val="Caption"/>
         <w:jc w:val="center"/>
       </w:pPr>
       <w:r>
         <w:t xml:space="preserve">Figure </w:t>
       </w:r>
-      <w:fldSimple w:instr=" SEQ Figure \* ARABIC ">
-        <w:r>
-          <w:rPr>
-            <w:noProof/>
-          </w:rPr>
-          <w:t>7</w:t>
-        </w:r>
-      </w:fldSimple>
+      <w:r>
+        <w:fldChar w:fldCharType="begin"/>
+      </w:r>
+      <w:r>
+        <w:instrText xml:space="preserve"> SEQ Figure \* ARABIC </w:instrText>
+      </w:r>
+      <w:r>
+        <w:fldChar w:fldCharType="separate"/>
+      </w:r>
+      <w:r>
+        <w:rPr>
+          <w:noProof/>
+        </w:rPr>
+        <w:t>7</w:t>
+      </w:r>
+      <w:r>
+        <w:rPr>
+          <w:noProof/>
+        </w:rPr>
+        <w:fldChar w:fldCharType="end"/>
+      </w:r>
       <w:r>
         <w:rPr>
           <w:rFonts w:hint="eastAsia"/>
@@ -2736,83 +2770,69 @@
         <w:rPr>
           <w:rFonts w:hint="eastAsia"/>
         </w:rPr>
-        <w:t>曲面法线的夹角。根据设计要求，天线</w:t>
+        <w:t>曲面法线的夹角。根据设计要求，天线最边缘光线在距离</w:t>
+      </w:r>
+      <w:r>
+        <w:rPr>
+          <w:rFonts w:hint="eastAsia"/>
+        </w:rPr>
+        <w:t xml:space="preserve">1st lens 1.85m </w:t>
+      </w:r>
+      <w:r>
+        <w:rPr>
+          <w:rFonts w:hint="eastAsia"/>
+        </w:rPr>
+        <w:t>处的</w:t>
+      </w:r>
+      <w:r>
+        <w:rPr>
+          <w:rFonts w:hint="eastAsia"/>
+        </w:rPr>
+        <w:t xml:space="preserve">cutoff1 </w:t>
+      </w:r>
+      <w:r>
+        <w:rPr>
+          <w:rFonts w:hint="eastAsia"/>
+        </w:rPr>
+        <w:t>面与截止层曲面的夹角仅为</w:t>
+      </w:r>
+      <w:r>
+        <w:rPr>
+          <w:rFonts w:hint="eastAsia"/>
+        </w:rPr>
+        <w:t xml:space="preserve">0.78 </w:t>
+      </w:r>
+      <w:r>
+        <w:rPr>
+          <w:rFonts w:hint="eastAsia"/>
+        </w:rPr>
+        <w:t>度。这里截止层曲率为</w:t>
+      </w:r>
+      <w:r>
+        <w:rPr>
+          <w:rFonts w:hint="eastAsia"/>
+        </w:rPr>
+        <w:t xml:space="preserve">550 </w:t>
       </w:r>
       <w:proofErr w:type="gramStart"/>
       <w:r>
         <w:rPr>
           <w:rFonts w:hint="eastAsia"/>
         </w:rPr>
-        <w:t>最</w:t>
+        <w:t>mm ,</w:t>
       </w:r>
       <w:proofErr w:type="gramEnd"/>
       <w:r>
         <w:rPr>
           <w:rFonts w:hint="eastAsia"/>
         </w:rPr>
-        <w:t>边缘光线在距离</w:t>
-      </w:r>
-      <w:r>
-        <w:rPr>
-          <w:rFonts w:hint="eastAsia"/>
-        </w:rPr>
-        <w:t xml:space="preserve">1st lens 1.85m </w:t>
-      </w:r>
-      <w:r>
-        <w:rPr>
-          <w:rFonts w:hint="eastAsia"/>
-        </w:rPr>
-        <w:t>处的</w:t>
-      </w:r>
-      <w:r>
-        <w:rPr>
-          <w:rFonts w:hint="eastAsia"/>
-        </w:rPr>
-        <w:t xml:space="preserve">cutoff1 </w:t>
-      </w:r>
-      <w:r>
-        <w:rPr>
-          <w:rFonts w:hint="eastAsia"/>
-        </w:rPr>
-        <w:t>面与截止层曲面的夹角仅为</w:t>
-      </w:r>
-      <w:r>
-        <w:rPr>
-          <w:rFonts w:hint="eastAsia"/>
-        </w:rPr>
-        <w:t xml:space="preserve">0.78 </w:t>
-      </w:r>
-      <w:r>
-        <w:rPr>
-          <w:rFonts w:hint="eastAsia"/>
-        </w:rPr>
-        <w:t>度。这里截止层曲率为</w:t>
-      </w:r>
-      <w:r>
-        <w:rPr>
-          <w:rFonts w:hint="eastAsia"/>
-        </w:rPr>
-        <w:t xml:space="preserve">550 mm , </w:t>
-      </w:r>
-      <w:r>
-        <w:rPr>
-          <w:rFonts w:hint="eastAsia"/>
-        </w:rPr>
-        <w:t>天线</w:t>
-      </w:r>
-      <w:proofErr w:type="gramStart"/>
-      <w:r>
-        <w:rPr>
-          <w:rFonts w:hint="eastAsia"/>
-        </w:rPr>
-        <w:t>最</w:t>
-      </w:r>
-      <w:proofErr w:type="gramEnd"/>
-      <w:r>
-        <w:rPr>
-          <w:rFonts w:hint="eastAsia"/>
-        </w:rPr>
-        <w:t>边缘高度为</w:t>
+        <w:t xml:space="preserve"> </w:t>
+      </w:r>
+      <w:r>
+        <w:rPr>
+          <w:rFonts w:hint="eastAsia"/>
+        </w:rPr>
+        <w:t>天线最边缘高度为</w:t>
       </w:r>
       <w:r>
         <w:rPr>
@@ -2856,9 +2876,6 @@
         <w:tabs>
           <w:tab w:val="left" w:pos="3480"/>
         </w:tabs>
-        <w:rPr>
-          <w:rFonts w:hint="eastAsia"/>
-        </w:rPr>
       </w:pPr>
     </w:p>
     <w:p>
@@ -2867,6 +2884,9 @@
         <w:jc w:val="center"/>
       </w:pPr>
       <w:r>
+        <w:rPr>
+          <w:noProof/>
+        </w:rPr>
         <w:lastRenderedPageBreak/>
         <w:drawing>
           <wp:inline distT="0" distB="0" distL="0" distR="0" wp14:anchorId="4464379A" wp14:editId="24D5249B">
@@ -2907,7 +2927,7 @@
     </w:p>
     <w:p>
       <w:pPr>
-        <w:pStyle w:val="a9"/>
+        <w:pStyle w:val="Caption"/>
         <w:jc w:val="center"/>
       </w:pPr>
       <w:r>
@@ -2931,6 +2951,9 @@
         <w:keepNext/>
       </w:pPr>
       <w:r>
+        <w:rPr>
+          <w:noProof/>
+        </w:rPr>
         <w:drawing>
           <wp:inline distT="0" distB="0" distL="0" distR="0" wp14:anchorId="4A125EF0" wp14:editId="3974FA05">
             <wp:extent cx="5943600" cy="1581150"/>
@@ -2970,23 +2993,33 @@
     </w:p>
     <w:p>
       <w:pPr>
-        <w:pStyle w:val="a9"/>
+        <w:pStyle w:val="Caption"/>
         <w:jc w:val="center"/>
-        <w:rPr>
-          <w:rFonts w:hint="eastAsia"/>
-        </w:rPr>
       </w:pPr>
       <w:r>
         <w:t xml:space="preserve">Figure </w:t>
       </w:r>
-      <w:fldSimple w:instr=" SEQ Figure \* ARABIC ">
-        <w:r>
-          <w:rPr>
-            <w:noProof/>
-          </w:rPr>
-          <w:t>8</w:t>
-        </w:r>
-      </w:fldSimple>
+      <w:r>
+        <w:fldChar w:fldCharType="begin"/>
+      </w:r>
+      <w:r>
+        <w:instrText xml:space="preserve"> SEQ Figure \* ARABIC </w:instrText>
+      </w:r>
+      <w:r>
+        <w:fldChar w:fldCharType="separate"/>
+      </w:r>
+      <w:r>
+        <w:rPr>
+          <w:noProof/>
+        </w:rPr>
+        <w:t>8</w:t>
+      </w:r>
+      <w:r>
+        <w:rPr>
+          <w:noProof/>
+        </w:rPr>
+        <w:fldChar w:fldCharType="end"/>
+      </w:r>
       <w:r>
         <w:rPr>
           <w:rFonts w:hint="eastAsia"/>
@@ -3004,7 +3037,7 @@
       <w:pPr>
         <w:ind w:left="360"/>
         <w:rPr>
-          <w:rFonts w:ascii="Cambria Math" w:hAnsi="Cambria Math" w:hint="eastAsia"/>
+          <w:rFonts w:ascii="Cambria Math" w:hAnsi="Cambria Math"/>
           <w:iCs/>
         </w:rPr>
       </w:pPr>
@@ -3058,7 +3091,7 @@
     </w:p>
     <w:p>
       <w:pPr>
-        <w:pStyle w:val="a7"/>
+        <w:pStyle w:val="ListParagraph"/>
         <w:numPr>
           <w:ilvl w:val="0"/>
           <w:numId w:val="3"/>
@@ -3097,7 +3130,7 @@
     </w:p>
     <w:p>
       <w:pPr>
-        <w:pStyle w:val="a7"/>
+        <w:pStyle w:val="ListParagraph"/>
         <w:numPr>
           <w:ilvl w:val="0"/>
           <w:numId w:val="3"/>
@@ -3130,7 +3163,7 @@
     </w:p>
     <w:p>
       <w:pPr>
-        <w:pStyle w:val="a7"/>
+        <w:pStyle w:val="ListParagraph"/>
         <w:numPr>
           <w:ilvl w:val="0"/>
           <w:numId w:val="3"/>
@@ -3187,13 +3220,7 @@
         <w:t>透镜，实现极向覆盖范围调节</w:t>
       </w:r>
     </w:p>
-    <w:p>
-      <w:pPr>
-        <w:rPr>
-          <w:rFonts w:hint="eastAsia"/>
-        </w:rPr>
-      </w:pPr>
-    </w:p>
+    <w:p/>
     <w:p/>
     <w:p/>
     <w:p/>
@@ -3208,7 +3235,7 @@
 </file>
 
 <file path=word/endnotes.xml><?xml version="1.0" encoding="utf-8"?>
-<w:endnotes xmlns:wpc="http://schemas.microsoft.com/office/word/2010/wordprocessingCanvas" xmlns:cx="http://schemas.microsoft.com/office/drawing/2014/chartex" xmlns:cx1="http://schemas.microsoft.com/office/drawing/2015/9/8/chartex" xmlns:cx2="http://schemas.microsoft.com/office/drawing/2015/10/21/chartex" xmlns:cx3="http://schemas.microsoft.com/office/drawing/2016/5/9/chartex" xmlns:cx4="http://schemas.microsoft.com/office/drawing/2016/5/10/chartex" xmlns:cx5="http://schemas.microsoft.com/office/drawing/2016/5/11/chartex" xmlns:cx6="http://schemas.microsoft.com/office/drawing/2016/5/12/chartex" xmlns:cx7="http://schemas.microsoft.com/office/drawing/2016/5/13/chartex" xmlns:cx8="http://schemas.microsoft.com/office/drawing/2016/5/14/chartex" xmlns:mc="http://schemas.openxmlformats.org/markup-compatibility/2006" xmlns:aink="http://schemas.microsoft.com/office/drawing/2016/ink" xmlns:am3d="http://schemas.microsoft.com/office/drawing/2017/model3d" xmlns:o="urn:schemas-microsoft-com:office:office" xmlns:oel="http://schemas.microsoft.com/office/2019/extlst" xmlns:r="http://schemas.openxmlformats.org/officeDocument/2006/relationships" xmlns:m="http://schemas.openxmlformats.org/officeDocument/2006/math" xmlns:v="urn:schemas-microsoft-com:vml" xmlns:wp14="http://schemas.microsoft.com/office/word/2010/wordprocessingDrawing" xmlns:wp="http://schemas.openxmlformats.org/drawingml/2006/wordprocessingDrawing" xmlns:w10="urn:schemas-microsoft-com:office:word" xmlns:w="http://schemas.openxmlformats.org/wordprocessingml/2006/main" xmlns:w14="http://schemas.microsoft.com/office/word/2010/wordml" xmlns:w15="http://schemas.microsoft.com/office/word/2012/wordml" xmlns:w16cex="http://schemas.microsoft.com/office/word/2018/wordml/cex" xmlns:w16cid="http://schemas.microsoft.com/office/word/2016/wordml/cid" xmlns:w16="http://schemas.microsoft.com/office/word/2018/wordml" xmlns:w16du="http://schemas.microsoft.com/office/word/2023/wordml/word16du" xmlns:w16sdtdh="http://schemas.microsoft.com/office/word/2020/wordml/sdtdatahash" xmlns:w16sdtfl="http://schemas.microsoft.com/office/word/2024/wordml/sdtformatlock" xmlns:w16se="http://schemas.microsoft.com/office/word/2015/wordml/symex" xmlns:wpg="http://schemas.microsoft.com/office/word/2010/wordprocessingGroup" xmlns:wpi="http://schemas.microsoft.com/office/word/2010/wordprocessingInk" xmlns:wne="http://schemas.microsoft.com/office/word/2006/wordml" xmlns:wps="http://schemas.microsoft.com/office/word/2010/wordprocessingShape" mc:Ignorable="w14 w15 w16se w16cid w16 w16cex w16sdtdh w16sdtfl w16du wp14">
+<w:endnotes xmlns:wpc="http://schemas.microsoft.com/office/word/2010/wordprocessingCanvas" xmlns:cx="http://schemas.microsoft.com/office/drawing/2014/chartex" xmlns:cx1="http://schemas.microsoft.com/office/drawing/2015/9/8/chartex" xmlns:cx2="http://schemas.microsoft.com/office/drawing/2015/10/21/chartex" xmlns:cx3="http://schemas.microsoft.com/office/drawing/2016/5/9/chartex" xmlns:cx4="http://schemas.microsoft.com/office/drawing/2016/5/10/chartex" xmlns:cx5="http://schemas.microsoft.com/office/drawing/2016/5/11/chartex" xmlns:cx6="http://schemas.microsoft.com/office/drawing/2016/5/12/chartex" xmlns:cx7="http://schemas.microsoft.com/office/drawing/2016/5/13/chartex" xmlns:cx8="http://schemas.microsoft.com/office/drawing/2016/5/14/chartex" xmlns:mc="http://schemas.openxmlformats.org/markup-compatibility/2006" xmlns:aink="http://schemas.microsoft.com/office/drawing/2016/ink" xmlns:am3d="http://schemas.microsoft.com/office/drawing/2017/model3d" xmlns:o="urn:schemas-microsoft-com:office:office" xmlns:r="http://schemas.openxmlformats.org/officeDocument/2006/relationships" xmlns:m="http://schemas.openxmlformats.org/officeDocument/2006/math" xmlns:v="urn:schemas-microsoft-com:vml" xmlns:wp14="http://schemas.microsoft.com/office/word/2010/wordprocessingDrawing" xmlns:wp="http://schemas.openxmlformats.org/drawingml/2006/wordprocessingDrawing" xmlns:w10="urn:schemas-microsoft-com:office:word" xmlns:w="http://schemas.openxmlformats.org/wordprocessingml/2006/main" xmlns:w14="http://schemas.microsoft.com/office/word/2010/wordml" xmlns:w15="http://schemas.microsoft.com/office/word/2012/wordml" xmlns:w16cid="http://schemas.microsoft.com/office/word/2016/wordml/cid" xmlns:w16se="http://schemas.microsoft.com/office/word/2015/wordml/symex" xmlns:wpg="http://schemas.microsoft.com/office/word/2010/wordprocessingGroup" xmlns:wpi="http://schemas.microsoft.com/office/word/2010/wordprocessingInk" xmlns:wne="http://schemas.microsoft.com/office/word/2006/wordml" xmlns:wps="http://schemas.microsoft.com/office/word/2010/wordprocessingShape" mc:Ignorable="w14 w15 w16se w16cid wp14">
   <w:endnote w:type="separator" w:id="-1">
     <w:p>
       <w:pPr>
@@ -3233,7 +3260,7 @@
 </file>
 
 <file path=word/footnotes.xml><?xml version="1.0" encoding="utf-8"?>
-<w:footnotes xmlns:wpc="http://schemas.microsoft.com/office/word/2010/wordprocessingCanvas" xmlns:cx="http://schemas.microsoft.com/office/drawing/2014/chartex" xmlns:cx1="http://schemas.microsoft.com/office/drawing/2015/9/8/chartex" xmlns:cx2="http://schemas.microsoft.com/office/drawing/2015/10/21/chartex" xmlns:cx3="http://schemas.microsoft.com/office/drawing/2016/5/9/chartex" xmlns:cx4="http://schemas.microsoft.com/office/drawing/2016/5/10/chartex" xmlns:cx5="http://schemas.microsoft.com/office/drawing/2016/5/11/chartex" xmlns:cx6="http://schemas.microsoft.com/office/drawing/2016/5/12/chartex" xmlns:cx7="http://schemas.microsoft.com/office/drawing/2016/5/13/chartex" xmlns:cx8="http://schemas.microsoft.com/office/drawing/2016/5/14/chartex" xmlns:mc="http://schemas.openxmlformats.org/markup-compatibility/2006" xmlns:aink="http://schemas.microsoft.com/office/drawing/2016/ink" xmlns:am3d="http://schemas.microsoft.com/office/drawing/2017/model3d" xmlns:o="urn:schemas-microsoft-com:office:office" xmlns:oel="http://schemas.microsoft.com/office/2019/extlst" xmlns:r="http://schemas.openxmlformats.org/officeDocument/2006/relationships" xmlns:m="http://schemas.openxmlformats.org/officeDocument/2006/math" xmlns:v="urn:schemas-microsoft-com:vml" xmlns:wp14="http://schemas.microsoft.com/office/word/2010/wordprocessingDrawing" xmlns:wp="http://schemas.openxmlformats.org/drawingml/2006/wordprocessingDrawing" xmlns:w10="urn:schemas-microsoft-com:office:word" xmlns:w="http://schemas.openxmlformats.org/wordprocessingml/2006/main" xmlns:w14="http://schemas.microsoft.com/office/word/2010/wordml" xmlns:w15="http://schemas.microsoft.com/office/word/2012/wordml" xmlns:w16cex="http://schemas.microsoft.com/office/word/2018/wordml/cex" xmlns:w16cid="http://schemas.microsoft.com/office/word/2016/wordml/cid" xmlns:w16="http://schemas.microsoft.com/office/word/2018/wordml" xmlns:w16du="http://schemas.microsoft.com/office/word/2023/wordml/word16du" xmlns:w16sdtdh="http://schemas.microsoft.com/office/word/2020/wordml/sdtdatahash" xmlns:w16sdtfl="http://schemas.microsoft.com/office/word/2024/wordml/sdtformatlock" xmlns:w16se="http://schemas.microsoft.com/office/word/2015/wordml/symex" xmlns:wpg="http://schemas.microsoft.com/office/word/2010/wordprocessingGroup" xmlns:wpi="http://schemas.microsoft.com/office/word/2010/wordprocessingInk" xmlns:wne="http://schemas.microsoft.com/office/word/2006/wordml" xmlns:wps="http://schemas.microsoft.com/office/word/2010/wordprocessingShape" mc:Ignorable="w14 w15 w16se w16cid w16 w16cex w16sdtdh w16sdtfl w16du wp14">
+<w:footnotes xmlns:wpc="http://schemas.microsoft.com/office/word/2010/wordprocessingCanvas" xmlns:cx="http://schemas.microsoft.com/office/drawing/2014/chartex" xmlns:cx1="http://schemas.microsoft.com/office/drawing/2015/9/8/chartex" xmlns:cx2="http://schemas.microsoft.com/office/drawing/2015/10/21/chartex" xmlns:cx3="http://schemas.microsoft.com/office/drawing/2016/5/9/chartex" xmlns:cx4="http://schemas.microsoft.com/office/drawing/2016/5/10/chartex" xmlns:cx5="http://schemas.microsoft.com/office/drawing/2016/5/11/chartex" xmlns:cx6="http://schemas.microsoft.com/office/drawing/2016/5/12/chartex" xmlns:cx7="http://schemas.microsoft.com/office/drawing/2016/5/13/chartex" xmlns:cx8="http://schemas.microsoft.com/office/drawing/2016/5/14/chartex" xmlns:mc="http://schemas.openxmlformats.org/markup-compatibility/2006" xmlns:aink="http://schemas.microsoft.com/office/drawing/2016/ink" xmlns:am3d="http://schemas.microsoft.com/office/drawing/2017/model3d" xmlns:o="urn:schemas-microsoft-com:office:office" xmlns:r="http://schemas.openxmlformats.org/officeDocument/2006/relationships" xmlns:m="http://schemas.openxmlformats.org/officeDocument/2006/math" xmlns:v="urn:schemas-microsoft-com:vml" xmlns:wp14="http://schemas.microsoft.com/office/word/2010/wordprocessingDrawing" xmlns:wp="http://schemas.openxmlformats.org/drawingml/2006/wordprocessingDrawing" xmlns:w10="urn:schemas-microsoft-com:office:word" xmlns:w="http://schemas.openxmlformats.org/wordprocessingml/2006/main" xmlns:w14="http://schemas.microsoft.com/office/word/2010/wordml" xmlns:w15="http://schemas.microsoft.com/office/word/2012/wordml" xmlns:w16cid="http://schemas.microsoft.com/office/word/2016/wordml/cid" xmlns:w16se="http://schemas.microsoft.com/office/word/2015/wordml/symex" xmlns:wpg="http://schemas.microsoft.com/office/word/2010/wordprocessingGroup" xmlns:wpi="http://schemas.microsoft.com/office/word/2010/wordprocessingInk" xmlns:wne="http://schemas.microsoft.com/office/word/2006/wordml" xmlns:wps="http://schemas.microsoft.com/office/word/2010/wordprocessingShape" mc:Ignorable="w14 w15 w16se w16cid wp14">
   <w:footnote w:type="separator" w:id="-1">
     <w:p>
       <w:pPr>
@@ -3258,7 +3285,7 @@
 </file>
 
 <file path=word/numbering.xml><?xml version="1.0" encoding="utf-8"?>
-<w:numbering xmlns:wpc="http://schemas.microsoft.com/office/word/2010/wordprocessingCanvas" xmlns:cx="http://schemas.microsoft.com/office/drawing/2014/chartex" xmlns:cx1="http://schemas.microsoft.com/office/drawing/2015/9/8/chartex" xmlns:cx2="http://schemas.microsoft.com/office/drawing/2015/10/21/chartex" xmlns:cx3="http://schemas.microsoft.com/office/drawing/2016/5/9/chartex" xmlns:cx4="http://schemas.microsoft.com/office/drawing/2016/5/10/chartex" xmlns:cx5="http://schemas.microsoft.com/office/drawing/2016/5/11/chartex" xmlns:cx6="http://schemas.microsoft.com/office/drawing/2016/5/12/chartex" xmlns:cx7="http://schemas.microsoft.com/office/drawing/2016/5/13/chartex" xmlns:cx8="http://schemas.microsoft.com/office/drawing/2016/5/14/chartex" xmlns:mc="http://schemas.openxmlformats.org/markup-compatibility/2006" xmlns:aink="http://schemas.microsoft.com/office/drawing/2016/ink" xmlns:am3d="http://schemas.microsoft.com/office/drawing/2017/model3d" xmlns:o="urn:schemas-microsoft-com:office:office" xmlns:oel="http://schemas.microsoft.com/office/2019/extlst" xmlns:r="http://schemas.openxmlformats.org/officeDocument/2006/relationships" xmlns:m="http://schemas.openxmlformats.org/officeDocument/2006/math" xmlns:v="urn:schemas-microsoft-com:vml" xmlns:wp14="http://schemas.microsoft.com/office/word/2010/wordprocessingDrawing" xmlns:wp="http://schemas.openxmlformats.org/drawingml/2006/wordprocessingDrawing" xmlns:w10="urn:schemas-microsoft-com:office:word" xmlns:w="http://schemas.openxmlformats.org/wordprocessingml/2006/main" xmlns:w14="http://schemas.microsoft.com/office/word/2010/wordml" xmlns:w15="http://schemas.microsoft.com/office/word/2012/wordml" xmlns:w16cex="http://schemas.microsoft.com/office/word/2018/wordml/cex" xmlns:w16cid="http://schemas.microsoft.com/office/word/2016/wordml/cid" xmlns:w16="http://schemas.microsoft.com/office/word/2018/wordml" xmlns:w16du="http://schemas.microsoft.com/office/word/2023/wordml/word16du" xmlns:w16sdtdh="http://schemas.microsoft.com/office/word/2020/wordml/sdtdatahash" xmlns:w16sdtfl="http://schemas.microsoft.com/office/word/2024/wordml/sdtformatlock" xmlns:w16se="http://schemas.microsoft.com/office/word/2015/wordml/symex" xmlns:wpg="http://schemas.microsoft.com/office/word/2010/wordprocessingGroup" xmlns:wpi="http://schemas.microsoft.com/office/word/2010/wordprocessingInk" xmlns:wne="http://schemas.microsoft.com/office/word/2006/wordml" xmlns:wps="http://schemas.microsoft.com/office/word/2010/wordprocessingShape" mc:Ignorable="w14 w15 w16se w16cid w16 w16cex w16sdtdh w16sdtfl w16du wp14">
+<w:numbering xmlns:wpc="http://schemas.microsoft.com/office/word/2010/wordprocessingCanvas" xmlns:cx="http://schemas.microsoft.com/office/drawing/2014/chartex" xmlns:cx1="http://schemas.microsoft.com/office/drawing/2015/9/8/chartex" xmlns:cx2="http://schemas.microsoft.com/office/drawing/2015/10/21/chartex" xmlns:cx3="http://schemas.microsoft.com/office/drawing/2016/5/9/chartex" xmlns:cx4="http://schemas.microsoft.com/office/drawing/2016/5/10/chartex" xmlns:cx5="http://schemas.microsoft.com/office/drawing/2016/5/11/chartex" xmlns:cx6="http://schemas.microsoft.com/office/drawing/2016/5/12/chartex" xmlns:cx7="http://schemas.microsoft.com/office/drawing/2016/5/13/chartex" xmlns:cx8="http://schemas.microsoft.com/office/drawing/2016/5/14/chartex" xmlns:mc="http://schemas.openxmlformats.org/markup-compatibility/2006" xmlns:aink="http://schemas.microsoft.com/office/drawing/2016/ink" xmlns:am3d="http://schemas.microsoft.com/office/drawing/2017/model3d" xmlns:o="urn:schemas-microsoft-com:office:office" xmlns:r="http://schemas.openxmlformats.org/officeDocument/2006/relationships" xmlns:m="http://schemas.openxmlformats.org/officeDocument/2006/math" xmlns:v="urn:schemas-microsoft-com:vml" xmlns:wp14="http://schemas.microsoft.com/office/word/2010/wordprocessingDrawing" xmlns:wp="http://schemas.openxmlformats.org/drawingml/2006/wordprocessingDrawing" xmlns:w10="urn:schemas-microsoft-com:office:word" xmlns:w="http://schemas.openxmlformats.org/wordprocessingml/2006/main" xmlns:w14="http://schemas.microsoft.com/office/word/2010/wordml" xmlns:w15="http://schemas.microsoft.com/office/word/2012/wordml" xmlns:w16cid="http://schemas.microsoft.com/office/word/2016/wordml/cid" xmlns:w16se="http://schemas.microsoft.com/office/word/2015/wordml/symex" xmlns:wpg="http://schemas.microsoft.com/office/word/2010/wordprocessingGroup" xmlns:wpi="http://schemas.microsoft.com/office/word/2010/wordprocessingInk" xmlns:wne="http://schemas.microsoft.com/office/word/2006/wordml" xmlns:wps="http://schemas.microsoft.com/office/word/2010/wordprocessingShape" mc:Ignorable="w14 w15 w16se w16cid wp14">
   <w:abstractNum w:abstractNumId="0" w15:restartNumberingAfterBreak="0">
     <w:nsid w:val="32AC40B0"/>
     <w:multiLevelType w:val="hybridMultilevel"/>
@@ -3526,20 +3553,20 @@
       </w:pPr>
     </w:lvl>
   </w:abstractNum>
-  <w:num w:numId="1" w16cid:durableId="602880555">
+  <w:num w:numId="1">
     <w:abstractNumId w:val="0"/>
   </w:num>
-  <w:num w:numId="2" w16cid:durableId="300428339">
+  <w:num w:numId="2">
     <w:abstractNumId w:val="1"/>
   </w:num>
-  <w:num w:numId="3" w16cid:durableId="457115925">
+  <w:num w:numId="3">
     <w:abstractNumId w:val="2"/>
   </w:num>
 </w:numbering>
 </file>
 
 <file path=word/styles.xml><?xml version="1.0" encoding="utf-8"?>
-<w:styles xmlns:mc="http://schemas.openxmlformats.org/markup-compatibility/2006" xmlns:r="http://schemas.openxmlformats.org/officeDocument/2006/relationships" xmlns:w="http://schemas.openxmlformats.org/wordprocessingml/2006/main" xmlns:w14="http://schemas.microsoft.com/office/word/2010/wordml" xmlns:w15="http://schemas.microsoft.com/office/word/2012/wordml" xmlns:w16cex="http://schemas.microsoft.com/office/word/2018/wordml/cex" xmlns:w16cid="http://schemas.microsoft.com/office/word/2016/wordml/cid" xmlns:w16="http://schemas.microsoft.com/office/word/2018/wordml" xmlns:w16du="http://schemas.microsoft.com/office/word/2023/wordml/word16du" xmlns:w16sdtdh="http://schemas.microsoft.com/office/word/2020/wordml/sdtdatahash" xmlns:w16sdtfl="http://schemas.microsoft.com/office/word/2024/wordml/sdtformatlock" xmlns:w16se="http://schemas.microsoft.com/office/word/2015/wordml/symex" mc:Ignorable="w14 w15 w16se w16cid w16 w16cex w16sdtdh w16sdtfl w16du">
+<w:styles xmlns:mc="http://schemas.openxmlformats.org/markup-compatibility/2006" xmlns:r="http://schemas.openxmlformats.org/officeDocument/2006/relationships" xmlns:w="http://schemas.openxmlformats.org/wordprocessingml/2006/main" xmlns:w14="http://schemas.microsoft.com/office/word/2010/wordml" xmlns:w15="http://schemas.microsoft.com/office/word/2012/wordml" xmlns:w16cid="http://schemas.microsoft.com/office/word/2016/wordml/cid" xmlns:w16se="http://schemas.microsoft.com/office/word/2015/wordml/symex" mc:Ignorable="w14 w15 w16se w16cid">
   <w:docDefaults>
     <w:rPrDefault>
       <w:rPr>
@@ -3555,7 +3582,7 @@
       </w:pPr>
     </w:pPrDefault>
   </w:docDefaults>
-  <w:latentStyles w:defLockedState="0" w:defUIPriority="99" w:defSemiHidden="0" w:defUnhideWhenUsed="0" w:defQFormat="0" w:count="376">
+  <w:latentStyles w:defLockedState="0" w:defUIPriority="99" w:defSemiHidden="0" w:defUnhideWhenUsed="0" w:defQFormat="0" w:count="375">
     <w:lsdException w:name="Normal" w:uiPriority="0" w:qFormat="1"/>
     <w:lsdException w:name="heading 1" w:uiPriority="9" w:qFormat="1"/>
     <w:lsdException w:name="heading 2" w:semiHidden="1" w:uiPriority="9" w:unhideWhenUsed="1" w:qFormat="1"/>
@@ -3931,19 +3958,18 @@
     <w:lsdException w:name="Smart Hyperlink" w:semiHidden="1" w:unhideWhenUsed="1"/>
     <w:lsdException w:name="Hashtag" w:semiHidden="1" w:unhideWhenUsed="1"/>
     <w:lsdException w:name="Unresolved Mention" w:semiHidden="1" w:unhideWhenUsed="1"/>
-    <w:lsdException w:name="Smart Link" w:semiHidden="1" w:unhideWhenUsed="1"/>
   </w:latentStyles>
-  <w:style w:type="paragraph" w:default="1" w:styleId="a">
+  <w:style w:type="paragraph" w:default="1" w:styleId="Normal">
     <w:name w:val="Normal"/>
     <w:qFormat/>
   </w:style>
-  <w:style w:type="character" w:default="1" w:styleId="a0">
+  <w:style w:type="character" w:default="1" w:styleId="DefaultParagraphFont">
     <w:name w:val="Default Paragraph Font"/>
     <w:uiPriority w:val="1"/>
     <w:semiHidden/>
     <w:unhideWhenUsed/>
   </w:style>
-  <w:style w:type="table" w:default="1" w:styleId="a1">
+  <w:style w:type="table" w:default="1" w:styleId="TableNormal">
     <w:name w:val="Normal Table"/>
     <w:uiPriority w:val="99"/>
     <w:semiHidden/>
@@ -3958,16 +3984,16 @@
       </w:tblCellMar>
     </w:tblPr>
   </w:style>
-  <w:style w:type="numbering" w:default="1" w:styleId="a2">
+  <w:style w:type="numbering" w:default="1" w:styleId="NoList">
     <w:name w:val="No List"/>
     <w:uiPriority w:val="99"/>
     <w:semiHidden/>
     <w:unhideWhenUsed/>
   </w:style>
-  <w:style w:type="paragraph" w:styleId="a3">
+  <w:style w:type="paragraph" w:styleId="Header">
     <w:name w:val="header"/>
-    <w:basedOn w:val="a"/>
-    <w:link w:val="a4"/>
+    <w:basedOn w:val="Normal"/>
+    <w:link w:val="HeaderChar"/>
     <w:uiPriority w:val="99"/>
     <w:unhideWhenUsed/>
     <w:rsid w:val="00C16B35"/>
@@ -3979,17 +4005,17 @@
       <w:spacing w:after="0" w:line="240" w:lineRule="auto"/>
     </w:pPr>
   </w:style>
-  <w:style w:type="character" w:customStyle="1" w:styleId="a4">
-    <w:name w:val="页眉 字符"/>
-    <w:basedOn w:val="a0"/>
-    <w:link w:val="a3"/>
+  <w:style w:type="character" w:customStyle="1" w:styleId="HeaderChar">
+    <w:name w:val="Header Char"/>
+    <w:basedOn w:val="DefaultParagraphFont"/>
+    <w:link w:val="Header"/>
     <w:uiPriority w:val="99"/>
     <w:rsid w:val="00C16B35"/>
   </w:style>
-  <w:style w:type="paragraph" w:styleId="a5">
+  <w:style w:type="paragraph" w:styleId="Footer">
     <w:name w:val="footer"/>
-    <w:basedOn w:val="a"/>
-    <w:link w:val="a6"/>
+    <w:basedOn w:val="Normal"/>
+    <w:link w:val="FooterChar"/>
     <w:uiPriority w:val="99"/>
     <w:unhideWhenUsed/>
     <w:rsid w:val="00C16B35"/>
@@ -4001,16 +4027,16 @@
       <w:spacing w:after="0" w:line="240" w:lineRule="auto"/>
     </w:pPr>
   </w:style>
-  <w:style w:type="character" w:customStyle="1" w:styleId="a6">
-    <w:name w:val="页脚 字符"/>
-    <w:basedOn w:val="a0"/>
-    <w:link w:val="a5"/>
+  <w:style w:type="character" w:customStyle="1" w:styleId="FooterChar">
+    <w:name w:val="Footer Char"/>
+    <w:basedOn w:val="DefaultParagraphFont"/>
+    <w:link w:val="Footer"/>
     <w:uiPriority w:val="99"/>
     <w:rsid w:val="00C16B35"/>
   </w:style>
-  <w:style w:type="paragraph" w:styleId="a7">
+  <w:style w:type="paragraph" w:styleId="ListParagraph">
     <w:name w:val="List Paragraph"/>
-    <w:basedOn w:val="a"/>
+    <w:basedOn w:val="Normal"/>
     <w:uiPriority w:val="34"/>
     <w:qFormat/>
     <w:rsid w:val="00961ADD"/>
@@ -4019,9 +4045,9 @@
       <w:contextualSpacing/>
     </w:pPr>
   </w:style>
-  <w:style w:type="character" w:styleId="a8">
+  <w:style w:type="character" w:styleId="PlaceholderText">
     <w:name w:val="Placeholder Text"/>
-    <w:basedOn w:val="a0"/>
+    <w:basedOn w:val="DefaultParagraphFont"/>
     <w:uiPriority w:val="99"/>
     <w:semiHidden/>
     <w:rsid w:val="00961ADD"/>
@@ -4029,10 +4055,10 @@
       <w:color w:val="808080"/>
     </w:rPr>
   </w:style>
-  <w:style w:type="paragraph" w:styleId="a9">
+  <w:style w:type="paragraph" w:styleId="Caption">
     <w:name w:val="caption"/>
-    <w:basedOn w:val="a"/>
-    <w:next w:val="a"/>
+    <w:basedOn w:val="Normal"/>
+    <w:next w:val="Normal"/>
     <w:uiPriority w:val="35"/>
     <w:unhideWhenUsed/>
     <w:qFormat/>
@@ -4351,7 +4377,7 @@
 </file>
 
 <file path=customXml/itemProps1.xml><?xml version="1.0" encoding="utf-8"?>
-<ds:datastoreItem xmlns:ds="http://schemas.openxmlformats.org/officeDocument/2006/customXml" ds:itemID="{72E93833-CD49-4A0C-91E2-3B3F5E3CB8C5}">
+<ds:datastoreItem xmlns:ds="http://schemas.openxmlformats.org/officeDocument/2006/customXml" ds:itemID="{F0A182EA-57F7-4489-9720-4C630749E7D3}">
   <ds:schemaRefs>
     <ds:schemaRef ds:uri="http://schemas.openxmlformats.org/officeDocument/2006/bibliography"/>
   </ds:schemaRefs>
